--- a/2do-semestre/programacion-ii/proyectos/ProyectoFinal/08_reporte_final.docx
+++ b/2do-semestre/programacion-ii/proyectos/ProyectoFinal/08_reporte_final.docx
@@ -2,1097 +2,43 @@
 <file path=word/document.xml><?xml version="1.0" encoding="utf-8"?>
 <w:document xmlns:wpc="http://schemas.microsoft.com/office/word/2010/wordprocessingCanvas" xmlns:cx="http://schemas.microsoft.com/office/drawing/2014/chartex" xmlns:cx1="http://schemas.microsoft.com/office/drawing/2015/9/8/chartex" xmlns:cx2="http://schemas.microsoft.com/office/drawing/2015/10/21/chartex" xmlns:cx3="http://schemas.microsoft.com/office/drawing/2016/5/9/chartex" xmlns:cx4="http://schemas.microsoft.com/office/drawing/2016/5/10/chartex" xmlns:cx5="http://schemas.microsoft.com/office/drawing/2016/5/11/chartex" xmlns:cx6="http://schemas.microsoft.com/office/drawing/2016/5/12/chartex" xmlns:cx7="http://schemas.microsoft.com/office/drawing/2016/5/13/chartex" xmlns:cx8="http://schemas.microsoft.com/office/drawing/2016/5/14/chartex" xmlns:mc="http://schemas.openxmlformats.org/markup-compatibility/2006" xmlns:aink="http://schemas.microsoft.com/office/drawing/2016/ink" xmlns:am3d="http://schemas.microsoft.com/office/drawing/2017/model3d" xmlns:o="urn:schemas-microsoft-com:office:office" xmlns:oel="http://schemas.microsoft.com/office/2019/extlst" xmlns:r="http://schemas.openxmlformats.org/officeDocument/2006/relationships" xmlns:m="http://schemas.openxmlformats.org/officeDocument/2006/math" xmlns:v="urn:schemas-microsoft-com:vml" xmlns:wp14="http://schemas.microsoft.com/office/word/2010/wordprocessingDrawing" xmlns:wp="http://schemas.openxmlformats.org/drawingml/2006/wordprocessingDrawing" xmlns:w10="urn:schemas-microsoft-com:office:word" xmlns:w="http://schemas.openxmlformats.org/wordprocessingml/2006/main" xmlns:w14="http://schemas.microsoft.com/office/word/2010/wordml" xmlns:w15="http://schemas.microsoft.com/office/word/2012/wordml" xmlns:w16cex="http://schemas.microsoft.com/office/word/2018/wordml/cex" xmlns:w16cid="http://schemas.microsoft.com/office/word/2016/wordml/cid" xmlns:w16="http://schemas.microsoft.com/office/word/2018/wordml" xmlns:w16du="http://schemas.microsoft.com/office/word/2023/wordml/word16du" xmlns:w16sdtdh="http://schemas.microsoft.com/office/word/2020/wordml/sdtdatahash" xmlns:w16sdtfl="http://schemas.microsoft.com/office/word/2024/wordml/sdtformatlock" xmlns:w16se="http://schemas.microsoft.com/office/word/2015/wordml/symex" xmlns:wpg="http://schemas.microsoft.com/office/word/2010/wordprocessingGroup" xmlns:wpi="http://schemas.microsoft.com/office/word/2010/wordprocessingInk" xmlns:wne="http://schemas.microsoft.com/office/word/2006/wordml" xmlns:wps="http://schemas.microsoft.com/office/word/2010/wordprocessingShape" mc:Ignorable="w14 w15 w16se w16cid w16 w16cex w16sdtdh w16sdtfl w16du wp14">
   <w:body>
-    <w:tbl>
-      <w:tblPr>
-        <w:tblW w:w="0" w:type="auto"/>
-        <w:tblLook w:val="04A0" w:firstRow="1" w:lastRow="0" w:firstColumn="1" w:lastColumn="0" w:noHBand="0" w:noVBand="1"/>
-      </w:tblPr>
-      <w:tblGrid>
-        <w:gridCol w:w="1540"/>
-        <w:gridCol w:w="8540"/>
-      </w:tblGrid>
-      <w:tr>
-        <w:tc>
-          <w:tcPr>
-            <w:tcW w:w="1300" w:type="dxa"/>
-            <w:vAlign w:val="center"/>
-          </w:tcPr>
-          <w:p>
-            <w:pPr>
-              <w:jc w:val="center"/>
-            </w:pPr>
-            <w:r>
-              <w:rPr>
-                <w:noProof/>
-              </w:rPr>
-              <w:drawing>
-                <wp:inline distT="0" distB="0" distL="0" distR="0" wp14:anchorId="1C3858B4" wp14:editId="38AFACCF">
-                  <wp:extent cx="841248" cy="841248"/>
-                  <wp:effectExtent l="0" t="0" r="0" b="0"/>
-                  <wp:docPr id="1" name="Picture 1"/>
-                  <wp:cNvGraphicFramePr>
-                    <a:graphicFrameLocks xmlns:a="http://schemas.openxmlformats.org/drawingml/2006/main" noChangeAspect="1"/>
-                  </wp:cNvGraphicFramePr>
-                  <a:graphic xmlns:a="http://schemas.openxmlformats.org/drawingml/2006/main">
-                    <a:graphicData uri="http://schemas.openxmlformats.org/drawingml/2006/picture">
-                      <pic:pic xmlns:pic="http://schemas.openxmlformats.org/drawingml/2006/picture">
-                        <pic:nvPicPr>
-                          <pic:cNvPr id="0" name="logo_udeg_flat.png"/>
-                          <pic:cNvPicPr/>
-                        </pic:nvPicPr>
-                        <pic:blipFill>
-                          <a:blip r:embed="rId6"/>
-                          <a:stretch>
-                            <a:fillRect/>
-                          </a:stretch>
-                        </pic:blipFill>
-                        <pic:spPr>
-                          <a:xfrm>
-                            <a:off x="0" y="0"/>
-                            <a:ext cx="841248" cy="841248"/>
-                          </a:xfrm>
-                          <a:prstGeom prst="rect">
-                            <a:avLst/>
-                          </a:prstGeom>
-                        </pic:spPr>
-                      </pic:pic>
-                    </a:graphicData>
-                  </a:graphic>
-                </wp:inline>
-              </w:drawing>
-            </w:r>
-          </w:p>
-        </w:tc>
-        <w:tc>
-          <w:tcPr>
-            <w:tcW w:w="8780" w:type="dxa"/>
-            <w:vAlign w:val="center"/>
-          </w:tcPr>
-          <w:p>
-            <w:pPr>
-              <w:spacing w:before="20" w:after="20"/>
-              <w:rPr>
-                <w:lang w:val="es-MX"/>
-              </w:rPr>
-            </w:pPr>
-            <w:r>
-              <w:rPr>
-                <w:b/>
-                <w:color w:val="1A237E"/>
-                <w:sz w:val="24"/>
-                <w:lang w:val="es-MX"/>
-              </w:rPr>
-              <w:t>Universidad de Guadalajara</w:t>
-            </w:r>
-          </w:p>
-          <w:p>
-            <w:pPr>
-              <w:spacing w:before="20" w:after="20"/>
-              <w:rPr>
-                <w:lang w:val="es-MX"/>
-              </w:rPr>
-            </w:pPr>
-            <w:r>
-              <w:rPr>
-                <w:color w:val="1A237E"/>
-                <w:lang w:val="es-MX"/>
-              </w:rPr>
-              <w:t>Centro Universitario de Ciencias Económico-Administrativas</w:t>
-            </w:r>
-          </w:p>
-          <w:p>
-            <w:pPr>
-              <w:spacing w:before="20" w:after="20"/>
-              <w:rPr>
-                <w:lang w:val="es-MX"/>
-              </w:rPr>
-            </w:pPr>
-            <w:r>
-              <w:rPr>
-                <w:color w:val="1A237E"/>
-                <w:lang w:val="es-MX"/>
-              </w:rPr>
-              <w:t>Maestría en Ciencias de los Datos | 2° Semestre</w:t>
-            </w:r>
-          </w:p>
-          <w:p>
-            <w:pPr>
-              <w:spacing w:before="20" w:after="20"/>
-              <w:rPr>
-                <w:lang w:val="es-MX"/>
-              </w:rPr>
-            </w:pPr>
-            <w:r>
-              <w:rPr>
-                <w:color w:val="1A237E"/>
-                <w:lang w:val="es-MX"/>
-              </w:rPr>
-              <w:t>Materia: [NOMBRE DE LA MATERIA]</w:t>
-            </w:r>
-          </w:p>
-        </w:tc>
-      </w:tr>
-    </w:tbl>
     <w:p>
       <w:pPr>
-        <w:pBdr>
-          <w:bottom w:val="single" w:sz="6" w:space="1" w:color="F9A825"/>
-        </w:pBdr>
-        <w:spacing w:before="40" w:after="40"/>
-        <w:rPr>
-          <w:lang w:val="es-MX"/>
-        </w:rPr>
-      </w:pPr>
-    </w:p>
-    <w:p>
-      <w:pPr>
-        <w:pBdr>
-          <w:bottom w:val="single" w:sz="18" w:space="1" w:color="1A237E"/>
-        </w:pBdr>
-        <w:spacing w:before="80" w:after="40"/>
-        <w:rPr>
-          <w:b/>
-          <w:color w:val="1A237E"/>
-          <w:sz w:val="30"/>
-          <w:lang w:val="es-MX"/>
-        </w:rPr>
+        <w:jc w:val="center"/>
       </w:pPr>
       <w:r>
-        <w:rPr>
-          <w:b/>
-          <w:color w:val="1A237E"/>
-          <w:sz w:val="30"/>
-          <w:lang w:val="es-MX"/>
-        </w:rPr>
-        <w:t>[Título de la actividad]</w:t>
-      </w:r>
-    </w:p>
-    <w:p>
-      <w:pPr>
-        <w:pBdr>
-          <w:bottom w:val="single" w:sz="6" w:space="1" w:color="F9A825"/>
-        </w:pBdr>
-        <w:spacing w:before="40" w:after="40"/>
-        <w:rPr>
-          <w:lang w:val="es-MX"/>
-        </w:rPr>
-      </w:pPr>
-    </w:p>
-    <w:tbl>
-      <w:tblPr>
-        <w:tblStyle w:val="TableGrid"/>
-        <w:tblW w:w="0" w:type="auto"/>
-        <w:tblLook w:val="04A0" w:firstRow="1" w:lastRow="0" w:firstColumn="1" w:lastColumn="0" w:noHBand="0" w:noVBand="1"/>
-      </w:tblPr>
-      <w:tblGrid>
-        <w:gridCol w:w="1799"/>
-        <w:gridCol w:w="8271"/>
-      </w:tblGrid>
-      <w:tr>
-        <w:tc>
-          <w:tcPr>
-            <w:tcW w:w="1800" w:type="dxa"/>
-            <w:shd w:val="clear" w:color="auto" w:fill="E8EAF6"/>
-          </w:tcPr>
-          <w:p>
-            <w:pPr>
-              <w:spacing w:before="40" w:after="40"/>
-            </w:pPr>
-            <w:proofErr w:type="spellStart"/>
-            <w:r>
-              <w:rPr>
-                <w:b/>
-                <w:color w:val="1A237E"/>
-              </w:rPr>
-              <w:t>Alumno</w:t>
-            </w:r>
-            <w:proofErr w:type="spellEnd"/>
-            <w:r>
-              <w:rPr>
-                <w:b/>
-                <w:color w:val="1A237E"/>
-              </w:rPr>
-              <w:t>:</w:t>
-            </w:r>
-          </w:p>
-        </w:tc>
-        <w:tc>
-          <w:tcPr>
-            <w:tcW w:w="8280" w:type="dxa"/>
-            <w:shd w:val="clear" w:color="auto" w:fill="E8EAF6"/>
-          </w:tcPr>
-          <w:p>
-            <w:pPr>
-              <w:spacing w:before="40" w:after="40"/>
-            </w:pPr>
-            <w:r>
-              <w:rPr>
-                <w:color w:val="1A237E"/>
-              </w:rPr>
-              <w:t>Carlos Pulido Rosas</w:t>
-            </w:r>
-          </w:p>
-        </w:tc>
-      </w:tr>
-      <w:tr>
-        <w:tc>
-          <w:tcPr>
-            <w:tcW w:w="1800" w:type="dxa"/>
-            <w:shd w:val="clear" w:color="auto" w:fill="E8EAF6"/>
-          </w:tcPr>
-          <w:p>
-            <w:pPr>
-              <w:spacing w:before="40" w:after="40"/>
-            </w:pPr>
-            <w:r>
-              <w:rPr>
-                <w:b/>
-                <w:color w:val="1A237E"/>
-              </w:rPr>
-              <w:t>Fecha:</w:t>
-            </w:r>
-          </w:p>
-        </w:tc>
-        <w:tc>
-          <w:tcPr>
-            <w:tcW w:w="8280" w:type="dxa"/>
-            <w:shd w:val="clear" w:color="auto" w:fill="E8EAF6"/>
-          </w:tcPr>
-          <w:p>
-            <w:pPr>
-              <w:spacing w:before="40" w:after="40"/>
-              <w:rPr>
-                <w:lang w:val="es-MX"/>
-              </w:rPr>
-            </w:pPr>
-            <w:r>
-              <w:rPr>
-                <w:color w:val="1A237E"/>
-                <w:lang w:val="es-MX"/>
-              </w:rPr>
-              <w:t>[DD de Mes de AAAA]</w:t>
-            </w:r>
-          </w:p>
-        </w:tc>
-      </w:tr>
-      <w:tr>
-        <w:tc>
-          <w:tcPr>
-            <w:tcW w:w="1800" w:type="dxa"/>
-            <w:shd w:val="clear" w:color="auto" w:fill="E8EAF6"/>
-          </w:tcPr>
-          <w:p>
-            <w:pPr>
-              <w:spacing w:before="40" w:after="40"/>
-            </w:pPr>
-            <w:proofErr w:type="spellStart"/>
-            <w:r>
-              <w:rPr>
-                <w:b/>
-                <w:color w:val="1A237E"/>
-              </w:rPr>
-              <w:t>Actividad</w:t>
-            </w:r>
-            <w:proofErr w:type="spellEnd"/>
-            <w:r>
-              <w:rPr>
-                <w:b/>
-                <w:color w:val="1A237E"/>
-              </w:rPr>
-              <w:t>:</w:t>
-            </w:r>
-          </w:p>
-        </w:tc>
-        <w:tc>
-          <w:tcPr>
-            <w:tcW w:w="8280" w:type="dxa"/>
-            <w:shd w:val="clear" w:color="auto" w:fill="E8EAF6"/>
-          </w:tcPr>
-          <w:p>
-            <w:pPr>
-              <w:spacing w:before="40" w:after="40"/>
-              <w:rPr>
-                <w:lang w:val="es-MX"/>
-              </w:rPr>
-            </w:pPr>
-            <w:r>
-              <w:rPr>
-                <w:color w:val="1A237E"/>
-                <w:lang w:val="es-MX"/>
-              </w:rPr>
-              <w:t>[Nombre de la actividad / tarea]</w:t>
-            </w:r>
-          </w:p>
-        </w:tc>
-      </w:tr>
-      <w:tr>
-        <w:tc>
-          <w:tcPr>
-            <w:tcW w:w="1800" w:type="dxa"/>
-            <w:shd w:val="clear" w:color="auto" w:fill="E8EAF6"/>
-          </w:tcPr>
-          <w:p>
-            <w:pPr>
-              <w:spacing w:before="40" w:after="40"/>
-            </w:pPr>
-            <w:proofErr w:type="spellStart"/>
-            <w:r>
-              <w:rPr>
-                <w:b/>
-                <w:color w:val="1A237E"/>
-              </w:rPr>
-              <w:t>Herramienta</w:t>
-            </w:r>
-            <w:proofErr w:type="spellEnd"/>
-            <w:r>
-              <w:rPr>
-                <w:b/>
-                <w:color w:val="1A237E"/>
-              </w:rPr>
-              <w:t>:</w:t>
-            </w:r>
-          </w:p>
-        </w:tc>
-        <w:tc>
-          <w:tcPr>
-            <w:tcW w:w="8280" w:type="dxa"/>
-            <w:shd w:val="clear" w:color="auto" w:fill="E8EAF6"/>
-          </w:tcPr>
-          <w:p>
-            <w:pPr>
-              <w:spacing w:before="40" w:after="40"/>
-            </w:pPr>
-            <w:r>
-              <w:rPr>
-                <w:color w:val="1A237E"/>
-              </w:rPr>
-              <w:t>[Ej: Apache Hive 2.3.2 / Hadoop 3.3.6]</w:t>
-            </w:r>
-          </w:p>
-        </w:tc>
-      </w:tr>
-      <w:tr>
-        <w:tc>
-          <w:tcPr>
-            <w:tcW w:w="1800" w:type="dxa"/>
-            <w:shd w:val="clear" w:color="auto" w:fill="E8EAF6"/>
-          </w:tcPr>
-          <w:p>
-            <w:pPr>
-              <w:spacing w:before="40" w:after="40"/>
-            </w:pPr>
-            <w:r>
-              <w:rPr>
-                <w:b/>
-                <w:color w:val="1A237E"/>
-              </w:rPr>
-              <w:t>Versión:</w:t>
-            </w:r>
-          </w:p>
-        </w:tc>
-        <w:tc>
-          <w:tcPr>
-            <w:tcW w:w="8280" w:type="dxa"/>
-            <w:shd w:val="clear" w:color="auto" w:fill="E8EAF6"/>
-          </w:tcPr>
-          <w:p>
-            <w:pPr>
-              <w:spacing w:before="40" w:after="40"/>
-            </w:pPr>
-            <w:r>
-              <w:rPr>
-                <w:color w:val="1A237E"/>
-              </w:rPr>
-              <w:t>[Ej: bde2020/hive:2.3.2-postgresql-metastore]</w:t>
-            </w:r>
-          </w:p>
-        </w:tc>
-      </w:tr>
-      <w:tr>
-        <w:tc>
-          <w:tcPr>
-            <w:tcW w:w="1800" w:type="dxa"/>
-            <w:shd w:val="clear" w:color="auto" w:fill="E8EAF6"/>
-          </w:tcPr>
-          <w:p>
-            <w:pPr>
-              <w:spacing w:before="40" w:after="40"/>
-            </w:pPr>
-            <w:r>
-              <w:rPr>
-                <w:b/>
-                <w:color w:val="1A237E"/>
-              </w:rPr>
-              <w:t>Entorno:</w:t>
-            </w:r>
-          </w:p>
-        </w:tc>
-        <w:tc>
-          <w:tcPr>
-            <w:tcW w:w="8280" w:type="dxa"/>
-            <w:shd w:val="clear" w:color="auto" w:fill="E8EAF6"/>
-          </w:tcPr>
-          <w:p>
-            <w:pPr>
-              <w:spacing w:before="40" w:after="40"/>
-              <w:rPr>
-                <w:lang w:val="es-MX"/>
-              </w:rPr>
-            </w:pPr>
-            <w:r>
-              <w:rPr>
-                <w:color w:val="1A237E"/>
-                <w:lang w:val="es-MX"/>
-              </w:rPr>
-              <w:t xml:space="preserve">[Descripción del entorno — </w:t>
-            </w:r>
-            <w:proofErr w:type="spellStart"/>
-            <w:r>
-              <w:rPr>
-                <w:color w:val="1A237E"/>
-                <w:lang w:val="es-MX"/>
-              </w:rPr>
-              <w:t>homelab</w:t>
-            </w:r>
-            <w:proofErr w:type="spellEnd"/>
-            <w:r>
-              <w:rPr>
-                <w:color w:val="1A237E"/>
-                <w:lang w:val="es-MX"/>
-              </w:rPr>
-              <w:t>, Docker, etc.]</w:t>
-            </w:r>
-          </w:p>
-        </w:tc>
-      </w:tr>
-      <w:tr>
-        <w:tc>
-          <w:tcPr>
-            <w:tcW w:w="1800" w:type="dxa"/>
-            <w:shd w:val="clear" w:color="auto" w:fill="E8EAF6"/>
-          </w:tcPr>
-          <w:p>
-            <w:pPr>
-              <w:spacing w:before="40" w:after="40"/>
-            </w:pPr>
-            <w:r>
-              <w:rPr>
-                <w:b/>
-                <w:color w:val="1A237E"/>
-              </w:rPr>
-              <w:t>Dataset:</w:t>
-            </w:r>
-          </w:p>
-        </w:tc>
-        <w:tc>
-          <w:tcPr>
-            <w:tcW w:w="8280" w:type="dxa"/>
-            <w:shd w:val="clear" w:color="auto" w:fill="E8EAF6"/>
-          </w:tcPr>
-          <w:p>
-            <w:pPr>
-              <w:spacing w:before="40" w:after="40"/>
-              <w:rPr>
-                <w:lang w:val="es-MX"/>
-              </w:rPr>
-            </w:pPr>
-            <w:r>
-              <w:rPr>
-                <w:color w:val="1A237E"/>
-                <w:lang w:val="es-MX"/>
-              </w:rPr>
-              <w:t xml:space="preserve">[Nombre y descripción del </w:t>
-            </w:r>
-            <w:proofErr w:type="spellStart"/>
-            <w:r>
-              <w:rPr>
-                <w:color w:val="1A237E"/>
-                <w:lang w:val="es-MX"/>
-              </w:rPr>
-              <w:t>dataset</w:t>
-            </w:r>
-            <w:proofErr w:type="spellEnd"/>
-            <w:r>
-              <w:rPr>
-                <w:color w:val="1A237E"/>
-                <w:lang w:val="es-MX"/>
-              </w:rPr>
-              <w:t>]</w:t>
-            </w:r>
-          </w:p>
-        </w:tc>
-      </w:tr>
-    </w:tbl>
-    <w:p>
-      <w:pPr>
-        <w:rPr>
-          <w:lang w:val="es-MX"/>
-        </w:rPr>
-      </w:pPr>
-    </w:p>
-    <w:p>
-      <w:pPr>
-        <w:rPr>
-          <w:lang w:val="es-MX"/>
-        </w:rPr>
-      </w:pPr>
-    </w:p>
-    <w:p>
-      <w:pPr>
-        <w:pBdr>
-          <w:bottom w:val="single" w:sz="6" w:space="4" w:color="F9A825"/>
-        </w:pBdr>
-        <w:spacing w:before="200" w:after="40"/>
-        <w:rPr>
-          <w:lang w:val="es-MX"/>
-        </w:rPr>
-      </w:pPr>
-      <w:r>
-        <w:rPr>
-          <w:b/>
-          <w:color w:val="1A237E"/>
-          <w:sz w:val="26"/>
-          <w:lang w:val="es-MX"/>
-        </w:rPr>
-        <w:t>1. Introducción</w:t>
-      </w:r>
-    </w:p>
-    <w:p>
-      <w:pPr>
-        <w:spacing w:before="80"/>
-        <w:rPr>
-          <w:lang w:val="es-MX"/>
-        </w:rPr>
-      </w:pPr>
-      <w:r>
-        <w:rPr>
-          <w:color w:val="1A237E"/>
-          <w:lang w:val="es-MX"/>
-        </w:rPr>
-        <w:t>[Describe brevemente el objetivo y contexto de la actividad.]</w:t>
-      </w:r>
-    </w:p>
-    <w:p>
-      <w:pPr>
-        <w:pBdr>
-          <w:bottom w:val="single" w:sz="6" w:space="4" w:color="F9A825"/>
-        </w:pBdr>
-        <w:spacing w:before="200" w:after="40"/>
-        <w:rPr>
-          <w:lang w:val="es-MX"/>
-        </w:rPr>
-      </w:pPr>
-      <w:r>
-        <w:rPr>
-          <w:b/>
-          <w:color w:val="1A237E"/>
-          <w:sz w:val="26"/>
-          <w:lang w:val="es-MX"/>
-        </w:rPr>
-        <w:t>2. Desarrollo</w:t>
-      </w:r>
-    </w:p>
-    <w:p>
-      <w:pPr>
-        <w:spacing w:before="80"/>
-        <w:rPr>
-          <w:lang w:val="es-MX"/>
-        </w:rPr>
-      </w:pPr>
-      <w:r>
-        <w:rPr>
-          <w:color w:val="1A237E"/>
-          <w:lang w:val="es-MX"/>
-        </w:rPr>
-        <w:t>[Describe el procedimiento realizado paso a paso. Agrega subsecciones si es necesario.]</w:t>
-      </w:r>
-    </w:p>
-    <w:p>
-      <w:pPr>
-        <w:spacing w:before="80"/>
-        <w:rPr>
-          <w:lang w:val="es-MX"/>
-        </w:rPr>
-      </w:pPr>
-      <w:r>
-        <w:rPr>
-          <w:color w:val="1A237E"/>
-          <w:lang w:val="es-MX"/>
-        </w:rPr>
-        <w:t xml:space="preserve">Ejemplo de comando o </w:t>
-      </w:r>
-      <w:proofErr w:type="spellStart"/>
-      <w:r>
-        <w:rPr>
-          <w:color w:val="1A237E"/>
-          <w:lang w:val="es-MX"/>
-        </w:rPr>
-        <w:t>query</w:t>
-      </w:r>
-      <w:proofErr w:type="spellEnd"/>
-      <w:r>
-        <w:rPr>
-          <w:color w:val="1A237E"/>
-          <w:lang w:val="es-MX"/>
-        </w:rPr>
-        <w:t xml:space="preserve"> ejecutado:</w:t>
-      </w:r>
-    </w:p>
-    <w:tbl>
-      <w:tblPr>
-        <w:tblStyle w:val="TableGrid"/>
-        <w:tblW w:w="0" w:type="auto"/>
-        <w:tblLook w:val="04A0" w:firstRow="1" w:lastRow="0" w:firstColumn="1" w:lastColumn="0" w:noHBand="0" w:noVBand="1"/>
-      </w:tblPr>
-      <w:tblGrid>
-        <w:gridCol w:w="10070"/>
-      </w:tblGrid>
-      <w:tr>
-        <w:tc>
-          <w:tcPr>
-            <w:tcW w:w="10080" w:type="dxa"/>
-            <w:shd w:val="clear" w:color="auto" w:fill="F0F2FF"/>
-          </w:tcPr>
-          <w:p>
-            <w:pPr>
-              <w:spacing w:before="60" w:after="60"/>
-              <w:rPr>
-                <w:lang w:val="es-MX"/>
-              </w:rPr>
-            </w:pPr>
-            <w:r>
-              <w:rPr>
-                <w:color w:val="1A237E"/>
-                <w:sz w:val="18"/>
-                <w:lang w:val="es-MX"/>
-              </w:rPr>
-              <w:t>-- Query o comando ejecutado</w:t>
-            </w:r>
-            <w:r>
-              <w:rPr>
-                <w:color w:val="1A237E"/>
-                <w:sz w:val="18"/>
-                <w:lang w:val="es-MX"/>
-              </w:rPr>
-              <w:br/>
-              <w:t xml:space="preserve">SELECT campo FROM tabla WHERE </w:t>
-            </w:r>
-            <w:proofErr w:type="spellStart"/>
-            <w:r>
-              <w:rPr>
-                <w:color w:val="1A237E"/>
-                <w:sz w:val="18"/>
-                <w:lang w:val="es-MX"/>
-              </w:rPr>
-              <w:t>condicion</w:t>
-            </w:r>
-            <w:proofErr w:type="spellEnd"/>
-            <w:r>
-              <w:rPr>
-                <w:color w:val="1A237E"/>
-                <w:sz w:val="18"/>
-                <w:lang w:val="es-MX"/>
-              </w:rPr>
-              <w:t xml:space="preserve"> LIMIT 5;</w:t>
-            </w:r>
-          </w:p>
-        </w:tc>
-      </w:tr>
-    </w:tbl>
-    <w:p>
-      <w:pPr>
-        <w:spacing w:after="40"/>
-        <w:rPr>
-          <w:lang w:val="es-MX"/>
-        </w:rPr>
-      </w:pPr>
-    </w:p>
-    <w:p>
-      <w:pPr>
-        <w:spacing w:before="40" w:after="160"/>
-        <w:rPr>
-          <w:lang w:val="es-MX"/>
-        </w:rPr>
-      </w:pPr>
-      <w:r>
-        <w:rPr>
-          <w:color w:val="555577"/>
-          <w:sz w:val="16"/>
-          <w:lang w:val="es-MX"/>
-        </w:rPr>
-        <w:t>Captura 1 — [Descripción del comando o resultado]</w:t>
-      </w:r>
-    </w:p>
-    <w:p>
-      <w:pPr>
-        <w:spacing w:before="80"/>
-        <w:rPr>
-          <w:lang w:val="es-MX"/>
-        </w:rPr>
-      </w:pPr>
-      <w:r>
-        <w:rPr>
-          <w:color w:val="1A237E"/>
-          <w:lang w:val="es-MX"/>
-        </w:rPr>
-        <w:t>[Insertar captura de pantalla aquí]</w:t>
-      </w:r>
-    </w:p>
-    <w:p>
-      <w:pPr>
-        <w:spacing w:before="40" w:after="160"/>
-        <w:rPr>
-          <w:lang w:val="es-MX"/>
-        </w:rPr>
-      </w:pPr>
-      <w:r>
-        <w:rPr>
-          <w:color w:val="555577"/>
-          <w:sz w:val="16"/>
-          <w:lang w:val="es-MX"/>
-        </w:rPr>
-        <w:t>Captura 2 — [Descripción de la captura]</w:t>
-      </w:r>
-    </w:p>
-    <w:p>
-      <w:pPr>
-        <w:pBdr>
-          <w:bottom w:val="single" w:sz="6" w:space="4" w:color="F9A825"/>
-        </w:pBdr>
-        <w:spacing w:before="200" w:after="40"/>
-        <w:rPr>
-          <w:lang w:val="es-MX"/>
-        </w:rPr>
-      </w:pPr>
-      <w:r>
-        <w:rPr>
-          <w:b/>
-          <w:color w:val="1A237E"/>
-          <w:sz w:val="26"/>
-          <w:lang w:val="es-MX"/>
-        </w:rPr>
-        <w:t>3. Resultados</w:t>
-      </w:r>
-    </w:p>
-    <w:p>
-      <w:pPr>
-        <w:spacing w:before="80"/>
-        <w:rPr>
-          <w:lang w:val="es-MX"/>
-        </w:rPr>
-      </w:pPr>
-      <w:r>
-        <w:rPr>
-          <w:color w:val="1A237E"/>
-          <w:lang w:val="es-MX"/>
-        </w:rPr>
-        <w:t>[Describe los resultados obtenidos.]</w:t>
-      </w:r>
-    </w:p>
-    <w:tbl>
-      <w:tblPr>
-        <w:tblStyle w:val="TableGrid"/>
-        <w:tblW w:w="0" w:type="auto"/>
-        <w:tblLook w:val="04A0" w:firstRow="1" w:lastRow="0" w:firstColumn="1" w:lastColumn="0" w:noHBand="0" w:noVBand="1"/>
-      </w:tblPr>
-      <w:tblGrid>
-        <w:gridCol w:w="2517"/>
-        <w:gridCol w:w="2518"/>
-        <w:gridCol w:w="2517"/>
-        <w:gridCol w:w="2518"/>
-      </w:tblGrid>
-      <w:tr>
-        <w:tc>
-          <w:tcPr>
-            <w:tcW w:w="2520" w:type="dxa"/>
-            <w:shd w:val="clear" w:color="auto" w:fill="1A237E"/>
-          </w:tcPr>
-          <w:p>
-            <w:r>
-              <w:rPr>
-                <w:b/>
-                <w:color w:val="FFFFFF"/>
-              </w:rPr>
-              <w:t>#</w:t>
-            </w:r>
-          </w:p>
-        </w:tc>
-        <w:tc>
-          <w:tcPr>
-            <w:tcW w:w="2520" w:type="dxa"/>
-            <w:shd w:val="clear" w:color="auto" w:fill="1A237E"/>
-          </w:tcPr>
-          <w:p>
-            <w:r>
-              <w:rPr>
-                <w:b/>
-                <w:color w:val="FFFFFF"/>
-              </w:rPr>
-              <w:t>Campo</w:t>
-            </w:r>
-          </w:p>
-        </w:tc>
-        <w:tc>
-          <w:tcPr>
-            <w:tcW w:w="2520" w:type="dxa"/>
-            <w:shd w:val="clear" w:color="auto" w:fill="1A237E"/>
-          </w:tcPr>
-          <w:p>
-            <w:r>
-              <w:rPr>
-                <w:b/>
-                <w:color w:val="FFFFFF"/>
-              </w:rPr>
-              <w:t>Valor</w:t>
-            </w:r>
-          </w:p>
-        </w:tc>
-        <w:tc>
-          <w:tcPr>
-            <w:tcW w:w="2520" w:type="dxa"/>
-            <w:shd w:val="clear" w:color="auto" w:fill="1A237E"/>
-          </w:tcPr>
-          <w:p>
-            <w:r>
-              <w:rPr>
-                <w:b/>
-                <w:color w:val="FFFFFF"/>
-              </w:rPr>
-              <w:t>Descripción</w:t>
-            </w:r>
-          </w:p>
-        </w:tc>
-      </w:tr>
-      <w:tr>
-        <w:tc>
-          <w:tcPr>
-            <w:tcW w:w="2520" w:type="dxa"/>
-            <w:shd w:val="clear" w:color="auto" w:fill="E8EAF6"/>
-          </w:tcPr>
-          <w:p>
-            <w:r>
-              <w:rPr>
-                <w:color w:val="1A237E"/>
-              </w:rPr>
-              <w:t>1</w:t>
-            </w:r>
-          </w:p>
-        </w:tc>
-        <w:tc>
-          <w:tcPr>
-            <w:tcW w:w="2520" w:type="dxa"/>
-            <w:shd w:val="clear" w:color="auto" w:fill="E8EAF6"/>
-          </w:tcPr>
-          <w:p>
-            <w:r>
-              <w:rPr>
-                <w:color w:val="1A237E"/>
-              </w:rPr>
-              <w:t>[campo]</w:t>
-            </w:r>
-          </w:p>
-        </w:tc>
-        <w:tc>
-          <w:tcPr>
-            <w:tcW w:w="2520" w:type="dxa"/>
-            <w:shd w:val="clear" w:color="auto" w:fill="E8EAF6"/>
-          </w:tcPr>
-          <w:p>
-            <w:r>
-              <w:rPr>
-                <w:color w:val="1A237E"/>
-              </w:rPr>
-              <w:t>[valor]</w:t>
-            </w:r>
-          </w:p>
-        </w:tc>
-        <w:tc>
-          <w:tcPr>
-            <w:tcW w:w="2520" w:type="dxa"/>
-            <w:shd w:val="clear" w:color="auto" w:fill="E8EAF6"/>
-          </w:tcPr>
-          <w:p>
-            <w:r>
-              <w:rPr>
-                <w:color w:val="1A237E"/>
-              </w:rPr>
-              <w:t>[descripción]</w:t>
-            </w:r>
-          </w:p>
-        </w:tc>
-      </w:tr>
-      <w:tr>
-        <w:tc>
-          <w:tcPr>
-            <w:tcW w:w="2520" w:type="dxa"/>
-            <w:shd w:val="clear" w:color="auto" w:fill="E8EAF6"/>
-          </w:tcPr>
-          <w:p>
-            <w:r>
-              <w:rPr>
-                <w:color w:val="1A237E"/>
-              </w:rPr>
-              <w:t>2</w:t>
-            </w:r>
-          </w:p>
-        </w:tc>
-        <w:tc>
-          <w:tcPr>
-            <w:tcW w:w="2520" w:type="dxa"/>
-            <w:shd w:val="clear" w:color="auto" w:fill="E8EAF6"/>
-          </w:tcPr>
-          <w:p>
-            <w:r>
-              <w:rPr>
-                <w:color w:val="1A237E"/>
-              </w:rPr>
-              <w:t>[campo]</w:t>
-            </w:r>
-          </w:p>
-        </w:tc>
-        <w:tc>
-          <w:tcPr>
-            <w:tcW w:w="2520" w:type="dxa"/>
-            <w:shd w:val="clear" w:color="auto" w:fill="E8EAF6"/>
-          </w:tcPr>
-          <w:p>
-            <w:r>
-              <w:rPr>
-                <w:color w:val="1A237E"/>
-              </w:rPr>
-              <w:t>[valor]</w:t>
-            </w:r>
-          </w:p>
-        </w:tc>
-        <w:tc>
-          <w:tcPr>
-            <w:tcW w:w="2520" w:type="dxa"/>
-            <w:shd w:val="clear" w:color="auto" w:fill="E8EAF6"/>
-          </w:tcPr>
-          <w:p>
-            <w:r>
-              <w:rPr>
-                <w:color w:val="1A237E"/>
-              </w:rPr>
-              <w:t>[descripción]</w:t>
-            </w:r>
-          </w:p>
-        </w:tc>
-      </w:tr>
-      <w:tr>
-        <w:tc>
-          <w:tcPr>
-            <w:tcW w:w="2520" w:type="dxa"/>
-            <w:shd w:val="clear" w:color="auto" w:fill="E8EAF6"/>
-          </w:tcPr>
-          <w:p>
-            <w:r>
-              <w:rPr>
-                <w:color w:val="1A237E"/>
-              </w:rPr>
-              <w:t>3</w:t>
-            </w:r>
-          </w:p>
-        </w:tc>
-        <w:tc>
-          <w:tcPr>
-            <w:tcW w:w="2520" w:type="dxa"/>
-            <w:shd w:val="clear" w:color="auto" w:fill="E8EAF6"/>
-          </w:tcPr>
-          <w:p>
-            <w:r>
-              <w:rPr>
-                <w:color w:val="1A237E"/>
-              </w:rPr>
-              <w:t>[campo]</w:t>
-            </w:r>
-          </w:p>
-        </w:tc>
-        <w:tc>
-          <w:tcPr>
-            <w:tcW w:w="2520" w:type="dxa"/>
-            <w:shd w:val="clear" w:color="auto" w:fill="E8EAF6"/>
-          </w:tcPr>
-          <w:p>
-            <w:r>
-              <w:rPr>
-                <w:color w:val="1A237E"/>
-              </w:rPr>
-              <w:t>[valor]</w:t>
-            </w:r>
-          </w:p>
-        </w:tc>
-        <w:tc>
-          <w:tcPr>
-            <w:tcW w:w="2520" w:type="dxa"/>
-            <w:shd w:val="clear" w:color="auto" w:fill="E8EAF6"/>
-          </w:tcPr>
-          <w:p>
-            <w:r>
-              <w:rPr>
-                <w:color w:val="1A237E"/>
-              </w:rPr>
-              <w:t>[descripción]</w:t>
-            </w:r>
-          </w:p>
-        </w:tc>
-      </w:tr>
-    </w:tbl>
-    <w:p>
-      <w:pPr>
-        <w:spacing w:after="40"/>
-      </w:pPr>
-    </w:p>
-    <w:p>
-      <w:pPr>
-        <w:spacing w:before="40" w:after="160"/>
-        <w:rPr>
-          <w:lang w:val="es-MX"/>
-        </w:rPr>
-      </w:pPr>
-      <w:r>
-        <w:rPr>
-          <w:color w:val="555577"/>
-          <w:sz w:val="16"/>
-          <w:lang w:val="es-MX"/>
-        </w:rPr>
-        <w:t>Tabla 1 — [Descripción de la tabla]</w:t>
-      </w:r>
-    </w:p>
-    <w:p>
-      <w:pPr>
-        <w:pBdr>
-          <w:bottom w:val="single" w:sz="6" w:space="4" w:color="F9A825"/>
-        </w:pBdr>
-        <w:spacing w:before="200" w:after="40"/>
-        <w:rPr>
-          <w:lang w:val="es-MX"/>
-        </w:rPr>
-      </w:pPr>
-      <w:r>
-        <w:rPr>
-          <w:b/>
-          <w:color w:val="1A237E"/>
-          <w:sz w:val="26"/>
-          <w:lang w:val="es-MX"/>
-        </w:rPr>
-        <w:lastRenderedPageBreak/>
-        <w:t>4. Conclusiones</w:t>
-      </w:r>
-    </w:p>
-    <w:p>
-      <w:pPr>
-        <w:spacing w:before="80"/>
-        <w:rPr>
-          <w:lang w:val="es-MX"/>
-        </w:rPr>
-      </w:pPr>
-      <w:r>
-        <w:rPr>
-          <w:color w:val="1A237E"/>
-          <w:lang w:val="es-MX"/>
-        </w:rPr>
-        <w:t>[Escribe las conclusiones. ¿Qué aprendiste? ¿Qué observaste en los datos?]</w:t>
+        <w:drawing>
+          <wp:inline xmlns:a="http://schemas.openxmlformats.org/drawingml/2006/main" xmlns:pic="http://schemas.openxmlformats.org/drawingml/2006/picture">
+            <wp:extent cx="1800000" cy="1800000"/>
+            <wp:docPr id="1" name="Picture 1"/>
+            <wp:cNvGraphicFramePr>
+              <a:graphicFrameLocks noChangeAspect="1"/>
+            </wp:cNvGraphicFramePr>
+            <a:graphic>
+              <a:graphicData uri="http://schemas.openxmlformats.org/drawingml/2006/picture">
+                <pic:pic>
+                  <pic:nvPicPr>
+                    <pic:cNvPr id="0" name="image.png"/>
+                    <pic:cNvPicPr/>
+                  </pic:nvPicPr>
+                  <pic:blipFill>
+                    <a:blip r:embed="rId6"/>
+                    <a:stretch>
+                      <a:fillRect/>
+                    </a:stretch>
+                  </pic:blipFill>
+                  <pic:spPr>
+                    <a:xfrm>
+                      <a:off x="0" y="0"/>
+                      <a:ext cx="1800000" cy="1800000"/>
+                    </a:xfrm>
+                    <a:prstGeom prst="rect"/>
+                  </pic:spPr>
+                </pic:pic>
+              </a:graphicData>
+            </a:graphic>
+          </wp:inline>
+        </w:drawing>
       </w:r>
     </w:p>
     <w:p/>
@@ -1104,10 +50,61 @@
         <w:rPr>
           <w:b/>
           <w:color w:val="1F497D"/>
-          <w:sz w:val="48"/>
+          <w:sz w:val="26"/>
+        </w:rPr>
+        <w:t>UNIVERSIDAD DE GUADALAJARA</w:t>
+      </w:r>
+    </w:p>
+    <w:p>
+      <w:pPr>
+        <w:jc w:val="center"/>
+      </w:pPr>
+      <w:r>
+        <w:rPr>
+          <w:b w:val="0"/>
+          <w:color w:val="1F497D"/>
+          <w:sz w:val="22"/>
+        </w:rPr>
+        <w:t>Centro Universitario de Ciencias Economico Administrativas</w:t>
+      </w:r>
+    </w:p>
+    <w:p>
+      <w:pPr>
+        <w:jc w:val="center"/>
+      </w:pPr>
+      <w:r>
+        <w:rPr>
+          <w:b w:val="0"/>
+          <w:sz w:val="22"/>
+        </w:rPr>
+        <w:t>Maestria en Ciencias de los Datos</w:t>
+      </w:r>
+    </w:p>
+    <w:p/>
+    <w:p/>
+    <w:p>
+      <w:pPr>
+        <w:jc w:val="center"/>
+      </w:pPr>
+      <w:r>
+        <w:rPr>
+          <w:b/>
+          <w:color w:val="1F497D"/>
+          <w:sz w:val="40"/>
         </w:rPr>
         <w:t>PROYECTO FINAL</w:t>
-        <w:br/>
+      </w:r>
+    </w:p>
+    <w:p>
+      <w:pPr>
+        <w:jc w:val="center"/>
+      </w:pPr>
+      <w:r>
+        <w:rPr>
+          <w:b/>
+          <w:color w:val="D48C00"/>
+          <w:sz w:val="32"/>
+        </w:rPr>
         <w:t>Programacion II</w:t>
       </w:r>
     </w:p>
@@ -1117,13 +114,26 @@
       </w:pPr>
       <w:r>
         <w:rPr>
-          <w:sz w:val="28"/>
+          <w:b w:val="0"/>
+          <w:sz w:val="24"/>
         </w:rPr>
-        <w:br/>
         <w:t>Integracion de SQL, Mineria de Datos y Machine Learning</w:t>
         <w:br/>
         <w:t>aplicado a datos reales de ENOE y O*NET</w:t>
-        <w:br/>
+      </w:r>
+    </w:p>
+    <w:p/>
+    <w:p/>
+    <w:p>
+      <w:pPr>
+        <w:jc w:val="center"/>
+      </w:pPr>
+      <w:r>
+        <w:rPr>
+          <w:b w:val="0"/>
+          <w:sz w:val="22"/>
+        </w:rPr>
+        <w:t>Ciclo Escolar: 2026-A</w:t>
       </w:r>
     </w:p>
     <w:p>
@@ -1131,18 +141,47 @@
         <w:jc w:val="center"/>
       </w:pPr>
       <w:r>
-        <w:br/>
-        <w:t>Autor: Carlos Pulido Rosas</w:t>
-        <w:br/>
+        <w:rPr>
+          <w:b w:val="0"/>
+          <w:sz w:val="22"/>
+        </w:rPr>
+        <w:t>Alumno: Carlos Pulido Rosas</w:t>
+      </w:r>
+    </w:p>
+    <w:p>
+      <w:pPr>
+        <w:jc w:val="center"/>
+      </w:pPr>
+      <w:r>
+        <w:rPr>
+          <w:b w:val="0"/>
+          <w:sz w:val="22"/>
+        </w:rPr>
         <w:t>Tema de tesis: Riesgo de Automatizacion Laboral en Jalisco por IA</w:t>
-        <w:br/>
-        <w:t>Materia: Programacion II — MCD CUCEA, Universidad de Guadalajara</w:t>
-        <w:br/>
-        <w:t>Fecha: 14 de mayo de 2026</w:t>
-        <w:br/>
-        <w:t>Base de datos: ai_automation_risk_jalisco</w:t>
-        <w:br/>
-        <w:t>Fuentes: O*NET 28.3 | ENOE Q3 2024 (entidad 14 Jalisco)</w:t>
+      </w:r>
+    </w:p>
+    <w:p>
+      <w:pPr>
+        <w:jc w:val="center"/>
+      </w:pPr>
+      <w:r>
+        <w:rPr>
+          <w:b w:val="0"/>
+          <w:sz w:val="22"/>
+        </w:rPr>
+        <w:t>Fecha de entrega: 17 de mayo de 2026</w:t>
+      </w:r>
+    </w:p>
+    <w:p>
+      <w:pPr>
+        <w:jc w:val="center"/>
+      </w:pPr>
+      <w:r>
+        <w:rPr>
+          <w:b w:val="0"/>
+          <w:sz w:val="22"/>
+        </w:rPr>
+        <w:t>Modalidad: Individual</w:t>
       </w:r>
     </w:p>
     <w:p>
@@ -1153,10 +192,13 @@
     <w:p>
       <w:pPr>
         <w:pStyle w:val="Heading1"/>
+        <w:spacing w:before="240" w:after="80"/>
       </w:pPr>
       <w:r>
         <w:rPr>
+          <w:b/>
           <w:color w:val="1F497D"/>
+          <w:sz w:val="28"/>
         </w:rPr>
         <w:t>1. Resumen Ejecutivo</w:t>
       </w:r>
@@ -1166,7 +208,7 @@
         <w:spacing w:after="120"/>
       </w:pPr>
       <w:r>
-        <w:t>Este proyecto demuestra un pipeline completo de ciencia de datos aplicado al problema de investigacion de tesis: predecir el riesgo de automatizacion laboral en Jalisco, Mexico, utilizando datos reales de la Encuesta Nacional de Ocupacion y Empleo (ENOE Q3 2024) y los descriptores de tareas por ocupacion de O*NET 28.3 (U.S. Department of Labor).</w:t>
+        <w:t>Este proyecto demuestra un pipeline completo de ciencia de datos aplicado al problema de investigacion de tesis: predecir el riesgo de automatizacion laboral en Jalisco, Mexico, utilizando datos reales de la Encuesta Nacional de Ocupacion y Empleo (ENOE Q3 2024, entidad 14) y los descriptores de tareas por ocupacion del repositorio O*NET 28.3 (U.S. Department of Labor, 2024).</w:t>
       </w:r>
     </w:p>
     <w:p>
@@ -1174,7 +216,7 @@
         <w:spacing w:after="120"/>
       </w:pPr>
       <w:r>
-        <w:t>Las tecnologias integradas fueron: SQL Server (base de datos ai_automation_risk_jalisco), Orange Data Mining 3 para exploracion visual, y Python con scikit-learn para modelado predictivo. El hallazgo principal es que el perfil sociolaboral del trabajador (educacion, ingreso, sector, formalidad) explica el 36% de la varianza en el riesgo de automatizacion (R²=0.36), mientras que K-Means identifica tres grupos accionables de ocupaciones con perfiles de riesgo diferenciados.</w:t>
+        <w:t>Las tecnologias integradas son: SQL Server (base de datos ai_automation_risk_jalisco) con esquema relacional de dos tablas, Orange Data Mining 3 para exploracion visual, y Python con scikit-learn para modelado predictivo. El hallazgo principal es que el perfil sociolaboral del trabajador (educacion, ingreso, sector, formalidad e IRA) explica el 36% de la varianza en el riesgo de automatizacion (R²=0.36), mientras que K-Means (k=3) identifica tres grupos accionables con perfiles diferenciados.</w:t>
       </w:r>
     </w:p>
     <w:p>
@@ -1182,7 +224,7 @@
         <w:spacing w:after="120"/>
       </w:pPr>
       <w:r>
-        <w:t>El Indice de Rentabilidad de la Automatizacion (IRA) revela la paradoja de la agricultura en Jalisco: es el sector con mayor riesgo tecnico (0.758) Y mayor incentivo economico (IRA=5.07), pero sigue siendo predominantemente manual debido a factores geograficos y sociales no capturados por el modelo de Frey &amp; Osborne (2017).</w:t>
+        <w:t>El Indice de Rentabilidad de la Automatizacion (IRA = salario_anual / activo_fijo_amortizado_5_anios) revela la paradoja de la agricultura en Jalisco: es el sector con mayor riesgo tecnico (0.758) Y mayor incentivo economico (IRA=5.07), pero permanece manual debido a factores geograficos e institucionales — confirmando la hipotesis H2 de la tesis (Acemoglu &amp; Restrepo, 2018).</w:t>
       </w:r>
     </w:p>
     <w:p>
@@ -1193,10 +235,13 @@
     <w:p>
       <w:pPr>
         <w:pStyle w:val="Heading1"/>
+        <w:spacing w:before="240" w:after="80"/>
       </w:pPr>
       <w:r>
         <w:rPr>
+          <w:b/>
           <w:color w:val="1F497D"/>
+          <w:sz w:val="28"/>
         </w:rPr>
         <w:t>2. Descripcion del Conjunto de Datos</w:t>
       </w:r>
@@ -1204,10 +249,13 @@
     <w:p>
       <w:pPr>
         <w:pStyle w:val="Heading2"/>
+        <w:spacing w:before="240" w:after="80"/>
       </w:pPr>
       <w:r>
         <w:rPr>
+          <w:b/>
           <w:color w:val="D48C00"/>
+          <w:sz w:val="24"/>
         </w:rPr>
         <w:t>2.1 Fuentes de datos</w:t>
       </w:r>
@@ -1217,7 +265,7 @@
         <w:spacing w:after="120"/>
       </w:pPr>
       <w:r>
-        <w:t>El proyecto utiliza dos fuentes de datos oficiales complementarias:</w:t>
+        <w:t>El proyecto integra dos fuentes de datos oficiales complementarias:</w:t>
       </w:r>
     </w:p>
     <w:p>
@@ -1225,7 +273,7 @@
         <w:pStyle w:val="ListBullet"/>
       </w:pPr>
       <w:r>
-        <w:t>O*NET 28.3 (U.S. Department of Labor, 2024): descriptores de tareas para 1,016 ocupaciones SOC. Variables clave: Work Activities (41 elementos), Abilities (52 elementos), Job Zones. Se procesaron para calcular RTI, demanda cognitiva, interaccion social y riesgo de automatizacion por grupo SINCO.</w:t>
+        <w:t>O*NET 28.3 (U.S. Department of Labor, 2024): descriptores de tareas para 1,016 ocupaciones SOC. Se procesaron los archivos Work Activities.txt y Abilities.txt para calcular RTI, demanda cognitiva, interaccion social, creatividad y destreza manual por grupo SINCO. Descarga directa desde onetcenter.org (Tab-Delimited Text, 12.6 MB).</w:t>
       </w:r>
     </w:p>
     <w:p>
@@ -1233,18 +281,21 @@
         <w:pStyle w:val="ListBullet"/>
       </w:pPr>
       <w:r>
-        <w:t>ENOE Q3 2024 — Entidad 14 (Jalisco): 13,839 registros de trabajadores en Jalisco. Variables: c_ocu11c (codigo ocupacional SINCO), ingocup, anios_esc, eda, seg_soc (formalidad), emple7c (tamano empresa), rama_est2 (sector SCIAN). Se extrajo una muestra de 2,000 trabajadores ocupados con ingreso.</w:t>
+        <w:t>ENOE Q3 2024 — Entidad 14 (Jalisco): archivo ENOE_SDEMT324.csv del INEGI (423,118 registros nacionales). Se filtro por ent=14 obteniendo 13,839 trabajadores en Jalisco. Variables clave: c_ocu11c (SINCO 11 categorias), ingocup, anios_esc, eda, seg_soc, emple7c, rama_est2. Muestra final: 2,000.</w:t>
       </w:r>
     </w:p>
     <w:p>
       <w:pPr>
         <w:pStyle w:val="Heading2"/>
+        <w:spacing w:before="240" w:after="80"/>
       </w:pPr>
       <w:r>
         <w:rPr>
+          <w:b/>
           <w:color w:val="D48C00"/>
+          <w:sz w:val="24"/>
         </w:rPr>
-        <w:t>2.2 Variables del esquema relacional</w:t>
+        <w:t>2.2 Crosswalk SOC → SINCO</w:t>
       </w:r>
     </w:p>
     <w:p>
@@ -1252,7 +303,1304 @@
         <w:spacing w:after="120"/>
       </w:pPr>
       <w:r>
-        <w:t>Tabla ocupaciones_onet (8 registros — grupos SINCO con scores O*NET reales):</w:t>
+        <w:t>El puente entre O*NET (SOC) y ENOE (SINCO) se construyo via el crosswalk ESCO→O*NET (8,627 mapeos ISCO-08→SOC) publicado por onetcenter.org. SINCO 2011 utilizado en ENOE esta basado en ISCO-08, por lo que el primer digito del codigo SINCO corresponde al grupo mayor ISCO-08, que a su vez tiene equivalente SOC en el crosswalk. Esto produce scores O*NET promedio por grupo SINCO mayor (10 grupos).</w:t>
+      </w:r>
+    </w:p>
+    <w:p>
+      <w:pPr>
+        <w:pStyle w:val="Heading2"/>
+        <w:spacing w:before="240" w:after="80"/>
+      </w:pPr>
+      <w:r>
+        <w:rPr>
+          <w:b/>
+          <w:color w:val="D48C00"/>
+          <w:sz w:val="24"/>
+        </w:rPr>
+        <w:t>2.3 Diagrama Entidad-Relacion</w:t>
+      </w:r>
+    </w:p>
+    <w:p>
+      <w:pPr>
+        <w:spacing w:after="120"/>
+      </w:pPr>
+      <w:r>
+        <w:t>El esquema relacional consta de dos tablas relacionadas via clave foranea:</w:t>
+      </w:r>
+    </w:p>
+    <w:p>
+      <w:pPr>
+        <w:spacing w:after="120"/>
+      </w:pPr>
+      <w:r>
+        <w:t>ocupaciones_onet (sinco_code PK) &lt;—— trabajadores (sinco_code FK)</w:t>
+      </w:r>
+    </w:p>
+    <w:tbl>
+      <w:tblPr>
+        <w:tblStyle w:val="TableGrid"/>
+        <w:tblW w:type="auto" w:w="0"/>
+        <w:tblLook w:firstColumn="1" w:firstRow="1" w:lastColumn="0" w:lastRow="0" w:noHBand="0" w:noVBand="1" w:val="04A0"/>
+      </w:tblPr>
+      <w:tblGrid>
+        <w:gridCol w:w="2520"/>
+        <w:gridCol w:w="2520"/>
+        <w:gridCol w:w="2520"/>
+        <w:gridCol w:w="2520"/>
+      </w:tblGrid>
+      <w:tr>
+        <w:tc>
+          <w:tcPr>
+            <w:tcW w:type="dxa" w:w="2520"/>
+          </w:tcPr>
+          <w:p>
+            <w:r>
+              <w:rPr>
+                <w:b/>
+                <w:color w:val="1F497D"/>
+              </w:rPr>
+              <w:t>Variable</w:t>
+            </w:r>
+          </w:p>
+        </w:tc>
+        <w:tc>
+          <w:tcPr>
+            <w:tcW w:type="dxa" w:w="2520"/>
+          </w:tcPr>
+          <w:p>
+            <w:r>
+              <w:rPr>
+                <w:b/>
+                <w:color w:val="1F497D"/>
+              </w:rPr>
+              <w:t>Tabla</w:t>
+            </w:r>
+          </w:p>
+        </w:tc>
+        <w:tc>
+          <w:tcPr>
+            <w:tcW w:type="dxa" w:w="2520"/>
+          </w:tcPr>
+          <w:p>
+            <w:r>
+              <w:rPr>
+                <w:b/>
+                <w:color w:val="1F497D"/>
+              </w:rPr>
+              <w:t>Tipo</w:t>
+            </w:r>
+          </w:p>
+        </w:tc>
+        <w:tc>
+          <w:tcPr>
+            <w:tcW w:type="dxa" w:w="2520"/>
+          </w:tcPr>
+          <w:p>
+            <w:r>
+              <w:rPr>
+                <w:b/>
+                <w:color w:val="1F497D"/>
+              </w:rPr>
+              <w:t>Descripcion</w:t>
+            </w:r>
+          </w:p>
+        </w:tc>
+      </w:tr>
+      <w:tr>
+        <w:tc>
+          <w:tcPr>
+            <w:tcW w:type="dxa" w:w="2520"/>
+          </w:tcPr>
+          <w:p>
+            <w:r>
+              <w:t>sinco_code</w:t>
+            </w:r>
+          </w:p>
+        </w:tc>
+        <w:tc>
+          <w:tcPr>
+            <w:tcW w:type="dxa" w:w="2520"/>
+          </w:tcPr>
+          <w:p>
+            <w:r>
+              <w:t>ocupaciones_onet</w:t>
+            </w:r>
+          </w:p>
+        </w:tc>
+        <w:tc>
+          <w:tcPr>
+            <w:tcW w:type="dxa" w:w="2520"/>
+          </w:tcPr>
+          <w:p>
+            <w:r>
+              <w:t>INT PK</w:t>
+            </w:r>
+          </w:p>
+        </w:tc>
+        <w:tc>
+          <w:tcPr>
+            <w:tcW w:type="dxa" w:w="2520"/>
+          </w:tcPr>
+          <w:p>
+            <w:r>
+              <w:t>Grupo SINCO (1-9)</w:t>
+            </w:r>
+          </w:p>
+        </w:tc>
+      </w:tr>
+      <w:tr>
+        <w:tc>
+          <w:tcPr>
+            <w:tcW w:type="dxa" w:w="2520"/>
+          </w:tcPr>
+          <w:p>
+            <w:r>
+              <w:t>frey_osborne_score</w:t>
+            </w:r>
+          </w:p>
+        </w:tc>
+        <w:tc>
+          <w:tcPr>
+            <w:tcW w:type="dxa" w:w="2520"/>
+          </w:tcPr>
+          <w:p>
+            <w:r>
+              <w:t>ocupaciones_onet</w:t>
+            </w:r>
+          </w:p>
+        </w:tc>
+        <w:tc>
+          <w:tcPr>
+            <w:tcW w:type="dxa" w:w="2520"/>
+          </w:tcPr>
+          <w:p>
+            <w:r>
+              <w:t>FLOAT</w:t>
+            </w:r>
+          </w:p>
+        </w:tc>
+        <w:tc>
+          <w:tcPr>
+            <w:tcW w:type="dxa" w:w="2520"/>
+          </w:tcPr>
+          <w:p>
+            <w:r>
+              <w:t>Score base O*NET</w:t>
+            </w:r>
+          </w:p>
+        </w:tc>
+      </w:tr>
+      <w:tr>
+        <w:tc>
+          <w:tcPr>
+            <w:tcW w:type="dxa" w:w="2520"/>
+          </w:tcPr>
+          <w:p>
+            <w:r>
+              <w:t>rti</w:t>
+            </w:r>
+          </w:p>
+        </w:tc>
+        <w:tc>
+          <w:tcPr>
+            <w:tcW w:type="dxa" w:w="2520"/>
+          </w:tcPr>
+          <w:p>
+            <w:r>
+              <w:t>ocupaciones_onet</w:t>
+            </w:r>
+          </w:p>
+        </w:tc>
+        <w:tc>
+          <w:tcPr>
+            <w:tcW w:type="dxa" w:w="2520"/>
+          </w:tcPr>
+          <w:p>
+            <w:r>
+              <w:t>FLOAT</w:t>
+            </w:r>
+          </w:p>
+        </w:tc>
+        <w:tc>
+          <w:tcPr>
+            <w:tcW w:type="dxa" w:w="2520"/>
+          </w:tcPr>
+          <w:p>
+            <w:r>
+              <w:t>Indice de rutinizacion</w:t>
+            </w:r>
+          </w:p>
+        </w:tc>
+      </w:tr>
+      <w:tr>
+        <w:tc>
+          <w:tcPr>
+            <w:tcW w:type="dxa" w:w="2520"/>
+          </w:tcPr>
+          <w:p>
+            <w:r>
+              <w:t>cognitive_demand</w:t>
+            </w:r>
+          </w:p>
+        </w:tc>
+        <w:tc>
+          <w:tcPr>
+            <w:tcW w:type="dxa" w:w="2520"/>
+          </w:tcPr>
+          <w:p>
+            <w:r>
+              <w:t>ocupaciones_onet</w:t>
+            </w:r>
+          </w:p>
+        </w:tc>
+        <w:tc>
+          <w:tcPr>
+            <w:tcW w:type="dxa" w:w="2520"/>
+          </w:tcPr>
+          <w:p>
+            <w:r>
+              <w:t>FLOAT</w:t>
+            </w:r>
+          </w:p>
+        </w:tc>
+        <w:tc>
+          <w:tcPr>
+            <w:tcW w:type="dxa" w:w="2520"/>
+          </w:tcPr>
+          <w:p>
+            <w:r>
+              <w:t>Demanda cognitiva (0-100)</w:t>
+            </w:r>
+          </w:p>
+        </w:tc>
+      </w:tr>
+      <w:tr>
+        <w:tc>
+          <w:tcPr>
+            <w:tcW w:type="dxa" w:w="2520"/>
+          </w:tcPr>
+          <w:p>
+            <w:r>
+              <w:t>social_interaction</w:t>
+            </w:r>
+          </w:p>
+        </w:tc>
+        <w:tc>
+          <w:tcPr>
+            <w:tcW w:type="dxa" w:w="2520"/>
+          </w:tcPr>
+          <w:p>
+            <w:r>
+              <w:t>ocupaciones_onet</w:t>
+            </w:r>
+          </w:p>
+        </w:tc>
+        <w:tc>
+          <w:tcPr>
+            <w:tcW w:type="dxa" w:w="2520"/>
+          </w:tcPr>
+          <w:p>
+            <w:r>
+              <w:t>FLOAT</w:t>
+            </w:r>
+          </w:p>
+        </w:tc>
+        <w:tc>
+          <w:tcPr>
+            <w:tcW w:type="dxa" w:w="2520"/>
+          </w:tcPr>
+          <w:p>
+            <w:r>
+              <w:t>Interaccion social (0-100)</w:t>
+            </w:r>
+          </w:p>
+        </w:tc>
+      </w:tr>
+      <w:tr>
+        <w:tc>
+          <w:tcPr>
+            <w:tcW w:type="dxa" w:w="2520"/>
+          </w:tcPr>
+          <w:p>
+            <w:r>
+              <w:t>automation_risk</w:t>
+            </w:r>
+          </w:p>
+        </w:tc>
+        <w:tc>
+          <w:tcPr>
+            <w:tcW w:type="dxa" w:w="2520"/>
+          </w:tcPr>
+          <w:p>
+            <w:r>
+              <w:t>ocupaciones_onet</w:t>
+            </w:r>
+          </w:p>
+        </w:tc>
+        <w:tc>
+          <w:tcPr>
+            <w:tcW w:type="dxa" w:w="2520"/>
+          </w:tcPr>
+          <w:p>
+            <w:r>
+              <w:t>FLOAT</w:t>
+            </w:r>
+          </w:p>
+        </w:tc>
+        <w:tc>
+          <w:tcPr>
+            <w:tcW w:type="dxa" w:w="2520"/>
+          </w:tcPr>
+          <w:p>
+            <w:r>
+              <w:t>Riesgo base (0-1)</w:t>
+            </w:r>
+          </w:p>
+        </w:tc>
+      </w:tr>
+      <w:tr>
+        <w:tc>
+          <w:tcPr>
+            <w:tcW w:type="dxa" w:w="2520"/>
+          </w:tcPr>
+          <w:p>
+            <w:r>
+              <w:t>id_trabajador</w:t>
+            </w:r>
+          </w:p>
+        </w:tc>
+        <w:tc>
+          <w:tcPr>
+            <w:tcW w:type="dxa" w:w="2520"/>
+          </w:tcPr>
+          <w:p>
+            <w:r>
+              <w:t>trabajadores</w:t>
+            </w:r>
+          </w:p>
+        </w:tc>
+        <w:tc>
+          <w:tcPr>
+            <w:tcW w:type="dxa" w:w="2520"/>
+          </w:tcPr>
+          <w:p>
+            <w:r>
+              <w:t>INT PK IDENTITY</w:t>
+            </w:r>
+          </w:p>
+        </w:tc>
+        <w:tc>
+          <w:tcPr>
+            <w:tcW w:type="dxa" w:w="2520"/>
+          </w:tcPr>
+          <w:p>
+            <w:r>
+              <w:t>Llave primaria</w:t>
+            </w:r>
+          </w:p>
+        </w:tc>
+      </w:tr>
+      <w:tr>
+        <w:tc>
+          <w:tcPr>
+            <w:tcW w:type="dxa" w:w="2520"/>
+          </w:tcPr>
+          <w:p>
+            <w:r>
+              <w:t>sinco_code</w:t>
+            </w:r>
+          </w:p>
+        </w:tc>
+        <w:tc>
+          <w:tcPr>
+            <w:tcW w:type="dxa" w:w="2520"/>
+          </w:tcPr>
+          <w:p>
+            <w:r>
+              <w:t>trabajadores</w:t>
+            </w:r>
+          </w:p>
+        </w:tc>
+        <w:tc>
+          <w:tcPr>
+            <w:tcW w:type="dxa" w:w="2520"/>
+          </w:tcPr>
+          <w:p>
+            <w:r>
+              <w:t>INT FK</w:t>
+            </w:r>
+          </w:p>
+        </w:tc>
+        <w:tc>
+          <w:tcPr>
+            <w:tcW w:type="dxa" w:w="2520"/>
+          </w:tcPr>
+          <w:p>
+            <w:r>
+              <w:t>Referencia a ocupaciones_onet</w:t>
+            </w:r>
+          </w:p>
+        </w:tc>
+      </w:tr>
+      <w:tr>
+        <w:tc>
+          <w:tcPr>
+            <w:tcW w:type="dxa" w:w="2520"/>
+          </w:tcPr>
+          <w:p>
+            <w:r>
+              <w:t>escoacum</w:t>
+            </w:r>
+          </w:p>
+        </w:tc>
+        <w:tc>
+          <w:tcPr>
+            <w:tcW w:type="dxa" w:w="2520"/>
+          </w:tcPr>
+          <w:p>
+            <w:r>
+              <w:t>trabajadores</w:t>
+            </w:r>
+          </w:p>
+        </w:tc>
+        <w:tc>
+          <w:tcPr>
+            <w:tcW w:type="dxa" w:w="2520"/>
+          </w:tcPr>
+          <w:p>
+            <w:r>
+              <w:t>INT CHECK(1-6)</w:t>
+            </w:r>
+          </w:p>
+        </w:tc>
+        <w:tc>
+          <w:tcPr>
+            <w:tcW w:type="dxa" w:w="2520"/>
+          </w:tcPr>
+          <w:p>
+            <w:r>
+              <w:t>Nivel educativo (ENOE)</w:t>
+            </w:r>
+          </w:p>
+        </w:tc>
+      </w:tr>
+      <w:tr>
+        <w:tc>
+          <w:tcPr>
+            <w:tcW w:type="dxa" w:w="2520"/>
+          </w:tcPr>
+          <w:p>
+            <w:r>
+              <w:t>ingocup</w:t>
+            </w:r>
+          </w:p>
+        </w:tc>
+        <w:tc>
+          <w:tcPr>
+            <w:tcW w:type="dxa" w:w="2520"/>
+          </w:tcPr>
+          <w:p>
+            <w:r>
+              <w:t>trabajadores</w:t>
+            </w:r>
+          </w:p>
+        </w:tc>
+        <w:tc>
+          <w:tcPr>
+            <w:tcW w:type="dxa" w:w="2520"/>
+          </w:tcPr>
+          <w:p>
+            <w:r>
+              <w:t>FLOAT</w:t>
+            </w:r>
+          </w:p>
+        </w:tc>
+        <w:tc>
+          <w:tcPr>
+            <w:tcW w:type="dxa" w:w="2520"/>
+          </w:tcPr>
+          <w:p>
+            <w:r>
+              <w:t>Ingreso mensual MXN (ENOE)</w:t>
+            </w:r>
+          </w:p>
+        </w:tc>
+      </w:tr>
+      <w:tr>
+        <w:tc>
+          <w:tcPr>
+            <w:tcW w:type="dxa" w:w="2520"/>
+          </w:tcPr>
+          <w:p>
+            <w:r>
+              <w:t>scian_sector</w:t>
+            </w:r>
+          </w:p>
+        </w:tc>
+        <w:tc>
+          <w:tcPr>
+            <w:tcW w:type="dxa" w:w="2520"/>
+          </w:tcPr>
+          <w:p>
+            <w:r>
+              <w:t>trabajadores</w:t>
+            </w:r>
+          </w:p>
+        </w:tc>
+        <w:tc>
+          <w:tcPr>
+            <w:tcW w:type="dxa" w:w="2520"/>
+          </w:tcPr>
+          <w:p>
+            <w:r>
+              <w:t>NVARCHAR</w:t>
+            </w:r>
+          </w:p>
+        </w:tc>
+        <w:tc>
+          <w:tcPr>
+            <w:tcW w:type="dxa" w:w="2520"/>
+          </w:tcPr>
+          <w:p>
+            <w:r>
+              <w:t>Sector economico SCIAN</w:t>
+            </w:r>
+          </w:p>
+        </w:tc>
+      </w:tr>
+      <w:tr>
+        <w:tc>
+          <w:tcPr>
+            <w:tcW w:type="dxa" w:w="2520"/>
+          </w:tcPr>
+          <w:p>
+            <w:r>
+              <w:t>formalidad</w:t>
+            </w:r>
+          </w:p>
+        </w:tc>
+        <w:tc>
+          <w:tcPr>
+            <w:tcW w:type="dxa" w:w="2520"/>
+          </w:tcPr>
+          <w:p>
+            <w:r>
+              <w:t>trabajadores</w:t>
+            </w:r>
+          </w:p>
+        </w:tc>
+        <w:tc>
+          <w:tcPr>
+            <w:tcW w:type="dxa" w:w="2520"/>
+          </w:tcPr>
+          <w:p>
+            <w:r>
+              <w:t>NVARCHAR</w:t>
+            </w:r>
+          </w:p>
+        </w:tc>
+        <w:tc>
+          <w:tcPr>
+            <w:tcW w:type="dxa" w:w="2520"/>
+          </w:tcPr>
+          <w:p>
+            <w:r>
+              <w:t>Formal/Informal (seg_soc)</w:t>
+            </w:r>
+          </w:p>
+        </w:tc>
+      </w:tr>
+      <w:tr>
+        <w:tc>
+          <w:tcPr>
+            <w:tcW w:type="dxa" w:w="2520"/>
+          </w:tcPr>
+          <w:p>
+            <w:r>
+              <w:t>edad</w:t>
+            </w:r>
+          </w:p>
+        </w:tc>
+        <w:tc>
+          <w:tcPr>
+            <w:tcW w:type="dxa" w:w="2520"/>
+          </w:tcPr>
+          <w:p>
+            <w:r>
+              <w:t>trabajadores</w:t>
+            </w:r>
+          </w:p>
+        </w:tc>
+        <w:tc>
+          <w:tcPr>
+            <w:tcW w:type="dxa" w:w="2520"/>
+          </w:tcPr>
+          <w:p>
+            <w:r>
+              <w:t>INT CHECK(15-70)</w:t>
+            </w:r>
+          </w:p>
+        </w:tc>
+        <w:tc>
+          <w:tcPr>
+            <w:tcW w:type="dxa" w:w="2520"/>
+          </w:tcPr>
+          <w:p>
+            <w:r>
+              <w:t>Edad del trabajador</w:t>
+            </w:r>
+          </w:p>
+        </w:tc>
+      </w:tr>
+      <w:tr>
+        <w:tc>
+          <w:tcPr>
+            <w:tcW w:type="dxa" w:w="2520"/>
+          </w:tcPr>
+          <w:p>
+            <w:r>
+              <w:t>ira</w:t>
+            </w:r>
+          </w:p>
+        </w:tc>
+        <w:tc>
+          <w:tcPr>
+            <w:tcW w:type="dxa" w:w="2520"/>
+          </w:tcPr>
+          <w:p>
+            <w:r>
+              <w:t>trabajadores</w:t>
+            </w:r>
+          </w:p>
+        </w:tc>
+        <w:tc>
+          <w:tcPr>
+            <w:tcW w:type="dxa" w:w="2520"/>
+          </w:tcPr>
+          <w:p>
+            <w:r>
+              <w:t>FLOAT</w:t>
+            </w:r>
+          </w:p>
+        </w:tc>
+        <w:tc>
+          <w:tcPr>
+            <w:tcW w:type="dxa" w:w="2520"/>
+          </w:tcPr>
+          <w:p>
+            <w:r>
+              <w:t>Indice Rentabilidad Automatizacion</w:t>
+            </w:r>
+          </w:p>
+        </w:tc>
+      </w:tr>
+    </w:tbl>
+    <w:p>
+      <w:r>
+        <w:br w:type="page"/>
+      </w:r>
+    </w:p>
+    <w:p>
+      <w:pPr>
+        <w:pStyle w:val="Heading1"/>
+        <w:spacing w:before="240" w:after="80"/>
+      </w:pPr>
+      <w:r>
+        <w:rPr>
+          <w:b/>
+          <w:color w:val="1F497D"/>
+          <w:sz w:val="28"/>
+        </w:rPr>
+        <w:t>3. Etapa SQL: Esquema, JOINs y Vista Analitica</w:t>
+      </w:r>
+    </w:p>
+    <w:p>
+      <w:pPr>
+        <w:pStyle w:val="Heading2"/>
+        <w:spacing w:before="240" w:after="80"/>
+      </w:pPr>
+      <w:r>
+        <w:rPr>
+          <w:b/>
+          <w:color w:val="D48C00"/>
+          <w:sz w:val="24"/>
+        </w:rPr>
+        <w:t>3.1 Esquema relacional (01_esquema.sql)</w:t>
+      </w:r>
+    </w:p>
+    <w:p>
+      <w:pPr>
+        <w:spacing w:after="120"/>
+      </w:pPr>
+      <w:r>
+        <w:t>El esquema fue implementado en SQL Server (base de datos ai_automation_risk_jalisco, localhost:1433, Windows Authentication). Cada tabla incluye PRIMARY KEY explicita, FOREIGN KEY con integridad referencial, restricciones CHECK para validar rangos (frey_osborne_score BETWEEN 0 AND 1, escoacum BETWEEN 1 AND 6, edad BETWEEN 15 AND 70) y tipos de datos correctamente declarados. La relacion es: trabajadores.sinco_code REFERENCES ocupaciones_onet.sinco_code.</w:t>
+      </w:r>
+    </w:p>
+    <w:p>
+      <w:pPr>
+        <w:pStyle w:val="Heading2"/>
+        <w:spacing w:before="240" w:after="80"/>
+      </w:pPr>
+      <w:r>
+        <w:rPr>
+          <w:b/>
+          <w:color w:val="D48C00"/>
+          <w:sz w:val="24"/>
+        </w:rPr>
+        <w:t>3.2 Carga masiva de datos (02_insercion.py)</w:t>
+      </w:r>
+    </w:p>
+    <w:p>
+      <w:pPr>
+        <w:spacing w:after="120"/>
+      </w:pPr>
+      <w:r>
+        <w:t>Script Python con pyodbc (Windows Authentication). Lee onet_scores.csv (scores reales O*NET calculados de Work Activities + Abilities) y enoe_jalisco.csv (2,000 trabajadores reales ENOE Q3 2024 Jalisco). Calcula IRA por sector usando valores de referencia de Censos Economicos INEGI 2019 (activo_fijo_amortizado_5_anios). Inserta 8 ocupaciones y 2,000 trabajadores.</w:t>
+      </w:r>
+    </w:p>
+    <w:p>
+      <w:pPr>
+        <w:pStyle w:val="Heading2"/>
+        <w:spacing w:before="240" w:after="80"/>
+      </w:pPr>
+      <w:r>
+        <w:rPr>
+          <w:b/>
+          <w:color w:val="D48C00"/>
+          <w:sz w:val="24"/>
+        </w:rPr>
+        <w:t>3.3 Consultas JOIN (03_joins_views.sql)</w:t>
+      </w:r>
+    </w:p>
+    <w:p>
+      <w:pPr>
+        <w:spacing w:after="120"/>
+      </w:pPr>
+      <w:r>
+        <w:t>JOIN 1 — INNER JOIN: cobertura de datos O*NET</w:t>
+      </w:r>
+    </w:p>
+    <w:p>
+      <w:pPr>
+        <w:spacing w:after="120"/>
+      </w:pPr>
+      <w:r>
+        <w:t>Pregunta: ¿Que porcentaje de trabajadores en Jalisco tiene datos O*NET disponibles? Resultado: 2,000/2,000 mapeados (100% en muestra). En el universo SINCO completo, el ~18% de ocupaciones del sector informal y agropecuario carece de crosswalk SOC completo — sesgo de cobertura documentado en la tesis.</w:t>
+      </w:r>
+    </w:p>
+    <w:p>
+      <w:pPr>
+        <w:spacing w:after="120"/>
+      </w:pPr>
+      <w:r>
+        <w:t>JOIN 2 — LEFT JOIN: brechas de cobertura</w:t>
+      </w:r>
+    </w:p>
+    <w:p>
+      <w:pPr>
+        <w:spacing w:after="120"/>
+      </w:pPr>
+      <w:r>
+        <w:t>Pregunta: ¿Que ocupaciones quedan sin datos O*NET? Los trabajadores con codigos SINCO de nivel 4 detallado en sectores informales no tienen equivalente SOC — son precisamente los mas vulnerables a la automatizacion y los mas sub-representados en los modelos de Frey &amp; Osborne (2017).</w:t>
+      </w:r>
+    </w:p>
+    <w:p>
+      <w:pPr>
+        <w:spacing w:after="120"/>
+      </w:pPr>
+      <w:r>
+        <w:t>JOIN 3 — INNER JOIN + GROUP BY + HAVING: riesgo promedio por sector</w:t>
+      </w:r>
+    </w:p>
+    <w:tbl>
+      <w:tblPr>
+        <w:tblStyle w:val="TableGrid"/>
+        <w:tblW w:type="auto" w:w="0"/>
+        <w:tblLook w:firstColumn="1" w:firstRow="1" w:lastColumn="0" w:lastRow="0" w:noHBand="0" w:noVBand="1" w:val="04A0"/>
+      </w:tblPr>
+      <w:tblGrid>
+        <w:gridCol w:w="2520"/>
+        <w:gridCol w:w="2520"/>
+        <w:gridCol w:w="2520"/>
+        <w:gridCol w:w="2520"/>
+      </w:tblGrid>
+      <w:tr>
+        <w:tc>
+          <w:tcPr>
+            <w:tcW w:type="dxa" w:w="2520"/>
+          </w:tcPr>
+          <w:p>
+            <w:r>
+              <w:rPr>
+                <w:b/>
+                <w:color w:val="1F497D"/>
+              </w:rPr>
+              <w:t>Sector</w:t>
+            </w:r>
+          </w:p>
+        </w:tc>
+        <w:tc>
+          <w:tcPr>
+            <w:tcW w:type="dxa" w:w="2520"/>
+          </w:tcPr>
+          <w:p>
+            <w:r>
+              <w:rPr>
+                <w:b/>
+                <w:color w:val="1F497D"/>
+              </w:rPr>
+              <w:t>N Trabajadores</w:t>
+            </w:r>
+          </w:p>
+        </w:tc>
+        <w:tc>
+          <w:tcPr>
+            <w:tcW w:type="dxa" w:w="2520"/>
+          </w:tcPr>
+          <w:p>
+            <w:r>
+              <w:rPr>
+                <w:b/>
+                <w:color w:val="1F497D"/>
+              </w:rPr>
+              <w:t>Riesgo Promedio</w:t>
+            </w:r>
+          </w:p>
+        </w:tc>
+        <w:tc>
+          <w:tcPr>
+            <w:tcW w:type="dxa" w:w="2520"/>
+          </w:tcPr>
+          <w:p>
+            <w:r>
+              <w:rPr>
+                <w:b/>
+                <w:color w:val="1F497D"/>
+              </w:rPr>
+              <w:t>IRA Promedio</w:t>
+            </w:r>
+          </w:p>
+        </w:tc>
+      </w:tr>
+      <w:tr>
+        <w:tc>
+          <w:tcPr>
+            <w:tcW w:type="dxa" w:w="2520"/>
+          </w:tcPr>
+          <w:p>
+            <w:r>
+              <w:t>Agricultura</w:t>
+            </w:r>
+          </w:p>
+        </w:tc>
+        <w:tc>
+          <w:tcPr>
+            <w:tcW w:type="dxa" w:w="2520"/>
+          </w:tcPr>
+          <w:p>
+            <w:r>
+              <w:t>58</w:t>
+            </w:r>
+          </w:p>
+        </w:tc>
+        <w:tc>
+          <w:tcPr>
+            <w:tcW w:type="dxa" w:w="2520"/>
+          </w:tcPr>
+          <w:p>
+            <w:r>
+              <w:t>0.758</w:t>
+            </w:r>
+          </w:p>
+        </w:tc>
+        <w:tc>
+          <w:tcPr>
+            <w:tcW w:type="dxa" w:w="2520"/>
+          </w:tcPr>
+          <w:p>
+            <w:r>
+              <w:t>5.073</w:t>
+            </w:r>
+          </w:p>
+        </w:tc>
+      </w:tr>
+      <w:tr>
+        <w:tc>
+          <w:tcPr>
+            <w:tcW w:type="dxa" w:w="2520"/>
+          </w:tcPr>
+          <w:p>
+            <w:r>
+              <w:t>Manufactura</w:t>
+            </w:r>
+          </w:p>
+        </w:tc>
+        <w:tc>
+          <w:tcPr>
+            <w:tcW w:type="dxa" w:w="2520"/>
+          </w:tcPr>
+          <w:p>
+            <w:r>
+              <w:t>215</w:t>
+            </w:r>
+          </w:p>
+        </w:tc>
+        <w:tc>
+          <w:tcPr>
+            <w:tcW w:type="dxa" w:w="2520"/>
+          </w:tcPr>
+          <w:p>
+            <w:r>
+              <w:t>0.666</w:t>
+            </w:r>
+          </w:p>
+        </w:tc>
+        <w:tc>
+          <w:tcPr>
+            <w:tcW w:type="dxa" w:w="2520"/>
+          </w:tcPr>
+          <w:p>
+            <w:r>
+              <w:t>1.267</w:t>
+            </w:r>
+          </w:p>
+        </w:tc>
+      </w:tr>
+      <w:tr>
+        <w:tc>
+          <w:tcPr>
+            <w:tcW w:type="dxa" w:w="2520"/>
+          </w:tcPr>
+          <w:p>
+            <w:r>
+              <w:t>Construccion</w:t>
+            </w:r>
+          </w:p>
+        </w:tc>
+        <w:tc>
+          <w:tcPr>
+            <w:tcW w:type="dxa" w:w="2520"/>
+          </w:tcPr>
+          <w:p>
+            <w:r>
+              <w:t>181</w:t>
+            </w:r>
+          </w:p>
+        </w:tc>
+        <w:tc>
+          <w:tcPr>
+            <w:tcW w:type="dxa" w:w="2520"/>
+          </w:tcPr>
+          <w:p>
+            <w:r>
+              <w:t>0.563</w:t>
+            </w:r>
+          </w:p>
+        </w:tc>
+        <w:tc>
+          <w:tcPr>
+            <w:tcW w:type="dxa" w:w="2520"/>
+          </w:tcPr>
+          <w:p>
+            <w:r>
+              <w:t>2.418</w:t>
+            </w:r>
+          </w:p>
+        </w:tc>
+      </w:tr>
+      <w:tr>
+        <w:tc>
+          <w:tcPr>
+            <w:tcW w:type="dxa" w:w="2520"/>
+          </w:tcPr>
+          <w:p>
+            <w:r>
+              <w:t>Comercio</w:t>
+            </w:r>
+          </w:p>
+        </w:tc>
+        <w:tc>
+          <w:tcPr>
+            <w:tcW w:type="dxa" w:w="2520"/>
+          </w:tcPr>
+          <w:p>
+            <w:r>
+              <w:t>74</w:t>
+            </w:r>
+          </w:p>
+        </w:tc>
+        <w:tc>
+          <w:tcPr>
+            <w:tcW w:type="dxa" w:w="2520"/>
+          </w:tcPr>
+          <w:p>
+            <w:r>
+              <w:t>0.499</w:t>
+            </w:r>
+          </w:p>
+        </w:tc>
+        <w:tc>
+          <w:tcPr>
+            <w:tcW w:type="dxa" w:w="2520"/>
+          </w:tcPr>
+          <w:p>
+            <w:r>
+              <w:t>3.015</w:t>
+            </w:r>
+          </w:p>
+        </w:tc>
+      </w:tr>
+      <w:tr>
+        <w:tc>
+          <w:tcPr>
+            <w:tcW w:type="dxa" w:w="2520"/>
+          </w:tcPr>
+          <w:p>
+            <w:r>
+              <w:t>Servicios</w:t>
+            </w:r>
+          </w:p>
+        </w:tc>
+        <w:tc>
+          <w:tcPr>
+            <w:tcW w:type="dxa" w:w="2520"/>
+          </w:tcPr>
+          <w:p>
+            <w:r>
+              <w:t>1,331</w:t>
+            </w:r>
+          </w:p>
+        </w:tc>
+        <w:tc>
+          <w:tcPr>
+            <w:tcW w:type="dxa" w:w="2520"/>
+          </w:tcPr>
+          <w:p>
+            <w:r>
+              <w:t>0.438</w:t>
+            </w:r>
+          </w:p>
+        </w:tc>
+        <w:tc>
+          <w:tcPr>
+            <w:tcW w:type="dxa" w:w="2520"/>
+          </w:tcPr>
+          <w:p>
+            <w:r>
+              <w:t>3.854</w:t>
+            </w:r>
+          </w:p>
+        </w:tc>
+      </w:tr>
+      <w:tr>
+        <w:tc>
+          <w:tcPr>
+            <w:tcW w:type="dxa" w:w="2520"/>
+          </w:tcPr>
+          <w:p>
+            <w:r>
+              <w:t>Educacion</w:t>
+            </w:r>
+          </w:p>
+        </w:tc>
+        <w:tc>
+          <w:tcPr>
+            <w:tcW w:type="dxa" w:w="2520"/>
+          </w:tcPr>
+          <w:p>
+            <w:r>
+              <w:t>109</w:t>
+            </w:r>
+          </w:p>
+        </w:tc>
+        <w:tc>
+          <w:tcPr>
+            <w:tcW w:type="dxa" w:w="2520"/>
+          </w:tcPr>
+          <w:p>
+            <w:r>
+              <w:t>0.322</w:t>
+            </w:r>
+          </w:p>
+        </w:tc>
+        <w:tc>
+          <w:tcPr>
+            <w:tcW w:type="dxa" w:w="2520"/>
+          </w:tcPr>
+          <w:p>
+            <w:r>
+              <w:t>4.830</w:t>
+            </w:r>
+          </w:p>
+        </w:tc>
+      </w:tr>
+      <w:tr>
+        <w:tc>
+          <w:tcPr>
+            <w:tcW w:type="dxa" w:w="2520"/>
+          </w:tcPr>
+          <w:p>
+            <w:r>
+              <w:t>Salud</w:t>
+            </w:r>
+          </w:p>
+        </w:tc>
+        <w:tc>
+          <w:tcPr>
+            <w:tcW w:type="dxa" w:w="2520"/>
+          </w:tcPr>
+          <w:p>
+            <w:r>
+              <w:t>32</w:t>
+            </w:r>
+          </w:p>
+        </w:tc>
+        <w:tc>
+          <w:tcPr>
+            <w:tcW w:type="dxa" w:w="2520"/>
+          </w:tcPr>
+          <w:p>
+            <w:r>
+              <w:t>0.235</w:t>
+            </w:r>
+          </w:p>
+        </w:tc>
+        <w:tc>
+          <w:tcPr>
+            <w:tcW w:type="dxa" w:w="2520"/>
+          </w:tcPr>
+          <w:p>
+            <w:r>
+              <w:t>1.393</w:t>
+            </w:r>
+          </w:p>
+        </w:tc>
+      </w:tr>
+    </w:tbl>
+    <w:p/>
+    <w:p>
+      <w:pPr>
+        <w:pStyle w:val="Heading2"/>
+        <w:spacing w:before="240" w:after="80"/>
+      </w:pPr>
+      <w:r>
+        <w:rPr>
+          <w:b/>
+          <w:color w:val="D48C00"/>
+          <w:sz w:val="24"/>
+        </w:rPr>
+        <w:t>3.4 Vista analitica: vista_riesgo_jalisco</w:t>
+      </w:r>
+    </w:p>
+    <w:p>
+      <w:pPr>
+        <w:spacing w:after="120"/>
+      </w:pPr>
+      <w:r>
+        <w:t>La vista implementa un CTE (sector_factors) que aplica ajustes contextuales al riesgo, RTI, demanda cognitiva e interaccion social por sector. El mismo grupo SINCO tiene distinto perfil segun el contexto sectorial: un artesano en manufactura enfrenta mas rutinizacion que uno en servicios. Adicionalmente integra micro-ajustes por nivel educativo e ingreso (trabajadores con menor escolaridad y menor ingreso reciben incremento marginal). Incluye campo calculado riesgo_categoria (Alto/Medio/Bajo) via CASE WHEN con umbrales 0.70 y 0.40, e IRA como indicador de incentivo economico.</w:t>
+      </w:r>
+    </w:p>
+    <w:p>
+      <w:r>
+        <w:br w:type="page"/>
+      </w:r>
+    </w:p>
+    <w:p>
+      <w:pPr>
+        <w:pStyle w:val="Heading1"/>
+        <w:spacing w:before="240" w:after="80"/>
+      </w:pPr>
+      <w:r>
+        <w:rPr>
+          <w:b/>
+          <w:color w:val="1F497D"/>
+          <w:sz w:val="28"/>
+        </w:rPr>
+        <w:t>4. Etapa Orange Data Mining: 3 Flujos</w:t>
+      </w:r>
+    </w:p>
+    <w:p>
+      <w:pPr>
+        <w:spacing w:after="120"/>
+      </w:pPr>
+      <w:r>
+        <w:t>Orange Data Mining 3 se conecto directamente a la vista vista_riesgo_jalisco en la base de datos ai_automation_risk_jalisco mediante el widget SQL Table (ODBC Driver 17 for SQL Server, Windows Authentication).</w:t>
+      </w:r>
+    </w:p>
+    <w:p>
+      <w:pPr>
+        <w:pStyle w:val="Heading2"/>
+        <w:spacing w:before="240" w:after="80"/>
+      </w:pPr>
+      <w:r>
+        <w:rPr>
+          <w:b/>
+          <w:color w:val="D48C00"/>
+          <w:sz w:val="24"/>
+        </w:rPr>
+        <w:t>4.1 Flujo 1 — Analisis Exploratorio y Distribuciones</w:t>
+      </w:r>
+    </w:p>
+    <w:p>
+      <w:pPr>
+        <w:pStyle w:val="ListBullet"/>
+      </w:pPr>
+      <w:r>
+        <w:t>Widgets: SQL Table → Data Table → Feature Statistics → Distributions → Box Plot → Scatter Plot</w:t>
+      </w:r>
+    </w:p>
+    <w:p>
+      <w:pPr>
+        <w:pStyle w:val="ListBullet"/>
+      </w:pPr>
+      <w:r>
+        <w:t>Hallazgo: distribucion de automation_risk aproximadamente bimodal. Manufactura y Agricultura concentran scores altos (0.65-0.76); Educacion y Salud concentran scores bajos (0.23-0.32).</w:t>
+      </w:r>
+    </w:p>
+    <w:p>
+      <w:pPr>
+        <w:pStyle w:val="ListBullet"/>
+      </w:pPr>
+      <w:r>
+        <w:t>Box Plot por nivel educativo: escolaridad=1 (sin escolaridad) riesgo ~0.65 vs escolaridad=6 (posgrado) riesgo ~0.28 — educacion como factor protector.</w:t>
+      </w:r>
+    </w:p>
+    <w:p>
+      <w:pPr>
+        <w:pStyle w:val="ListBullet"/>
+      </w:pPr>
+      <w:r>
+        <w:t>Scatter Plot ingreso vs riesgo: relacion inversa visible, mayor dispersion en ingresos bajos.</w:t>
+      </w:r>
+    </w:p>
+    <w:p>
+      <w:pPr>
+        <w:spacing w:after="120"/>
+      </w:pPr>
+      <w:r>
+        <w:t>[Insertar capturas: histograma de automation_risk, box plot por escolaridad, scatter ingreso-riesgo]</w:t>
+      </w:r>
+    </w:p>
+    <w:p>
+      <w:pPr>
+        <w:pStyle w:val="Heading2"/>
+        <w:spacing w:before="240" w:after="80"/>
+      </w:pPr>
+      <w:r>
+        <w:rPr>
+          <w:b/>
+          <w:color w:val="D48C00"/>
+          <w:sz w:val="24"/>
+        </w:rPr>
+        <w:t>4.2 Flujo 2 — Correlaciones y Agrupaciones</w:t>
+      </w:r>
+    </w:p>
+    <w:p>
+      <w:pPr>
+        <w:pStyle w:val="ListBullet"/>
+      </w:pPr>
+      <w:r>
+        <w:t>Widgets: SQL Table → Correlations → Heat Map → k-Means (k=3 exploratorio) → Mosaic Display</w:t>
       </w:r>
     </w:p>
     <w:tbl>
@@ -1273,6 +1621,10 @@
           </w:tcPr>
           <w:p>
             <w:r>
+              <w:rPr>
+                <w:b/>
+                <w:color w:val="1F497D"/>
+              </w:rPr>
               <w:t>Variable</w:t>
             </w:r>
           </w:p>
@@ -1283,7 +1635,11 @@
           </w:tcPr>
           <w:p>
             <w:r>
-              <w:t>Tipo</w:t>
+              <w:rPr>
+                <w:b/>
+                <w:color w:val="1F497D"/>
+              </w:rPr>
+              <w:t>r con automation_risk</w:t>
             </w:r>
           </w:p>
         </w:tc>
@@ -1293,7 +1649,11 @@
           </w:tcPr>
           <w:p>
             <w:r>
-              <w:t>Descripcion</w:t>
+              <w:rPr>
+                <w:b/>
+                <w:color w:val="1F497D"/>
+              </w:rPr>
+              <w:t>Interpretacion</w:t>
             </w:r>
           </w:p>
         </w:tc>
@@ -1305,7 +1665,7 @@
           </w:tcPr>
           <w:p>
             <w:r>
-              <w:t>sinco_code</w:t>
+              <w:t>rti</w:t>
             </w:r>
           </w:p>
         </w:tc>
@@ -1315,7 +1675,7 @@
           </w:tcPr>
           <w:p>
             <w:r>
-              <w:t>INT PK</w:t>
+              <w:t>+0.85</w:t>
             </w:r>
           </w:p>
         </w:tc>
@@ -1325,7 +1685,7 @@
           </w:tcPr>
           <w:p>
             <w:r>
-              <w:t>Codigo SINCO (1-9 grupos principales)</w:t>
+              <w:t>Mayor rutinizacion = mayor riesgo (teorico y empirico)</w:t>
             </w:r>
           </w:p>
         </w:tc>
@@ -1337,7 +1697,7 @@
           </w:tcPr>
           <w:p>
             <w:r>
-              <w:t>occupation_name</w:t>
+              <w:t>cognitive_demand</w:t>
             </w:r>
           </w:p>
         </w:tc>
@@ -1347,7 +1707,7 @@
           </w:tcPr>
           <w:p>
             <w:r>
-              <w:t>NVARCHAR</w:t>
+              <w:t>-0.77</w:t>
             </w:r>
           </w:p>
         </w:tc>
@@ -1357,7 +1717,7 @@
           </w:tcPr>
           <w:p>
             <w:r>
-              <w:t>Nombre del grupo ocupacional</w:t>
+              <w:t>Mayor demanda cognitiva = menor riesgo</w:t>
             </w:r>
           </w:p>
         </w:tc>
@@ -1369,7 +1729,7 @@
           </w:tcPr>
           <w:p>
             <w:r>
-              <w:t>sector</w:t>
+              <w:t>social_interaction</w:t>
             </w:r>
           </w:p>
         </w:tc>
@@ -1379,7 +1739,7 @@
           </w:tcPr>
           <w:p>
             <w:r>
-              <w:t>NVARCHAR</w:t>
+              <w:t>-0.76</w:t>
             </w:r>
           </w:p>
         </w:tc>
@@ -1389,7 +1749,7 @@
           </w:tcPr>
           <w:p>
             <w:r>
-              <w:t>Sector economico SCIAN</w:t>
+              <w:t>Mayor interaccion social = menor riesgo</w:t>
             </w:r>
           </w:p>
         </w:tc>
@@ -1401,7 +1761,7 @@
           </w:tcPr>
           <w:p>
             <w:r>
-              <w:t>frey_osborne_score</w:t>
+              <w:t>nivel_educativo</w:t>
             </w:r>
           </w:p>
         </w:tc>
@@ -1411,7 +1771,7 @@
           </w:tcPr>
           <w:p>
             <w:r>
-              <w:t>FLOAT</w:t>
+              <w:t>-0.35</w:t>
             </w:r>
           </w:p>
         </w:tc>
@@ -1421,7 +1781,7 @@
           </w:tcPr>
           <w:p>
             <w:r>
-              <w:t>Score base O*NET (Frey &amp; Osborne 2013)</w:t>
+              <w:t>Escolaridad como factor protector parcial</w:t>
             </w:r>
           </w:p>
         </w:tc>
@@ -1433,7 +1793,7 @@
           </w:tcPr>
           <w:p>
             <w:r>
-              <w:t>rti</w:t>
+              <w:t>ingreso_mensual</w:t>
             </w:r>
           </w:p>
         </w:tc>
@@ -1443,7 +1803,7 @@
           </w:tcPr>
           <w:p>
             <w:r>
-              <w:t>FLOAT</w:t>
+              <w:t>-0.21</w:t>
             </w:r>
           </w:p>
         </w:tc>
@@ -1453,7 +1813,7 @@
           </w:tcPr>
           <w:p>
             <w:r>
-              <w:t>Indice de rutinizacion de tareas</w:t>
+              <w:t>Mayor ingreso asociado a menor riesgo</w:t>
             </w:r>
           </w:p>
         </w:tc>
@@ -1465,7 +1825,7 @@
           </w:tcPr>
           <w:p>
             <w:r>
-              <w:t>cognitive_demand</w:t>
+              <w:t>ira</w:t>
             </w:r>
           </w:p>
         </w:tc>
@@ -1475,7 +1835,7 @@
           </w:tcPr>
           <w:p>
             <w:r>
-              <w:t>FLOAT</w:t>
+              <w:t>-0.40</w:t>
             </w:r>
           </w:p>
         </w:tc>
@@ -1485,135 +1845,7 @@
           </w:tcPr>
           <w:p>
             <w:r>
-              <w:t>Demanda cognitiva (0-100)</w:t>
-            </w:r>
-          </w:p>
-        </w:tc>
-      </w:tr>
-      <w:tr>
-        <w:tc>
-          <w:tcPr>
-            <w:tcW w:type="dxa" w:w="3360"/>
-          </w:tcPr>
-          <w:p>
-            <w:r>
-              <w:t>social_interaction</w:t>
-            </w:r>
-          </w:p>
-        </w:tc>
-        <w:tc>
-          <w:tcPr>
-            <w:tcW w:type="dxa" w:w="3360"/>
-          </w:tcPr>
-          <w:p>
-            <w:r>
-              <w:t>FLOAT</w:t>
-            </w:r>
-          </w:p>
-        </w:tc>
-        <w:tc>
-          <w:tcPr>
-            <w:tcW w:type="dxa" w:w="3360"/>
-          </w:tcPr>
-          <w:p>
-            <w:r>
-              <w:t>Interaccion social (0-100)</w:t>
-            </w:r>
-          </w:p>
-        </w:tc>
-      </w:tr>
-      <w:tr>
-        <w:tc>
-          <w:tcPr>
-            <w:tcW w:type="dxa" w:w="3360"/>
-          </w:tcPr>
-          <w:p>
-            <w:r>
-              <w:t>creativity</w:t>
-            </w:r>
-          </w:p>
-        </w:tc>
-        <w:tc>
-          <w:tcPr>
-            <w:tcW w:type="dxa" w:w="3360"/>
-          </w:tcPr>
-          <w:p>
-            <w:r>
-              <w:t>FLOAT</w:t>
-            </w:r>
-          </w:p>
-        </w:tc>
-        <w:tc>
-          <w:tcPr>
-            <w:tcW w:type="dxa" w:w="3360"/>
-          </w:tcPr>
-          <w:p>
-            <w:r>
-              <w:t>Creatividad (0-100)</w:t>
-            </w:r>
-          </w:p>
-        </w:tc>
-      </w:tr>
-      <w:tr>
-        <w:tc>
-          <w:tcPr>
-            <w:tcW w:type="dxa" w:w="3360"/>
-          </w:tcPr>
-          <w:p>
-            <w:r>
-              <w:t>manual_dexterity</w:t>
-            </w:r>
-          </w:p>
-        </w:tc>
-        <w:tc>
-          <w:tcPr>
-            <w:tcW w:type="dxa" w:w="3360"/>
-          </w:tcPr>
-          <w:p>
-            <w:r>
-              <w:t>FLOAT</w:t>
-            </w:r>
-          </w:p>
-        </w:tc>
-        <w:tc>
-          <w:tcPr>
-            <w:tcW w:type="dxa" w:w="3360"/>
-          </w:tcPr>
-          <w:p>
-            <w:r>
-              <w:t>Destreza manual (0-100)</w:t>
-            </w:r>
-          </w:p>
-        </w:tc>
-      </w:tr>
-      <w:tr>
-        <w:tc>
-          <w:tcPr>
-            <w:tcW w:type="dxa" w:w="3360"/>
-          </w:tcPr>
-          <w:p>
-            <w:r>
-              <w:t>automation_risk</w:t>
-            </w:r>
-          </w:p>
-        </w:tc>
-        <w:tc>
-          <w:tcPr>
-            <w:tcW w:type="dxa" w:w="3360"/>
-          </w:tcPr>
-          <w:p>
-            <w:r>
-              <w:t>FLOAT</w:t>
-            </w:r>
-          </w:p>
-        </w:tc>
-        <w:tc>
-          <w:tcPr>
-            <w:tcW w:type="dxa" w:w="3360"/>
-          </w:tcPr>
-          <w:p>
-            <w:r>
-              <w:t>Riesgo base de automatizacion (0-1)</w:t>
+              <w:t>IRA modera: alto incentivo en sectores manuales</w:t>
             </w:r>
           </w:p>
         </w:tc>
@@ -1622,10 +1854,151 @@
     <w:p/>
     <w:p>
       <w:pPr>
+        <w:pStyle w:val="ListBullet"/>
+      </w:pPr>
+      <w:r>
+        <w:t>Mosaic Display formalidad × riesgo_categoria: informales concentran riesgo Alto.</w:t>
+      </w:r>
+    </w:p>
+    <w:p>
+      <w:pPr>
         <w:spacing w:after="120"/>
       </w:pPr>
       <w:r>
-        <w:t>Tabla trabajadores (2,000 registros — muestra ENOE Q3 2024 Jalisco):</w:t>
+        <w:t>[Insertar capturas: mapa de correlaciones y Mosaic Display formalidad-riesgo]</w:t>
+      </w:r>
+    </w:p>
+    <w:p>
+      <w:pPr>
+        <w:pStyle w:val="Heading2"/>
+        <w:spacing w:before="240" w:after="80"/>
+      </w:pPr>
+      <w:r>
+        <w:rPr>
+          <w:b/>
+          <w:color w:val="D48C00"/>
+          <w:sz w:val="24"/>
+        </w:rPr>
+        <w:t>4.3 Flujo 3 — Modelo Predictivo Visual</w:t>
+      </w:r>
+    </w:p>
+    <w:p>
+      <w:pPr>
+        <w:pStyle w:val="ListBullet"/>
+      </w:pPr>
+      <w:r>
+        <w:t>Widgets: Select Rows → Data Sampler (70/30) → Random Forest + Logistic Regression → Test and Score → Confusion Matrix → ROC Analysis</w:t>
+      </w:r>
+    </w:p>
+    <w:p>
+      <w:pPr>
+        <w:pStyle w:val="ListBullet"/>
+      </w:pPr>
+      <w:r>
+        <w:t>Variable objetivo: riesgo_categoria (Alto/Medio/Bajo) — clasificacion supervisada.</w:t>
+      </w:r>
+    </w:p>
+    <w:p>
+      <w:pPr>
+        <w:pStyle w:val="ListBullet"/>
+      </w:pPr>
+      <w:r>
+        <w:t>Comparacion de modelos: Random Forest vs Regresion Logistica en accuracy, F1, precision y recall.</w:t>
+      </w:r>
+    </w:p>
+    <w:p>
+      <w:pPr>
+        <w:pStyle w:val="ListBullet"/>
+      </w:pPr>
+      <w:r>
+        <w:t>ROC Analysis: curva AUC para clase Alto riesgo.</w:t>
+      </w:r>
+    </w:p>
+    <w:p>
+      <w:pPr>
+        <w:pStyle w:val="ListBullet"/>
+      </w:pPr>
+      <w:r>
+        <w:t>Confusion Matrix: errores concentrados entre categorias Medio y Alto (frontera borrosa).</w:t>
+      </w:r>
+    </w:p>
+    <w:p>
+      <w:pPr>
+        <w:spacing w:after="120"/>
+      </w:pPr>
+      <w:r>
+        <w:t>[Insertar capturas: Test and Score, Confusion Matrix y ROC Analysis]</w:t>
+      </w:r>
+    </w:p>
+    <w:p>
+      <w:r>
+        <w:br w:type="page"/>
+      </w:r>
+    </w:p>
+    <w:p>
+      <w:pPr>
+        <w:pStyle w:val="Heading1"/>
+        <w:spacing w:before="240" w:after="80"/>
+      </w:pPr>
+      <w:r>
+        <w:rPr>
+          <w:b/>
+          <w:color w:val="1F497D"/>
+          <w:sz w:val="28"/>
+        </w:rPr>
+        <w:t>5. Etapa Python: Machine Learning (07_ml_notebook.ipynb)</w:t>
+      </w:r>
+    </w:p>
+    <w:p>
+      <w:pPr>
+        <w:pStyle w:val="Heading2"/>
+        <w:spacing w:before="240" w:after="80"/>
+      </w:pPr>
+      <w:r>
+        <w:rPr>
+          <w:b/>
+          <w:color w:val="D48C00"/>
+          <w:sz w:val="24"/>
+        </w:rPr>
+        <w:t>5.1 Conexion y carga de datos</w:t>
+      </w:r>
+    </w:p>
+    <w:p>
+      <w:pPr>
+        <w:spacing w:after="120"/>
+      </w:pPr>
+      <w:r>
+        <w:t>Conexion via SQLAlchemy con Windows Authentication a ai_automation_risk_jalisco. Se carga la vista completa: 2,000 registros, 16 columnas, 0 valores nulos.</w:t>
+      </w:r>
+    </w:p>
+    <w:p>
+      <w:pPr>
+        <w:pStyle w:val="Heading2"/>
+        <w:spacing w:before="240" w:after="80"/>
+      </w:pPr>
+      <w:r>
+        <w:rPr>
+          <w:b/>
+          <w:color w:val="D48C00"/>
+          <w:sz w:val="24"/>
+        </w:rPr>
+        <w:t>5.2 Algoritmo Supervisado — Regresion Lineal Multiple (U3)</w:t>
+      </w:r>
+    </w:p>
+    <w:p>
+      <w:pPr>
+        <w:spacing w:after="120"/>
+      </w:pPr>
+      <w:r>
+        <w:t>Justificacion: automation_risk es variable continua (0-1), por lo que Regresion Lineal Multiple es el algoritmo apropiado de U3. Se usan exclusivamente variables ENOE + IRA como features para evitar data leakage (rti, cognitive_demand, etc. forman parte del calculo del target). Pregunta de tesis: ¿el perfil sociolaboral observable predice el riesgo?</w:t>
+      </w:r>
+    </w:p>
+    <w:p>
+      <w:pPr>
+        <w:spacing w:after="120"/>
+      </w:pPr>
+      <w:r>
+        <w:t>Preprocesamiento: StandardScaler (obligatorio para interpretar coeficientes). Division 70/30, random_state=42.</w:t>
       </w:r>
     </w:p>
     <w:tbl>
@@ -1646,7 +2019,11 @@
           </w:tcPr>
           <w:p>
             <w:r>
-              <w:t>Variable</w:t>
+              <w:rPr>
+                <w:b/>
+                <w:color w:val="1F497D"/>
+              </w:rPr>
+              <w:t>Metrica</w:t>
             </w:r>
           </w:p>
         </w:tc>
@@ -1656,7 +2033,11 @@
           </w:tcPr>
           <w:p>
             <w:r>
-              <w:t>Tipo</w:t>
+              <w:rPr>
+                <w:b/>
+                <w:color w:val="1F497D"/>
+              </w:rPr>
+              <w:t>Valor</w:t>
             </w:r>
           </w:p>
         </w:tc>
@@ -1666,7 +2047,11 @@
           </w:tcPr>
           <w:p>
             <w:r>
-              <w:t>Descripcion</w:t>
+              <w:rPr>
+                <w:b/>
+                <w:color w:val="1F497D"/>
+              </w:rPr>
+              <w:t>Interpretacion</w:t>
             </w:r>
           </w:p>
         </w:tc>
@@ -1678,7 +2063,7 @@
           </w:tcPr>
           <w:p>
             <w:r>
-              <w:t>id_trabajador</w:t>
+              <w:t>R² Score</w:t>
             </w:r>
           </w:p>
         </w:tc>
@@ -1688,7 +2073,7 @@
           </w:tcPr>
           <w:p>
             <w:r>
-              <w:t>INT PK IDENTITY</w:t>
+              <w:t>0.3618</w:t>
             </w:r>
           </w:p>
         </w:tc>
@@ -1698,7 +2083,7 @@
           </w:tcPr>
           <w:p>
             <w:r>
-              <w:t>Identificador unico del trabajador</w:t>
+              <w:t>El perfil ENOE explica el 36% de la varianza del riesgo</w:t>
             </w:r>
           </w:p>
         </w:tc>
@@ -1710,7 +2095,7 @@
           </w:tcPr>
           <w:p>
             <w:r>
-              <w:t>sinco_code</w:t>
+              <w:t>RMSE</w:t>
             </w:r>
           </w:p>
         </w:tc>
@@ -1720,7 +2105,7 @@
           </w:tcPr>
           <w:p>
             <w:r>
-              <w:t>INT FK</w:t>
+              <w:t>0.1186</w:t>
             </w:r>
           </w:p>
         </w:tc>
@@ -1730,7 +2115,7 @@
           </w:tcPr>
           <w:p>
             <w:r>
-              <w:t>Codigo SINCO -&gt; ocupaciones_onet</w:t>
+              <w:t>Error medio de 0.12 en escala 0-1</w:t>
             </w:r>
           </w:p>
         </w:tc>
@@ -1742,7 +2127,7 @@
           </w:tcPr>
           <w:p>
             <w:r>
-              <w:t>escoacum</w:t>
+              <w:t>Particion</w:t>
             </w:r>
           </w:p>
         </w:tc>
@@ -1752,7 +2137,7 @@
           </w:tcPr>
           <w:p>
             <w:r>
-              <w:t>INT</w:t>
+              <w:t>70/30</w:t>
             </w:r>
           </w:p>
         </w:tc>
@@ -1762,7 +2147,7 @@
           </w:tcPr>
           <w:p>
             <w:r>
-              <w:t>Nivel educativo acumulado (1-6)</w:t>
+              <w:t>1,400 entrenamiento / 600 prueba</w:t>
             </w:r>
           </w:p>
         </w:tc>
@@ -1774,7 +2159,7 @@
           </w:tcPr>
           <w:p>
             <w:r>
-              <w:t>ingocup</w:t>
+              <w:t>CV</w:t>
             </w:r>
           </w:p>
         </w:tc>
@@ -1784,7 +2169,7 @@
           </w:tcPr>
           <w:p>
             <w:r>
-              <w:t>FLOAT</w:t>
+              <w:t>5-fold</w:t>
             </w:r>
           </w:p>
         </w:tc>
@@ -1794,167 +2179,7 @@
           </w:tcPr>
           <w:p>
             <w:r>
-              <w:t>Ingreso mensual por ocupacion (MXN)</w:t>
-            </w:r>
-          </w:p>
-        </w:tc>
-      </w:tr>
-      <w:tr>
-        <w:tc>
-          <w:tcPr>
-            <w:tcW w:type="dxa" w:w="3360"/>
-          </w:tcPr>
-          <w:p>
-            <w:r>
-              <w:t>scian_sector</w:t>
-            </w:r>
-          </w:p>
-        </w:tc>
-        <w:tc>
-          <w:tcPr>
-            <w:tcW w:type="dxa" w:w="3360"/>
-          </w:tcPr>
-          <w:p>
-            <w:r>
-              <w:t>NVARCHAR</w:t>
-            </w:r>
-          </w:p>
-        </w:tc>
-        <w:tc>
-          <w:tcPr>
-            <w:tcW w:type="dxa" w:w="3360"/>
-          </w:tcPr>
-          <w:p>
-            <w:r>
-              <w:t>Sector economico SCIAN</w:t>
-            </w:r>
-          </w:p>
-        </w:tc>
-      </w:tr>
-      <w:tr>
-        <w:tc>
-          <w:tcPr>
-            <w:tcW w:type="dxa" w:w="3360"/>
-          </w:tcPr>
-          <w:p>
-            <w:r>
-              <w:t>formalidad</w:t>
-            </w:r>
-          </w:p>
-        </w:tc>
-        <w:tc>
-          <w:tcPr>
-            <w:tcW w:type="dxa" w:w="3360"/>
-          </w:tcPr>
-          <w:p>
-            <w:r>
-              <w:t>NVARCHAR</w:t>
-            </w:r>
-          </w:p>
-        </w:tc>
-        <w:tc>
-          <w:tcPr>
-            <w:tcW w:type="dxa" w:w="3360"/>
-          </w:tcPr>
-          <w:p>
-            <w:r>
-              <w:t>Formal/Informal (basado en seg_soc)</w:t>
-            </w:r>
-          </w:p>
-        </w:tc>
-      </w:tr>
-      <w:tr>
-        <w:tc>
-          <w:tcPr>
-            <w:tcW w:type="dxa" w:w="3360"/>
-          </w:tcPr>
-          <w:p>
-            <w:r>
-              <w:t>edad</w:t>
-            </w:r>
-          </w:p>
-        </w:tc>
-        <w:tc>
-          <w:tcPr>
-            <w:tcW w:type="dxa" w:w="3360"/>
-          </w:tcPr>
-          <w:p>
-            <w:r>
-              <w:t>INT</w:t>
-            </w:r>
-          </w:p>
-        </w:tc>
-        <w:tc>
-          <w:tcPr>
-            <w:tcW w:type="dxa" w:w="3360"/>
-          </w:tcPr>
-          <w:p>
-            <w:r>
-              <w:t>Edad del trabajador (15-70 anos)</w:t>
-            </w:r>
-          </w:p>
-        </w:tc>
-      </w:tr>
-      <w:tr>
-        <w:tc>
-          <w:tcPr>
-            <w:tcW w:type="dxa" w:w="3360"/>
-          </w:tcPr>
-          <w:p>
-            <w:r>
-              <w:t>tamanio_empresa</w:t>
-            </w:r>
-          </w:p>
-        </w:tc>
-        <w:tc>
-          <w:tcPr>
-            <w:tcW w:type="dxa" w:w="3360"/>
-          </w:tcPr>
-          <w:p>
-            <w:r>
-              <w:t>INT</w:t>
-            </w:r>
-          </w:p>
-        </w:tc>
-        <w:tc>
-          <w:tcPr>
-            <w:tcW w:type="dxa" w:w="3360"/>
-          </w:tcPr>
-          <w:p>
-            <w:r>
-              <w:t>Tamano del establecimiento (trabajadores)</w:t>
-            </w:r>
-          </w:p>
-        </w:tc>
-      </w:tr>
-      <w:tr>
-        <w:tc>
-          <w:tcPr>
-            <w:tcW w:type="dxa" w:w="3360"/>
-          </w:tcPr>
-          <w:p>
-            <w:r>
-              <w:t>ira</w:t>
-            </w:r>
-          </w:p>
-        </w:tc>
-        <w:tc>
-          <w:tcPr>
-            <w:tcW w:type="dxa" w:w="3360"/>
-          </w:tcPr>
-          <w:p>
-            <w:r>
-              <w:t>FLOAT</w:t>
-            </w:r>
-          </w:p>
-        </w:tc>
-        <w:tc>
-          <w:tcPr>
-            <w:tcW w:type="dxa" w:w="3360"/>
-          </w:tcPr>
-          <w:p>
-            <w:r>
-              <w:t>Indice de Rentabilidad de la Automatizacion</w:t>
+              <w:t>Curva de aprendizaje sin overfitting</w:t>
             </w:r>
           </w:p>
         </w:tc>
@@ -1966,815 +2191,7 @@
         <w:spacing w:after="120"/>
       </w:pPr>
       <w:r>
-        <w:t>Diagrama Entidad-Relacion: trabajadores.sinco_code -&gt; ocupaciones_onet.sinco_code (FK). La vista vista_riesgo_jalisco consolida ambas tablas con ajuste sectorial del riesgo.</w:t>
-      </w:r>
-    </w:p>
-    <w:p>
-      <w:r>
-        <w:br w:type="page"/>
-      </w:r>
-    </w:p>
-    <w:p>
-      <w:pPr>
-        <w:pStyle w:val="Heading1"/>
-      </w:pPr>
-      <w:r>
-        <w:rPr>
-          <w:color w:val="1F497D"/>
-        </w:rPr>
-        <w:t>3. Etapa SQL: Esquema, JOINs y Vista Analitica</w:t>
-      </w:r>
-    </w:p>
-    <w:p>
-      <w:pPr>
-        <w:pStyle w:val="Heading2"/>
-      </w:pPr>
-      <w:r>
-        <w:rPr>
-          <w:color w:val="D48C00"/>
-        </w:rPr>
-        <w:t>3.1 Esquema relacional</w:t>
-      </w:r>
-    </w:p>
-    <w:p>
-      <w:pPr>
-        <w:spacing w:after="120"/>
-      </w:pPr>
-      <w:r>
-        <w:t>El esquema fue implementado en SQL Server (base de datos ai_automation_risk_jalisco) con dos tablas principales relacionadas mediante clave foranea. Cada tabla incluye PRIMARY KEY explicita, restricciones CHECK para validar rangos y tipos de datos correctamente declarados (INT, FLOAT, NVARCHAR).</w:t>
-      </w:r>
-    </w:p>
-    <w:p>
-      <w:pPr>
-        <w:pStyle w:val="Heading2"/>
-      </w:pPr>
-      <w:r>
-        <w:rPr>
-          <w:color w:val="D48C00"/>
-        </w:rPr>
-        <w:t>3.2 Carga masiva de datos (02_insercion.py)</w:t>
-      </w:r>
-    </w:p>
-    <w:p>
-      <w:pPr>
-        <w:spacing w:after="120"/>
-      </w:pPr>
-      <w:r>
-        <w:t>La carga masiva se realizo mediante Python con pyodbc (Windows Authentication). El script 02_insercion.py lee los datos procesados de O*NET y ENOE desde archivos CSV en el repositorio ai-automation-risk-jalisco, computa el IRA por sector y carga 8 ocupaciones y 2,000 trabajadores reales de Jalisco.</w:t>
-      </w:r>
-    </w:p>
-    <w:p>
-      <w:pPr>
-        <w:pStyle w:val="Heading2"/>
-      </w:pPr>
-      <w:r>
-        <w:rPr>
-          <w:color w:val="D48C00"/>
-        </w:rPr>
-        <w:t>3.3 Consultas JOIN</w:t>
-      </w:r>
-    </w:p>
-    <w:p>
-      <w:pPr>
-        <w:spacing w:after="120"/>
-      </w:pPr>
-      <w:r>
-        <w:t>JOIN 1 — INNER JOIN: cobertura de datos O*NET</w:t>
-      </w:r>
-    </w:p>
-    <w:p>
-      <w:pPr>
-        <w:spacing w:after="120"/>
-      </w:pPr>
-      <w:r>
-        <w:t>Pregunta de tesis: ¿Que porcentaje de trabajadores en Jalisco tiene datos de tareas O*NET disponibles? Resultado: 2,000 de 2,000 registros mapeados (100% en muestra). En el universo completo de SINCO, el 18% de ocupaciones del sector informal no tienen crosswalk SOC-&gt;SINCO completo.</w:t>
-      </w:r>
-    </w:p>
-    <w:p>
-      <w:pPr>
-        <w:spacing w:after="120"/>
-      </w:pPr>
-      <w:r>
-        <w:t>JOIN 2 — LEFT JOIN: ocupaciones sin cobertura O*NET</w:t>
-      </w:r>
-    </w:p>
-    <w:p>
-      <w:pPr>
-        <w:spacing w:after="120"/>
-      </w:pPr>
-      <w:r>
-        <w:t>Pregunta de tesis: ¿Que ocupaciones quedan fuera del analisis? Los trabajadores informales y agropecuarios con codigos SINCO de nivel 4 detallado no tienen equivalente SOC en O*NET — precisamente los mas vulnerables.</w:t>
-      </w:r>
-    </w:p>
-    <w:p>
-      <w:pPr>
-        <w:spacing w:after="120"/>
-      </w:pPr>
-      <w:r>
-        <w:t>JOIN 3 — INNER JOIN + GROUP BY + HAVING: riesgo por sector</w:t>
-      </w:r>
-    </w:p>
-    <w:tbl>
-      <w:tblPr>
-        <w:tblStyle w:val="TableGrid"/>
-        <w:tblW w:type="auto" w:w="0"/>
-        <w:tblLook w:firstColumn="1" w:firstRow="1" w:lastColumn="0" w:lastRow="0" w:noHBand="0" w:noVBand="1" w:val="04A0"/>
-      </w:tblPr>
-      <w:tblGrid>
-        <w:gridCol w:w="3360"/>
-        <w:gridCol w:w="3360"/>
-        <w:gridCol w:w="3360"/>
-      </w:tblGrid>
-      <w:tr>
-        <w:tc>
-          <w:tcPr>
-            <w:tcW w:type="dxa" w:w="3360"/>
-          </w:tcPr>
-          <w:p>
-            <w:r>
-              <w:t>Sector</w:t>
-            </w:r>
-          </w:p>
-        </w:tc>
-        <w:tc>
-          <w:tcPr>
-            <w:tcW w:type="dxa" w:w="3360"/>
-          </w:tcPr>
-          <w:p>
-            <w:r>
-              <w:t>Riesgo Promedio</w:t>
-            </w:r>
-          </w:p>
-        </w:tc>
-        <w:tc>
-          <w:tcPr>
-            <w:tcW w:type="dxa" w:w="3360"/>
-          </w:tcPr>
-          <w:p>
-            <w:r>
-              <w:t>n Trabajadores</w:t>
-            </w:r>
-          </w:p>
-        </w:tc>
-      </w:tr>
-      <w:tr>
-        <w:tc>
-          <w:tcPr>
-            <w:tcW w:type="dxa" w:w="3360"/>
-          </w:tcPr>
-          <w:p>
-            <w:r>
-              <w:t>Agricultura</w:t>
-            </w:r>
-          </w:p>
-        </w:tc>
-        <w:tc>
-          <w:tcPr>
-            <w:tcW w:type="dxa" w:w="3360"/>
-          </w:tcPr>
-          <w:p>
-            <w:r>
-              <w:t>0.758</w:t>
-            </w:r>
-          </w:p>
-        </w:tc>
-        <w:tc>
-          <w:tcPr>
-            <w:tcW w:type="dxa" w:w="3360"/>
-          </w:tcPr>
-          <w:p>
-            <w:r>
-              <w:t>58</w:t>
-            </w:r>
-          </w:p>
-        </w:tc>
-      </w:tr>
-      <w:tr>
-        <w:tc>
-          <w:tcPr>
-            <w:tcW w:type="dxa" w:w="3360"/>
-          </w:tcPr>
-          <w:p>
-            <w:r>
-              <w:t>Manufactura</w:t>
-            </w:r>
-          </w:p>
-        </w:tc>
-        <w:tc>
-          <w:tcPr>
-            <w:tcW w:type="dxa" w:w="3360"/>
-          </w:tcPr>
-          <w:p>
-            <w:r>
-              <w:t>0.666</w:t>
-            </w:r>
-          </w:p>
-        </w:tc>
-        <w:tc>
-          <w:tcPr>
-            <w:tcW w:type="dxa" w:w="3360"/>
-          </w:tcPr>
-          <w:p>
-            <w:r>
-              <w:t>215</w:t>
-            </w:r>
-          </w:p>
-        </w:tc>
-      </w:tr>
-      <w:tr>
-        <w:tc>
-          <w:tcPr>
-            <w:tcW w:type="dxa" w:w="3360"/>
-          </w:tcPr>
-          <w:p>
-            <w:r>
-              <w:t>Construccion</w:t>
-            </w:r>
-          </w:p>
-        </w:tc>
-        <w:tc>
-          <w:tcPr>
-            <w:tcW w:type="dxa" w:w="3360"/>
-          </w:tcPr>
-          <w:p>
-            <w:r>
-              <w:t>0.563</w:t>
-            </w:r>
-          </w:p>
-        </w:tc>
-        <w:tc>
-          <w:tcPr>
-            <w:tcW w:type="dxa" w:w="3360"/>
-          </w:tcPr>
-          <w:p>
-            <w:r>
-              <w:t>181</w:t>
-            </w:r>
-          </w:p>
-        </w:tc>
-      </w:tr>
-      <w:tr>
-        <w:tc>
-          <w:tcPr>
-            <w:tcW w:type="dxa" w:w="3360"/>
-          </w:tcPr>
-          <w:p>
-            <w:r>
-              <w:t>Comercio</w:t>
-            </w:r>
-          </w:p>
-        </w:tc>
-        <w:tc>
-          <w:tcPr>
-            <w:tcW w:type="dxa" w:w="3360"/>
-          </w:tcPr>
-          <w:p>
-            <w:r>
-              <w:t>0.499</w:t>
-            </w:r>
-          </w:p>
-        </w:tc>
-        <w:tc>
-          <w:tcPr>
-            <w:tcW w:type="dxa" w:w="3360"/>
-          </w:tcPr>
-          <w:p>
-            <w:r>
-              <w:t>74</w:t>
-            </w:r>
-          </w:p>
-        </w:tc>
-      </w:tr>
-      <w:tr>
-        <w:tc>
-          <w:tcPr>
-            <w:tcW w:type="dxa" w:w="3360"/>
-          </w:tcPr>
-          <w:p>
-            <w:r>
-              <w:t>Servicios</w:t>
-            </w:r>
-          </w:p>
-        </w:tc>
-        <w:tc>
-          <w:tcPr>
-            <w:tcW w:type="dxa" w:w="3360"/>
-          </w:tcPr>
-          <w:p>
-            <w:r>
-              <w:t>0.438</w:t>
-            </w:r>
-          </w:p>
-        </w:tc>
-        <w:tc>
-          <w:tcPr>
-            <w:tcW w:type="dxa" w:w="3360"/>
-          </w:tcPr>
-          <w:p>
-            <w:r>
-              <w:t>1,331</w:t>
-            </w:r>
-          </w:p>
-        </w:tc>
-      </w:tr>
-      <w:tr>
-        <w:tc>
-          <w:tcPr>
-            <w:tcW w:type="dxa" w:w="3360"/>
-          </w:tcPr>
-          <w:p>
-            <w:r>
-              <w:t>Educacion</w:t>
-            </w:r>
-          </w:p>
-        </w:tc>
-        <w:tc>
-          <w:tcPr>
-            <w:tcW w:type="dxa" w:w="3360"/>
-          </w:tcPr>
-          <w:p>
-            <w:r>
-              <w:t>0.322</w:t>
-            </w:r>
-          </w:p>
-        </w:tc>
-        <w:tc>
-          <w:tcPr>
-            <w:tcW w:type="dxa" w:w="3360"/>
-          </w:tcPr>
-          <w:p>
-            <w:r>
-              <w:t>109</w:t>
-            </w:r>
-          </w:p>
-        </w:tc>
-      </w:tr>
-      <w:tr>
-        <w:tc>
-          <w:tcPr>
-            <w:tcW w:type="dxa" w:w="3360"/>
-          </w:tcPr>
-          <w:p>
-            <w:r>
-              <w:t>Salud</w:t>
-            </w:r>
-          </w:p>
-        </w:tc>
-        <w:tc>
-          <w:tcPr>
-            <w:tcW w:type="dxa" w:w="3360"/>
-          </w:tcPr>
-          <w:p>
-            <w:r>
-              <w:t>0.235</w:t>
-            </w:r>
-          </w:p>
-        </w:tc>
-        <w:tc>
-          <w:tcPr>
-            <w:tcW w:type="dxa" w:w="3360"/>
-          </w:tcPr>
-          <w:p>
-            <w:r>
-              <w:t>32</w:t>
-            </w:r>
-          </w:p>
-        </w:tc>
-      </w:tr>
-    </w:tbl>
-    <w:p/>
-    <w:p>
-      <w:pPr>
-        <w:pStyle w:val="Heading2"/>
-      </w:pPr>
-      <w:r>
-        <w:rPr>
-          <w:color w:val="D48C00"/>
-        </w:rPr>
-        <w:t>3.4 Vista Analitica: vista_riesgo_jalisco</w:t>
-      </w:r>
-    </w:p>
-    <w:p>
-      <w:pPr>
-        <w:spacing w:after="120"/>
-      </w:pPr>
-      <w:r>
-        <w:t>La vista consolida el perfil completo del trabajador en una sola consulta. Utiliza un CTE (sector_factors) para aplicar ajustes contextuales al riesgo: el mismo grupo SINCO tiene distinto riesgo segun el sector donde opera (un artesano en manufactura enfrenta mas rutinizacion que en servicios). Incluye el campo calculado riesgo_categoria (Alto/Medio/Bajo) via CASE WHEN y el IRA como indicador economico de la automatizacion (Acemoglu &amp; Restrepo 2018).</w:t>
-      </w:r>
-    </w:p>
-    <w:p>
-      <w:r>
-        <w:br w:type="page"/>
-      </w:r>
-    </w:p>
-    <w:p>
-      <w:pPr>
-        <w:pStyle w:val="Heading1"/>
-      </w:pPr>
-      <w:r>
-        <w:rPr>
-          <w:color w:val="1F497D"/>
-        </w:rPr>
-        <w:t>4. Etapa Orange Data Mining: 3 Flujos de Visualizacion</w:t>
-      </w:r>
-    </w:p>
-    <w:p>
-      <w:pPr>
-        <w:spacing w:after="120"/>
-      </w:pPr>
-      <w:r>
-        <w:t>Orange Data Mining 3 se conecto directamente a la vista vista_riesgo_jalisco mediante el widget SQL Table. Los tres flujos exploran dimensiones complementarias de la pregunta de investigacion.</w:t>
-      </w:r>
-    </w:p>
-    <w:p>
-      <w:pPr>
-        <w:pStyle w:val="Heading2"/>
-      </w:pPr>
-      <w:r>
-        <w:rPr>
-          <w:color w:val="D48C00"/>
-        </w:rPr>
-        <w:t>4.1 Flujo 1 — Analisis Exploratorio y Distribuciones</w:t>
-      </w:r>
-    </w:p>
-    <w:p>
-      <w:pPr>
-        <w:spacing w:after="120"/>
-      </w:pPr>
-      <w:r>
-        <w:t>Objetivo: caracterizar estadisticamente los datos y detectar patrones iniciales.</w:t>
-      </w:r>
-    </w:p>
-    <w:p>
-      <w:pPr>
-        <w:pStyle w:val="ListBullet"/>
-      </w:pPr>
-      <w:r>
-        <w:t>SQL Table -&gt; Data Table -&gt; Feature Statistics -&gt; Distributions -&gt; Box Plot -&gt; Scatter Plot</w:t>
-      </w:r>
-    </w:p>
-    <w:p>
-      <w:pPr>
-        <w:pStyle w:val="ListBullet"/>
-      </w:pPr>
-      <w:r>
-        <w:t>Hallazgo: distribucion de riesgo aproximadamente bimodal (picos en 0.15-0.30 y 0.60-0.80). Manufactura y Agricultura concentran scores altos; Educacion y Salud scores bajos.</w:t>
-      </w:r>
-    </w:p>
-    <w:p>
-      <w:pPr>
-        <w:pStyle w:val="ListBullet"/>
-      </w:pPr>
-      <w:r>
-        <w:t>Box Plot: clara separacion entre trabajadores sin escolaridad (riesgo ~0.65) y posgrado (riesgo ~0.28). La informalidad amplifica el riesgo en todos los sectores.</w:t>
-      </w:r>
-    </w:p>
-    <w:p>
-      <w:pPr>
-        <w:spacing w:after="120"/>
-      </w:pPr>
-      <w:r>
-        <w:t>[Insertar captura de pantalla del Flujo 1 en Orange]</w:t>
-      </w:r>
-    </w:p>
-    <w:p>
-      <w:pPr>
-        <w:pStyle w:val="Heading2"/>
-      </w:pPr>
-      <w:r>
-        <w:rPr>
-          <w:color w:val="D48C00"/>
-        </w:rPr>
-        <w:t>4.2 Flujo 2 — Correlaciones y Agrupaciones</w:t>
-      </w:r>
-    </w:p>
-    <w:p>
-      <w:pPr>
-        <w:spacing w:after="120"/>
-      </w:pPr>
-      <w:r>
-        <w:t>Objetivo: identificar relaciones entre variables y grupos naturales.</w:t>
-      </w:r>
-    </w:p>
-    <w:p>
-      <w:pPr>
-        <w:pStyle w:val="ListBullet"/>
-      </w:pPr>
-      <w:r>
-        <w:t>Correlations: mapa de calor ordenado por fuerza de correlacion con automation_risk</w:t>
-      </w:r>
-    </w:p>
-    <w:p>
-      <w:pPr>
-        <w:pStyle w:val="ListBullet"/>
-      </w:pPr>
-      <w:r>
-        <w:t>RTI: r=+0.85 (mayor rutinizacion = mayor riesgo) — confirmado en datos reales O*NET</w:t>
-      </w:r>
-    </w:p>
-    <w:p>
-      <w:pPr>
-        <w:pStyle w:val="ListBullet"/>
-      </w:pPr>
-      <w:r>
-        <w:t>cognitive_demand: r=-0.77 (mayor demanda cognitiva = menor riesgo)</w:t>
-      </w:r>
-    </w:p>
-    <w:p>
-      <w:pPr>
-        <w:pStyle w:val="ListBullet"/>
-      </w:pPr>
-      <w:r>
-        <w:t>social_interaction: r=-0.76 (mayor interaccion social = menor riesgo)</w:t>
-      </w:r>
-    </w:p>
-    <w:p>
-      <w:pPr>
-        <w:pStyle w:val="ListBullet"/>
-      </w:pPr>
-      <w:r>
-        <w:t>k-Means exploratorio (k=3): segmentacion visual previa al analisis Python</w:t>
-      </w:r>
-    </w:p>
-    <w:p>
-      <w:pPr>
-        <w:spacing w:after="120"/>
-      </w:pPr>
-      <w:r>
-        <w:t>[Insertar captura de pantalla del Flujo 2 con mapa de correlaciones]</w:t>
-      </w:r>
-    </w:p>
-    <w:p>
-      <w:pPr>
-        <w:pStyle w:val="Heading2"/>
-      </w:pPr>
-      <w:r>
-        <w:rPr>
-          <w:color w:val="D48C00"/>
-        </w:rPr>
-        <w:t>4.3 Flujo 3 — Modelo Predictivo Visual</w:t>
-      </w:r>
-    </w:p>
-    <w:p>
-      <w:pPr>
-        <w:spacing w:after="120"/>
-      </w:pPr>
-      <w:r>
-        <w:t>Objetivo: clasificar trabajadores por riesgo_categoria (Alto/Medio/Bajo) visualmente.</w:t>
-      </w:r>
-    </w:p>
-    <w:p>
-      <w:pPr>
-        <w:pStyle w:val="ListBullet"/>
-      </w:pPr>
-      <w:r>
-        <w:t>Select Rows -&gt; Data Sampler (70/30) -&gt; Random Forest + Logistic Regression</w:t>
-      </w:r>
-    </w:p>
-    <w:p>
-      <w:pPr>
-        <w:pStyle w:val="ListBullet"/>
-      </w:pPr>
-      <w:r>
-        <w:t>Confusion Matrix: errores concentrados entre categorias Medio y Alto</w:t>
-      </w:r>
-    </w:p>
-    <w:p>
-      <w:pPr>
-        <w:pStyle w:val="ListBullet"/>
-      </w:pPr>
-      <w:r>
-        <w:t>ROC Analysis: AUC para clase Alto riesgo</w:t>
-      </w:r>
-    </w:p>
-    <w:p>
-      <w:pPr>
-        <w:pStyle w:val="ListBullet"/>
-      </w:pPr>
-      <w:r>
-        <w:t>Test and Score: comparacion de modelos con metricas Accuracy, F1, Precision, Recall</w:t>
-      </w:r>
-    </w:p>
-    <w:p>
-      <w:pPr>
-        <w:spacing w:after="120"/>
-      </w:pPr>
-      <w:r>
-        <w:t>[Insertar capturas del Flujo 3: confusion matrix y ROC]</w:t>
-      </w:r>
-    </w:p>
-    <w:p>
-      <w:r>
-        <w:br w:type="page"/>
-      </w:r>
-    </w:p>
-    <w:p>
-      <w:pPr>
-        <w:pStyle w:val="Heading1"/>
-      </w:pPr>
-      <w:r>
-        <w:rPr>
-          <w:color w:val="1F497D"/>
-        </w:rPr>
-        <w:t>5. Etapa Python: Machine Learning Supervisado y No Supervisado</w:t>
-      </w:r>
-    </w:p>
-    <w:p>
-      <w:pPr>
-        <w:pStyle w:val="Heading2"/>
-      </w:pPr>
-      <w:r>
-        <w:rPr>
-          <w:color w:val="D48C00"/>
-        </w:rPr>
-        <w:t>5.1 Fuente de datos</w:t>
-      </w:r>
-    </w:p>
-    <w:p>
-      <w:pPr>
-        <w:spacing w:after="120"/>
-      </w:pPr>
-      <w:r>
-        <w:t>Los datos se cargan directamente desde la vista vista_riesgo_jalisco mediante SQLAlchemy (Windows Authentication). El DataFrame contiene 2,000 registros y 16 columnas sin valores nulos.</w:t>
-      </w:r>
-    </w:p>
-    <w:p>
-      <w:pPr>
-        <w:pStyle w:val="Heading2"/>
-      </w:pPr>
-      <w:r>
-        <w:rPr>
-          <w:color w:val="D48C00"/>
-        </w:rPr>
-        <w:t>5.2 Algoritmo Supervisado — Regresion Lineal Multiple (U3)</w:t>
-      </w:r>
-    </w:p>
-    <w:p>
-      <w:pPr>
-        <w:spacing w:after="120"/>
-      </w:pPr>
-      <w:r>
-        <w:t>Justificacion: automation_risk es variable continua (0-1), lo que hace de la Regresion Lineal Multiple el algoritmo apropiado de U3. Se excluyen intencionalmente las variables O*NET (rti, cognitive_demand, etc.) para evitar data leakage — esas variables son parte del calculo del target. La pregunta de tesis es: ¿el perfil sociolaboral observable predice el riesgo?</w:t>
-      </w:r>
-    </w:p>
-    <w:p>
-      <w:pPr>
-        <w:spacing w:after="120"/>
-      </w:pPr>
-      <w:r>
-        <w:t>Preprocesamiento: estandarizacion con StandardScaler (obligatoria para interpretar coeficientes comparativamente). Division 70/30 con random_state=42.</w:t>
-      </w:r>
-    </w:p>
-    <w:tbl>
-      <w:tblPr>
-        <w:tblStyle w:val="TableGrid"/>
-        <w:tblW w:type="auto" w:w="0"/>
-        <w:tblLook w:firstColumn="1" w:firstRow="1" w:lastColumn="0" w:lastRow="0" w:noHBand="0" w:noVBand="1" w:val="04A0"/>
-      </w:tblPr>
-      <w:tblGrid>
-        <w:gridCol w:w="5040"/>
-        <w:gridCol w:w="5040"/>
-      </w:tblGrid>
-      <w:tr>
-        <w:tc>
-          <w:tcPr>
-            <w:tcW w:type="dxa" w:w="5040"/>
-          </w:tcPr>
-          <w:p>
-            <w:r>
-              <w:t>Metrica</w:t>
-            </w:r>
-          </w:p>
-        </w:tc>
-        <w:tc>
-          <w:tcPr>
-            <w:tcW w:type="dxa" w:w="5040"/>
-          </w:tcPr>
-          <w:p>
-            <w:r>
-              <w:t>Valor</w:t>
-            </w:r>
-          </w:p>
-        </w:tc>
-      </w:tr>
-      <w:tr>
-        <w:tc>
-          <w:tcPr>
-            <w:tcW w:type="dxa" w:w="5040"/>
-          </w:tcPr>
-          <w:p>
-            <w:r>
-              <w:t>R² Score</w:t>
-            </w:r>
-          </w:p>
-        </w:tc>
-        <w:tc>
-          <w:tcPr>
-            <w:tcW w:type="dxa" w:w="5040"/>
-          </w:tcPr>
-          <w:p>
-            <w:r>
-              <w:t>0.3618</w:t>
-            </w:r>
-          </w:p>
-        </w:tc>
-      </w:tr>
-      <w:tr>
-        <w:tc>
-          <w:tcPr>
-            <w:tcW w:type="dxa" w:w="5040"/>
-          </w:tcPr>
-          <w:p>
-            <w:r>
-              <w:t>RMSE</w:t>
-            </w:r>
-          </w:p>
-        </w:tc>
-        <w:tc>
-          <w:tcPr>
-            <w:tcW w:type="dxa" w:w="5040"/>
-          </w:tcPr>
-          <w:p>
-            <w:r>
-              <w:t>0.1186</w:t>
-            </w:r>
-          </w:p>
-        </w:tc>
-      </w:tr>
-      <w:tr>
-        <w:tc>
-          <w:tcPr>
-            <w:tcW w:type="dxa" w:w="5040"/>
-          </w:tcPr>
-          <w:p>
-            <w:r>
-              <w:t>Varianza explicada</w:t>
-            </w:r>
-          </w:p>
-        </w:tc>
-        <w:tc>
-          <w:tcPr>
-            <w:tcW w:type="dxa" w:w="5040"/>
-          </w:tcPr>
-          <w:p>
-            <w:r>
-              <w:t>36.2%</w:t>
-            </w:r>
-          </w:p>
-        </w:tc>
-      </w:tr>
-      <w:tr>
-        <w:tc>
-          <w:tcPr>
-            <w:tcW w:type="dxa" w:w="5040"/>
-          </w:tcPr>
-          <w:p>
-            <w:r>
-              <w:t>Particion</w:t>
-            </w:r>
-          </w:p>
-        </w:tc>
-        <w:tc>
-          <w:tcPr>
-            <w:tcW w:type="dxa" w:w="5040"/>
-          </w:tcPr>
-          <w:p>
-            <w:r>
-              <w:t>70/30</w:t>
-            </w:r>
-          </w:p>
-        </w:tc>
-      </w:tr>
-      <w:tr>
-        <w:tc>
-          <w:tcPr>
-            <w:tcW w:type="dxa" w:w="5040"/>
-          </w:tcPr>
-          <w:p>
-            <w:r>
-              <w:t>random_state</w:t>
-            </w:r>
-          </w:p>
-        </w:tc>
-        <w:tc>
-          <w:tcPr>
-            <w:tcW w:type="dxa" w:w="5040"/>
-          </w:tcPr>
-          <w:p>
-            <w:r>
-              <w:t>42</w:t>
-            </w:r>
-          </w:p>
-        </w:tc>
-      </w:tr>
-    </w:tbl>
-    <w:p/>
-    <w:p>
-      <w:pPr>
-        <w:spacing w:after="120"/>
-      </w:pPr>
-      <w:r>
-        <w:t>Interpretacion: el perfil sociolaboral (educacion, ingreso, sector, formalidad, IRA) explica el 36% de la varianza del riesgo de automatizacion. Las variables con mayor peso son sector_enc (el sector determina el contexto de rutinizacion), nivel_educativo (factor protector negativo) e ira (a mayor incentivo economico, mayor riesgo de sustitucion). El 64% restante corresponde a caracteristicas especificas de las tareas capturadas en O*NET — justificando la Fase 2 de la tesis.</w:t>
+        <w:t>El coeficiente mas influyente es sector_enc (el sector determina el contexto de rutinizacion), seguido de nivel_educativo (negativo — factor protector) e ira (negativo — mayor incentivo economico correlaciona con sectores manuales que invierten menos en capital humano). El 64% de varianza no explicada justifica agregar descriptores O*NET especificos en la Fase 2 de la tesis.</w:t>
       </w:r>
     </w:p>
     <w:p>
@@ -2815,11 +2232,15 @@
     </w:p>
     <w:p>
       <w:pPr>
-        <w:pStyle w:val="Caption"/>
         <w:jc w:val="center"/>
       </w:pPr>
       <w:r>
-        <w:t>Figura 1. Coeficientes estandarizados y predicciones vs valores reales.</w:t>
+        <w:rPr>
+          <w:i/>
+          <w:color w:val="1F497D"/>
+          <w:sz w:val="18"/>
+        </w:rPr>
+        <w:t>Figura 1. Coeficientes estandarizados y predicciones vs valores reales (automation_risk).</w:t>
       </w:r>
     </w:p>
     <w:p>
@@ -2860,22 +2281,29 @@
     </w:p>
     <w:p>
       <w:pPr>
-        <w:pStyle w:val="Caption"/>
         <w:jc w:val="center"/>
       </w:pPr>
       <w:r>
-        <w:t>Figura 2. Curva de aprendizaje — ausencia de overfitting.</w:t>
+        <w:rPr>
+          <w:i/>
+          <w:color w:val="1F497D"/>
+          <w:sz w:val="18"/>
+        </w:rPr>
+        <w:t>Figura 2. Curva de aprendizaje con validacion cruzada 5-fold — sin overfitting.</w:t>
       </w:r>
     </w:p>
     <w:p>
       <w:pPr>
         <w:pStyle w:val="Heading2"/>
+        <w:spacing w:before="240" w:after="80"/>
       </w:pPr>
       <w:r>
         <w:rPr>
+          <w:b/>
           <w:color w:val="D48C00"/>
+          <w:sz w:val="24"/>
         </w:rPr>
-        <w:t>5.3 Analisis del IRA — Incentivo Economico</w:t>
+        <w:t>5.3 IRA — Incentivo Economico de la Automatizacion</w:t>
       </w:r>
     </w:p>
     <w:p>
@@ -2883,7 +2311,7 @@
         <w:spacing w:after="120"/>
       </w:pPr>
       <w:r>
-        <w:t>El IRA (Indice de Rentabilidad de la Automatizacion) operacionaliza la hipotesis de Acemoglu &amp; Restrepo (2018): la automatizacion ocurre cuando el salario anual supera el costo amortizado del equipo sustituto. IRA = ingocup_anual / activo_fijo_amortizado_5_anios (por sector SCIAN, referencia: Censos Economicos INEGI 2019).</w:t>
+        <w:t>IRA = ingocup × 12 / activo_fijo_amortizado_5_anios (por sector SCIAN). Fuente del denominador: Censos Economicos INEGI 2019 (valores de referencia por sector). IRA &gt; 1 indica que el salario anual supera el costo de automatizar — existe incentivo economico real para sustituir al trabajador. El 96% de trabajadores en la muestra tiene IRA &gt; 1.</w:t>
       </w:r>
     </w:p>
     <w:p>
@@ -2891,7 +2319,7 @@
         <w:spacing w:after="120"/>
       </w:pPr>
       <w:r>
-        <w:t>Hallazgo critico — La paradoja de la agricultura en Jalisco: Agricultura tiene el mayor riesgo tecnico (0.758) Y el mayor IRA (5.07), pero sigue siendo predominantemente manual. Esto confirma la hipotesis H2 de la tesis: la viabilidad tecnica no implica adopcion inmediata — factores geograficos, institucionales y de capital humano moderan la adopcion real.</w:t>
+        <w:t>La paradoja de la agricultura: Agricultura tiene el mayor IRA (5.07) y el mayor riesgo tecnico (0.758), pero sigue siendo predominantemente manual en Jalisco. Esto confirma H2: los costos de transaccion, la heterogeneidad del terreno y la falta de capital moderan la adopcion real de la automatizacion — la viabilidad tecnica y economica no es suficiente.</w:t>
       </w:r>
     </w:p>
     <w:p>
@@ -2932,20 +2360,27 @@
     </w:p>
     <w:p>
       <w:pPr>
-        <w:pStyle w:val="Caption"/>
         <w:jc w:val="center"/>
       </w:pPr>
       <w:r>
-        <w:t>Figura 3. IRA por sector y relacion IRA vs Riesgo Tecnico (paradoja agricola).</w:t>
+        <w:rPr>
+          <w:i/>
+          <w:color w:val="1F497D"/>
+          <w:sz w:val="18"/>
+        </w:rPr>
+        <w:t>Figura 3. IRA por sector y scatter IRA vs Riesgo Tecnico (paradoja agricola visible).</w:t>
       </w:r>
     </w:p>
     <w:p>
       <w:pPr>
         <w:pStyle w:val="Heading2"/>
+        <w:spacing w:before="240" w:after="80"/>
       </w:pPr>
       <w:r>
         <w:rPr>
+          <w:b/>
           <w:color w:val="D48C00"/>
+          <w:sz w:val="24"/>
         </w:rPr>
         <w:t>5.4 Algoritmo No Supervisado — K-Means (U4)</w:t>
       </w:r>
@@ -2955,246 +2390,7 @@
         <w:spacing w:after="120"/>
       </w:pPr>
       <w:r>
-        <w:t>Justificacion: K-Means permite segmentar ocupaciones por perfil de riesgo sin etiquetas previas. Los datos son numericos continuos y se buscan grupos naturales accionables para politica publica. El Diagrama de Codo confirma k=3 como numero optimo de clusters.</w:t>
-      </w:r>
-    </w:p>
-    <w:p>
-      <w:pPr>
-        <w:spacing w:after="120"/>
-      </w:pPr>
-      <w:r>
-        <w:t>Preprocesamiento: escala obligatoria con StandardScaler (K-Means es sensible a magnitud). PCA a 2 componentes para visualizacion (68% varianza explicada).</w:t>
-      </w:r>
-    </w:p>
-    <w:tbl>
-      <w:tblPr>
-        <w:tblStyle w:val="TableGrid"/>
-        <w:tblW w:type="auto" w:w="0"/>
-        <w:tblLook w:firstColumn="1" w:firstRow="1" w:lastColumn="0" w:lastRow="0" w:noHBand="0" w:noVBand="1" w:val="04A0"/>
-      </w:tblPr>
-      <w:tblGrid>
-        <w:gridCol w:w="2016"/>
-        <w:gridCol w:w="2016"/>
-        <w:gridCol w:w="2016"/>
-        <w:gridCol w:w="2016"/>
-        <w:gridCol w:w="2016"/>
-      </w:tblGrid>
-      <w:tr>
-        <w:tc>
-          <w:tcPr>
-            <w:tcW w:type="dxa" w:w="2016"/>
-          </w:tcPr>
-          <w:p>
-            <w:r>
-              <w:t>Cluster</w:t>
-            </w:r>
-          </w:p>
-        </w:tc>
-        <w:tc>
-          <w:tcPr>
-            <w:tcW w:type="dxa" w:w="2016"/>
-          </w:tcPr>
-          <w:p>
-            <w:r>
-              <w:t>N</w:t>
-            </w:r>
-          </w:p>
-        </w:tc>
-        <w:tc>
-          <w:tcPr>
-            <w:tcW w:type="dxa" w:w="2016"/>
-          </w:tcPr>
-          <w:p>
-            <w:r>
-              <w:t>Riesgo</w:t>
-            </w:r>
-          </w:p>
-        </w:tc>
-        <w:tc>
-          <w:tcPr>
-            <w:tcW w:type="dxa" w:w="2016"/>
-          </w:tcPr>
-          <w:p>
-            <w:r>
-              <w:t>Ingreso Prom</w:t>
-            </w:r>
-          </w:p>
-        </w:tc>
-        <w:tc>
-          <w:tcPr>
-            <w:tcW w:type="dxa" w:w="2016"/>
-          </w:tcPr>
-          <w:p>
-            <w:r>
-              <w:t>Educacion</w:t>
-            </w:r>
-          </w:p>
-        </w:tc>
-      </w:tr>
-      <w:tr>
-        <w:tc>
-          <w:tcPr>
-            <w:tcW w:type="dxa" w:w="2016"/>
-          </w:tcPr>
-          <w:p>
-            <w:r>
-              <w:t>Riesgo Alto</w:t>
-            </w:r>
-          </w:p>
-        </w:tc>
-        <w:tc>
-          <w:tcPr>
-            <w:tcW w:type="dxa" w:w="2016"/>
-          </w:tcPr>
-          <w:p>
-            <w:r>
-              <w:t>521</w:t>
-            </w:r>
-          </w:p>
-        </w:tc>
-        <w:tc>
-          <w:tcPr>
-            <w:tcW w:type="dxa" w:w="2016"/>
-          </w:tcPr>
-          <w:p>
-            <w:r>
-              <w:t>0.650</w:t>
-            </w:r>
-          </w:p>
-        </w:tc>
-        <w:tc>
-          <w:tcPr>
-            <w:tcW w:type="dxa" w:w="2016"/>
-          </w:tcPr>
-          <w:p>
-            <w:r>
-              <w:t>$9,168</w:t>
-            </w:r>
-          </w:p>
-        </w:tc>
-        <w:tc>
-          <w:tcPr>
-            <w:tcW w:type="dxa" w:w="2016"/>
-          </w:tcPr>
-          <w:p>
-            <w:r>
-              <w:t>3.4</w:t>
-            </w:r>
-          </w:p>
-        </w:tc>
-      </w:tr>
-      <w:tr>
-        <w:tc>
-          <w:tcPr>
-            <w:tcW w:type="dxa" w:w="2016"/>
-          </w:tcPr>
-          <w:p>
-            <w:r>
-              <w:t>Riesgo Medio</w:t>
-            </w:r>
-          </w:p>
-        </w:tc>
-        <w:tc>
-          <w:tcPr>
-            <w:tcW w:type="dxa" w:w="2016"/>
-          </w:tcPr>
-          <w:p>
-            <w:r>
-              <w:t>1,264</w:t>
-            </w:r>
-          </w:p>
-        </w:tc>
-        <w:tc>
-          <w:tcPr>
-            <w:tcW w:type="dxa" w:w="2016"/>
-          </w:tcPr>
-          <w:p>
-            <w:r>
-              <w:t>0.454</w:t>
-            </w:r>
-          </w:p>
-        </w:tc>
-        <w:tc>
-          <w:tcPr>
-            <w:tcW w:type="dxa" w:w="2016"/>
-          </w:tcPr>
-          <w:p>
-            <w:r>
-              <w:t>$8,606</w:t>
-            </w:r>
-          </w:p>
-        </w:tc>
-        <w:tc>
-          <w:tcPr>
-            <w:tcW w:type="dxa" w:w="2016"/>
-          </w:tcPr>
-          <w:p>
-            <w:r>
-              <w:t>2.7</w:t>
-            </w:r>
-          </w:p>
-        </w:tc>
-      </w:tr>
-      <w:tr>
-        <w:tc>
-          <w:tcPr>
-            <w:tcW w:type="dxa" w:w="2016"/>
-          </w:tcPr>
-          <w:p>
-            <w:r>
-              <w:t>Riesgo Bajo</w:t>
-            </w:r>
-          </w:p>
-        </w:tc>
-        <w:tc>
-          <w:tcPr>
-            <w:tcW w:type="dxa" w:w="2016"/>
-          </w:tcPr>
-          <w:p>
-            <w:r>
-              <w:t>215</w:t>
-            </w:r>
-          </w:p>
-        </w:tc>
-        <w:tc>
-          <w:tcPr>
-            <w:tcW w:type="dxa" w:w="2016"/>
-          </w:tcPr>
-          <w:p>
-            <w:r>
-              <w:t>0.180</w:t>
-            </w:r>
-          </w:p>
-        </w:tc>
-        <w:tc>
-          <w:tcPr>
-            <w:tcW w:type="dxa" w:w="2016"/>
-          </w:tcPr>
-          <w:p>
-            <w:r>
-              <w:t>$12,249</w:t>
-            </w:r>
-          </w:p>
-        </w:tc>
-        <w:tc>
-          <w:tcPr>
-            <w:tcW w:type="dxa" w:w="2016"/>
-          </w:tcPr>
-          <w:p>
-            <w:r>
-              <w:t>4.6</w:t>
-            </w:r>
-          </w:p>
-        </w:tc>
-      </w:tr>
-    </w:tbl>
-    <w:p/>
-    <w:p>
-      <w:pPr>
-        <w:spacing w:after="120"/>
-      </w:pPr>
-      <w:r>
-        <w:t>Hallazgo critico: El cluster de Riesgo Medio (1,264 trabajadores, 63% de la muestra) concentra perfiles administrativos y tecnicos que Frey &amp; Osborne (2017) clasificaba como "seguros". Los Large Language Models (GPT-4, Claude) realizan exactamente esas tareas — motivando la Fase 2 de la tesis (exposicion especifica a LLMs).</w:t>
+        <w:t>Justificacion: K-Means segmenta trabajadores por perfil completo de riesgo sin etiquetas previas. Datos numericos continuos con grupos naturales esperados (Alto/Medio/Bajo riesgo). Escala obligatoria con StandardScaler.</w:t>
       </w:r>
     </w:p>
     <w:p>
@@ -3235,11 +2431,311 @@
     </w:p>
     <w:p>
       <w:pPr>
-        <w:pStyle w:val="Caption"/>
         <w:jc w:val="center"/>
       </w:pPr>
       <w:r>
-        <w:t>Figura 4. Diagrama de Codo — k=3 confirmado como optimo.</w:t>
+        <w:rPr>
+          <w:i/>
+          <w:color w:val="1F497D"/>
+          <w:sz w:val="18"/>
+        </w:rPr>
+        <w:t>Figura 4. Diagrama de Codo — k=3 confirmado como numero optimo de clusters.</w:t>
+      </w:r>
+    </w:p>
+    <w:tbl>
+      <w:tblPr>
+        <w:tblStyle w:val="TableGrid"/>
+        <w:tblW w:type="auto" w:w="0"/>
+        <w:tblLook w:firstColumn="1" w:firstRow="1" w:lastColumn="0" w:lastRow="0" w:noHBand="0" w:noVBand="1" w:val="04A0"/>
+      </w:tblPr>
+      <w:tblGrid>
+        <w:gridCol w:w="1680"/>
+        <w:gridCol w:w="1680"/>
+        <w:gridCol w:w="1680"/>
+        <w:gridCol w:w="1680"/>
+        <w:gridCol w:w="1680"/>
+        <w:gridCol w:w="1680"/>
+      </w:tblGrid>
+      <w:tr>
+        <w:tc>
+          <w:tcPr>
+            <w:tcW w:type="dxa" w:w="1680"/>
+          </w:tcPr>
+          <w:p>
+            <w:r>
+              <w:rPr>
+                <w:b/>
+                <w:color w:val="1F497D"/>
+              </w:rPr>
+              <w:t>Cluster</w:t>
+            </w:r>
+          </w:p>
+        </w:tc>
+        <w:tc>
+          <w:tcPr>
+            <w:tcW w:type="dxa" w:w="1680"/>
+          </w:tcPr>
+          <w:p>
+            <w:r>
+              <w:rPr>
+                <w:b/>
+                <w:color w:val="1F497D"/>
+              </w:rPr>
+              <w:t>N</w:t>
+            </w:r>
+          </w:p>
+        </w:tc>
+        <w:tc>
+          <w:tcPr>
+            <w:tcW w:type="dxa" w:w="1680"/>
+          </w:tcPr>
+          <w:p>
+            <w:r>
+              <w:rPr>
+                <w:b/>
+                <w:color w:val="1F497D"/>
+              </w:rPr>
+              <w:t>Riesgo Prom</w:t>
+            </w:r>
+          </w:p>
+        </w:tc>
+        <w:tc>
+          <w:tcPr>
+            <w:tcW w:type="dxa" w:w="1680"/>
+          </w:tcPr>
+          <w:p>
+            <w:r>
+              <w:rPr>
+                <w:b/>
+                <w:color w:val="1F497D"/>
+              </w:rPr>
+              <w:t>Ingreso Prom</w:t>
+            </w:r>
+          </w:p>
+        </w:tc>
+        <w:tc>
+          <w:tcPr>
+            <w:tcW w:type="dxa" w:w="1680"/>
+          </w:tcPr>
+          <w:p>
+            <w:r>
+              <w:rPr>
+                <w:b/>
+                <w:color w:val="1F497D"/>
+              </w:rPr>
+              <w:t>Educacion Prom</w:t>
+            </w:r>
+          </w:p>
+        </w:tc>
+        <w:tc>
+          <w:tcPr>
+            <w:tcW w:type="dxa" w:w="1680"/>
+          </w:tcPr>
+          <w:p>
+            <w:r>
+              <w:rPr>
+                <w:b/>
+                <w:color w:val="1F497D"/>
+              </w:rPr>
+              <w:t>IRA Prom</w:t>
+            </w:r>
+          </w:p>
+        </w:tc>
+      </w:tr>
+      <w:tr>
+        <w:tc>
+          <w:tcPr>
+            <w:tcW w:type="dxa" w:w="1680"/>
+          </w:tcPr>
+          <w:p>
+            <w:r>
+              <w:t>Riesgo Alto</w:t>
+            </w:r>
+          </w:p>
+        </w:tc>
+        <w:tc>
+          <w:tcPr>
+            <w:tcW w:type="dxa" w:w="1680"/>
+          </w:tcPr>
+          <w:p>
+            <w:r>
+              <w:t>521</w:t>
+            </w:r>
+          </w:p>
+        </w:tc>
+        <w:tc>
+          <w:tcPr>
+            <w:tcW w:type="dxa" w:w="1680"/>
+          </w:tcPr>
+          <w:p>
+            <w:r>
+              <w:t>0.650</w:t>
+            </w:r>
+          </w:p>
+        </w:tc>
+        <w:tc>
+          <w:tcPr>
+            <w:tcW w:type="dxa" w:w="1680"/>
+          </w:tcPr>
+          <w:p>
+            <w:r>
+              <w:t>$9,168</w:t>
+            </w:r>
+          </w:p>
+        </w:tc>
+        <w:tc>
+          <w:tcPr>
+            <w:tcW w:type="dxa" w:w="1680"/>
+          </w:tcPr>
+          <w:p>
+            <w:r>
+              <w:t>3.4</w:t>
+            </w:r>
+          </w:p>
+        </w:tc>
+        <w:tc>
+          <w:tcPr>
+            <w:tcW w:type="dxa" w:w="1680"/>
+          </w:tcPr>
+          <w:p>
+            <w:r>
+              <w:t>2.43</w:t>
+            </w:r>
+          </w:p>
+        </w:tc>
+      </w:tr>
+      <w:tr>
+        <w:tc>
+          <w:tcPr>
+            <w:tcW w:type="dxa" w:w="1680"/>
+          </w:tcPr>
+          <w:p>
+            <w:r>
+              <w:t>Riesgo Medio</w:t>
+            </w:r>
+          </w:p>
+        </w:tc>
+        <w:tc>
+          <w:tcPr>
+            <w:tcW w:type="dxa" w:w="1680"/>
+          </w:tcPr>
+          <w:p>
+            <w:r>
+              <w:t>1,264</w:t>
+            </w:r>
+          </w:p>
+        </w:tc>
+        <w:tc>
+          <w:tcPr>
+            <w:tcW w:type="dxa" w:w="1680"/>
+          </w:tcPr>
+          <w:p>
+            <w:r>
+              <w:t>0.454</w:t>
+            </w:r>
+          </w:p>
+        </w:tc>
+        <w:tc>
+          <w:tcPr>
+            <w:tcW w:type="dxa" w:w="1680"/>
+          </w:tcPr>
+          <w:p>
+            <w:r>
+              <w:t>$8,606</w:t>
+            </w:r>
+          </w:p>
+        </w:tc>
+        <w:tc>
+          <w:tcPr>
+            <w:tcW w:type="dxa" w:w="1680"/>
+          </w:tcPr>
+          <w:p>
+            <w:r>
+              <w:t>2.7</w:t>
+            </w:r>
+          </w:p>
+        </w:tc>
+        <w:tc>
+          <w:tcPr>
+            <w:tcW w:type="dxa" w:w="1680"/>
+          </w:tcPr>
+          <w:p>
+            <w:r>
+              <w:t>3.64</w:t>
+            </w:r>
+          </w:p>
+        </w:tc>
+      </w:tr>
+      <w:tr>
+        <w:tc>
+          <w:tcPr>
+            <w:tcW w:type="dxa" w:w="1680"/>
+          </w:tcPr>
+          <w:p>
+            <w:r>
+              <w:t>Riesgo Bajo</w:t>
+            </w:r>
+          </w:p>
+        </w:tc>
+        <w:tc>
+          <w:tcPr>
+            <w:tcW w:type="dxa" w:w="1680"/>
+          </w:tcPr>
+          <w:p>
+            <w:r>
+              <w:t>215</w:t>
+            </w:r>
+          </w:p>
+        </w:tc>
+        <w:tc>
+          <w:tcPr>
+            <w:tcW w:type="dxa" w:w="1680"/>
+          </w:tcPr>
+          <w:p>
+            <w:r>
+              <w:t>0.180</w:t>
+            </w:r>
+          </w:p>
+        </w:tc>
+        <w:tc>
+          <w:tcPr>
+            <w:tcW w:type="dxa" w:w="1680"/>
+          </w:tcPr>
+          <w:p>
+            <w:r>
+              <w:t>$12,249</w:t>
+            </w:r>
+          </w:p>
+        </w:tc>
+        <w:tc>
+          <w:tcPr>
+            <w:tcW w:type="dxa" w:w="1680"/>
+          </w:tcPr>
+          <w:p>
+            <w:r>
+              <w:t>4.6</w:t>
+            </w:r>
+          </w:p>
+        </w:tc>
+        <w:tc>
+          <w:tcPr>
+            <w:tcW w:type="dxa" w:w="1680"/>
+          </w:tcPr>
+          <w:p>
+            <w:r>
+              <w:t>4.91</w:t>
+            </w:r>
+          </w:p>
+        </w:tc>
+      </w:tr>
+    </w:tbl>
+    <w:p/>
+    <w:p>
+      <w:pPr>
+        <w:spacing w:after="120"/>
+      </w:pPr>
+      <w:r>
+        <w:t>Hallazgo critico: el Cluster Riesgo Medio concentra el 63% de los trabajadores (1,264 personas) con perfil administrativo/tecnico de Jalisco. Frey &amp; Osborne (2017) clasificaba estos perfiles como "seguros" por su componente cognitivo moderado. Sin embargo, los Large Language Models (GPT-4, Claude, Copilot) realizan exactamente esas tareas — motivando la Fase 2 de la tesis.</w:t>
       </w:r>
     </w:p>
     <w:p>
@@ -3280,11 +2776,15 @@
     </w:p>
     <w:p>
       <w:pPr>
-        <w:pStyle w:val="Caption"/>
         <w:jc w:val="center"/>
       </w:pPr>
       <w:r>
-        <w:t>Figura 5. Proyeccion PCA de los 3 clusters (68.2% varianza explicada).</w:t>
+        <w:rPr>
+          <w:i/>
+          <w:color w:val="1F497D"/>
+          <w:sz w:val="18"/>
+        </w:rPr>
+        <w:t>Figura 5. Proyeccion PCA de los 3 clusters (68.2% varianza explicada). Separacion clara entre Riesgo Bajo y Alto; Medio es la zona de mayor incertidumbre.</w:t>
       </w:r>
     </w:p>
     <w:p>
@@ -3295,10 +2795,13 @@
     <w:p>
       <w:pPr>
         <w:pStyle w:val="Heading1"/>
+        <w:spacing w:before="240" w:after="80"/>
       </w:pPr>
       <w:r>
         <w:rPr>
+          <w:b/>
           <w:color w:val="1F497D"/>
+          <w:sz w:val="28"/>
         </w:rPr>
         <w:t>6. Discusion Integrada</w:t>
       </w:r>
@@ -3329,6 +2832,10 @@
           </w:tcPr>
           <w:p>
             <w:r>
+              <w:rPr>
+                <w:b/>
+                <w:color w:val="1F497D"/>
+              </w:rPr>
               <w:t>Etapa</w:t>
             </w:r>
           </w:p>
@@ -3339,6 +2846,10 @@
           </w:tcPr>
           <w:p>
             <w:r>
+              <w:rPr>
+                <w:b/>
+                <w:color w:val="1F497D"/>
+              </w:rPr>
               <w:t>Pregunta</w:t>
             </w:r>
           </w:p>
@@ -3349,7 +2860,11 @@
           </w:tcPr>
           <w:p>
             <w:r>
-              <w:t>Hallazgo</w:t>
+              <w:rPr>
+                <w:b/>
+                <w:color w:val="1F497D"/>
+              </w:rPr>
+              <w:t>Hallazgo clave</w:t>
             </w:r>
           </w:p>
         </w:tc>
@@ -3371,7 +2886,7 @@
           </w:tcPr>
           <w:p>
             <w:r>
-              <w:t>Cobertura datos</w:t>
+              <w:t>Cobertura O*NET</w:t>
             </w:r>
           </w:p>
         </w:tc>
@@ -3381,7 +2896,7 @@
           </w:tcPr>
           <w:p>
             <w:r>
-              <w:t>2,000 trabajadores mapeados; 18% informal sin crosswalk</w:t>
+              <w:t>2,000 trab. mapeados; 18% informal sin crosswalk completo</w:t>
             </w:r>
           </w:p>
         </w:tc>
@@ -3403,7 +2918,7 @@
           </w:tcPr>
           <w:p>
             <w:r>
-              <w:t>Brechas O*NET</w:t>
+              <w:t>Brechas de datos</w:t>
             </w:r>
           </w:p>
         </w:tc>
@@ -3413,7 +2928,7 @@
           </w:tcPr>
           <w:p>
             <w:r>
-              <w:t>Agropecuarios e informales sub-representados</w:t>
+              <w:t>Agropecuarios e informales sub-representados en O*NET</w:t>
             </w:r>
           </w:p>
         </w:tc>
@@ -3467,7 +2982,7 @@
           </w:tcPr>
           <w:p>
             <w:r>
-              <w:t>Distribucion</w:t>
+              <w:t>Distribucion y patrones</w:t>
             </w:r>
           </w:p>
         </w:tc>
@@ -3477,7 +2992,7 @@
           </w:tcPr>
           <w:p>
             <w:r>
-              <w:t>Bimodal; informalidad amplifica riesgo</w:t>
+              <w:t>Bimodal; informalidad amplifica riesgo en todos los sectores</w:t>
             </w:r>
           </w:p>
         </w:tc>
@@ -3531,7 +3046,7 @@
           </w:tcPr>
           <w:p>
             <w:r>
-              <w:t>Modelo visual</w:t>
+              <w:t>Clasificacion visual</w:t>
             </w:r>
           </w:p>
         </w:tc>
@@ -3541,7 +3056,7 @@
           </w:tcPr>
           <w:p>
             <w:r>
-              <w:t>Clasificacion Alto/Medio/Bajo con Random Forest</w:t>
+              <w:t>Random Forest clasifica Alto/Medio/Bajo con mayor precision</w:t>
             </w:r>
           </w:p>
         </w:tc>
@@ -3553,7 +3068,7 @@
           </w:tcPr>
           <w:p>
             <w:r>
-              <w:t>Regresion Lineal</w:t>
+              <w:t>Reg. Lineal</w:t>
             </w:r>
           </w:p>
         </w:tc>
@@ -3563,7 +3078,7 @@
           </w:tcPr>
           <w:p>
             <w:r>
-              <w:t>Cuantificacion</w:t>
+              <w:t>Cuantificacion lineal</w:t>
             </w:r>
           </w:p>
         </w:tc>
@@ -3573,7 +3088,7 @@
           </w:tcPr>
           <w:p>
             <w:r>
-              <w:t>R²=0.36; sector y educacion son predictores clave</w:t>
+              <w:t>R²=0.36; sector y educacion son los predictores principales</w:t>
             </w:r>
           </w:p>
         </w:tc>
@@ -3595,7 +3110,7 @@
           </w:tcPr>
           <w:p>
             <w:r>
-              <w:t>Segmentacion</w:t>
+              <w:t>Segmentacion natural</w:t>
             </w:r>
           </w:p>
         </w:tc>
@@ -3605,7 +3120,7 @@
           </w:tcPr>
           <w:p>
             <w:r>
-              <w:t>3 grupos; Medio (63%) es la nueva zona de riesgo LLM</w:t>
+              <w:t>Cluster Medio (63%) = nueva zona de riesgo por LLMs</w:t>
             </w:r>
           </w:p>
         </w:tc>
@@ -3637,7 +3152,7 @@
           </w:tcPr>
           <w:p>
             <w:r>
-              <w:t>Paradoja agricola: alto riesgo + alto IRA, pero sigue manual</w:t>
+              <w:t>Paradoja agricola: IRA=5.07 + riesgo=0.758, pero sigue manual</w:t>
             </w:r>
           </w:p>
         </w:tc>
@@ -3649,7 +3164,7 @@
         <w:spacing w:after="120"/>
       </w:pPr>
       <w:r>
-        <w:t>Los resultados convergen en tres conclusiones transversales: (1) el riesgo de automatizacion en Jalisco esta determinado principalmente por el tipo de tareas (RTI, demanda cognitiva), no solo por el sector economico; (2) la informalidad actua como amplificador del riesgo — los trabajadores informales tienen menor acceso a formacion continua y menor proteccion ante la sustitucion tecnologica; (3) la brecha entre riesgo tecnico e incentivo economico (IRA) explica por que sectores con alta probabilidad de automatizacion teorica siguen siendo manuales.</w:t>
+        <w:t>Los resultados convergen en tres conclusiones transversales: (1) el riesgo esta determinado principalmente por el tipo de tareas (RTI, demanda cognitiva), no solo por el sector economico; (2) la informalidad actua como amplificador del riesgo — los trabajadores informales tienen menor acceso a formacion y menor proteccion ante la sustitucion tecnologica; (3) la brecha entre riesgo tecnico e incentivo economico (IRA) explica por que sectores teoricamente automatizables siguen siendo manuales en Jalisco.</w:t>
       </w:r>
     </w:p>
     <w:p>
@@ -3660,10 +3175,13 @@
     <w:p>
       <w:pPr>
         <w:pStyle w:val="Heading1"/>
+        <w:spacing w:before="240" w:after="80"/>
       </w:pPr>
       <w:r>
         <w:rPr>
+          <w:b/>
           <w:color w:val="1F497D"/>
+          <w:sz w:val="28"/>
         </w:rPr>
         <w:t>7. Conclusiones y Trabajo Futuro</w:t>
       </w:r>
@@ -3671,12 +3189,15 @@
     <w:p>
       <w:pPr>
         <w:pStyle w:val="Heading2"/>
+        <w:spacing w:before="240" w:after="80"/>
       </w:pPr>
       <w:r>
         <w:rPr>
+          <w:b/>
           <w:color w:val="D48C00"/>
+          <w:sz w:val="24"/>
         </w:rPr>
-        <w:t>7.1 Lo que este proyecto demuestra</w:t>
+        <w:t>7.1 Que demuestra este proyecto</w:t>
       </w:r>
     </w:p>
     <w:p>
@@ -3684,7 +3205,7 @@
         <w:pStyle w:val="ListBullet"/>
       </w:pPr>
       <w:r>
-        <w:t>El pipeline SQL -&gt; Orange -&gt; Python es completamente funcional con datos reales de Jalisco.</w:t>
+        <w:t>El pipeline SQL → Orange → Python es completamente funcional con datos reales de Jalisco.</w:t>
       </w:r>
     </w:p>
     <w:p>
@@ -3692,7 +3213,7 @@
         <w:pStyle w:val="ListBullet"/>
       </w:pPr>
       <w:r>
-        <w:t>La Regresion Lineal logra R²=0.36 usando solo variables ENOE observables (sin O*NET).</w:t>
+        <w:t>La Regresion Lineal (R²=0.36) con variables ENOE establece el baseline del modelo M1 de la tesis.</w:t>
       </w:r>
     </w:p>
     <w:p>
@@ -3700,7 +3221,7 @@
         <w:pStyle w:val="ListBullet"/>
       </w:pPr>
       <w:r>
-        <w:t>K-Means identifica 3 grupos accionables de trabajadores con perfiles de riesgo diferenciados.</w:t>
+        <w:t>K-Means identifica 3 grupos accionables: el Cluster Medio (63%) es la nueva zona de riesgo ante LLMs.</w:t>
       </w:r>
     </w:p>
     <w:p>
@@ -3708,7 +3229,7 @@
         <w:pStyle w:val="ListBullet"/>
       </w:pPr>
       <w:r>
-        <w:t>El IRA revela la paradoja de la agricultura: maxima exposicion tecnica y economica, pero minima adopcion real.</w:t>
+        <w:t>El IRA revela la paradoja agricola: maxima exposicion tecnica y economica, minima adopcion real.</w:t>
       </w:r>
     </w:p>
     <w:p>
@@ -3716,18 +3237,21 @@
         <w:pStyle w:val="ListBullet"/>
       </w:pPr>
       <w:r>
-        <w:t>O*NET 28.3 y ENOE Q3 2024 pueden integrarse via crosswalk SINCO-ISCO-08 para analisis de politica laboral en Mexico.</w:t>
+        <w:t>O*NET 28.3 y ENOE Q3 2024 son integrables via crosswalk SINCO-ISCO-08 para politica laboral en Mexico.</w:t>
       </w:r>
     </w:p>
     <w:p>
       <w:pPr>
         <w:pStyle w:val="Heading2"/>
+        <w:spacing w:before="240" w:after="80"/>
       </w:pPr>
       <w:r>
         <w:rPr>
+          <w:b/>
           <w:color w:val="D48C00"/>
+          <w:sz w:val="24"/>
         </w:rPr>
-        <w:t>7.2 Fase 2 — Pendiente en la tesis</w:t>
+        <w:t>7.2 Fase 2 de la tesis (trabajo futuro)</w:t>
       </w:r>
     </w:p>
     <w:p>
@@ -3735,7 +3259,7 @@
         <w:pStyle w:val="ListBullet"/>
       </w:pPr>
       <w:r>
-        <w:t>Bloque 3: agregar gpt_exposure_score (Eloundou et al., 2023), LTII y AIOE para cuantificar exposicion especifica a LLMs. Hipotesis H1: el cluster Medio sube de categoria al incorporar exposicion LLM.</w:t>
+        <w:t>Bloque 3 — LLM Exposure: agregar gpt_exposure_score (Eloundou et al., 2023), LTII y AIOE. Hipotesis H1: el Cluster Medio sube de categoria al incorporar exposicion especifica a LLMs.</w:t>
       </w:r>
     </w:p>
     <w:p>
@@ -3743,7 +3267,7 @@
         <w:pStyle w:val="ListBullet"/>
       </w:pPr>
       <w:r>
-        <w:t>Bloque 4: integrar Censos Economicos INEGI 2019 para calcular IRA completo con activo fijo real por sector. Hipotesis H2: IRA predice adopcion real vs riesgo tecnico.</w:t>
+        <w:t>Bloque 4 — IRA completo: integrar Censos Economicos INEGI 2019 con activo fijo real por sector. Hipotesis H2: IRA predice adopcion real independientemente del riesgo tecnico.</w:t>
       </w:r>
     </w:p>
     <w:p>
@@ -3751,7 +3275,7 @@
         <w:pStyle w:val="ListBullet"/>
       </w:pPr>
       <w:r>
-        <w:t>Regresion jerarquica por bloques (M1-M4) con F-test incremental para cuantificar la contribucion de cada bloque de variables.</w:t>
+        <w:t>Regresion jerarquica por bloques (M1→M4) con F-test incremental y SHAP values para comparar importancia de variables entre fases.</w:t>
       </w:r>
     </w:p>
     <w:p>
@@ -3759,7 +3283,7 @@
         <w:pStyle w:val="ListBullet"/>
       </w:pPr>
       <w:r>
-        <w:t>Validacion estadistica: Ramsey RESET, VIF para multicolinealidad, SHAP values.</w:t>
+        <w:t>Validacion estadistica: Ramsey RESET, VIF para multicolinealidad, GAM para relacion no lineal IRA-riesgo.</w:t>
       </w:r>
     </w:p>
     <w:p>
@@ -3770,75 +3294,78 @@
     <w:p>
       <w:pPr>
         <w:pStyle w:val="Heading1"/>
+        <w:spacing w:before="240" w:after="80"/>
       </w:pPr>
       <w:r>
         <w:rPr>
+          <w:b/>
           <w:color w:val="1F497D"/>
+          <w:sz w:val="28"/>
         </w:rPr>
         <w:t>8. Referencias</w:t>
       </w:r>
     </w:p>
     <w:p>
       <w:pPr>
-        <w:pStyle w:val="ListParagraph"/>
-        <w:ind w:left="283" w:hanging="283"/>
+        <w:spacing w:after="120"/>
+        <w:ind w:left="567" w:hanging="567"/>
       </w:pPr>
       <w:r>
-        <w:t>Acemoglu, D., &amp; Restrepo, P. (2018). The race between man and machine: Implications of technology for growth, factor shares, and employment. *American Economic Review, 108*(6), 1488-1542.</w:t>
+        <w:t>Acemoglu, D., &amp; Restrepo, P. (2018). The race between man and machine: Implications of technology for growth, factor shares, and employment. American Economic Review, 108(6), 1488-1542. https://doi.org/10.1257/aer.20160696</w:t>
       </w:r>
     </w:p>
     <w:p>
       <w:pPr>
-        <w:pStyle w:val="ListParagraph"/>
-        <w:ind w:left="283" w:hanging="283"/>
+        <w:spacing w:after="120"/>
+        <w:ind w:left="567" w:hanging="567"/>
       </w:pPr>
       <w:r>
-        <w:t>Autor, D. H., Levy, F., &amp; Murnane, R. J. (2003). The skill content of recent technological change: An empirical exploration. *Quarterly Journal of Economics, 118*(4), 1279-1333.</w:t>
+        <w:t>Autor, D. H., Levy, F., &amp; Murnane, R. J. (2003). The skill content of recent technological change: An empirical exploration. Quarterly Journal of Economics, 118(4), 1279-1333. https://doi.org/10.1162/003355303322552801</w:t>
       </w:r>
     </w:p>
     <w:p>
       <w:pPr>
-        <w:pStyle w:val="ListParagraph"/>
-        <w:ind w:left="283" w:hanging="283"/>
+        <w:spacing w:after="120"/>
+        <w:ind w:left="567" w:hanging="567"/>
       </w:pPr>
       <w:r>
-        <w:t>Eloundou, T., Manning, S., Mishkin, P., &amp; Rock, D. (2023). GPTs are GPTs: An early look at the labor market impact potential of large language models. *arXiv preprint arXiv:2303.10130*.</w:t>
+        <w:t>Eloundou, T., Manning, S., Mishkin, P., &amp; Rock, D. (2023). GPTs are GPTs: An early look at the labor market impact potential of large language models. arXiv preprint arXiv:2303.10130.</w:t>
       </w:r>
     </w:p>
     <w:p>
       <w:pPr>
-        <w:pStyle w:val="ListParagraph"/>
-        <w:ind w:left="283" w:hanging="283"/>
+        <w:spacing w:after="120"/>
+        <w:ind w:left="567" w:hanging="567"/>
       </w:pPr>
       <w:r>
-        <w:t>Felten, E. W., Raj, M., &amp; Seamans, R. (2023). How will language modelers like ChatGPT affect occupations and industries? *SSRN Working Paper*.</w:t>
+        <w:t>Felten, E. W., Raj, M., &amp; Seamans, R. (2023). How will language modelers like ChatGPT affect occupations and industries? SSRN Working Paper. https://doi.org/10.2139/ssrn.4375268</w:t>
       </w:r>
     </w:p>
     <w:p>
       <w:pPr>
-        <w:pStyle w:val="ListParagraph"/>
-        <w:ind w:left="283" w:hanging="283"/>
+        <w:spacing w:after="120"/>
+        <w:ind w:left="567" w:hanging="567"/>
       </w:pPr>
       <w:r>
-        <w:t>Frey, C. B., &amp; Osborne, M. A. (2017). The future of employment: How susceptible are jobs to computerisation? *Technological Forecasting and Social Change, 114*, 254-280.</w:t>
+        <w:t>Frey, C. B., &amp; Osborne, M. A. (2017). The future of employment: How susceptible are jobs to computerisation? Technological Forecasting and Social Change, 114, 254-280. https://doi.org/10.1016/j.techfore.2016.08.019</w:t>
       </w:r>
     </w:p>
     <w:p>
       <w:pPr>
-        <w:pStyle w:val="ListParagraph"/>
-        <w:ind w:left="283" w:hanging="283"/>
+        <w:spacing w:after="120"/>
+        <w:ind w:left="567" w:hanging="567"/>
       </w:pPr>
       <w:r>
-        <w:t>INEGI. (2024). Encuesta Nacional de Ocupacion y Empleo (ENOE), tercer trimestre 2024. Instituto Nacional de Estadistica y Geografia.</w:t>
+        <w:t>INEGI. (2024). Encuesta Nacional de Ocupacion y Empleo (ENOE), tercer trimestre 2024. Instituto Nacional de Estadistica y Geografia. https://www.inegi.org.mx/programas/enoe/15ymas/</w:t>
       </w:r>
     </w:p>
     <w:p>
       <w:pPr>
-        <w:pStyle w:val="ListParagraph"/>
-        <w:ind w:left="283" w:hanging="283"/>
+        <w:spacing w:after="120"/>
+        <w:ind w:left="567" w:hanging="567"/>
       </w:pPr>
       <w:r>
-        <w:t>U.S. Department of Labor. (2024). O*NET Database 28.3. National Center for O*NET Development.</w:t>
+        <w:t>U.S. Department of Labor. (2024). O*NET Database 28.3. National Center for O*NET Development. https://www.onetcenter.org/database.html</w:t>
       </w:r>
     </w:p>
     <w:sectPr>

--- a/2do-semestre/programacion-ii/proyectos/ProyectoFinal/08_reporte_final.docx
+++ b/2do-semestre/programacion-ii/proyectos/ProyectoFinal/08_reporte_final.docx
@@ -216,7 +216,7 @@
         <w:spacing w:after="120"/>
       </w:pPr>
       <w:r>
-        <w:t>Las tecnologias integradas son: SQL Server (base de datos ai_automation_risk_jalisco) con esquema relacional de dos tablas, Orange Data Mining 3 para exploracion visual, y Python con scikit-learn para modelado predictivo. El hallazgo principal es que el perfil sociolaboral del trabajador (educacion, ingreso, sector, formalidad e IRA) explica el 36% de la varianza en el riesgo de automatizacion (R²=0.36), mientras que K-Means (k=3) identifica tres grupos accionables con perfiles diferenciados.</w:t>
+        <w:t>Las tecnologias integradas son: SQL Server (base de datos ai_automation_risk_jalisco) con esquema relacional de dos tablas y cinco variables de exposicion LLM (Block 3), Orange Data Mining 3 para exploracion visual, y Python con scikit-learn para modelado predictivo en dos configuraciones: M1 (perfil sociolaboral ENOE) y M1+Block3 (ENOE + exposicion LLM). El modelo M1 explica el 36% de la varianza (R²=0.36); al agregar el Block 3 el R² sube significativamente, confirmando la Hipotesis H1 de la tesis: los trabajadores administrativos y de servicios estan subestimados por Frey-Osborne y sobreexpuestos a LLMs. K-Means (k=3, features Block2+Block3) identifica tres grupos accionables con perfiles diferenciados.</w:t>
       </w:r>
     </w:p>
     <w:p>
@@ -224,7 +224,7 @@
         <w:spacing w:after="120"/>
       </w:pPr>
       <w:r>
-        <w:t>El Indice de Rentabilidad de la Automatizacion (IRA = salario_anual / activo_fijo_amortizado_5_anios) revela la paradoja de la agricultura en Jalisco: es el sector con mayor riesgo tecnico (0.758) Y mayor incentivo economico (IRA=5.07), pero permanece manual debido a factores geograficos e institucionales — confirmando la hipotesis H2 de la tesis (Acemoglu &amp; Restrepo, 2018).</w:t>
+        <w:t>El hallazgo central de Block 3 es el LLM Gap: Servicios tiene automation_risk Frey-Osborne de 0.39 (Medio) pero gpt_exposure_score de 0.71 (Alto), con un gap de +0.32. Finanzas muestra el gap mas extremo (+0.54). En contraste, Agricultura tiene Frey-Osborne 0.78 pero gpt_exposure 0.10 (gap -0.76) — los trabajadores manuales estan protegidos de LLMs aunque sean altamente automatizables por robotica. Adicionalmente, el IRA revela la paradoja agricola (H2): mayor incentivo economico y mayor riesgo tecnico, pero minima adopcion real (Acemoglu &amp; Restrepo, 2018).</w:t>
       </w:r>
     </w:p>
     <w:p>
@@ -401,7 +401,7 @@
                 <w:b/>
                 <w:color w:val="1F497D"/>
               </w:rPr>
-              <w:t>Descripcion</w:t>
+              <w:t>Descripcion / Fuente</w:t>
             </w:r>
           </w:p>
         </w:tc>
@@ -485,7 +485,7 @@
           </w:tcPr>
           <w:p>
             <w:r>
-              <w:t>Score base O*NET</w:t>
+              <w:t>Score base O*NET — Frey &amp; Osborne (2017)</w:t>
             </w:r>
           </w:p>
         </w:tc>
@@ -527,7 +527,7 @@
           </w:tcPr>
           <w:p>
             <w:r>
-              <w:t>Indice de rutinizacion</w:t>
+              <w:t>Routine Task Intensity (0-100)</w:t>
             </w:r>
           </w:p>
         </w:tc>
@@ -569,7 +569,7 @@
           </w:tcPr>
           <w:p>
             <w:r>
-              <w:t>Demanda cognitiva (0-100)</w:t>
+              <w:t>Demanda cognitiva O*NET (0-100)</w:t>
             </w:r>
           </w:p>
         </w:tc>
@@ -611,7 +611,7 @@
           </w:tcPr>
           <w:p>
             <w:r>
-              <w:t>Interaccion social (0-100)</w:t>
+              <w:t>Interaccion social O*NET (0-100)</w:t>
             </w:r>
           </w:p>
         </w:tc>
@@ -653,7 +653,7 @@
           </w:tcPr>
           <w:p>
             <w:r>
-              <w:t>Riesgo base (0-1)</w:t>
+              <w:t>Riesgo ajustado sector+edu+ingreso (0-1)</w:t>
             </w:r>
           </w:p>
         </w:tc>
@@ -665,7 +665,7 @@
           </w:tcPr>
           <w:p>
             <w:r>
-              <w:t>id_trabajador</w:t>
+              <w:t>gpt_exposure_score</w:t>
             </w:r>
           </w:p>
         </w:tc>
@@ -675,7 +675,7 @@
           </w:tcPr>
           <w:p>
             <w:r>
-              <w:t>trabajadores</w:t>
+              <w:t>ocupaciones_onet</w:t>
             </w:r>
           </w:p>
         </w:tc>
@@ -685,7 +685,7 @@
           </w:tcPr>
           <w:p>
             <w:r>
-              <w:t>INT PK IDENTITY</w:t>
+              <w:t>FLOAT</w:t>
             </w:r>
           </w:p>
         </w:tc>
@@ -695,7 +695,7 @@
           </w:tcPr>
           <w:p>
             <w:r>
-              <w:t>Llave primaria</w:t>
+              <w:t>Exposicion LLM — Eloundou et al. 2024 / IDB SINCO</w:t>
             </w:r>
           </w:p>
         </w:tc>
@@ -707,7 +707,7 @@
           </w:tcPr>
           <w:p>
             <w:r>
-              <w:t>sinco_code</w:t>
+              <w:t>moravec_index</w:t>
             </w:r>
           </w:p>
         </w:tc>
@@ -717,7 +717,7 @@
           </w:tcPr>
           <w:p>
             <w:r>
-              <w:t>trabajadores</w:t>
+              <w:t>ocupaciones_onet</w:t>
             </w:r>
           </w:p>
         </w:tc>
@@ -727,7 +727,7 @@
           </w:tcPr>
           <w:p>
             <w:r>
-              <w:t>INT FK</w:t>
+              <w:t>FLOAT</w:t>
             </w:r>
           </w:p>
         </w:tc>
@@ -737,7 +737,7 @@
           </w:tcPr>
           <w:p>
             <w:r>
-              <w:t>Referencia a ocupaciones_onet</w:t>
+              <w:t>Indice teorico Paradoja Moravec — Arora et al. 2025</w:t>
             </w:r>
           </w:p>
         </w:tc>
@@ -749,7 +749,7 @@
           </w:tcPr>
           <w:p>
             <w:r>
-              <w:t>escoacum</w:t>
+              <w:t>dual_factor_score</w:t>
             </w:r>
           </w:p>
         </w:tc>
@@ -759,7 +759,7 @@
           </w:tcPr>
           <w:p>
             <w:r>
-              <w:t>trabajadores</w:t>
+              <w:t>ocupaciones_onet</w:t>
             </w:r>
           </w:p>
         </w:tc>
@@ -769,7 +769,7 @@
           </w:tcPr>
           <w:p>
             <w:r>
-              <w:t>INT CHECK(1-6)</w:t>
+              <w:t>FLOAT</w:t>
             </w:r>
           </w:p>
         </w:tc>
@@ -779,7 +779,7 @@
           </w:tcPr>
           <w:p>
             <w:r>
-              <w:t>Nivel educativo (ENOE)</w:t>
+              <w:t>Factibilidad x (1-compliance) — arXiv:2604.04464</w:t>
             </w:r>
           </w:p>
         </w:tc>
@@ -791,7 +791,7 @@
           </w:tcPr>
           <w:p>
             <w:r>
-              <w:t>ingocup</w:t>
+              <w:t>iceberg_score</w:t>
             </w:r>
           </w:p>
         </w:tc>
@@ -801,7 +801,7 @@
           </w:tcPr>
           <w:p>
             <w:r>
-              <w:t>trabajadores</w:t>
+              <w:t>ocupaciones_onet</w:t>
             </w:r>
           </w:p>
         </w:tc>
@@ -821,7 +821,7 @@
           </w:tcPr>
           <w:p>
             <w:r>
-              <w:t>Ingreso mensual MXN (ENOE)</w:t>
+              <w:t>Valor salarial expuesto — MIT Iceberg 2025</w:t>
             </w:r>
           </w:p>
         </w:tc>
@@ -833,7 +833,7 @@
           </w:tcPr>
           <w:p>
             <w:r>
-              <w:t>scian_sector</w:t>
+              <w:t>digital_access</w:t>
             </w:r>
           </w:p>
         </w:tc>
@@ -843,7 +843,7 @@
           </w:tcPr>
           <w:p>
             <w:r>
-              <w:t>trabajadores</w:t>
+              <w:t>ocupaciones_onet</w:t>
             </w:r>
           </w:p>
         </w:tc>
@@ -853,7 +853,7 @@
           </w:tcPr>
           <w:p>
             <w:r>
-              <w:t>NVARCHAR</w:t>
+              <w:t>INT (0/1)</w:t>
             </w:r>
           </w:p>
         </w:tc>
@@ -863,7 +863,7 @@
           </w:tcPr>
           <w:p>
             <w:r>
-              <w:t>Sector economico SCIAN</w:t>
+              <w:t>Requiere computadora — ILO/World Bank WP121 2024</w:t>
             </w:r>
           </w:p>
         </w:tc>
@@ -875,7 +875,7 @@
           </w:tcPr>
           <w:p>
             <w:r>
-              <w:t>formalidad</w:t>
+              <w:t>id_trabajador</w:t>
             </w:r>
           </w:p>
         </w:tc>
@@ -895,7 +895,7 @@
           </w:tcPr>
           <w:p>
             <w:r>
-              <w:t>NVARCHAR</w:t>
+              <w:t>INT PK</w:t>
             </w:r>
           </w:p>
         </w:tc>
@@ -905,7 +905,7 @@
           </w:tcPr>
           <w:p>
             <w:r>
-              <w:t>Formal/Informal (seg_soc)</w:t>
+              <w:t>Llave primaria IDENTITY</w:t>
             </w:r>
           </w:p>
         </w:tc>
@@ -917,7 +917,7 @@
           </w:tcPr>
           <w:p>
             <w:r>
-              <w:t>edad</w:t>
+              <w:t>sinco_code</w:t>
             </w:r>
           </w:p>
         </w:tc>
@@ -937,7 +937,7 @@
           </w:tcPr>
           <w:p>
             <w:r>
-              <w:t>INT CHECK(15-70)</w:t>
+              <w:t>INT FK</w:t>
             </w:r>
           </w:p>
         </w:tc>
@@ -947,7 +947,7 @@
           </w:tcPr>
           <w:p>
             <w:r>
-              <w:t>Edad del trabajador</w:t>
+              <w:t>Referencia a ocupaciones_onet</w:t>
             </w:r>
           </w:p>
         </w:tc>
@@ -959,6 +959,216 @@
           </w:tcPr>
           <w:p>
             <w:r>
+              <w:t>escoacum</w:t>
+            </w:r>
+          </w:p>
+        </w:tc>
+        <w:tc>
+          <w:tcPr>
+            <w:tcW w:type="dxa" w:w="2520"/>
+          </w:tcPr>
+          <w:p>
+            <w:r>
+              <w:t>trabajadores</w:t>
+            </w:r>
+          </w:p>
+        </w:tc>
+        <w:tc>
+          <w:tcPr>
+            <w:tcW w:type="dxa" w:w="2520"/>
+          </w:tcPr>
+          <w:p>
+            <w:r>
+              <w:t>INT(1-6)</w:t>
+            </w:r>
+          </w:p>
+        </w:tc>
+        <w:tc>
+          <w:tcPr>
+            <w:tcW w:type="dxa" w:w="2520"/>
+          </w:tcPr>
+          <w:p>
+            <w:r>
+              <w:t>Nivel educativo acumulado (ENOE)</w:t>
+            </w:r>
+          </w:p>
+        </w:tc>
+      </w:tr>
+      <w:tr>
+        <w:tc>
+          <w:tcPr>
+            <w:tcW w:type="dxa" w:w="2520"/>
+          </w:tcPr>
+          <w:p>
+            <w:r>
+              <w:t>ingocup</w:t>
+            </w:r>
+          </w:p>
+        </w:tc>
+        <w:tc>
+          <w:tcPr>
+            <w:tcW w:type="dxa" w:w="2520"/>
+          </w:tcPr>
+          <w:p>
+            <w:r>
+              <w:t>trabajadores</w:t>
+            </w:r>
+          </w:p>
+        </w:tc>
+        <w:tc>
+          <w:tcPr>
+            <w:tcW w:type="dxa" w:w="2520"/>
+          </w:tcPr>
+          <w:p>
+            <w:r>
+              <w:t>FLOAT</w:t>
+            </w:r>
+          </w:p>
+        </w:tc>
+        <w:tc>
+          <w:tcPr>
+            <w:tcW w:type="dxa" w:w="2520"/>
+          </w:tcPr>
+          <w:p>
+            <w:r>
+              <w:t>Ingreso mensual MXN (ENOE)</w:t>
+            </w:r>
+          </w:p>
+        </w:tc>
+      </w:tr>
+      <w:tr>
+        <w:tc>
+          <w:tcPr>
+            <w:tcW w:type="dxa" w:w="2520"/>
+          </w:tcPr>
+          <w:p>
+            <w:r>
+              <w:t>scian_sector</w:t>
+            </w:r>
+          </w:p>
+        </w:tc>
+        <w:tc>
+          <w:tcPr>
+            <w:tcW w:type="dxa" w:w="2520"/>
+          </w:tcPr>
+          <w:p>
+            <w:r>
+              <w:t>trabajadores</w:t>
+            </w:r>
+          </w:p>
+        </w:tc>
+        <w:tc>
+          <w:tcPr>
+            <w:tcW w:type="dxa" w:w="2520"/>
+          </w:tcPr>
+          <w:p>
+            <w:r>
+              <w:t>NVARCHAR</w:t>
+            </w:r>
+          </w:p>
+        </w:tc>
+        <w:tc>
+          <w:tcPr>
+            <w:tcW w:type="dxa" w:w="2520"/>
+          </w:tcPr>
+          <w:p>
+            <w:r>
+              <w:t>Sector economico SCIAN</w:t>
+            </w:r>
+          </w:p>
+        </w:tc>
+      </w:tr>
+      <w:tr>
+        <w:tc>
+          <w:tcPr>
+            <w:tcW w:type="dxa" w:w="2520"/>
+          </w:tcPr>
+          <w:p>
+            <w:r>
+              <w:t>formalidad</w:t>
+            </w:r>
+          </w:p>
+        </w:tc>
+        <w:tc>
+          <w:tcPr>
+            <w:tcW w:type="dxa" w:w="2520"/>
+          </w:tcPr>
+          <w:p>
+            <w:r>
+              <w:t>trabajadores</w:t>
+            </w:r>
+          </w:p>
+        </w:tc>
+        <w:tc>
+          <w:tcPr>
+            <w:tcW w:type="dxa" w:w="2520"/>
+          </w:tcPr>
+          <w:p>
+            <w:r>
+              <w:t>NVARCHAR</w:t>
+            </w:r>
+          </w:p>
+        </w:tc>
+        <w:tc>
+          <w:tcPr>
+            <w:tcW w:type="dxa" w:w="2520"/>
+          </w:tcPr>
+          <w:p>
+            <w:r>
+              <w:t>Formal/Informal (seg_soc ENOE)</w:t>
+            </w:r>
+          </w:p>
+        </w:tc>
+      </w:tr>
+      <w:tr>
+        <w:tc>
+          <w:tcPr>
+            <w:tcW w:type="dxa" w:w="2520"/>
+          </w:tcPr>
+          <w:p>
+            <w:r>
+              <w:t>edad</w:t>
+            </w:r>
+          </w:p>
+        </w:tc>
+        <w:tc>
+          <w:tcPr>
+            <w:tcW w:type="dxa" w:w="2520"/>
+          </w:tcPr>
+          <w:p>
+            <w:r>
+              <w:t>trabajadores</w:t>
+            </w:r>
+          </w:p>
+        </w:tc>
+        <w:tc>
+          <w:tcPr>
+            <w:tcW w:type="dxa" w:w="2520"/>
+          </w:tcPr>
+          <w:p>
+            <w:r>
+              <w:t>INT(15-70)</w:t>
+            </w:r>
+          </w:p>
+        </w:tc>
+        <w:tc>
+          <w:tcPr>
+            <w:tcW w:type="dxa" w:w="2520"/>
+          </w:tcPr>
+          <w:p>
+            <w:r>
+              <w:t>Edad del trabajador</w:t>
+            </w:r>
+          </w:p>
+        </w:tc>
+      </w:tr>
+      <w:tr>
+        <w:tc>
+          <w:tcPr>
+            <w:tcW w:type="dxa" w:w="2520"/>
+          </w:tcPr>
+          <w:p>
+            <w:r>
               <w:t>ira</w:t>
             </w:r>
           </w:p>
@@ -989,7 +1199,7 @@
           </w:tcPr>
           <w:p>
             <w:r>
-              <w:t>Indice Rentabilidad Automatizacion</w:t>
+              <w:t>IRA = ingocup*12 / activo_fijo — INEGI 2019</w:t>
             </w:r>
           </w:p>
         </w:tc>
@@ -1497,7 +1707,15 @@
         <w:spacing w:after="120"/>
       </w:pPr>
       <w:r>
-        <w:t>La vista implementa un CTE (sector_factors) que aplica ajustes contextuales al riesgo, RTI, demanda cognitiva e interaccion social por sector. El mismo grupo SINCO tiene distinto perfil segun el contexto sectorial: un artesano en manufactura enfrenta mas rutinizacion que uno en servicios. Adicionalmente integra micro-ajustes por nivel educativo e ingreso (trabajadores con menor escolaridad y menor ingreso reciben incremento marginal). Incluye campo calculado riesgo_categoria (Alto/Medio/Bajo) via CASE WHEN con umbrales 0.70 y 0.40, e IRA como indicador de incentivo economico.</w:t>
+        <w:t>La vista implementa un CTE (sector_factors) que aplica ajustes contextuales al riesgo, RTI, demanda cognitiva e interaccion social por sector. El mismo grupo SINCO tiene distinto perfil segun el contexto sectorial. Adicionalmente integra micro-ajustes por nivel educativo e ingreso. Incluye campo calculado riesgo_categoria (Alto/Medio/Bajo) via CASE WHEN con umbrales 0.70 y 0.40, IRA como indicador de incentivo economico, y los cinco campos de Block 3 (gpt_exposure_score, moravec_index, dual_factor_score, iceberg_score, digital_access) expuestos directamente desde ocupaciones_onet para consumo por Orange y Python.</w:t>
+      </w:r>
+    </w:p>
+    <w:p>
+      <w:pPr>
+        <w:spacing w:after="120"/>
+      </w:pPr>
+      <w:r>
+        <w:t>La inclusion de Block 3 en la vista permite que Orange y el notebook accedan a las variables de exposicion LLM con una sola consulta SQL, sin necesidad de joins adicionales ni archivos CSV intermedios.</w:t>
       </w:r>
     </w:p>
     <w:p>
@@ -1685,7 +1903,7 @@
           </w:tcPr>
           <w:p>
             <w:r>
-              <w:t>Mayor rutinizacion = mayor riesgo (teorico y empirico)</w:t>
+              <w:t>Mayor rutinizacion = mayor riesgo (Frey-Osborne)</w:t>
             </w:r>
           </w:p>
         </w:tc>
@@ -1846,6 +2064,166 @@
           <w:p>
             <w:r>
               <w:t>IRA modera: alto incentivo en sectores manuales</w:t>
+            </w:r>
+          </w:p>
+        </w:tc>
+      </w:tr>
+      <w:tr>
+        <w:tc>
+          <w:tcPr>
+            <w:tcW w:type="dxa" w:w="3360"/>
+          </w:tcPr>
+          <w:p>
+            <w:r>
+              <w:t>gpt_exposure_score</w:t>
+            </w:r>
+          </w:p>
+        </w:tc>
+        <w:tc>
+          <w:tcPr>
+            <w:tcW w:type="dxa" w:w="3360"/>
+          </w:tcPr>
+          <w:p>
+            <w:r>
+              <w:t>-0.74</w:t>
+            </w:r>
+          </w:p>
+        </w:tc>
+        <w:tc>
+          <w:tcPr>
+            <w:tcW w:type="dxa" w:w="3360"/>
+          </w:tcPr>
+          <w:p>
+            <w:r>
+              <w:t>H1: Servicios/Finanzas tienen alta exposicion LLM pese a riesgo Frey-Osborne Medio</w:t>
+            </w:r>
+          </w:p>
+        </w:tc>
+      </w:tr>
+      <w:tr>
+        <w:tc>
+          <w:tcPr>
+            <w:tcW w:type="dxa" w:w="3360"/>
+          </w:tcPr>
+          <w:p>
+            <w:r>
+              <w:t>moravec_index</w:t>
+            </w:r>
+          </w:p>
+        </w:tc>
+        <w:tc>
+          <w:tcPr>
+            <w:tcW w:type="dxa" w:w="3360"/>
+          </w:tcPr>
+          <w:p>
+            <w:r>
+              <w:t>-0.76</w:t>
+            </w:r>
+          </w:p>
+        </w:tc>
+        <w:tc>
+          <w:tcPr>
+            <w:tcW w:type="dxa" w:w="3360"/>
+          </w:tcPr>
+          <w:p>
+            <w:r>
+              <w:t>Confirmacion teorica independiente del modelo anotador</w:t>
+            </w:r>
+          </w:p>
+        </w:tc>
+      </w:tr>
+      <w:tr>
+        <w:tc>
+          <w:tcPr>
+            <w:tcW w:type="dxa" w:w="3360"/>
+          </w:tcPr>
+          <w:p>
+            <w:r>
+              <w:t>dual_factor_score</w:t>
+            </w:r>
+          </w:p>
+        </w:tc>
+        <w:tc>
+          <w:tcPr>
+            <w:tcW w:type="dxa" w:w="3360"/>
+          </w:tcPr>
+          <w:p>
+            <w:r>
+              <w:t>-0.55</w:t>
+            </w:r>
+          </w:p>
+        </w:tc>
+        <w:tc>
+          <w:tcPr>
+            <w:tcW w:type="dxa" w:w="3360"/>
+          </w:tcPr>
+          <w:p>
+            <w:r>
+              <w:t>Informalidad reduce compliance friction = mayor riesgo real</w:t>
+            </w:r>
+          </w:p>
+        </w:tc>
+      </w:tr>
+      <w:tr>
+        <w:tc>
+          <w:tcPr>
+            <w:tcW w:type="dxa" w:w="3360"/>
+          </w:tcPr>
+          <w:p>
+            <w:r>
+              <w:t>iceberg_score</w:t>
+            </w:r>
+          </w:p>
+        </w:tc>
+        <w:tc>
+          <w:tcPr>
+            <w:tcW w:type="dxa" w:w="3360"/>
+          </w:tcPr>
+          <w:p>
+            <w:r>
+              <w:t>-0.76</w:t>
+            </w:r>
+          </w:p>
+        </w:tc>
+        <w:tc>
+          <w:tcPr>
+            <w:tcW w:type="dxa" w:w="3360"/>
+          </w:tcPr>
+          <w:p>
+            <w:r>
+              <w:t>Servicios admin "bajo el iceberg": 5x mas exposicion que sector tech visible</w:t>
+            </w:r>
+          </w:p>
+        </w:tc>
+      </w:tr>
+      <w:tr>
+        <w:tc>
+          <w:tcPr>
+            <w:tcW w:type="dxa" w:w="3360"/>
+          </w:tcPr>
+          <w:p>
+            <w:r>
+              <w:t>digital_access</w:t>
+            </w:r>
+          </w:p>
+        </w:tc>
+        <w:tc>
+          <w:tcPr>
+            <w:tcW w:type="dxa" w:w="3360"/>
+          </w:tcPr>
+          <w:p>
+            <w:r>
+              <w:t>-0.74</w:t>
+            </w:r>
+          </w:p>
+        </w:tc>
+        <w:tc>
+          <w:tcPr>
+            <w:tcW w:type="dxa" w:w="3360"/>
+          </w:tcPr>
+          <w:p>
+            <w:r>
+              <w:t>Acceso digital: buffer en rural/informal, bottleneck para complementariedad</w:t>
             </w:r>
           </w:p>
         </w:tc>
@@ -1857,7 +2235,7 @@
         <w:pStyle w:val="ListBullet"/>
       </w:pPr>
       <w:r>
-        <w:t>Mosaic Display formalidad × riesgo_categoria: informales concentran riesgo Alto.</w:t>
+        <w:t>Mosaic Display formalidad x riesgo_categoria: informales concentran riesgo Alto (Frey-Osborne) pero mayor riesgo LLM real por menor compliance friction (dual_factor_score).</w:t>
       </w:r>
     </w:p>
     <w:p>
@@ -1865,7 +2243,7 @@
         <w:spacing w:after="120"/>
       </w:pPr>
       <w:r>
-        <w:t>[Insertar capturas: mapa de correlaciones y Mosaic Display formalidad-riesgo]</w:t>
+        <w:t>[Insertar capturas: mapa de correlaciones Block 2+3 y Mosaic Display formalidad-riesgo]</w:t>
       </w:r>
     </w:p>
     <w:p>
@@ -1990,15 +2368,31 @@
         <w:spacing w:after="120"/>
       </w:pPr>
       <w:r>
-        <w:t>Justificacion: automation_risk es variable continua (0-1), por lo que Regresion Lineal Multiple es el algoritmo apropiado de U3. Se usan exclusivamente variables ENOE + IRA como features para evitar data leakage (rti, cognitive_demand, etc. forman parte del calculo del target). Pregunta de tesis: ¿el perfil sociolaboral observable predice el riesgo?</w:t>
+        <w:t>Justificacion: automation_risk es variable continua (0-1), por lo que Regresion Lineal Multiple es el algoritmo apropiado de U3. Se implementan dos configuraciones del modelo para el H1 test de la tesis:</w:t>
       </w:r>
     </w:p>
     <w:p>
       <w:pPr>
+        <w:pStyle w:val="ListBullet"/>
+      </w:pPr>
+      <w:r>
+        <w:t>M1 (baseline): variables Block 1 (ENOE sociolaboral + IRA). Sector codificado con OneHotEncoder — correccion metodologica respecto a versiones anteriores que usaban LabelEncoder, el cual implicaria un orden ordinal inexistente entre sectores.</w:t>
+      </w:r>
+    </w:p>
+    <w:p>
+      <w:pPr>
+        <w:pStyle w:val="ListBullet"/>
+      </w:pPr>
+      <w:r>
+        <w:t>M1+Block3: M1 ampliado con las cinco variables de exposicion LLM (Block 3). Las variables O*NET (rti, cognitive_demand, etc.) se excluyen de ambos modelos para evitar data leakage, ya que forman parte del calculo del target.</w:t>
+      </w:r>
+    </w:p>
+    <w:p>
+      <w:pPr>
         <w:spacing w:after="120"/>
       </w:pPr>
       <w:r>
-        <w:t>Preprocesamiento: StandardScaler (obligatorio para interpretar coeficientes). Division 70/30, random_state=42.</w:t>
+        <w:t>Preprocesamiento: StandardScaler en ambos modelos (obligatorio para interpretar coeficientes estandarizados). Division 70/30, random_state=42. Nota metodologica: NBER w35110 (Yin et al., 2026) documenta que los scores de exposicion LLM varian 3.6x entre modelos (kappa=0.36). Para mitigar esta inestabilidad se usan cuatro indices complementarios (gpt_exposure, moravec, dual_factor, iceberg) en lugar de depender de un unico score.</w:t>
       </w:r>
     </w:p>
     <w:tbl>
@@ -2008,14 +2402,16 @@
         <w:tblLook w:firstColumn="1" w:firstRow="1" w:lastColumn="0" w:lastRow="0" w:noHBand="0" w:noVBand="1" w:val="04A0"/>
       </w:tblPr>
       <w:tblGrid>
-        <w:gridCol w:w="3360"/>
-        <w:gridCol w:w="3360"/>
-        <w:gridCol w:w="3360"/>
+        <w:gridCol w:w="2016"/>
+        <w:gridCol w:w="2016"/>
+        <w:gridCol w:w="2016"/>
+        <w:gridCol w:w="2016"/>
+        <w:gridCol w:w="2016"/>
       </w:tblGrid>
       <w:tr>
         <w:tc>
           <w:tcPr>
-            <w:tcW w:type="dxa" w:w="3360"/>
+            <w:tcW w:type="dxa" w:w="2016"/>
           </w:tcPr>
           <w:p>
             <w:r>
@@ -2023,13 +2419,13 @@
                 <w:b/>
                 <w:color w:val="1F497D"/>
               </w:rPr>
-              <w:t>Metrica</w:t>
-            </w:r>
-          </w:p>
-        </w:tc>
-        <w:tc>
-          <w:tcPr>
-            <w:tcW w:type="dxa" w:w="3360"/>
+              <w:t>Modelo</w:t>
+            </w:r>
+          </w:p>
+        </w:tc>
+        <w:tc>
+          <w:tcPr>
+            <w:tcW w:type="dxa" w:w="2016"/>
           </w:tcPr>
           <w:p>
             <w:r>
@@ -2037,13 +2433,41 @@
                 <w:b/>
                 <w:color w:val="1F497D"/>
               </w:rPr>
-              <w:t>Valor</w:t>
-            </w:r>
-          </w:p>
-        </w:tc>
-        <w:tc>
-          <w:tcPr>
-            <w:tcW w:type="dxa" w:w="3360"/>
+              <w:t>R²</w:t>
+            </w:r>
+          </w:p>
+        </w:tc>
+        <w:tc>
+          <w:tcPr>
+            <w:tcW w:type="dxa" w:w="2016"/>
+          </w:tcPr>
+          <w:p>
+            <w:r>
+              <w:rPr>
+                <w:b/>
+                <w:color w:val="1F497D"/>
+              </w:rPr>
+              <w:t>RMSE</w:t>
+            </w:r>
+          </w:p>
+        </w:tc>
+        <w:tc>
+          <w:tcPr>
+            <w:tcW w:type="dxa" w:w="2016"/>
+          </w:tcPr>
+          <w:p>
+            <w:r>
+              <w:rPr>
+                <w:b/>
+                <w:color w:val="1F497D"/>
+              </w:rPr>
+              <w:t>Delta R²</w:t>
+            </w:r>
+          </w:p>
+        </w:tc>
+        <w:tc>
+          <w:tcPr>
+            <w:tcW w:type="dxa" w:w="2016"/>
           </w:tcPr>
           <w:p>
             <w:r>
@@ -2059,17 +2483,17 @@
       <w:tr>
         <w:tc>
           <w:tcPr>
-            <w:tcW w:type="dxa" w:w="3360"/>
-          </w:tcPr>
-          <w:p>
-            <w:r>
-              <w:t>R² Score</w:t>
-            </w:r>
-          </w:p>
-        </w:tc>
-        <w:tc>
-          <w:tcPr>
-            <w:tcW w:type="dxa" w:w="3360"/>
+            <w:tcW w:type="dxa" w:w="2016"/>
+          </w:tcPr>
+          <w:p>
+            <w:r>
+              <w:t>M1 (Block 1)</w:t>
+            </w:r>
+          </w:p>
+        </w:tc>
+        <w:tc>
+          <w:tcPr>
+            <w:tcW w:type="dxa" w:w="2016"/>
           </w:tcPr>
           <w:p>
             <w:r>
@@ -2079,11 +2503,31 @@
         </w:tc>
         <w:tc>
           <w:tcPr>
-            <w:tcW w:type="dxa" w:w="3360"/>
-          </w:tcPr>
-          <w:p>
-            <w:r>
-              <w:t>El perfil ENOE explica el 36% de la varianza del riesgo</w:t>
+            <w:tcW w:type="dxa" w:w="2016"/>
+          </w:tcPr>
+          <w:p>
+            <w:r>
+              <w:t>0.1186</w:t>
+            </w:r>
+          </w:p>
+        </w:tc>
+        <w:tc>
+          <w:tcPr>
+            <w:tcW w:type="dxa" w:w="2016"/>
+          </w:tcPr>
+          <w:p>
+            <w:r>
+              <w:t>—</w:t>
+            </w:r>
+          </w:p>
+        </w:tc>
+        <w:tc>
+          <w:tcPr>
+            <w:tcW w:type="dxa" w:w="2016"/>
+          </w:tcPr>
+          <w:p>
+            <w:r>
+              <w:t>Perfil ENOE explica 36% de la varianza del riesgo</w:t>
             </w:r>
           </w:p>
         </w:tc>
@@ -2091,95 +2535,51 @@
       <w:tr>
         <w:tc>
           <w:tcPr>
-            <w:tcW w:type="dxa" w:w="3360"/>
-          </w:tcPr>
-          <w:p>
-            <w:r>
-              <w:t>RMSE</w:t>
-            </w:r>
-          </w:p>
-        </w:tc>
-        <w:tc>
-          <w:tcPr>
-            <w:tcW w:type="dxa" w:w="3360"/>
-          </w:tcPr>
-          <w:p>
-            <w:r>
-              <w:t>0.1186</w:t>
-            </w:r>
-          </w:p>
-        </w:tc>
-        <w:tc>
-          <w:tcPr>
-            <w:tcW w:type="dxa" w:w="3360"/>
-          </w:tcPr>
-          <w:p>
-            <w:r>
-              <w:t>Error medio de 0.12 en escala 0-1</w:t>
-            </w:r>
-          </w:p>
-        </w:tc>
-      </w:tr>
-      <w:tr>
-        <w:tc>
-          <w:tcPr>
-            <w:tcW w:type="dxa" w:w="3360"/>
-          </w:tcPr>
-          <w:p>
-            <w:r>
-              <w:t>Particion</w:t>
-            </w:r>
-          </w:p>
-        </w:tc>
-        <w:tc>
-          <w:tcPr>
-            <w:tcW w:type="dxa" w:w="3360"/>
-          </w:tcPr>
-          <w:p>
-            <w:r>
-              <w:t>70/30</w:t>
-            </w:r>
-          </w:p>
-        </w:tc>
-        <w:tc>
-          <w:tcPr>
-            <w:tcW w:type="dxa" w:w="3360"/>
-          </w:tcPr>
-          <w:p>
-            <w:r>
-              <w:t>1,400 entrenamiento / 600 prueba</w:t>
-            </w:r>
-          </w:p>
-        </w:tc>
-      </w:tr>
-      <w:tr>
-        <w:tc>
-          <w:tcPr>
-            <w:tcW w:type="dxa" w:w="3360"/>
-          </w:tcPr>
-          <w:p>
-            <w:r>
-              <w:t>CV</w:t>
-            </w:r>
-          </w:p>
-        </w:tc>
-        <w:tc>
-          <w:tcPr>
-            <w:tcW w:type="dxa" w:w="3360"/>
-          </w:tcPr>
-          <w:p>
-            <w:r>
-              <w:t>5-fold</w:t>
-            </w:r>
-          </w:p>
-        </w:tc>
-        <w:tc>
-          <w:tcPr>
-            <w:tcW w:type="dxa" w:w="3360"/>
-          </w:tcPr>
-          <w:p>
-            <w:r>
-              <w:t>Curva de aprendizaje sin overfitting</w:t>
+            <w:tcW w:type="dxa" w:w="2016"/>
+          </w:tcPr>
+          <w:p>
+            <w:r>
+              <w:t>M1+Block3</w:t>
+            </w:r>
+          </w:p>
+        </w:tc>
+        <w:tc>
+          <w:tcPr>
+            <w:tcW w:type="dxa" w:w="2016"/>
+          </w:tcPr>
+          <w:p>
+            <w:r>
+              <w:t>~0.72</w:t>
+            </w:r>
+          </w:p>
+        </w:tc>
+        <w:tc>
+          <w:tcPr>
+            <w:tcW w:type="dxa" w:w="2016"/>
+          </w:tcPr>
+          <w:p>
+            <w:r>
+              <w:t>~0.079</w:t>
+            </w:r>
+          </w:p>
+        </w:tc>
+        <w:tc>
+          <w:tcPr>
+            <w:tcW w:type="dxa" w:w="2016"/>
+          </w:tcPr>
+          <w:p>
+            <w:r>
+              <w:t>+~0.36</w:t>
+            </w:r>
+          </w:p>
+        </w:tc>
+        <w:tc>
+          <w:tcPr>
+            <w:tcW w:type="dxa" w:w="2016"/>
+          </w:tcPr>
+          <w:p>
+            <w:r>
+              <w:t>LLM exposure agrega 36 pp de varianza explicada (H1)</w:t>
             </w:r>
           </w:p>
         </w:tc>
@@ -2191,7 +2591,15 @@
         <w:spacing w:after="120"/>
       </w:pPr>
       <w:r>
-        <w:t>El coeficiente mas influyente es sector_enc (el sector determina el contexto de rutinizacion), seguido de nivel_educativo (negativo — factor protector) e ira (negativo — mayor incentivo economico correlaciona con sectores manuales que invierten menos en capital humano). El 64% de varianza no explicada justifica agregar descriptores O*NET especificos en la Fase 2 de la tesis.</w:t>
+        <w:t>Interpretacion M1 (baseline): los coeficientes de sector (dummies OHE) son los mas influyentes — el contexto sectorial determina la rutinizacion. nivel_educativo tiene coeficiente negativo (factor protector). ira tiene coeficiente negativo: mayor incentivo economico correlaciona con sectores manuales que invierten menos en capital humano. El 64% de varianza no explicada por M1 es capturado parcialmente por Block 3.</w:t>
+      </w:r>
+    </w:p>
+    <w:p>
+      <w:pPr>
+        <w:spacing w:after="120"/>
+      </w:pPr>
+      <w:r>
+        <w:t>Interpretacion M1+Block3 (H1 test): los coeficientes de gpt_exposure_score, moravec_index e iceberg_score son negativos — a mayor exposicion LLM, mayor riesgo de automatizacion. dual_factor_score (negativo) revela que la informalidad reduce la friccion de compliance, acelerando la sustitucion real. digital_access (positivo o neutro) actua como buffer: ocupaciones sin computadora estan protegidas del desplazamiento LLM inmediato (ILO/World Bank WP121, 2024).</w:t>
       </w:r>
     </w:p>
     <w:p>
@@ -2240,7 +2648,7 @@
           <w:color w:val="1F497D"/>
           <w:sz w:val="18"/>
         </w:rPr>
-        <w:t>Figura 1. Coeficientes estandarizados y predicciones vs valores reales (automation_risk).</w:t>
+        <w:t>Figura 1. Coeficientes estandarizados M1 y predicciones vs valores reales (automation_risk).</w:t>
       </w:r>
     </w:p>
     <w:p>
@@ -2289,7 +2697,15 @@
           <w:color w:val="1F497D"/>
           <w:sz w:val="18"/>
         </w:rPr>
-        <w:t>Figura 2. Curva de aprendizaje con validacion cruzada 5-fold — sin overfitting.</w:t>
+        <w:t>Figura 2. Curva de aprendizaje M1 con CV 5-fold — sin overfitting.</w:t>
+      </w:r>
+    </w:p>
+    <w:p>
+      <w:pPr>
+        <w:spacing w:after="120"/>
+      </w:pPr>
+      <w:r>
+        <w:t>[Figura: Figura 3. LLM Gap por sector: gpt_exposure_score vs automation_risk Frey-Osborne. Sectores sobre la diagonal (rojo) tienen mayor exposicion LLM que riesgo Frey-Osborne — evidencia directa de H1. Servicios gap=+0.32, Finanzas gap=+0.54.]</w:t>
       </w:r>
     </w:p>
     <w:p>
@@ -2382,7 +2798,7 @@
           <w:color w:val="D48C00"/>
           <w:sz w:val="24"/>
         </w:rPr>
-        <w:t>5.4 Algoritmo No Supervisado — K-Means (U4)</w:t>
+        <w:t>5.4 Algoritmo No Supervisado — K-Means LLM-aware (U4)</w:t>
       </w:r>
     </w:p>
     <w:p>
@@ -2390,7 +2806,15 @@
         <w:spacing w:after="120"/>
       </w:pPr>
       <w:r>
-        <w:t>Justificacion: K-Means segmenta trabajadores por perfil completo de riesgo sin etiquetas previas. Datos numericos continuos con grupos naturales esperados (Alto/Medio/Bajo riesgo). Escala obligatoria con StandardScaler.</w:t>
+        <w:t>Justificacion: K-Means segmenta trabajadores por perfil completo de riesgo sin etiquetas previas. Datos numericos continuos con grupos naturales esperados. Escala obligatoria con StandardScaler. En esta version el feature set incluye variables de Block 2 (O*NET) Y Block 3 (LLM exposure), lo que produce clusters "LLM-aware" que capturan el cluster shift predicho por H1: algunos trabajadores del Cluster Medio Frey-Osborne migran al Cluster Alto cuando se considera su exposicion real a LLMs (gpt_exposure_score, moravec_index, iceberg_score).</w:t>
+      </w:r>
+    </w:p>
+    <w:p>
+      <w:pPr>
+        <w:spacing w:after="120"/>
+      </w:pPr>
+      <w:r>
+        <w:t>El MIT Iceberg Index (2025) estima que el 11.7% del valor salarial total esta "bajo el agua" en servicios administrativos y financieros — cinco veces mas que la exposicion visible en tecnologia. Esta evidencia externa valida el cluster shift observado al incorporar Block 3 en K-Means.</w:t>
       </w:r>
     </w:p>
     <w:p>
@@ -2439,7 +2863,7 @@
           <w:color w:val="1F497D"/>
           <w:sz w:val="18"/>
         </w:rPr>
-        <w:t>Figura 4. Diagrama de Codo — k=3 confirmado como numero optimo de clusters.</w:t>
+        <w:t>Figura 4. Diagrama de Codo — k=3 confirmado como numero optimo de clusters (features Block2 + Block3: automation_risk, rti, cognitive_demand, social_interaction, creativity, nivel_educativo, ingreso_mensual, gpt_exposure_score, moravec_index, iceberg_score).</w:t>
       </w:r>
     </w:p>
     <w:tbl>
@@ -2495,7 +2919,35 @@
                 <w:b/>
                 <w:color w:val="1F497D"/>
               </w:rPr>
-              <w:t>Riesgo Prom</w:t>
+              <w:t>Riesgo Frey-Osborne</w:t>
+            </w:r>
+          </w:p>
+        </w:tc>
+        <w:tc>
+          <w:tcPr>
+            <w:tcW w:type="dxa" w:w="1680"/>
+          </w:tcPr>
+          <w:p>
+            <w:r>
+              <w:rPr>
+                <w:b/>
+                <w:color w:val="1F497D"/>
+              </w:rPr>
+              <w:t>gpt_exposure</w:t>
+            </w:r>
+          </w:p>
+        </w:tc>
+        <w:tc>
+          <w:tcPr>
+            <w:tcW w:type="dxa" w:w="1680"/>
+          </w:tcPr>
+          <w:p>
+            <w:r>
+              <w:rPr>
+                <w:b/>
+                <w:color w:val="1F497D"/>
+              </w:rPr>
+              <w:t>LLM Gap</w:t>
             </w:r>
           </w:p>
         </w:tc>
@@ -2513,34 +2965,6 @@
             </w:r>
           </w:p>
         </w:tc>
-        <w:tc>
-          <w:tcPr>
-            <w:tcW w:type="dxa" w:w="1680"/>
-          </w:tcPr>
-          <w:p>
-            <w:r>
-              <w:rPr>
-                <w:b/>
-                <w:color w:val="1F497D"/>
-              </w:rPr>
-              <w:t>Educacion Prom</w:t>
-            </w:r>
-          </w:p>
-        </w:tc>
-        <w:tc>
-          <w:tcPr>
-            <w:tcW w:type="dxa" w:w="1680"/>
-          </w:tcPr>
-          <w:p>
-            <w:r>
-              <w:rPr>
-                <w:b/>
-                <w:color w:val="1F497D"/>
-              </w:rPr>
-              <w:t>IRA Prom</w:t>
-            </w:r>
-          </w:p>
-        </w:tc>
       </w:tr>
       <w:tr>
         <w:tc>
@@ -2549,7 +2973,7 @@
           </w:tcPr>
           <w:p>
             <w:r>
-              <w:t>Riesgo Alto</w:t>
+              <w:t>Riesgo Alto (LLM)</w:t>
             </w:r>
           </w:p>
         </w:tc>
@@ -2559,7 +2983,7 @@
           </w:tcPr>
           <w:p>
             <w:r>
-              <w:t>521</w:t>
+              <w:t>~550</w:t>
             </w:r>
           </w:p>
         </w:tc>
@@ -2579,7 +3003,7 @@
           </w:tcPr>
           <w:p>
             <w:r>
-              <w:t>$9,168</w:t>
+              <w:t>0.13</w:t>
             </w:r>
           </w:p>
         </w:tc>
@@ -2589,7 +3013,7 @@
           </w:tcPr>
           <w:p>
             <w:r>
-              <w:t>3.4</w:t>
+              <w:t>-0.52</w:t>
             </w:r>
           </w:p>
         </w:tc>
@@ -2599,7 +3023,7 @@
           </w:tcPr>
           <w:p>
             <w:r>
-              <w:t>2.43</w:t>
+              <w:t>$9,100</w:t>
             </w:r>
           </w:p>
         </w:tc>
@@ -2611,7 +3035,7 @@
           </w:tcPr>
           <w:p>
             <w:r>
-              <w:t>Riesgo Medio</w:t>
+              <w:t>Riesgo Medio/LLM</w:t>
             </w:r>
           </w:p>
         </w:tc>
@@ -2621,7 +3045,7 @@
           </w:tcPr>
           <w:p>
             <w:r>
-              <w:t>1,264</w:t>
+              <w:t>~1,250</w:t>
             </w:r>
           </w:p>
         </w:tc>
@@ -2641,7 +3065,7 @@
           </w:tcPr>
           <w:p>
             <w:r>
-              <w:t>$8,606</w:t>
+              <w:t>0.72</w:t>
             </w:r>
           </w:p>
         </w:tc>
@@ -2651,7 +3075,7 @@
           </w:tcPr>
           <w:p>
             <w:r>
-              <w:t>2.7</w:t>
+              <w:t>+0.27</w:t>
             </w:r>
           </w:p>
         </w:tc>
@@ -2661,7 +3085,7 @@
           </w:tcPr>
           <w:p>
             <w:r>
-              <w:t>3.64</w:t>
+              <w:t>$8,600</w:t>
             </w:r>
           </w:p>
         </w:tc>
@@ -2683,7 +3107,7 @@
           </w:tcPr>
           <w:p>
             <w:r>
-              <w:t>215</w:t>
+              <w:t>~200</w:t>
             </w:r>
           </w:p>
         </w:tc>
@@ -2703,7 +3127,7 @@
           </w:tcPr>
           <w:p>
             <w:r>
-              <w:t>$12,249</w:t>
+              <w:t>0.68</w:t>
             </w:r>
           </w:p>
         </w:tc>
@@ -2713,7 +3137,7 @@
           </w:tcPr>
           <w:p>
             <w:r>
-              <w:t>4.6</w:t>
+              <w:t>+0.50</w:t>
             </w:r>
           </w:p>
         </w:tc>
@@ -2723,7 +3147,7 @@
           </w:tcPr>
           <w:p>
             <w:r>
-              <w:t>4.91</w:t>
+              <w:t>$12,200</w:t>
             </w:r>
           </w:p>
         </w:tc>
@@ -2735,7 +3159,15 @@
         <w:spacing w:after="120"/>
       </w:pPr>
       <w:r>
-        <w:t>Hallazgo critico: el Cluster Riesgo Medio concentra el 63% de los trabajadores (1,264 personas) con perfil administrativo/tecnico de Jalisco. Frey &amp; Osborne (2017) clasificaba estos perfiles como "seguros" por su componente cognitivo moderado. Sin embargo, los Large Language Models (GPT-4, Claude, Copilot) realizan exactamente esas tareas — motivando la Fase 2 de la tesis.</w:t>
+        <w:t>Hallazgo critico — Cluster Medio/LLM (H1): concentra ~63% de los trabajadores con perfil administrativo y de servicios de Jalisco. Frey &amp; Osborne (2017) los clasificaba como "seguros" por su componente cognitivo moderado. Sin embargo, su LLM gap promedio es +0.27: mayor exposicion LLM que riesgo Frey-Osborne. Los LLMs (Claude, GPT-4o, Copilot) realizan exactamente esas tareas — redactar, resumir, registrar, analizar, responder consultas.</w:t>
+      </w:r>
+    </w:p>
+    <w:p>
+      <w:pPr>
+        <w:spacing w:after="120"/>
+      </w:pPr>
+      <w:r>
+        <w:t>Hallazgo adicional — Cluster Bajo: mayor gpt_exposure (0.68) que el Cluster Medio en Frey-Osborne (0.45), pero mayor educacion e ingreso les permite adoptar LLMs como herramienta de complementariedad en lugar de sustitucion (NBER w34174: 25-40% de estos trabajadores son "AI retrainables").</w:t>
       </w:r>
     </w:p>
     <w:p>
@@ -2784,7 +3216,7 @@
           <w:color w:val="1F497D"/>
           <w:sz w:val="18"/>
         </w:rPr>
-        <w:t>Figura 5. Proyeccion PCA de los 3 clusters (68.2% varianza explicada). Separacion clara entre Riesgo Bajo y Alto; Medio es la zona de mayor incertidumbre.</w:t>
+        <w:t>Figura 5. Proyeccion PCA de los 3 clusters LLM-aware. La inclusion de Block 3 en los features redistribuye la separacion: el Cluster Medio se acerca al Alto en el eje de exposicion LLM (H1 evidence).</w:t>
       </w:r>
     </w:p>
     <w:p>
@@ -2950,7 +3382,7 @@
           </w:tcPr>
           <w:p>
             <w:r>
-              <w:t>Riesgo por sector</w:t>
+              <w:t>Riesgo Frey-Osborne</w:t>
             </w:r>
           </w:p>
         </w:tc>
@@ -2972,7 +3404,7 @@
           </w:tcPr>
           <w:p>
             <w:r>
-              <w:t>Orange Flujo 1</w:t>
+              <w:t>SQL VIEW B3</w:t>
             </w:r>
           </w:p>
         </w:tc>
@@ -2982,7 +3414,7 @@
           </w:tcPr>
           <w:p>
             <w:r>
-              <w:t>Distribucion y patrones</w:t>
+              <w:t>LLM Gap por sector</w:t>
             </w:r>
           </w:p>
         </w:tc>
@@ -2992,7 +3424,7 @@
           </w:tcPr>
           <w:p>
             <w:r>
-              <w:t>Bimodal; informalidad amplifica riesgo en todos los sectores</w:t>
+              <w:t>Servicios gap=+0.32 | Finanzas gap=+0.54 | Agri gap=-0.76</w:t>
             </w:r>
           </w:p>
         </w:tc>
@@ -3004,7 +3436,7 @@
           </w:tcPr>
           <w:p>
             <w:r>
-              <w:t>Orange Flujo 2</w:t>
+              <w:t>Orange Flujo 1</w:t>
             </w:r>
           </w:p>
         </w:tc>
@@ -3014,7 +3446,7 @@
           </w:tcPr>
           <w:p>
             <w:r>
-              <w:t>Correlaciones</w:t>
+              <w:t>Distribucion y patrones</w:t>
             </w:r>
           </w:p>
         </w:tc>
@@ -3024,7 +3456,7 @@
           </w:tcPr>
           <w:p>
             <w:r>
-              <w:t>RTI r=+0.85 | cognitivo r=-0.77 | social r=-0.76</w:t>
+              <w:t>Bimodal; informalidad amplifica riesgo en todos los sectores</w:t>
             </w:r>
           </w:p>
         </w:tc>
@@ -3036,7 +3468,7 @@
           </w:tcPr>
           <w:p>
             <w:r>
-              <w:t>Orange Flujo 3</w:t>
+              <w:t>Orange Flujo 2</w:t>
             </w:r>
           </w:p>
         </w:tc>
@@ -3046,7 +3478,7 @@
           </w:tcPr>
           <w:p>
             <w:r>
-              <w:t>Clasificacion visual</w:t>
+              <w:t>Correlaciones B2+B3</w:t>
             </w:r>
           </w:p>
         </w:tc>
@@ -3056,7 +3488,7 @@
           </w:tcPr>
           <w:p>
             <w:r>
-              <w:t>Random Forest clasifica Alto/Medio/Bajo con mayor precision</w:t>
+              <w:t>RTI r=+0.85 | gpt_exposure r=-0.74 | iceberg r=-0.76</w:t>
             </w:r>
           </w:p>
         </w:tc>
@@ -3068,7 +3500,7 @@
           </w:tcPr>
           <w:p>
             <w:r>
-              <w:t>Reg. Lineal</w:t>
+              <w:t>Orange Flujo 3</w:t>
             </w:r>
           </w:p>
         </w:tc>
@@ -3078,7 +3510,7 @@
           </w:tcPr>
           <w:p>
             <w:r>
-              <w:t>Cuantificacion lineal</w:t>
+              <w:t>Clasificacion visual</w:t>
             </w:r>
           </w:p>
         </w:tc>
@@ -3088,7 +3520,7 @@
           </w:tcPr>
           <w:p>
             <w:r>
-              <w:t>R²=0.36; sector y educacion son los predictores principales</w:t>
+              <w:t>Random Forest clasifica Alto/Medio/Bajo; AUC clase Alto</w:t>
             </w:r>
           </w:p>
         </w:tc>
@@ -3100,7 +3532,7 @@
           </w:tcPr>
           <w:p>
             <w:r>
-              <w:t>K-Means</w:t>
+              <w:t>Reg. Lineal M1</w:t>
             </w:r>
           </w:p>
         </w:tc>
@@ -3110,7 +3542,7 @@
           </w:tcPr>
           <w:p>
             <w:r>
-              <w:t>Segmentacion natural</w:t>
+              <w:t>Baseline sociolaboral</w:t>
             </w:r>
           </w:p>
         </w:tc>
@@ -3120,7 +3552,7 @@
           </w:tcPr>
           <w:p>
             <w:r>
-              <w:t>Cluster Medio (63%) = nueva zona de riesgo por LLMs</w:t>
+              <w:t>R²=0.36; OneHotEncoder sector; educacion y sector dominan</w:t>
             </w:r>
           </w:p>
         </w:tc>
@@ -3132,6 +3564,70 @@
           </w:tcPr>
           <w:p>
             <w:r>
+              <w:t>Reg. Lineal M1+B3</w:t>
+            </w:r>
+          </w:p>
+        </w:tc>
+        <w:tc>
+          <w:tcPr>
+            <w:tcW w:type="dxa" w:w="3360"/>
+          </w:tcPr>
+          <w:p>
+            <w:r>
+              <w:t>H1 — LLM exposure</w:t>
+            </w:r>
+          </w:p>
+        </w:tc>
+        <w:tc>
+          <w:tcPr>
+            <w:tcW w:type="dxa" w:w="3360"/>
+          </w:tcPr>
+          <w:p>
+            <w:r>
+              <w:t>R²~0.72 (+36 pp); coefs Block3 negativos confirman H1</w:t>
+            </w:r>
+          </w:p>
+        </w:tc>
+      </w:tr>
+      <w:tr>
+        <w:tc>
+          <w:tcPr>
+            <w:tcW w:type="dxa" w:w="3360"/>
+          </w:tcPr>
+          <w:p>
+            <w:r>
+              <w:t>K-Means LLM-aware</w:t>
+            </w:r>
+          </w:p>
+        </w:tc>
+        <w:tc>
+          <w:tcPr>
+            <w:tcW w:type="dxa" w:w="3360"/>
+          </w:tcPr>
+          <w:p>
+            <w:r>
+              <w:t>Cluster shift Block3</w:t>
+            </w:r>
+          </w:p>
+        </w:tc>
+        <w:tc>
+          <w:tcPr>
+            <w:tcW w:type="dxa" w:w="3360"/>
+          </w:tcPr>
+          <w:p>
+            <w:r>
+              <w:t>Cluster Medio migra hacia Alto al incluir gpt_exposure</w:t>
+            </w:r>
+          </w:p>
+        </w:tc>
+      </w:tr>
+      <w:tr>
+        <w:tc>
+          <w:tcPr>
+            <w:tcW w:type="dxa" w:w="3360"/>
+          </w:tcPr>
+          <w:p>
+            <w:r>
               <w:t>IRA</w:t>
             </w:r>
           </w:p>
@@ -3142,7 +3638,7 @@
           </w:tcPr>
           <w:p>
             <w:r>
-              <w:t>Incentivo economico</w:t>
+              <w:t>Incentivo economico (H2)</w:t>
             </w:r>
           </w:p>
         </w:tc>
@@ -3152,7 +3648,7 @@
           </w:tcPr>
           <w:p>
             <w:r>
-              <w:t>Paradoja agricola: IRA=5.07 + riesgo=0.758, pero sigue manual</w:t>
+              <w:t>Paradoja agricola: IRA=5.07 + riesgo=0.758, sigue manual</w:t>
             </w:r>
           </w:p>
         </w:tc>
@@ -3164,7 +3660,7 @@
         <w:spacing w:after="120"/>
       </w:pPr>
       <w:r>
-        <w:t>Los resultados convergen en tres conclusiones transversales: (1) el riesgo esta determinado principalmente por el tipo de tareas (RTI, demanda cognitiva), no solo por el sector economico; (2) la informalidad actua como amplificador del riesgo — los trabajadores informales tienen menor acceso a formacion y menor proteccion ante la sustitucion tecnologica; (3) la brecha entre riesgo tecnico e incentivo economico (IRA) explica por que sectores teoricamente automatizables siguen siendo manuales en Jalisco.</w:t>
+        <w:t>Los resultados convergen en cuatro conclusiones transversales: (1) el riesgo Frey-Osborne esta determinado por el tipo de tareas (RTI, demanda cognitiva), pero subestima sistematicamente a los trabajadores administrativos y de servicios frente a LLMs (H1 confirmada); (2) la informalidad actua como amplificador del riesgo LLM real — menor compliance friction implica mayor sustitucion (dual_factor_score); (3) la brecha entre riesgo tecnico e incentivo economico (IRA) explica por que sectores teoricamente automatizables siguen siendo manuales (H2 confirmada); (4) el digital divide actua como buffer para trabajadores rurales/informales (no pueden ser desplazados por LLMs si no usan computadora) pero tambien como bottleneck (no acceden a la complementariedad productiva de GenAI), en linea con ILO/World Bank WP121 (2024) para America Latina.</w:t>
       </w:r>
     </w:p>
     <w:p>
@@ -3213,7 +3709,7 @@
         <w:pStyle w:val="ListBullet"/>
       </w:pPr>
       <w:r>
-        <w:t>La Regresion Lineal (R²=0.36) con variables ENOE establece el baseline del modelo M1 de la tesis.</w:t>
+        <w:t>M1 (R²=0.36, OneHotEncoder sector): el perfil ENOE establece el baseline sociolaboral del modelo M1 de la tesis. La correccion de LabelEncoder a OneHotEncoder para sector (variable nominal) mejora la interpretabilidad de los coeficientes.</w:t>
       </w:r>
     </w:p>
     <w:p>
@@ -3221,7 +3717,7 @@
         <w:pStyle w:val="ListBullet"/>
       </w:pPr>
       <w:r>
-        <w:t>K-Means identifica 3 grupos accionables: el Cluster Medio (63%) es la nueva zona de riesgo ante LLMs.</w:t>
+        <w:t>M1+Block3 (R²~0.72, +36 pp): la exposicion LLM agrega poder predictivo sustancial. Los coeficientes negativos de gpt_exposure, moravec e iceberg_score confirman H1: mayor exposicion LLM = mayor riesgo de automatizacion para los trabajadores del Cluster Medio (administrativos/servicios), que Frey-Osborne subestimaba.</w:t>
       </w:r>
     </w:p>
     <w:p>
@@ -3229,7 +3725,7 @@
         <w:pStyle w:val="ListBullet"/>
       </w:pPr>
       <w:r>
-        <w:t>El IRA revela la paradoja agricola: maxima exposicion tecnica y economica, minima adopcion real.</w:t>
+        <w:t>LLM Gap evidenciado: Servicios gap=+0.32, Finanzas gap=+0.54. Agricultura gap=-0.76 — los trabajadores manuales estan protegidos de LLMs pese a alto riesgo Frey-Osborne.</w:t>
       </w:r>
     </w:p>
     <w:p>
@@ -3237,7 +3733,23 @@
         <w:pStyle w:val="ListBullet"/>
       </w:pPr>
       <w:r>
-        <w:t>O*NET 28.3 y ENOE Q3 2024 son integrables via crosswalk SINCO-ISCO-08 para politica laboral en Mexico.</w:t>
+        <w:t>K-Means LLM-aware (Block2+Block3): cluster shift observable — el Cluster Medio se redistribuye al incluir variables de exposicion LLM en los features.</w:t>
+      </w:r>
+    </w:p>
+    <w:p>
+      <w:pPr>
+        <w:pStyle w:val="ListBullet"/>
+      </w:pPr>
+      <w:r>
+        <w:t>IRA confirma H2: paradoja agricola con IRA=5.07 y riesgo=0.758, pero adopcion real minima por costos de transaccion y heterogeneidad del terreno.</w:t>
+      </w:r>
+    </w:p>
+    <w:p>
+      <w:pPr>
+        <w:pStyle w:val="ListBullet"/>
+      </w:pPr>
+      <w:r>
+        <w:t>O*NET 28.3 y ENOE Q3 2024 son integrables via crosswalk SINCO-ISCO-08 (IDB, 2024) para politica laboral en Mexico.</w:t>
       </w:r>
     </w:p>
     <w:p>
@@ -3259,7 +3771,7 @@
         <w:pStyle w:val="ListBullet"/>
       </w:pPr>
       <w:r>
-        <w:t>Bloque 3 — LLM Exposure: agregar gpt_exposure_score (Eloundou et al., 2023), LTII y AIOE. Hipotesis H1: el Cluster Medio sube de categoria al incorporar exposicion especifica a LLMs.</w:t>
+        <w:t>Regresion jerarquica por bloques (M1→M4) con F-test incremental: cuantificar exactamente cuanto agrega cada bloque y si la ganancia es estadisticamente significativa. Meta: R²(M4) comparable con Random Forest R²~0.75 de Phase 1.</w:t>
       </w:r>
     </w:p>
     <w:p>
@@ -3267,7 +3779,7 @@
         <w:pStyle w:val="ListBullet"/>
       </w:pPr>
       <w:r>
-        <w:t>Bloque 4 — IRA completo: integrar Censos Economicos INEGI 2019 con activo fijo real por sector. Hipotesis H2: IRA predice adopcion real independientemente del riesgo tecnico.</w:t>
+        <w:t>Ensemble de gpt_exposure para mitigar inestabilidad de anotacion (NBER w35110, 2026): promedio de scores de ≥2 modelos sobre las mismas tareas O*NET. Priorizar Moravec index como medida primaria por ser teoria-based sin sesgo de modelo anotador.</w:t>
       </w:r>
     </w:p>
     <w:p>
@@ -3275,7 +3787,7 @@
         <w:pStyle w:val="ListBullet"/>
       </w:pPr>
       <w:r>
-        <w:t>Regresion jerarquica por bloques (M1→M4) con F-test incremental y SHAP values para comparar importancia de variables entre fases.</w:t>
+        <w:t>Integrar Anthropic Economic Index (observed exposure): complementar la exposicion teorica con datos reales de uso de Claude en tareas O*NET (49% de empleos ya usan Claude en ≥25% de sus tareas a abril 2026).</w:t>
       </w:r>
     </w:p>
     <w:p>
@@ -3283,7 +3795,15 @@
         <w:pStyle w:val="ListBullet"/>
       </w:pPr>
       <w:r>
-        <w:t>Validacion estadistica: Ramsey RESET, VIF para multicolinealidad, GAM para relacion no lineal IRA-riesgo.</w:t>
+        <w:t>Analisis de reentrenabilidad por cluster (NBER w34174, 2025): 25-40% de trabajadores expuestos pueden reentrenarse exitosamente. El Cluster Medio es el mas relevante para politica de capacitacion en Jalisco.</w:t>
+      </w:r>
+    </w:p>
+    <w:p>
+      <w:pPr>
+        <w:pStyle w:val="ListBullet"/>
+      </w:pPr>
+      <w:r>
+        <w:t>Validacion estadistica: Ramsey RESET, VIF multicolinealidad, SHAP values, GAM para relacion no lineal IRA-riesgo.</w:t>
       </w:r>
     </w:p>
     <w:p>
@@ -3320,6 +3840,24 @@
         <w:ind w:left="567" w:hanging="567"/>
       </w:pPr>
       <w:r>
+        <w:t>Anthropic. (2025-2026). The Anthropic Economic Index: Labor market impacts of AI — a new measure and early evidence. Anthropic Research. https://www.anthropic.com/research/labor-market-impacts</w:t>
+      </w:r>
+    </w:p>
+    <w:p>
+      <w:pPr>
+        <w:spacing w:after="120"/>
+        <w:ind w:left="567" w:hanging="567"/>
+      </w:pPr>
+      <w:r>
+        <w:t>Arora, S., et al. (2025). A theory-based AI automation exposure index: Applying Moravec's Paradox to the US labor market. arXiv:2510.13369. https://arxiv.org/abs/2510.13369</w:t>
+      </w:r>
+    </w:p>
+    <w:p>
+      <w:pPr>
+        <w:spacing w:after="120"/>
+        <w:ind w:left="567" w:hanging="567"/>
+      </w:pPr>
+      <w:r>
         <w:t>Autor, D. H., Levy, F., &amp; Murnane, R. J. (2003). The skill content of recent technological change: An empirical exploration. Quarterly Journal of Economics, 118(4), 1279-1333. https://doi.org/10.1162/003355303322552801</w:t>
       </w:r>
     </w:p>
@@ -3329,7 +3867,25 @@
         <w:ind w:left="567" w:hanging="567"/>
       </w:pPr>
       <w:r>
-        <w:t>Eloundou, T., Manning, S., Mishkin, P., &amp; Rock, D. (2023). GPTs are GPTs: An early look at the labor market impact potential of large language models. arXiv preprint arXiv:2303.10130.</w:t>
+        <w:t>Chen, C., et al. (2025). Bounded by risk, not capability: Quantifying AI occupational substitution rates via a Tech-Risk Dual-Factor Model. arXiv:2604.04464. https://arxiv.org/abs/2604.04464</w:t>
+      </w:r>
+    </w:p>
+    <w:p>
+      <w:pPr>
+        <w:spacing w:after="120"/>
+        <w:ind w:left="567" w:hanging="567"/>
+      </w:pPr>
+      <w:r>
+        <w:t>Choudhury, P., et al. (2025). The Iceberg Index: Measuring workforce exposure across the AI economy. MIT. arXiv:2510.25137. https://arxiv.org/abs/2510.25137</w:t>
+      </w:r>
+    </w:p>
+    <w:p>
+      <w:pPr>
+        <w:spacing w:after="120"/>
+        <w:ind w:left="567" w:hanging="567"/>
+      </w:pPr>
+      <w:r>
+        <w:t>Eloundou, T., Manning, S., Mishkin, P., &amp; Rock, D. (2024). GPTs are GPTs: Labor market impact potential of large language models. arXiv:2303.10130. https://arxiv.org/abs/2303.10130</w:t>
       </w:r>
     </w:p>
     <w:p>
@@ -3356,6 +3912,15 @@
         <w:ind w:left="567" w:hanging="567"/>
       </w:pPr>
       <w:r>
+        <w:t>Hyman, B., Lahey, B., Ni, K., &amp; Pilossoph, L. (2025). How retrainable are AI-exposed workers? NBER Working Paper 34174. https://www.nber.org/papers/w34174</w:t>
+      </w:r>
+    </w:p>
+    <w:p>
+      <w:pPr>
+        <w:spacing w:after="120"/>
+        <w:ind w:left="567" w:hanging="567"/>
+      </w:pPr>
+      <w:r>
         <w:t>INEGI. (2024). Encuesta Nacional de Ocupacion y Empleo (ENOE), tercer trimestre 2024. Instituto Nacional de Estadistica y Geografia. https://www.inegi.org.mx/programas/enoe/15ymas/</w:t>
       </w:r>
     </w:p>
@@ -3365,7 +3930,34 @@
         <w:ind w:left="567" w:hanging="567"/>
       </w:pPr>
       <w:r>
+        <w:t>Inter-American Development Bank. (2024). AI and the increase of productivity and labor inequality in Latin America: Potential impact of large language models on Latin American workforce. IDB. https://publications.iadb.org/en/ai-and-increase-productivity-and-labor-inequality-latin-america</w:t>
+      </w:r>
+    </w:p>
+    <w:p>
+      <w:pPr>
+        <w:spacing w:after="120"/>
+        <w:ind w:left="567" w:hanging="567"/>
+      </w:pPr>
+      <w:r>
+        <w:t>International Labour Organization &amp; World Bank. (2024). Buffer or bottleneck? Employment exposure to generative AI and the digital divide in Latin America. ILO Working Paper 121. https://www.ilo.org/publications/buffer-or-bottleneck</w:t>
+      </w:r>
+    </w:p>
+    <w:p>
+      <w:pPr>
+        <w:spacing w:after="120"/>
+        <w:ind w:left="567" w:hanging="567"/>
+      </w:pPr>
+      <w:r>
         <w:t>U.S. Department of Labor. (2024). O*NET Database 28.3. National Center for O*NET Development. https://www.onetcenter.org/database.html</w:t>
+      </w:r>
+    </w:p>
+    <w:p>
+      <w:pPr>
+        <w:spacing w:after="120"/>
+        <w:ind w:left="567" w:hanging="567"/>
+      </w:pPr>
+      <w:r>
+        <w:t>Yin, M., Vu, H., &amp; Persico, C. (2026). How (un)stable are LLM occupational exposure scores? Evidence from multi-model replication. NBER Working Paper 35110. https://www.nber.org/papers/w35110</w:t>
       </w:r>
     </w:p>
     <w:sectPr>

--- a/2do-semestre/programacion-ii/proyectos/ProyectoFinal/08_reporte_final.docx
+++ b/2do-semestre/programacion-ii/proyectos/ProyectoFinal/08_reporte_final.docx
@@ -224,7 +224,7 @@
         <w:spacing w:after="120"/>
       </w:pPr>
       <w:r>
-        <w:t>El hallazgo central de Block 3 es el LLM Gap: Servicios tiene automation_risk Frey-Osborne de 0.39 (Medio) pero gpt_exposure_score de 0.71 (Alto), con un gap de +0.32. Finanzas muestra el gap mas extremo (+0.54). En contraste, Agricultura tiene Frey-Osborne 0.78 pero gpt_exposure 0.10 (gap -0.76) — los trabajadores manuales estan protegidos de LLMs aunque sean altamente automatizables por robotica. Adicionalmente, el IRA revela la paradoja agricola (H2): mayor incentivo economico y mayor riesgo tecnico, pero minima adopcion real (Acemoglu &amp; Restrepo, 2018).</w:t>
+        <w:t>El hallazgo central de Block 3 (datos reales ENOE Q3 2024): Servicios tiene automation_risk Frey-Osborne de 0.438 (Medio) pero gpt_exposure_score de 0.654 (Alto), con LLM gap de +0.216. Salud gap=+0.388, Educacion gap=+0.167 — sectores que Frey-Osborne consideraba seguros tienen alta exposicion LLM. En contraste, Manufactura gap=-0.341, Construccion gap=-0.266 — trabajadores manuales protegidos de LLMs pese a su alto riesgo Frey-Osborne. Adicionalmente, el IRA revela la paradoja agricola (H2): mayor incentivo economico y mayor riesgo tecnico, pero minima adopcion real (Acemoglu &amp; Restrepo, 2018).</w:t>
       </w:r>
     </w:p>
     <w:p>
@@ -2497,7 +2497,7 @@
           </w:tcPr>
           <w:p>
             <w:r>
-              <w:t>0.3618</w:t>
+              <w:t>0.6262</w:t>
             </w:r>
           </w:p>
         </w:tc>
@@ -2507,7 +2507,7 @@
           </w:tcPr>
           <w:p>
             <w:r>
-              <w:t>0.1186</w:t>
+              <w:t>0.0907</w:t>
             </w:r>
           </w:p>
         </w:tc>
@@ -2527,7 +2527,7 @@
           </w:tcPr>
           <w:p>
             <w:r>
-              <w:t>Perfil ENOE explica 36% de la varianza del riesgo</w:t>
+              <w:t>Perfil ENOE + IRA explica 62.6% de la varianza del riesgo</w:t>
             </w:r>
           </w:p>
         </w:tc>
@@ -2549,7 +2549,7 @@
           </w:tcPr>
           <w:p>
             <w:r>
-              <w:t>~0.72</w:t>
+              <w:t>0.9635</w:t>
             </w:r>
           </w:p>
         </w:tc>
@@ -2559,7 +2559,7 @@
           </w:tcPr>
           <w:p>
             <w:r>
-              <w:t>~0.079</w:t>
+              <w:t>0.0284</w:t>
             </w:r>
           </w:p>
         </w:tc>
@@ -2569,7 +2569,7 @@
           </w:tcPr>
           <w:p>
             <w:r>
-              <w:t>+~0.36</w:t>
+              <w:t>+0.3373</w:t>
             </w:r>
           </w:p>
         </w:tc>
@@ -2579,7 +2579,7 @@
           </w:tcPr>
           <w:p>
             <w:r>
-              <w:t>LLM exposure agrega 36 pp de varianza explicada (H1)</w:t>
+              <w:t>LLM exposure agrega 33.7 pp — H1 confirmada con datos reales</w:t>
             </w:r>
           </w:p>
         </w:tc>
@@ -2591,7 +2591,7 @@
         <w:spacing w:after="120"/>
       </w:pPr>
       <w:r>
-        <w:t>Interpretacion M1 (baseline): los coeficientes de sector (dummies OHE) son los mas influyentes — el contexto sectorial determina la rutinizacion. nivel_educativo tiene coeficiente negativo (factor protector). ira tiene coeficiente negativo: mayor incentivo economico correlaciona con sectores manuales que invierten menos en capital humano. El 64% de varianza no explicada por M1 es capturado parcialmente por Block 3.</w:t>
+        <w:t>Interpretacion M1 (baseline, datos reales ENOE Q3 2024): R²=0.6262 — el perfil sociolaboral con OneHotEncoder para sector explica el 62.6% de la varianza. Los dummies sectoriales son los predictores mas influyentes, confirmando que el contexto sectorial determina el perfil de rutinizacion. nivel_educativo tiene coeficiente negativo (factor protector). ira tiene coeficiente negativo: mayor incentivo economico correlaciona con sectores manuales.</w:t>
       </w:r>
     </w:p>
     <w:p>
@@ -2599,7 +2599,7 @@
         <w:spacing w:after="120"/>
       </w:pPr>
       <w:r>
-        <w:t>Interpretacion M1+Block3 (H1 test): los coeficientes de gpt_exposure_score, moravec_index e iceberg_score son negativos — a mayor exposicion LLM, mayor riesgo de automatizacion. dual_factor_score (negativo) revela que la informalidad reduce la friccion de compliance, acelerando la sustitucion real. digital_access (positivo o neutro) actua como buffer: ocupaciones sin computadora estan protegidas del desplazamiento LLM inmediato (ILO/World Bank WP121, 2024).</w:t>
+        <w:t>Interpretacion M1+Block3 — H1 confirmada (datos reales): R²=0.9635, RMSE=0.0284, Delta=+0.3373 (33.7 pp adicionales al agregar LLM exposure). gpt_exposure_score, moravec_index e iceberg_score tienen coeficientes negativos — mayor exposicion LLM implica mayor riesgo de automatizacion. dual_factor_score revela que la informalidad reduce la friccion de compliance, acelerando la sustitucion real. digital_access actua como buffer: 1,624 trabajadores con digital_access=1 pueden beneficiarse de complementariedad, 376 con digital_access=0 enfrentan el bottleneck del digital divide (ILO WP121, 2024).</w:t>
       </w:r>
     </w:p>
     <w:p>
@@ -2701,11 +2701,52 @@
       </w:r>
     </w:p>
     <w:p>
-      <w:pPr>
-        <w:spacing w:after="120"/>
-      </w:pPr>
       <w:r>
-        <w:t>[Figura: Figura 3. LLM Gap por sector: gpt_exposure_score vs automation_risk Frey-Osborne. Sectores sobre la diagonal (rojo) tienen mayor exposicion LLM que riesgo Frey-Osborne — evidencia directa de H1. Servicios gap=+0.32, Finanzas gap=+0.54.]</w:t>
+        <w:drawing>
+          <wp:inline xmlns:a="http://schemas.openxmlformats.org/drawingml/2006/main" xmlns:pic="http://schemas.openxmlformats.org/drawingml/2006/picture">
+            <wp:extent cx="5040000" cy="1792054"/>
+            <wp:docPr id="4" name="Picture 4"/>
+            <wp:cNvGraphicFramePr>
+              <a:graphicFrameLocks noChangeAspect="1"/>
+            </wp:cNvGraphicFramePr>
+            <a:graphic>
+              <a:graphicData uri="http://schemas.openxmlformats.org/drawingml/2006/picture">
+                <pic:pic>
+                  <pic:nvPicPr>
+                    <pic:cNvPr id="0" name="llm_gap_h1.png"/>
+                    <pic:cNvPicPr/>
+                  </pic:nvPicPr>
+                  <pic:blipFill>
+                    <a:blip r:embed="rId11"/>
+                    <a:stretch>
+                      <a:fillRect/>
+                    </a:stretch>
+                  </pic:blipFill>
+                  <pic:spPr>
+                    <a:xfrm>
+                      <a:off x="0" y="0"/>
+                      <a:ext cx="5040000" cy="1792054"/>
+                    </a:xfrm>
+                    <a:prstGeom prst="rect"/>
+                  </pic:spPr>
+                </pic:pic>
+              </a:graphicData>
+            </a:graphic>
+          </wp:inline>
+        </w:drawing>
+      </w:r>
+    </w:p>
+    <w:p>
+      <w:pPr>
+        <w:jc w:val="center"/>
+      </w:pPr>
+      <w:r>
+        <w:rPr>
+          <w:i/>
+          <w:color w:val="1F497D"/>
+          <w:sz w:val="18"/>
+        </w:rPr>
+        <w:t>Figura 3. LLM Gap por sector: gpt_exposure_score vs automation_risk Frey-Osborne. Sectores sobre la diagonal (rojo) tienen mayor exposicion LLM que riesgo Frey-Osborne — evidencia directa de H1. Servicios gap=+0.32, Finanzas gap=+0.54.</w:t>
       </w:r>
     </w:p>
     <w:p>
@@ -2743,7 +2784,7 @@
         <w:drawing>
           <wp:inline xmlns:a="http://schemas.openxmlformats.org/drawingml/2006/main" xmlns:pic="http://schemas.openxmlformats.org/drawingml/2006/picture">
             <wp:extent cx="5040000" cy="1797228"/>
-            <wp:docPr id="4" name="Picture 4"/>
+            <wp:docPr id="5" name="Picture 5"/>
             <wp:cNvGraphicFramePr>
               <a:graphicFrameLocks noChangeAspect="1"/>
             </wp:cNvGraphicFramePr>
@@ -2755,7 +2796,7 @@
                     <pic:cNvPicPr/>
                   </pic:nvPicPr>
                   <pic:blipFill>
-                    <a:blip r:embed="rId11"/>
+                    <a:blip r:embed="rId12"/>
                     <a:stretch>
                       <a:fillRect/>
                     </a:stretch>
@@ -2822,7 +2863,7 @@
         <w:drawing>
           <wp:inline xmlns:a="http://schemas.openxmlformats.org/drawingml/2006/main" xmlns:pic="http://schemas.openxmlformats.org/drawingml/2006/picture">
             <wp:extent cx="5040000" cy="2488047"/>
-            <wp:docPr id="5" name="Picture 5"/>
+            <wp:docPr id="6" name="Picture 6"/>
             <wp:cNvGraphicFramePr>
               <a:graphicFrameLocks noChangeAspect="1"/>
             </wp:cNvGraphicFramePr>
@@ -2834,7 +2875,7 @@
                     <pic:cNvPicPr/>
                   </pic:nvPicPr>
                   <pic:blipFill>
-                    <a:blip r:embed="rId12"/>
+                    <a:blip r:embed="rId13"/>
                     <a:stretch>
                       <a:fillRect/>
                     </a:stretch>
@@ -3175,7 +3216,7 @@
         <w:drawing>
           <wp:inline xmlns:a="http://schemas.openxmlformats.org/drawingml/2006/main" xmlns:pic="http://schemas.openxmlformats.org/drawingml/2006/picture">
             <wp:extent cx="5040000" cy="1789635"/>
-            <wp:docPr id="6" name="Picture 6"/>
+            <wp:docPr id="7" name="Picture 7"/>
             <wp:cNvGraphicFramePr>
               <a:graphicFrameLocks noChangeAspect="1"/>
             </wp:cNvGraphicFramePr>
@@ -3187,7 +3228,7 @@
                     <pic:cNvPicPr/>
                   </pic:nvPicPr>
                   <pic:blipFill>
-                    <a:blip r:embed="rId13"/>
+                    <a:blip r:embed="rId14"/>
                     <a:stretch>
                       <a:fillRect/>
                     </a:stretch>
@@ -3424,7 +3465,7 @@
           </w:tcPr>
           <w:p>
             <w:r>
-              <w:t>Servicios gap=+0.32 | Finanzas gap=+0.54 | Agri gap=-0.76</w:t>
+              <w:t>Servicios gap=+0.216 | Salud gap=+0.388 | Manufactura gap=-0.341</w:t>
             </w:r>
           </w:p>
         </w:tc>
@@ -3552,7 +3593,7 @@
           </w:tcPr>
           <w:p>
             <w:r>
-              <w:t>R²=0.36; OneHotEncoder sector; educacion y sector dominan</w:t>
+              <w:t>R²=0.6262 RMSE=0.0907; OneHotEncoder sector; sector y educacion dominan</w:t>
             </w:r>
           </w:p>
         </w:tc>
@@ -3584,7 +3625,7 @@
           </w:tcPr>
           <w:p>
             <w:r>
-              <w:t>R²~0.72 (+36 pp); coefs Block3 negativos confirman H1</w:t>
+              <w:t>R²=0.9635 RMSE=0.0284 (+33.7 pp); coefs Block3 negativos confirman H1</w:t>
             </w:r>
           </w:p>
         </w:tc>

--- a/2do-semestre/programacion-ii/proyectos/ProyectoFinal/08_reporte_final.docx
+++ b/2do-semestre/programacion-ii/proyectos/ProyectoFinal/08_reporte_final.docx
@@ -401,7 +401,7 @@
                 <w:b/>
                 <w:color w:val="1F497D"/>
               </w:rPr>
-              <w:t>Descripcion / Fuente</w:t>
+              <w:t>Bloque / Fuente</w:t>
             </w:r>
           </w:p>
         </w:tc>
@@ -413,7 +413,7 @@
           </w:tcPr>
           <w:p>
             <w:r>
-              <w:t>sinco_code</w:t>
+              <w:t>id_trabajador</w:t>
             </w:r>
           </w:p>
         </w:tc>
@@ -423,7 +423,7 @@
           </w:tcPr>
           <w:p>
             <w:r>
-              <w:t>ocupaciones_onet</w:t>
+              <w:t>trabajadores</w:t>
             </w:r>
           </w:p>
         </w:tc>
@@ -443,7 +443,7 @@
           </w:tcPr>
           <w:p>
             <w:r>
-              <w:t>Grupo SINCO (1-9)</w:t>
+              <w:t>B1 — Llave primaria IDENTITY</w:t>
             </w:r>
           </w:p>
         </w:tc>
@@ -455,7 +455,7 @@
           </w:tcPr>
           <w:p>
             <w:r>
-              <w:t>frey_osborne_score</w:t>
+              <w:t>sinco_code</w:t>
             </w:r>
           </w:p>
         </w:tc>
@@ -465,7 +465,7 @@
           </w:tcPr>
           <w:p>
             <w:r>
-              <w:t>ocupaciones_onet</w:t>
+              <w:t>trabajadores</w:t>
             </w:r>
           </w:p>
         </w:tc>
@@ -475,7 +475,7 @@
           </w:tcPr>
           <w:p>
             <w:r>
-              <w:t>FLOAT</w:t>
+              <w:t>INT FK</w:t>
             </w:r>
           </w:p>
         </w:tc>
@@ -485,7 +485,7 @@
           </w:tcPr>
           <w:p>
             <w:r>
-              <w:t>Score base O*NET — Frey &amp; Osborne (2017)</w:t>
+              <w:t>B1 — Referencia a ocupaciones_onet</w:t>
             </w:r>
           </w:p>
         </w:tc>
@@ -497,7 +497,7 @@
           </w:tcPr>
           <w:p>
             <w:r>
-              <w:t>rti</w:t>
+              <w:t>escoacum</w:t>
             </w:r>
           </w:p>
         </w:tc>
@@ -507,7 +507,7 @@
           </w:tcPr>
           <w:p>
             <w:r>
-              <w:t>ocupaciones_onet</w:t>
+              <w:t>trabajadores</w:t>
             </w:r>
           </w:p>
         </w:tc>
@@ -517,7 +517,7 @@
           </w:tcPr>
           <w:p>
             <w:r>
-              <w:t>FLOAT</w:t>
+              <w:t>INT(1-6)</w:t>
             </w:r>
           </w:p>
         </w:tc>
@@ -527,7 +527,7 @@
           </w:tcPr>
           <w:p>
             <w:r>
-              <w:t>Routine Task Intensity (0-100)</w:t>
+              <w:t>B1 — Nivel educativo acumulado (ENOE)</w:t>
             </w:r>
           </w:p>
         </w:tc>
@@ -539,7 +539,7 @@
           </w:tcPr>
           <w:p>
             <w:r>
-              <w:t>cognitive_demand</w:t>
+              <w:t>ingocup</w:t>
             </w:r>
           </w:p>
         </w:tc>
@@ -549,7 +549,7 @@
           </w:tcPr>
           <w:p>
             <w:r>
-              <w:t>ocupaciones_onet</w:t>
+              <w:t>trabajadores</w:t>
             </w:r>
           </w:p>
         </w:tc>
@@ -569,7 +569,7 @@
           </w:tcPr>
           <w:p>
             <w:r>
-              <w:t>Demanda cognitiva O*NET (0-100)</w:t>
+              <w:t>B1 — Ingreso mensual MXN (ENOE)</w:t>
             </w:r>
           </w:p>
         </w:tc>
@@ -581,7 +581,7 @@
           </w:tcPr>
           <w:p>
             <w:r>
-              <w:t>social_interaction</w:t>
+              <w:t>scian_sector</w:t>
             </w:r>
           </w:p>
         </w:tc>
@@ -591,7 +591,7 @@
           </w:tcPr>
           <w:p>
             <w:r>
-              <w:t>ocupaciones_onet</w:t>
+              <w:t>trabajadores</w:t>
             </w:r>
           </w:p>
         </w:tc>
@@ -601,7 +601,7 @@
           </w:tcPr>
           <w:p>
             <w:r>
-              <w:t>FLOAT</w:t>
+              <w:t>NVARCHAR</w:t>
             </w:r>
           </w:p>
         </w:tc>
@@ -611,7 +611,7 @@
           </w:tcPr>
           <w:p>
             <w:r>
-              <w:t>Interaccion social O*NET (0-100)</w:t>
+              <w:t>B1 — Sector economico SCIAN</w:t>
             </w:r>
           </w:p>
         </w:tc>
@@ -623,7 +623,7 @@
           </w:tcPr>
           <w:p>
             <w:r>
-              <w:t>automation_risk</w:t>
+              <w:t>formalidad</w:t>
             </w:r>
           </w:p>
         </w:tc>
@@ -633,7 +633,7 @@
           </w:tcPr>
           <w:p>
             <w:r>
-              <w:t>ocupaciones_onet</w:t>
+              <w:t>trabajadores</w:t>
             </w:r>
           </w:p>
         </w:tc>
@@ -643,7 +643,7 @@
           </w:tcPr>
           <w:p>
             <w:r>
-              <w:t>FLOAT</w:t>
+              <w:t>NVARCHAR</w:t>
             </w:r>
           </w:p>
         </w:tc>
@@ -653,7 +653,7 @@
           </w:tcPr>
           <w:p>
             <w:r>
-              <w:t>Riesgo ajustado sector+edu+ingreso (0-1)</w:t>
+              <w:t>B1 — Formal/Informal (seg_soc ENOE)</w:t>
             </w:r>
           </w:p>
         </w:tc>
@@ -665,7 +665,7 @@
           </w:tcPr>
           <w:p>
             <w:r>
-              <w:t>gpt_exposure_score</w:t>
+              <w:t>edad</w:t>
             </w:r>
           </w:p>
         </w:tc>
@@ -675,7 +675,7 @@
           </w:tcPr>
           <w:p>
             <w:r>
-              <w:t>ocupaciones_onet</w:t>
+              <w:t>trabajadores</w:t>
             </w:r>
           </w:p>
         </w:tc>
@@ -685,7 +685,7 @@
           </w:tcPr>
           <w:p>
             <w:r>
-              <w:t>FLOAT</w:t>
+              <w:t>INT(15-70)</w:t>
             </w:r>
           </w:p>
         </w:tc>
@@ -695,7 +695,7 @@
           </w:tcPr>
           <w:p>
             <w:r>
-              <w:t>Exposicion LLM — Eloundou et al. 2024 / IDB SINCO</w:t>
+              <w:t>B1 — Edad del trabajador</w:t>
             </w:r>
           </w:p>
         </w:tc>
@@ -707,7 +707,7 @@
           </w:tcPr>
           <w:p>
             <w:r>
-              <w:t>moravec_index</w:t>
+              <w:t>urban_rural</w:t>
             </w:r>
           </w:p>
         </w:tc>
@@ -717,7 +717,7 @@
           </w:tcPr>
           <w:p>
             <w:r>
-              <w:t>ocupaciones_onet</w:t>
+              <w:t>trabajadores</w:t>
             </w:r>
           </w:p>
         </w:tc>
@@ -727,7 +727,7 @@
           </w:tcPr>
           <w:p>
             <w:r>
-              <w:t>FLOAT</w:t>
+              <w:t>INT (0/1)</w:t>
             </w:r>
           </w:p>
         </w:tc>
@@ -737,7 +737,7 @@
           </w:tcPr>
           <w:p>
             <w:r>
-              <w:t>Indice teorico Paradoja Moravec — Arora et al. 2025</w:t>
+              <w:t>B1 — Urbano/Rural aprox. ENOE t_loc</w:t>
             </w:r>
           </w:p>
         </w:tc>
@@ -749,7 +749,7 @@
           </w:tcPr>
           <w:p>
             <w:r>
-              <w:t>dual_factor_score</w:t>
+              <w:t>sinco_code</w:t>
             </w:r>
           </w:p>
         </w:tc>
@@ -769,7 +769,7 @@
           </w:tcPr>
           <w:p>
             <w:r>
-              <w:t>FLOAT</w:t>
+              <w:t>INT PK</w:t>
             </w:r>
           </w:p>
         </w:tc>
@@ -779,7 +779,7 @@
           </w:tcPr>
           <w:p>
             <w:r>
-              <w:t>Factibilidad x (1-compliance) — arXiv:2604.04464</w:t>
+              <w:t>B2 — Grupo SINCO (1-9)</w:t>
             </w:r>
           </w:p>
         </w:tc>
@@ -791,7 +791,7 @@
           </w:tcPr>
           <w:p>
             <w:r>
-              <w:t>iceberg_score</w:t>
+              <w:t>frey_osborne_score</w:t>
             </w:r>
           </w:p>
         </w:tc>
@@ -821,7 +821,7 @@
           </w:tcPr>
           <w:p>
             <w:r>
-              <w:t>Valor salarial expuesto — MIT Iceberg 2025</w:t>
+              <w:t>B2 — Score base O*NET — Frey &amp; Osborne (2017)</w:t>
             </w:r>
           </w:p>
         </w:tc>
@@ -833,7 +833,7 @@
           </w:tcPr>
           <w:p>
             <w:r>
-              <w:t>digital_access</w:t>
+              <w:t>rti</w:t>
             </w:r>
           </w:p>
         </w:tc>
@@ -853,7 +853,7 @@
           </w:tcPr>
           <w:p>
             <w:r>
-              <w:t>INT (0/1)</w:t>
+              <w:t>FLOAT</w:t>
             </w:r>
           </w:p>
         </w:tc>
@@ -863,7 +863,7 @@
           </w:tcPr>
           <w:p>
             <w:r>
-              <w:t>Requiere computadora — ILO/World Bank WP121 2024</w:t>
+              <w:t>B2 — Routine Task Intensity (0-100)</w:t>
             </w:r>
           </w:p>
         </w:tc>
@@ -875,7 +875,7 @@
           </w:tcPr>
           <w:p>
             <w:r>
-              <w:t>id_trabajador</w:t>
+              <w:t>cognitive_demand</w:t>
             </w:r>
           </w:p>
         </w:tc>
@@ -885,7 +885,7 @@
           </w:tcPr>
           <w:p>
             <w:r>
-              <w:t>trabajadores</w:t>
+              <w:t>ocupaciones_onet</w:t>
             </w:r>
           </w:p>
         </w:tc>
@@ -895,7 +895,7 @@
           </w:tcPr>
           <w:p>
             <w:r>
-              <w:t>INT PK</w:t>
+              <w:t>FLOAT</w:t>
             </w:r>
           </w:p>
         </w:tc>
@@ -905,7 +905,7 @@
           </w:tcPr>
           <w:p>
             <w:r>
-              <w:t>Llave primaria IDENTITY</w:t>
+              <w:t>B2 — Demanda cognitiva O*NET (0-100)</w:t>
             </w:r>
           </w:p>
         </w:tc>
@@ -917,7 +917,7 @@
           </w:tcPr>
           <w:p>
             <w:r>
-              <w:t>sinco_code</w:t>
+              <w:t>social_interaction</w:t>
             </w:r>
           </w:p>
         </w:tc>
@@ -927,7 +927,7 @@
           </w:tcPr>
           <w:p>
             <w:r>
-              <w:t>trabajadores</w:t>
+              <w:t>ocupaciones_onet</w:t>
             </w:r>
           </w:p>
         </w:tc>
@@ -937,7 +937,7 @@
           </w:tcPr>
           <w:p>
             <w:r>
-              <w:t>INT FK</w:t>
+              <w:t>FLOAT</w:t>
             </w:r>
           </w:p>
         </w:tc>
@@ -947,7 +947,7 @@
           </w:tcPr>
           <w:p>
             <w:r>
-              <w:t>Referencia a ocupaciones_onet</w:t>
+              <w:t>B2 — Interaccion social O*NET (0-100)</w:t>
             </w:r>
           </w:p>
         </w:tc>
@@ -959,7 +959,7 @@
           </w:tcPr>
           <w:p>
             <w:r>
-              <w:t>escoacum</w:t>
+              <w:t>creativity</w:t>
             </w:r>
           </w:p>
         </w:tc>
@@ -969,7 +969,7 @@
           </w:tcPr>
           <w:p>
             <w:r>
-              <w:t>trabajadores</w:t>
+              <w:t>ocupaciones_onet</w:t>
             </w:r>
           </w:p>
         </w:tc>
@@ -979,7 +979,7 @@
           </w:tcPr>
           <w:p>
             <w:r>
-              <w:t>INT(1-6)</w:t>
+              <w:t>FLOAT</w:t>
             </w:r>
           </w:p>
         </w:tc>
@@ -989,7 +989,7 @@
           </w:tcPr>
           <w:p>
             <w:r>
-              <w:t>Nivel educativo acumulado (ENOE)</w:t>
+              <w:t>B2 — Creatividad O*NET (0-100)</w:t>
             </w:r>
           </w:p>
         </w:tc>
@@ -1001,7 +1001,7 @@
           </w:tcPr>
           <w:p>
             <w:r>
-              <w:t>ingocup</w:t>
+              <w:t>manual_dexterity</w:t>
             </w:r>
           </w:p>
         </w:tc>
@@ -1011,7 +1011,7 @@
           </w:tcPr>
           <w:p>
             <w:r>
-              <w:t>trabajadores</w:t>
+              <w:t>ocupaciones_onet</w:t>
             </w:r>
           </w:p>
         </w:tc>
@@ -1031,7 +1031,7 @@
           </w:tcPr>
           <w:p>
             <w:r>
-              <w:t>Ingreso mensual MXN (ENOE)</w:t>
+              <w:t>B2 — Destreza manual O*NET (0-100)</w:t>
             </w:r>
           </w:p>
         </w:tc>
@@ -1043,7 +1043,7 @@
           </w:tcPr>
           <w:p>
             <w:r>
-              <w:t>scian_sector</w:t>
+              <w:t>automation_risk</w:t>
             </w:r>
           </w:p>
         </w:tc>
@@ -1053,7 +1053,7 @@
           </w:tcPr>
           <w:p>
             <w:r>
-              <w:t>trabajadores</w:t>
+              <w:t>ocupaciones_onet</w:t>
             </w:r>
           </w:p>
         </w:tc>
@@ -1063,7 +1063,7 @@
           </w:tcPr>
           <w:p>
             <w:r>
-              <w:t>NVARCHAR</w:t>
+              <w:t>FLOAT</w:t>
             </w:r>
           </w:p>
         </w:tc>
@@ -1073,7 +1073,7 @@
           </w:tcPr>
           <w:p>
             <w:r>
-              <w:t>Sector economico SCIAN</w:t>
+              <w:t>Target — Riesgo ajustado (0-1)</w:t>
             </w:r>
           </w:p>
         </w:tc>
@@ -1085,7 +1085,7 @@
           </w:tcPr>
           <w:p>
             <w:r>
-              <w:t>formalidad</w:t>
+              <w:t>gpt_exposure_score</w:t>
             </w:r>
           </w:p>
         </w:tc>
@@ -1095,7 +1095,7 @@
           </w:tcPr>
           <w:p>
             <w:r>
-              <w:t>trabajadores</w:t>
+              <w:t>ocupaciones_onet</w:t>
             </w:r>
           </w:p>
         </w:tc>
@@ -1105,7 +1105,7 @@
           </w:tcPr>
           <w:p>
             <w:r>
-              <w:t>NVARCHAR</w:t>
+              <w:t>FLOAT</w:t>
             </w:r>
           </w:p>
         </w:tc>
@@ -1115,7 +1115,7 @@
           </w:tcPr>
           <w:p>
             <w:r>
-              <w:t>Formal/Informal (seg_soc ENOE)</w:t>
+              <w:t>B3 — Eloundou et al. 2024 via IDB SINCO</w:t>
             </w:r>
           </w:p>
         </w:tc>
@@ -1127,7 +1127,7 @@
           </w:tcPr>
           <w:p>
             <w:r>
-              <w:t>edad</w:t>
+              <w:t>moravec_index</w:t>
             </w:r>
           </w:p>
         </w:tc>
@@ -1137,7 +1137,7 @@
           </w:tcPr>
           <w:p>
             <w:r>
-              <w:t>trabajadores</w:t>
+              <w:t>ocupaciones_onet</w:t>
             </w:r>
           </w:p>
         </w:tc>
@@ -1147,7 +1147,7 @@
           </w:tcPr>
           <w:p>
             <w:r>
-              <w:t>INT(15-70)</w:t>
+              <w:t>FLOAT</w:t>
             </w:r>
           </w:p>
         </w:tc>
@@ -1157,7 +1157,7 @@
           </w:tcPr>
           <w:p>
             <w:r>
-              <w:t>Edad del trabajador</w:t>
+              <w:t>B3 — Arora et al. 2025 arXiv:2510.13369</w:t>
             </w:r>
           </w:p>
         </w:tc>
@@ -1169,6 +1169,216 @@
           </w:tcPr>
           <w:p>
             <w:r>
+              <w:t>dual_factor_score</w:t>
+            </w:r>
+          </w:p>
+        </w:tc>
+        <w:tc>
+          <w:tcPr>
+            <w:tcW w:type="dxa" w:w="2520"/>
+          </w:tcPr>
+          <w:p>
+            <w:r>
+              <w:t>ocupaciones_onet</w:t>
+            </w:r>
+          </w:p>
+        </w:tc>
+        <w:tc>
+          <w:tcPr>
+            <w:tcW w:type="dxa" w:w="2520"/>
+          </w:tcPr>
+          <w:p>
+            <w:r>
+              <w:t>FLOAT</w:t>
+            </w:r>
+          </w:p>
+        </w:tc>
+        <w:tc>
+          <w:tcPr>
+            <w:tcW w:type="dxa" w:w="2520"/>
+          </w:tcPr>
+          <w:p>
+            <w:r>
+              <w:t>B3 — Tech x (1-compliance) arXiv:2604.04464</w:t>
+            </w:r>
+          </w:p>
+        </w:tc>
+      </w:tr>
+      <w:tr>
+        <w:tc>
+          <w:tcPr>
+            <w:tcW w:type="dxa" w:w="2520"/>
+          </w:tcPr>
+          <w:p>
+            <w:r>
+              <w:t>iceberg_score</w:t>
+            </w:r>
+          </w:p>
+        </w:tc>
+        <w:tc>
+          <w:tcPr>
+            <w:tcW w:type="dxa" w:w="2520"/>
+          </w:tcPr>
+          <w:p>
+            <w:r>
+              <w:t>ocupaciones_onet</w:t>
+            </w:r>
+          </w:p>
+        </w:tc>
+        <w:tc>
+          <w:tcPr>
+            <w:tcW w:type="dxa" w:w="2520"/>
+          </w:tcPr>
+          <w:p>
+            <w:r>
+              <w:t>FLOAT</w:t>
+            </w:r>
+          </w:p>
+        </w:tc>
+        <w:tc>
+          <w:tcPr>
+            <w:tcW w:type="dxa" w:w="2520"/>
+          </w:tcPr>
+          <w:p>
+            <w:r>
+              <w:t>B3 — MIT Iceberg Index arXiv:2510.25137</w:t>
+            </w:r>
+          </w:p>
+        </w:tc>
+      </w:tr>
+      <w:tr>
+        <w:tc>
+          <w:tcPr>
+            <w:tcW w:type="dxa" w:w="2520"/>
+          </w:tcPr>
+          <w:p>
+            <w:r>
+              <w:t>digital_access</w:t>
+            </w:r>
+          </w:p>
+        </w:tc>
+        <w:tc>
+          <w:tcPr>
+            <w:tcW w:type="dxa" w:w="2520"/>
+          </w:tcPr>
+          <w:p>
+            <w:r>
+              <w:t>ocupaciones_onet</w:t>
+            </w:r>
+          </w:p>
+        </w:tc>
+        <w:tc>
+          <w:tcPr>
+            <w:tcW w:type="dxa" w:w="2520"/>
+          </w:tcPr>
+          <w:p>
+            <w:r>
+              <w:t>INT (0/1)</w:t>
+            </w:r>
+          </w:p>
+        </w:tc>
+        <w:tc>
+          <w:tcPr>
+            <w:tcW w:type="dxa" w:w="2520"/>
+          </w:tcPr>
+          <w:p>
+            <w:r>
+              <w:t>B3 — Requiere computadora ILO WP121 2024</w:t>
+            </w:r>
+          </w:p>
+        </w:tc>
+      </w:tr>
+      <w:tr>
+        <w:tc>
+          <w:tcPr>
+            <w:tcW w:type="dxa" w:w="2520"/>
+          </w:tcPr>
+          <w:p>
+            <w:r>
+              <w:t>ltii</w:t>
+            </w:r>
+          </w:p>
+        </w:tc>
+        <w:tc>
+          <w:tcPr>
+            <w:tcW w:type="dxa" w:w="2520"/>
+          </w:tcPr>
+          <w:p>
+            <w:r>
+              <w:t>ocupaciones_onet</w:t>
+            </w:r>
+          </w:p>
+        </w:tc>
+        <w:tc>
+          <w:tcPr>
+            <w:tcW w:type="dxa" w:w="2520"/>
+          </w:tcPr>
+          <w:p>
+            <w:r>
+              <w:t>FLOAT</w:t>
+            </w:r>
+          </w:p>
+        </w:tc>
+        <w:tc>
+          <w:tcPr>
+            <w:tcW w:type="dxa" w:w="2520"/>
+          </w:tcPr>
+          <w:p>
+            <w:r>
+              <w:t>B3 — LLM Task Intensity Index (O*NET items)</w:t>
+            </w:r>
+          </w:p>
+        </w:tc>
+      </w:tr>
+      <w:tr>
+        <w:tc>
+          <w:tcPr>
+            <w:tcW w:type="dxa" w:w="2520"/>
+          </w:tcPr>
+          <w:p>
+            <w:r>
+              <w:t>aioe</w:t>
+            </w:r>
+          </w:p>
+        </w:tc>
+        <w:tc>
+          <w:tcPr>
+            <w:tcW w:type="dxa" w:w="2520"/>
+          </w:tcPr>
+          <w:p>
+            <w:r>
+              <w:t>ocupaciones_onet</w:t>
+            </w:r>
+          </w:p>
+        </w:tc>
+        <w:tc>
+          <w:tcPr>
+            <w:tcW w:type="dxa" w:w="2520"/>
+          </w:tcPr>
+          <w:p>
+            <w:r>
+              <w:t>FLOAT</w:t>
+            </w:r>
+          </w:p>
+        </w:tc>
+        <w:tc>
+          <w:tcPr>
+            <w:tcW w:type="dxa" w:w="2520"/>
+          </w:tcPr>
+          <w:p>
+            <w:r>
+              <w:t>B3 — AI Occ. Exposure Felten et al. 2023</w:t>
+            </w:r>
+          </w:p>
+        </w:tc>
+      </w:tr>
+      <w:tr>
+        <w:tc>
+          <w:tcPr>
+            <w:tcW w:type="dxa" w:w="2520"/>
+          </w:tcPr>
+          <w:p>
+            <w:r>
               <w:t>ira</w:t>
             </w:r>
           </w:p>
@@ -1199,7 +1409,7 @@
           </w:tcPr>
           <w:p>
             <w:r>
-              <w:t>IRA = ingocup*12 / activo_fijo — INEGI 2019</w:t>
+              <w:t>B4 — IRA = ingocup*12 / activo_fijo INEGI 2019</w:t>
             </w:r>
           </w:p>
         </w:tc>
@@ -2360,7 +2570,7 @@
           <w:color w:val="D48C00"/>
           <w:sz w:val="24"/>
         </w:rPr>
-        <w:t>5.2 Algoritmo Supervisado — Regresion Lineal Multiple (U3)</w:t>
+        <w:t>5.2 Algoritmo Supervisado — Regresion Lineal Jerarquica M1-M4 (U3)</w:t>
       </w:r>
     </w:p>
     <w:p>
@@ -2368,31 +2578,7 @@
         <w:spacing w:after="120"/>
       </w:pPr>
       <w:r>
-        <w:t>Justificacion: automation_risk es variable continua (0-1), por lo que Regresion Lineal Multiple es el algoritmo apropiado de U3. Se implementan dos configuraciones del modelo para el H1 test de la tesis:</w:t>
-      </w:r>
-    </w:p>
-    <w:p>
-      <w:pPr>
-        <w:pStyle w:val="ListBullet"/>
-      </w:pPr>
-      <w:r>
-        <w:t>M1 (baseline): variables Block 1 (ENOE sociolaboral + IRA). Sector codificado con OneHotEncoder — correccion metodologica respecto a versiones anteriores que usaban LabelEncoder, el cual implicaria un orden ordinal inexistente entre sectores.</w:t>
-      </w:r>
-    </w:p>
-    <w:p>
-      <w:pPr>
-        <w:pStyle w:val="ListBullet"/>
-      </w:pPr>
-      <w:r>
-        <w:t>M1+Block3: M1 ampliado con las cinco variables de exposicion LLM (Block 3). Las variables O*NET (rti, cognitive_demand, etc.) se excluyen de ambos modelos para evitar data leakage, ya que forman parte del calculo del target.</w:t>
-      </w:r>
-    </w:p>
-    <w:p>
-      <w:pPr>
-        <w:spacing w:after="120"/>
-      </w:pPr>
-      <w:r>
-        <w:t>Preprocesamiento: StandardScaler en ambos modelos (obligatorio para interpretar coeficientes estandarizados). Division 70/30, random_state=42. Nota metodologica: NBER w35110 (Yin et al., 2026) documenta que los scores de exposicion LLM varian 3.6x entre modelos (kappa=0.36). Para mitigar esta inestabilidad se usan cuatro indices complementarios (gpt_exposure, moravec, dual_factor, iceberg) en lugar de depender de un unico score.</w:t>
+        <w:t>Justificacion: automation_risk es variable continua (0-1) — Regresion Lineal Multiple es el algoritmo apropiado de U3. Se implementa una regresion jerarquica por bloques (M1 a M4) para cuantificar la contribucion independiente de cada conjunto de variables. Sector codificado con OneHotEncoder (nominal, no ordinal). Division 70/30, random_state=42. Nota metodologica: M2/M3/M4 incluyen variables O*NET que son la base del target — esto genera R² alto en M2 (upper bound metodologico). El aporte estadisticamente significativo de Block 3 se verifica via F-test incremental (NBER w35110 recomienda indices complementarios para mitigar inestabilidad de scores LLM).</w:t>
       </w:r>
     </w:p>
     <w:tbl>
@@ -2402,16 +2588,18 @@
         <w:tblLook w:firstColumn="1" w:firstRow="1" w:lastColumn="0" w:lastRow="0" w:noHBand="0" w:noVBand="1" w:val="04A0"/>
       </w:tblPr>
       <w:tblGrid>
-        <w:gridCol w:w="2016"/>
-        <w:gridCol w:w="2016"/>
-        <w:gridCol w:w="2016"/>
-        <w:gridCol w:w="2016"/>
-        <w:gridCol w:w="2016"/>
+        <w:gridCol w:w="1440"/>
+        <w:gridCol w:w="1440"/>
+        <w:gridCol w:w="1440"/>
+        <w:gridCol w:w="1440"/>
+        <w:gridCol w:w="1440"/>
+        <w:gridCol w:w="1440"/>
+        <w:gridCol w:w="1440"/>
       </w:tblGrid>
       <w:tr>
         <w:tc>
           <w:tcPr>
-            <w:tcW w:type="dxa" w:w="2016"/>
+            <w:tcW w:type="dxa" w:w="1440"/>
           </w:tcPr>
           <w:p>
             <w:r>
@@ -2425,7 +2613,21 @@
         </w:tc>
         <w:tc>
           <w:tcPr>
-            <w:tcW w:type="dxa" w:w="2016"/>
+            <w:tcW w:type="dxa" w:w="1440"/>
+          </w:tcPr>
+          <w:p>
+            <w:r>
+              <w:rPr>
+                <w:b/>
+                <w:color w:val="1F497D"/>
+              </w:rPr>
+              <w:t>Features</w:t>
+            </w:r>
+          </w:p>
+        </w:tc>
+        <w:tc>
+          <w:tcPr>
+            <w:tcW w:type="dxa" w:w="1440"/>
           </w:tcPr>
           <w:p>
             <w:r>
@@ -2439,7 +2641,7 @@
         </w:tc>
         <w:tc>
           <w:tcPr>
-            <w:tcW w:type="dxa" w:w="2016"/>
+            <w:tcW w:type="dxa" w:w="1440"/>
           </w:tcPr>
           <w:p>
             <w:r>
@@ -2453,7 +2655,7 @@
         </w:tc>
         <w:tc>
           <w:tcPr>
-            <w:tcW w:type="dxa" w:w="2016"/>
+            <w:tcW w:type="dxa" w:w="1440"/>
           </w:tcPr>
           <w:p>
             <w:r>
@@ -2467,7 +2669,7 @@
         </w:tc>
         <w:tc>
           <w:tcPr>
-            <w:tcW w:type="dxa" w:w="2016"/>
+            <w:tcW w:type="dxa" w:w="1440"/>
           </w:tcPr>
           <w:p>
             <w:r>
@@ -2475,7 +2677,21 @@
                 <w:b/>
                 <w:color w:val="1F497D"/>
               </w:rPr>
-              <w:t>Interpretacion</w:t>
+              <w:t>F-test</w:t>
+            </w:r>
+          </w:p>
+        </w:tc>
+        <w:tc>
+          <w:tcPr>
+            <w:tcW w:type="dxa" w:w="1440"/>
+          </w:tcPr>
+          <w:p>
+            <w:r>
+              <w:rPr>
+                <w:b/>
+                <w:color w:val="1F497D"/>
+              </w:rPr>
+              <w:t>H test</w:t>
             </w:r>
           </w:p>
         </w:tc>
@@ -2483,7 +2699,7 @@
       <w:tr>
         <w:tc>
           <w:tcPr>
-            <w:tcW w:type="dxa" w:w="2016"/>
+            <w:tcW w:type="dxa" w:w="1440"/>
           </w:tcPr>
           <w:p>
             <w:r>
@@ -2493,17 +2709,27 @@
         </w:tc>
         <w:tc>
           <w:tcPr>
-            <w:tcW w:type="dxa" w:w="2016"/>
-          </w:tcPr>
-          <w:p>
-            <w:r>
-              <w:t>0.6262</w:t>
-            </w:r>
-          </w:p>
-        </w:tc>
-        <w:tc>
-          <w:tcPr>
-            <w:tcW w:type="dxa" w:w="2016"/>
+            <w:tcW w:type="dxa" w:w="1440"/>
+          </w:tcPr>
+          <w:p>
+            <w:r>
+              <w:t>12</w:t>
+            </w:r>
+          </w:p>
+        </w:tc>
+        <w:tc>
+          <w:tcPr>
+            <w:tcW w:type="dxa" w:w="1440"/>
+          </w:tcPr>
+          <w:p>
+            <w:r>
+              <w:t>0.6261</w:t>
+            </w:r>
+          </w:p>
+        </w:tc>
+        <w:tc>
+          <w:tcPr>
+            <w:tcW w:type="dxa" w:w="1440"/>
           </w:tcPr>
           <w:p>
             <w:r>
@@ -2513,7 +2739,17 @@
         </w:tc>
         <w:tc>
           <w:tcPr>
-            <w:tcW w:type="dxa" w:w="2016"/>
+            <w:tcW w:type="dxa" w:w="1440"/>
+          </w:tcPr>
+          <w:p>
+            <w:r>
+              <w:t>baseline</w:t>
+            </w:r>
+          </w:p>
+        </w:tc>
+        <w:tc>
+          <w:tcPr>
+            <w:tcW w:type="dxa" w:w="1440"/>
           </w:tcPr>
           <w:p>
             <w:r>
@@ -2523,11 +2759,11 @@
         </w:tc>
         <w:tc>
           <w:tcPr>
-            <w:tcW w:type="dxa" w:w="2016"/>
-          </w:tcPr>
-          <w:p>
-            <w:r>
-              <w:t>Perfil ENOE + IRA explica 62.6% de la varianza del riesgo</w:t>
+            <w:tcW w:type="dxa" w:w="1440"/>
+          </w:tcPr>
+          <w:p>
+            <w:r>
+              <w:t>Baseline ENOE</w:t>
             </w:r>
           </w:p>
         </w:tc>
@@ -2535,51 +2771,215 @@
       <w:tr>
         <w:tc>
           <w:tcPr>
-            <w:tcW w:type="dxa" w:w="2016"/>
-          </w:tcPr>
-          <w:p>
-            <w:r>
-              <w:t>M1+Block3</w:t>
-            </w:r>
-          </w:p>
-        </w:tc>
-        <w:tc>
-          <w:tcPr>
-            <w:tcW w:type="dxa" w:w="2016"/>
-          </w:tcPr>
-          <w:p>
-            <w:r>
-              <w:t>0.9635</w:t>
-            </w:r>
-          </w:p>
-        </w:tc>
-        <w:tc>
-          <w:tcPr>
-            <w:tcW w:type="dxa" w:w="2016"/>
-          </w:tcPr>
-          <w:p>
-            <w:r>
-              <w:t>0.0284</w:t>
-            </w:r>
-          </w:p>
-        </w:tc>
-        <w:tc>
-          <w:tcPr>
-            <w:tcW w:type="dxa" w:w="2016"/>
-          </w:tcPr>
-          <w:p>
-            <w:r>
-              <w:t>+0.3373</w:t>
-            </w:r>
-          </w:p>
-        </w:tc>
-        <w:tc>
-          <w:tcPr>
-            <w:tcW w:type="dxa" w:w="2016"/>
-          </w:tcPr>
-          <w:p>
-            <w:r>
-              <w:t>LLM exposure agrega 33.7 pp — H1 confirmada con datos reales</w:t>
+            <w:tcW w:type="dxa" w:w="1440"/>
+          </w:tcPr>
+          <w:p>
+            <w:r>
+              <w:t>M2 (+Block 2)</w:t>
+            </w:r>
+          </w:p>
+        </w:tc>
+        <w:tc>
+          <w:tcPr>
+            <w:tcW w:type="dxa" w:w="1440"/>
+          </w:tcPr>
+          <w:p>
+            <w:r>
+              <w:t>17</w:t>
+            </w:r>
+          </w:p>
+        </w:tc>
+        <w:tc>
+          <w:tcPr>
+            <w:tcW w:type="dxa" w:w="1440"/>
+          </w:tcPr>
+          <w:p>
+            <w:r>
+              <w:t>0.9959</w:t>
+            </w:r>
+          </w:p>
+        </w:tc>
+        <w:tc>
+          <w:tcPr>
+            <w:tcW w:type="dxa" w:w="1440"/>
+          </w:tcPr>
+          <w:p>
+            <w:r>
+              <w:t>0.0095</w:t>
+            </w:r>
+          </w:p>
+        </w:tc>
+        <w:tc>
+          <w:tcPr>
+            <w:tcW w:type="dxa" w:w="1440"/>
+          </w:tcPr>
+          <w:p>
+            <w:r>
+              <w:t>+0.3698</w:t>
+            </w:r>
+          </w:p>
+        </w:tc>
+        <w:tc>
+          <w:tcPr>
+            <w:tcW w:type="dxa" w:w="1440"/>
+          </w:tcPr>
+          <w:p>
+            <w:r>
+              <w:t>F=10615 ***</w:t>
+            </w:r>
+          </w:p>
+        </w:tc>
+        <w:tc>
+          <w:tcPr>
+            <w:tcW w:type="dxa" w:w="1440"/>
+          </w:tcPr>
+          <w:p>
+            <w:r>
+              <w:t>Leakage documentado</w:t>
+            </w:r>
+          </w:p>
+        </w:tc>
+      </w:tr>
+      <w:tr>
+        <w:tc>
+          <w:tcPr>
+            <w:tcW w:type="dxa" w:w="1440"/>
+          </w:tcPr>
+          <w:p>
+            <w:r>
+              <w:t>M3 (+Block 3)</w:t>
+            </w:r>
+          </w:p>
+        </w:tc>
+        <w:tc>
+          <w:tcPr>
+            <w:tcW w:type="dxa" w:w="1440"/>
+          </w:tcPr>
+          <w:p>
+            <w:r>
+              <w:t>24</w:t>
+            </w:r>
+          </w:p>
+        </w:tc>
+        <w:tc>
+          <w:tcPr>
+            <w:tcW w:type="dxa" w:w="1440"/>
+          </w:tcPr>
+          <w:p>
+            <w:r>
+              <w:t>0.9972</w:t>
+            </w:r>
+          </w:p>
+        </w:tc>
+        <w:tc>
+          <w:tcPr>
+            <w:tcW w:type="dxa" w:w="1440"/>
+          </w:tcPr>
+          <w:p>
+            <w:r>
+              <w:t>0.0079</w:t>
+            </w:r>
+          </w:p>
+        </w:tc>
+        <w:tc>
+          <w:tcPr>
+            <w:tcW w:type="dxa" w:w="1440"/>
+          </w:tcPr>
+          <w:p>
+            <w:r>
+              <w:t>+0.0012</w:t>
+            </w:r>
+          </w:p>
+        </w:tc>
+        <w:tc>
+          <w:tcPr>
+            <w:tcW w:type="dxa" w:w="1440"/>
+          </w:tcPr>
+          <w:p>
+            <w:r>
+              <w:t>F=35.25 ***</w:t>
+            </w:r>
+          </w:p>
+        </w:tc>
+        <w:tc>
+          <w:tcPr>
+            <w:tcW w:type="dxa" w:w="1440"/>
+          </w:tcPr>
+          <w:p>
+            <w:r>
+              <w:t>H1 confirmada</w:t>
+            </w:r>
+          </w:p>
+        </w:tc>
+      </w:tr>
+      <w:tr>
+        <w:tc>
+          <w:tcPr>
+            <w:tcW w:type="dxa" w:w="1440"/>
+          </w:tcPr>
+          <w:p>
+            <w:r>
+              <w:t>M4 (+Block 4)</w:t>
+            </w:r>
+          </w:p>
+        </w:tc>
+        <w:tc>
+          <w:tcPr>
+            <w:tcW w:type="dxa" w:w="1440"/>
+          </w:tcPr>
+          <w:p>
+            <w:r>
+              <w:t>25</w:t>
+            </w:r>
+          </w:p>
+        </w:tc>
+        <w:tc>
+          <w:tcPr>
+            <w:tcW w:type="dxa" w:w="1440"/>
+          </w:tcPr>
+          <w:p>
+            <w:r>
+              <w:t>0.9971</w:t>
+            </w:r>
+          </w:p>
+        </w:tc>
+        <w:tc>
+          <w:tcPr>
+            <w:tcW w:type="dxa" w:w="1440"/>
+          </w:tcPr>
+          <w:p>
+            <w:r>
+              <w:t>0.0080</w:t>
+            </w:r>
+          </w:p>
+        </w:tc>
+        <w:tc>
+          <w:tcPr>
+            <w:tcW w:type="dxa" w:w="1440"/>
+          </w:tcPr>
+          <w:p>
+            <w:r>
+              <w:t>-0.0001</w:t>
+            </w:r>
+          </w:p>
+        </w:tc>
+        <w:tc>
+          <w:tcPr>
+            <w:tcW w:type="dxa" w:w="1440"/>
+          </w:tcPr>
+          <w:p>
+            <w:r>
+              <w:t>ns</w:t>
+            </w:r>
+          </w:p>
+        </w:tc>
+        <w:tc>
+          <w:tcPr>
+            <w:tcW w:type="dxa" w:w="1440"/>
+          </w:tcPr>
+          <w:p>
+            <w:r>
+              <w:t>IRA redundante (H2: target alternativo)</w:t>
             </w:r>
           </w:p>
         </w:tc>
@@ -2591,7 +2991,7 @@
         <w:spacing w:after="120"/>
       </w:pPr>
       <w:r>
-        <w:t>Interpretacion M1 (baseline, datos reales ENOE Q3 2024): R²=0.6262 — el perfil sociolaboral con OneHotEncoder para sector explica el 62.6% de la varianza. Los dummies sectoriales son los predictores mas influyentes, confirmando que el contexto sectorial determina el perfil de rutinizacion. nivel_educativo tiene coeficiente negativo (factor protector). ira tiene coeficiente negativo: mayor incentivo economico correlaciona con sectores manuales.</w:t>
+        <w:t>M1 (Block 1, baseline): R²=0.6261 — el perfil sociolaboral del trabajador (educacion, ingreso, sector, formalidad, edad, tamanio_empresa, urban_rural) explica el 62.6% de la varianza del riesgo. Los dummies sectoriales son los predictores dominantes: el contexto sectorial determina el RTI base. nivel_educativo tiene coeficiente negativo (factor protector). El 37.4% restante requiere descriptores de tarea (Block 2) o LLM (Block 3).</w:t>
       </w:r>
     </w:p>
     <w:p>
@@ -2599,7 +2999,72 @@
         <w:spacing w:after="120"/>
       </w:pPr>
       <w:r>
-        <w:t>Interpretacion M1+Block3 — H1 confirmada (datos reales): R²=0.9635, RMSE=0.0284, Delta=+0.3373 (33.7 pp adicionales al agregar LLM exposure). gpt_exposure_score, moravec_index e iceberg_score tienen coeficientes negativos — mayor exposicion LLM implica mayor riesgo de automatizacion. dual_factor_score revela que la informalidad reduce la friccion de compliance, acelerando la sustitucion real. digital_access actua como buffer: 1,624 trabajadores con digital_access=1 pueden beneficiarse de complementariedad, 376 con digital_access=0 enfrentan el bottleneck del digital divide (ILO WP121, 2024).</w:t>
+        <w:t>M2 (Block 1+2): R²=0.9959 — la inclusion de variables O*NET (rti, cognitive_demand, social_interaction, creativity, manual_dexterity) casi predice perfectamente el target. Esto se explica porque automation_risk es una funcion de frey_osborne_score, que a su vez se computa desde O*NET. Se documenta como upper bound metodologico y referencia para el F-test.</w:t>
+      </w:r>
+    </w:p>
+    <w:p>
+      <w:pPr>
+        <w:spacing w:after="120"/>
+      </w:pPr>
+      <w:r>
+        <w:t>M3 (Block 1+2+3) — H1 confirmada estadisticamente: F=35.25, p&lt;0.001. Block 3 (LLM exposure: gpt_exposure_score, moravec_index, dual_factor_score, iceberg_score, digital_access, ltii, aioe) agrega varianza INDEPENDIENTE y significativa sobre Block 2. Los 7 indices LLM capturan una dimension de riesgo distinta a la rutinizacion O*NET: la exposicion especifica a modelos de lenguaje en tareas de escritura, analisis y procesamiento de informacion — exactamente las tareas del Cluster Medio (H1).</w:t>
+      </w:r>
+    </w:p>
+    <w:p>
+      <w:pPr>
+        <w:spacing w:after="120"/>
+      </w:pPr>
+      <w:r>
+        <w:t>M4 (Block 1+2+3+4): IRA no agrega prediccion significativa (F-test ns, delta=-0.0001). Esto ocurre porque IRA = f(ingocup, sector) y ambas variables ya estan en Block 1. Para testear H2 se requiere una variable de adopcion real (p.ej., penetracion de automatizacion por sector INEGI) como target alternativo — trabajo futuro de la Fase 2.</w:t>
+      </w:r>
+    </w:p>
+    <w:p>
+      <w:r>
+        <w:drawing>
+          <wp:inline xmlns:a="http://schemas.openxmlformats.org/drawingml/2006/main" xmlns:pic="http://schemas.openxmlformats.org/drawingml/2006/picture">
+            <wp:extent cx="5040000" cy="1562971"/>
+            <wp:docPr id="2" name="Picture 2"/>
+            <wp:cNvGraphicFramePr>
+              <a:graphicFrameLocks noChangeAspect="1"/>
+            </wp:cNvGraphicFramePr>
+            <a:graphic>
+              <a:graphicData uri="http://schemas.openxmlformats.org/drawingml/2006/picture">
+                <pic:pic>
+                  <pic:nvPicPr>
+                    <pic:cNvPr id="0" name="comparacion_modelos.png"/>
+                    <pic:cNvPicPr/>
+                  </pic:nvPicPr>
+                  <pic:blipFill>
+                    <a:blip r:embed="rId9"/>
+                    <a:stretch>
+                      <a:fillRect/>
+                    </a:stretch>
+                  </pic:blipFill>
+                  <pic:spPr>
+                    <a:xfrm>
+                      <a:off x="0" y="0"/>
+                      <a:ext cx="5040000" cy="1562971"/>
+                    </a:xfrm>
+                    <a:prstGeom prst="rect"/>
+                  </pic:spPr>
+                </pic:pic>
+              </a:graphicData>
+            </a:graphic>
+          </wp:inline>
+        </w:drawing>
+      </w:r>
+    </w:p>
+    <w:p>
+      <w:pPr>
+        <w:jc w:val="center"/>
+      </w:pPr>
+      <w:r>
+        <w:rPr>
+          <w:i/>
+          <w:color w:val="1F497D"/>
+          <w:sz w:val="18"/>
+        </w:rPr>
+        <w:t>Figura 1. Regresion jerarquica M1-M4: R² por modelo, ganancia incremental por bloque y scatter predicciones vs reales M3. Block 3 agrega F=35.25*** sobre Block 2 (H1 confirmada).</w:t>
       </w:r>
     </w:p>
     <w:p>
@@ -2607,7 +3072,7 @@
         <w:drawing>
           <wp:inline xmlns:a="http://schemas.openxmlformats.org/drawingml/2006/main" xmlns:pic="http://schemas.openxmlformats.org/drawingml/2006/picture">
             <wp:extent cx="5040000" cy="1792054"/>
-            <wp:docPr id="2" name="Picture 2"/>
+            <wp:docPr id="3" name="Picture 3"/>
             <wp:cNvGraphicFramePr>
               <a:graphicFrameLocks noChangeAspect="1"/>
             </wp:cNvGraphicFramePr>
@@ -2619,7 +3084,7 @@
                     <pic:cNvPicPr/>
                   </pic:nvPicPr>
                   <pic:blipFill>
-                    <a:blip r:embed="rId9"/>
+                    <a:blip r:embed="rId10"/>
                     <a:stretch>
                       <a:fillRect/>
                     </a:stretch>
@@ -2648,7 +3113,56 @@
           <w:color w:val="1F497D"/>
           <w:sz w:val="18"/>
         </w:rPr>
-        <w:t>Figura 1. Coeficientes estandarizados M1 y predicciones vs valores reales (automation_risk).</w:t>
+        <w:t>Figura 2. Coeficientes estandarizados M1 (baseline) y predicciones vs reales. R²=0.6261 con perfil sociolaboral ENOE.</w:t>
+      </w:r>
+    </w:p>
+    <w:p>
+      <w:r>
+        <w:drawing>
+          <wp:inline xmlns:a="http://schemas.openxmlformats.org/drawingml/2006/main" xmlns:pic="http://schemas.openxmlformats.org/drawingml/2006/picture">
+            <wp:extent cx="5040000" cy="2210195"/>
+            <wp:docPr id="4" name="Picture 4"/>
+            <wp:cNvGraphicFramePr>
+              <a:graphicFrameLocks noChangeAspect="1"/>
+            </wp:cNvGraphicFramePr>
+            <a:graphic>
+              <a:graphicData uri="http://schemas.openxmlformats.org/drawingml/2006/picture">
+                <pic:pic>
+                  <pic:nvPicPr>
+                    <pic:cNvPr id="0" name="coeficientes_block3.png"/>
+                    <pic:cNvPicPr/>
+                  </pic:nvPicPr>
+                  <pic:blipFill>
+                    <a:blip r:embed="rId11"/>
+                    <a:stretch>
+                      <a:fillRect/>
+                    </a:stretch>
+                  </pic:blipFill>
+                  <pic:spPr>
+                    <a:xfrm>
+                      <a:off x="0" y="0"/>
+                      <a:ext cx="5040000" cy="2210195"/>
+                    </a:xfrm>
+                    <a:prstGeom prst="rect"/>
+                  </pic:spPr>
+                </pic:pic>
+              </a:graphicData>
+            </a:graphic>
+          </wp:inline>
+        </w:drawing>
+      </w:r>
+    </w:p>
+    <w:p>
+      <w:pPr>
+        <w:jc w:val="center"/>
+      </w:pPr>
+      <w:r>
+        <w:rPr>
+          <w:i/>
+          <w:color w:val="1F497D"/>
+          <w:sz w:val="18"/>
+        </w:rPr>
+        <w:t>Figura 3. Coeficientes Block 3 en M3 (estandarizados). ltii y aioe tienen mayor peso — la intensidad de tareas lenguaje es el predictor LLM mas fuerte dado Block 2.</w:t>
       </w:r>
     </w:p>
     <w:p>
@@ -2656,7 +3170,7 @@
         <w:drawing>
           <wp:inline xmlns:a="http://schemas.openxmlformats.org/drawingml/2006/main" xmlns:pic="http://schemas.openxmlformats.org/drawingml/2006/picture">
             <wp:extent cx="5040000" cy="2488047"/>
-            <wp:docPr id="3" name="Picture 3"/>
+            <wp:docPr id="5" name="Picture 5"/>
             <wp:cNvGraphicFramePr>
               <a:graphicFrameLocks noChangeAspect="1"/>
             </wp:cNvGraphicFramePr>
@@ -2668,7 +3182,7 @@
                     <pic:cNvPicPr/>
                   </pic:nvPicPr>
                   <pic:blipFill>
-                    <a:blip r:embed="rId10"/>
+                    <a:blip r:embed="rId12"/>
                     <a:stretch>
                       <a:fillRect/>
                     </a:stretch>
@@ -2697,7 +3211,7 @@
           <w:color w:val="1F497D"/>
           <w:sz w:val="18"/>
         </w:rPr>
-        <w:t>Figura 2. Curva de aprendizaje M1 con CV 5-fold — sin overfitting.</w:t>
+        <w:t>Figura 4. Curva de aprendizaje M1 con CV 5-fold — sin overfitting.</w:t>
       </w:r>
     </w:p>
     <w:p>
@@ -2705,7 +3219,7 @@
         <w:drawing>
           <wp:inline xmlns:a="http://schemas.openxmlformats.org/drawingml/2006/main" xmlns:pic="http://schemas.openxmlformats.org/drawingml/2006/picture">
             <wp:extent cx="5040000" cy="1792054"/>
-            <wp:docPr id="4" name="Picture 4"/>
+            <wp:docPr id="6" name="Picture 6"/>
             <wp:cNvGraphicFramePr>
               <a:graphicFrameLocks noChangeAspect="1"/>
             </wp:cNvGraphicFramePr>
@@ -2717,7 +3231,7 @@
                     <pic:cNvPicPr/>
                   </pic:nvPicPr>
                   <pic:blipFill>
-                    <a:blip r:embed="rId11"/>
+                    <a:blip r:embed="rId13"/>
                     <a:stretch>
                       <a:fillRect/>
                     </a:stretch>
@@ -2746,7 +3260,7 @@
           <w:color w:val="1F497D"/>
           <w:sz w:val="18"/>
         </w:rPr>
-        <w:t>Figura 3. LLM Gap por sector: gpt_exposure_score vs automation_risk Frey-Osborne. Sectores sobre la diagonal (rojo) tienen mayor exposicion LLM que riesgo Frey-Osborne — evidencia directa de H1. Servicios gap=+0.32, Finanzas gap=+0.54.</w:t>
+        <w:t>Figura 5. LLM Gap por sector: gpt_exposure vs automation_risk Frey-Osborne. Servicios gap=+0.216, Salud gap=+0.388. Manufactura gap=-0.341 — trabajadores manuales protegidos de LLMs (H1).</w:t>
       </w:r>
     </w:p>
     <w:p>
@@ -2784,7 +3298,7 @@
         <w:drawing>
           <wp:inline xmlns:a="http://schemas.openxmlformats.org/drawingml/2006/main" xmlns:pic="http://schemas.openxmlformats.org/drawingml/2006/picture">
             <wp:extent cx="5040000" cy="1797228"/>
-            <wp:docPr id="5" name="Picture 5"/>
+            <wp:docPr id="7" name="Picture 7"/>
             <wp:cNvGraphicFramePr>
               <a:graphicFrameLocks noChangeAspect="1"/>
             </wp:cNvGraphicFramePr>
@@ -2796,7 +3310,7 @@
                     <pic:cNvPicPr/>
                   </pic:nvPicPr>
                   <pic:blipFill>
-                    <a:blip r:embed="rId12"/>
+                    <a:blip r:embed="rId14"/>
                     <a:stretch>
                       <a:fillRect/>
                     </a:stretch>
@@ -2863,7 +3377,7 @@
         <w:drawing>
           <wp:inline xmlns:a="http://schemas.openxmlformats.org/drawingml/2006/main" xmlns:pic="http://schemas.openxmlformats.org/drawingml/2006/picture">
             <wp:extent cx="5040000" cy="2488047"/>
-            <wp:docPr id="6" name="Picture 6"/>
+            <wp:docPr id="8" name="Picture 8"/>
             <wp:cNvGraphicFramePr>
               <a:graphicFrameLocks noChangeAspect="1"/>
             </wp:cNvGraphicFramePr>
@@ -2875,7 +3389,7 @@
                     <pic:cNvPicPr/>
                   </pic:nvPicPr>
                   <pic:blipFill>
-                    <a:blip r:embed="rId13"/>
+                    <a:blip r:embed="rId15"/>
                     <a:stretch>
                       <a:fillRect/>
                     </a:stretch>
@@ -3216,7 +3730,7 @@
         <w:drawing>
           <wp:inline xmlns:a="http://schemas.openxmlformats.org/drawingml/2006/main" xmlns:pic="http://schemas.openxmlformats.org/drawingml/2006/picture">
             <wp:extent cx="5040000" cy="1789635"/>
-            <wp:docPr id="7" name="Picture 7"/>
+            <wp:docPr id="9" name="Picture 9"/>
             <wp:cNvGraphicFramePr>
               <a:graphicFrameLocks noChangeAspect="1"/>
             </wp:cNvGraphicFramePr>
@@ -3228,7 +3742,7 @@
                     <pic:cNvPicPr/>
                   </pic:nvPicPr>
                   <pic:blipFill>
-                    <a:blip r:embed="rId14"/>
+                    <a:blip r:embed="rId16"/>
                     <a:stretch>
                       <a:fillRect/>
                     </a:stretch>
@@ -3529,7 +4043,7 @@
           </w:tcPr>
           <w:p>
             <w:r>
-              <w:t>RTI r=+0.85 | gpt_exposure r=-0.74 | iceberg r=-0.76</w:t>
+              <w:t>RTI r=+0.85 | gpt_exposure r=-0.74 | ltii/aioe complementan</w:t>
             </w:r>
           </w:p>
         </w:tc>
@@ -3573,7 +4087,7 @@
           </w:tcPr>
           <w:p>
             <w:r>
-              <w:t>Reg. Lineal M1</w:t>
+              <w:t>M1 Block1</w:t>
             </w:r>
           </w:p>
         </w:tc>
@@ -3593,7 +4107,7 @@
           </w:tcPr>
           <w:p>
             <w:r>
-              <w:t>R²=0.6262 RMSE=0.0907; OneHotEncoder sector; sector y educacion dominan</w:t>
+              <w:t>R2=0.6261 RMSE=0.0907 — sector y educacion dominan</w:t>
             </w:r>
           </w:p>
         </w:tc>
@@ -3605,7 +4119,7 @@
           </w:tcPr>
           <w:p>
             <w:r>
-              <w:t>Reg. Lineal M1+B3</w:t>
+              <w:t>M2 +Block2</w:t>
             </w:r>
           </w:p>
         </w:tc>
@@ -3615,7 +4129,7 @@
           </w:tcPr>
           <w:p>
             <w:r>
-              <w:t>H1 — LLM exposure</w:t>
+              <w:t>Upper bound O*NET</w:t>
             </w:r>
           </w:p>
         </w:tc>
@@ -3625,7 +4139,7 @@
           </w:tcPr>
           <w:p>
             <w:r>
-              <w:t>R²=0.9635 RMSE=0.0284 (+33.7 pp); coefs Block3 negativos confirman H1</w:t>
+              <w:t>R2=0.9959 F=10615*** — leakage documentado (O*NET = base target)</w:t>
             </w:r>
           </w:p>
         </w:tc>
@@ -3637,7 +4151,7 @@
           </w:tcPr>
           <w:p>
             <w:r>
-              <w:t>K-Means LLM-aware</w:t>
+              <w:t>M3 +Block3</w:t>
             </w:r>
           </w:p>
         </w:tc>
@@ -3647,7 +4161,7 @@
           </w:tcPr>
           <w:p>
             <w:r>
-              <w:t>Cluster shift Block3</w:t>
+              <w:t>H1 — LLM exposure</w:t>
             </w:r>
           </w:p>
         </w:tc>
@@ -3657,7 +4171,7 @@
           </w:tcPr>
           <w:p>
             <w:r>
-              <w:t>Cluster Medio migra hacia Alto al incluir gpt_exposure</w:t>
+              <w:t>R2=0.9972 F=35.25*** — Block 3 agrega varianza independiente</w:t>
             </w:r>
           </w:p>
         </w:tc>
@@ -3669,7 +4183,7 @@
           </w:tcPr>
           <w:p>
             <w:r>
-              <w:t>IRA</w:t>
+              <w:t>M4 +Block4</w:t>
             </w:r>
           </w:p>
         </w:tc>
@@ -3679,7 +4193,7 @@
           </w:tcPr>
           <w:p>
             <w:r>
-              <w:t>Incentivo economico (H2)</w:t>
+              <w:t>H2 — IRA</w:t>
             </w:r>
           </w:p>
         </w:tc>
@@ -3689,7 +4203,71 @@
           </w:tcPr>
           <w:p>
             <w:r>
-              <w:t>Paradoja agricola: IRA=5.07 + riesgo=0.758, sigue manual</w:t>
+              <w:t>R2=0.9971 ns — IRA redundante en M4; H2 requiere target alternativo</w:t>
+            </w:r>
+          </w:p>
+        </w:tc>
+      </w:tr>
+      <w:tr>
+        <w:tc>
+          <w:tcPr>
+            <w:tcW w:type="dxa" w:w="3360"/>
+          </w:tcPr>
+          <w:p>
+            <w:r>
+              <w:t>K-Means LLM-aware</w:t>
+            </w:r>
+          </w:p>
+        </w:tc>
+        <w:tc>
+          <w:tcPr>
+            <w:tcW w:type="dxa" w:w="3360"/>
+          </w:tcPr>
+          <w:p>
+            <w:r>
+              <w:t>Cluster shift B2+B3</w:t>
+            </w:r>
+          </w:p>
+        </w:tc>
+        <w:tc>
+          <w:tcPr>
+            <w:tcW w:type="dxa" w:w="3360"/>
+          </w:tcPr>
+          <w:p>
+            <w:r>
+              <w:t>Cluster Medio migra hacia Alto al incluir ltii/gpt_exposure</w:t>
+            </w:r>
+          </w:p>
+        </w:tc>
+      </w:tr>
+      <w:tr>
+        <w:tc>
+          <w:tcPr>
+            <w:tcW w:type="dxa" w:w="3360"/>
+          </w:tcPr>
+          <w:p>
+            <w:r>
+              <w:t>IRA analisis</w:t>
+            </w:r>
+          </w:p>
+        </w:tc>
+        <w:tc>
+          <w:tcPr>
+            <w:tcW w:type="dxa" w:w="3360"/>
+          </w:tcPr>
+          <w:p>
+            <w:r>
+              <w:t>Paradoja agricola</w:t>
+            </w:r>
+          </w:p>
+        </w:tc>
+        <w:tc>
+          <w:tcPr>
+            <w:tcW w:type="dxa" w:w="3360"/>
+          </w:tcPr>
+          <w:p>
+            <w:r>
+              <w:t>Agricultura IRA alto + riesgo alto pero sigue manual — H2 parcial</w:t>
             </w:r>
           </w:p>
         </w:tc>
@@ -3742,7 +4320,7 @@
         <w:pStyle w:val="ListBullet"/>
       </w:pPr>
       <w:r>
-        <w:t>El pipeline SQL → Orange → Python es completamente funcional con datos reales de Jalisco.</w:t>
+        <w:t>Pipeline completo SQL -&gt; Orange -&gt; Python funcionando con datos reales ENOE Q3 2024 Jalisco (2,000 trabajadores) y O*NET 28.3 — integracion via crosswalk SINCO-ISCO-08 (IDB, 2024).</w:t>
       </w:r>
     </w:p>
     <w:p>
@@ -3750,7 +4328,7 @@
         <w:pStyle w:val="ListBullet"/>
       </w:pPr>
       <w:r>
-        <w:t>M1 (R²=0.36, OneHotEncoder sector): el perfil ENOE establece el baseline sociolaboral del modelo M1 de la tesis. La correccion de LabelEncoder a OneHotEncoder para sector (variable nominal) mejora la interpretabilidad de los coeficientes.</w:t>
+        <w:t>M1 (Block 1): R2=0.6261 — el perfil sociolaboral ENOE con OneHotEncoder para sector explica el 62.6% de la varianza. Correccion de LabelEncoder a OneHotEncoder mejora interpretabilidad (sector es variable nominal, no ordinal).</w:t>
       </w:r>
     </w:p>
     <w:p>
@@ -3758,7 +4336,7 @@
         <w:pStyle w:val="ListBullet"/>
       </w:pPr>
       <w:r>
-        <w:t>M1+Block3 (R²~0.72, +36 pp): la exposicion LLM agrega poder predictivo sustancial. Los coeficientes negativos de gpt_exposure, moravec e iceberg_score confirman H1: mayor exposicion LLM = mayor riesgo de automatizacion para los trabajadores del Cluster Medio (administrativos/servicios), que Frey-Osborne subestimaba.</w:t>
+        <w:t>M2 (Block 1+2): R2=0.9959, F=10,615*** — documentado como upper bound metodologico. Las variables O*NET son la base del target (data leakage documentado y justificado).</w:t>
       </w:r>
     </w:p>
     <w:p>
@@ -3766,7 +4344,7 @@
         <w:pStyle w:val="ListBullet"/>
       </w:pPr>
       <w:r>
-        <w:t>LLM Gap evidenciado: Servicios gap=+0.32, Finanzas gap=+0.54. Agricultura gap=-0.76 — los trabajadores manuales estan protegidos de LLMs pese a alto riesgo Frey-Osborne.</w:t>
+        <w:t>M3 (Block 1+2+3): R2=0.9972, F=35.25*** (p&lt;0.001) — H1 CONFIRMADA estadisticamente. Block 3 (ltii, aioe, gpt_exposure, moravec, dual_factor, iceberg, digital_access) agrega varianza INDEPENDIENTE y significativa sobre Block 2. La intensidad de tareas lenguaje (ltii, aioe) es el predictor Block 3 mas fuerte, dado que Block 2 ya captura la rutinizacion general.</w:t>
       </w:r>
     </w:p>
     <w:p>
@@ -3774,7 +4352,7 @@
         <w:pStyle w:val="ListBullet"/>
       </w:pPr>
       <w:r>
-        <w:t>K-Means LLM-aware (Block2+Block3): cluster shift observable — el Cluster Medio se redistribuye al incluir variables de exposicion LLM en los features.</w:t>
+        <w:t>M4 (Block 1+2+3+4): IRA no agrega prediccion significativa (ns) porque ingreso y sector ya estan en Block 1. H2 requiere variable de adopcion real como target alternativo.</w:t>
       </w:r>
     </w:p>
     <w:p>
@@ -3782,7 +4360,7 @@
         <w:pStyle w:val="ListBullet"/>
       </w:pPr>
       <w:r>
-        <w:t>IRA confirma H2: paradoja agricola con IRA=5.07 y riesgo=0.758, pero adopcion real minima por costos de transaccion y heterogeneidad del terreno.</w:t>
+        <w:t>LLM Gap evidenciado con datos reales: Salud gap=+0.388, Servicios gap=+0.216 — sectores subestimados por Frey-Osborne. Manufactura gap=-0.341 — protegidos de LLMs.</w:t>
       </w:r>
     </w:p>
     <w:p>
@@ -3790,7 +4368,15 @@
         <w:pStyle w:val="ListBullet"/>
       </w:pPr>
       <w:r>
-        <w:t>O*NET 28.3 y ENOE Q3 2024 son integrables via crosswalk SINCO-ISCO-08 (IDB, 2024) para politica laboral en Mexico.</w:t>
+        <w:t>K-Means LLM-aware (Block2+Block3): cluster shift visible — Cluster Medio migra hacia perfil de mayor riesgo LLM al incorporar ltii y gpt_exposure en los features.</w:t>
+      </w:r>
+    </w:p>
+    <w:p>
+      <w:pPr>
+        <w:pStyle w:val="ListBullet"/>
+      </w:pPr>
+      <w:r>
+        <w:t>1,633 trabajadores urbanos (81.7%) con digital_access=1 enfrentan riesgo de desplazamiento LLM; 367 rurales (18.3%) enfrentan el bottleneck del digital divide (ILO/World Bank WP121, 2024).</w:t>
       </w:r>
     </w:p>
     <w:p>
@@ -3812,7 +4398,7 @@
         <w:pStyle w:val="ListBullet"/>
       </w:pPr>
       <w:r>
-        <w:t>Regresion jerarquica por bloques (M1→M4) con F-test incremental: cuantificar exactamente cuanto agrega cada bloque y si la ganancia es estadisticamente significativa. Meta: R²(M4) comparable con Random Forest R²~0.75 de Phase 1.</w:t>
+        <w:t>Variable de adopcion real para H2: penetracion de automatizacion por sector (INEGI Censos Economicos 2019 o indicador ENOE de uso de maquinaria). En M4 actual IRA es redundante porque el target es Frey-Osborne, no adopcion real.</w:t>
       </w:r>
     </w:p>
     <w:p>
@@ -3820,7 +4406,7 @@
         <w:pStyle w:val="ListBullet"/>
       </w:pPr>
       <w:r>
-        <w:t>Ensemble de gpt_exposure para mitigar inestabilidad de anotacion (NBER w35110, 2026): promedio de scores de ≥2 modelos sobre las mismas tareas O*NET. Priorizar Moravec index como medida primaria por ser teoria-based sin sesgo de modelo anotador.</w:t>
+        <w:t>VIF y SHAP values para M3: coeficientes de ltii (+43) y aioe (+20) son grandes por multicolinealidad con Block 2. SHAP daria importancia mas estable.</w:t>
       </w:r>
     </w:p>
     <w:p>
@@ -3828,7 +4414,7 @@
         <w:pStyle w:val="ListBullet"/>
       </w:pPr>
       <w:r>
-        <w:t>Integrar Anthropic Economic Index (observed exposure): complementar la exposicion teorica con datos reales de uso de Claude en tareas O*NET (49% de empleos ya usan Claude en ≥25% de sus tareas a abril 2026).</w:t>
+        <w:t>Ensemble de gpt_exposure (NBER w35110, 2026): promedio de anotaciones de 2+ modelos. Priorizar Moravec como primario (teoria-based, sin sesgo de modelo anotador).</w:t>
       </w:r>
     </w:p>
     <w:p>
@@ -3836,7 +4422,7 @@
         <w:pStyle w:val="ListBullet"/>
       </w:pPr>
       <w:r>
-        <w:t>Analisis de reentrenabilidad por cluster (NBER w34174, 2025): 25-40% de trabajadores expuestos pueden reentrenarse exitosamente. El Cluster Medio es el mas relevante para politica de capacitacion en Jalisco.</w:t>
+        <w:t>Integrar Anthropic Economic Index (observed exposure 2025-2026): complementar exposicion teorica con datos reales de uso de Claude en tareas O*NET.</w:t>
       </w:r>
     </w:p>
     <w:p>
@@ -3844,7 +4430,15 @@
         <w:pStyle w:val="ListBullet"/>
       </w:pPr>
       <w:r>
-        <w:t>Validacion estadistica: Ramsey RESET, VIF multicolinealidad, SHAP values, GAM para relacion no lineal IRA-riesgo.</w:t>
+        <w:t>Analisis de reentrenabilidad por cluster (NBER w34174): 25-40% de trabajadores expuestos a IA pueden reentrenarse. El Cluster Medio de Jalisco (1,493 trabajadores) es el objetivo principal de politica publica.</w:t>
+      </w:r>
+    </w:p>
+    <w:p>
+      <w:pPr>
+        <w:pStyle w:val="ListBullet"/>
+      </w:pPr>
+      <w:r>
+        <w:t>Ramsey RESET para no-linealidad, GAM para relacion IRA-riesgo, test de estabilidad de coeficientes entre sectores.</w:t>
       </w:r>
     </w:p>
     <w:p>

--- a/2do-semestre/programacion-ii/proyectos/ProyectoFinal/08_reporte_final.docx
+++ b/2do-semestre/programacion-ii/proyectos/ProyectoFinal/08_reporte_final.docx
@@ -2002,11 +2002,52 @@
       </w:r>
     </w:p>
     <w:p>
-      <w:pPr>
-        <w:spacing w:after="120"/>
-      </w:pPr>
       <w:r>
-        <w:t>[Insertar capturas: histograma de automation_risk, box plot por escolaridad, scatter ingreso-riesgo]</w:t>
+        <w:drawing>
+          <wp:inline xmlns:a="http://schemas.openxmlformats.org/drawingml/2006/main" xmlns:pic="http://schemas.openxmlformats.org/drawingml/2006/picture">
+            <wp:extent cx="5040000" cy="1569418"/>
+            <wp:docPr id="2" name="Picture 2"/>
+            <wp:cNvGraphicFramePr>
+              <a:graphicFrameLocks noChangeAspect="1"/>
+            </wp:cNvGraphicFramePr>
+            <a:graphic>
+              <a:graphicData uri="http://schemas.openxmlformats.org/drawingml/2006/picture">
+                <pic:pic>
+                  <pic:nvPicPr>
+                    <pic:cNvPr id="0" name="orange_flow1_dist.png"/>
+                    <pic:cNvPicPr/>
+                  </pic:nvPicPr>
+                  <pic:blipFill>
+                    <a:blip r:embed="rId9"/>
+                    <a:stretch>
+                      <a:fillRect/>
+                    </a:stretch>
+                  </pic:blipFill>
+                  <pic:spPr>
+                    <a:xfrm>
+                      <a:off x="0" y="0"/>
+                      <a:ext cx="5040000" cy="1569418"/>
+                    </a:xfrm>
+                    <a:prstGeom prst="rect"/>
+                  </pic:spPr>
+                </pic:pic>
+              </a:graphicData>
+            </a:graphic>
+          </wp:inline>
+        </w:drawing>
+      </w:r>
+    </w:p>
+    <w:p>
+      <w:pPr>
+        <w:jc w:val="center"/>
+      </w:pPr>
+      <w:r>
+        <w:rPr>
+          <w:i/>
+          <w:color w:val="1F497D"/>
+          <w:sz w:val="18"/>
+        </w:rPr>
+        <w:t>Figura 6. Flujo 1 Orange/Python: (izq) distribucion de automation_risk por categoria de riesgo; (centro) box plot de riesgo por nivel educativo — educacion como factor protector; (der) scatter ingreso mensual vs riesgo — relacion inversa.</w:t>
       </w:r>
     </w:p>
     <w:p>
@@ -2449,11 +2490,52 @@
       </w:r>
     </w:p>
     <w:p>
-      <w:pPr>
-        <w:spacing w:after="120"/>
-      </w:pPr>
       <w:r>
-        <w:t>[Insertar capturas: mapa de correlaciones Block 2+3 y Mosaic Display formalidad-riesgo]</w:t>
+        <w:drawing>
+          <wp:inline xmlns:a="http://schemas.openxmlformats.org/drawingml/2006/main" xmlns:pic="http://schemas.openxmlformats.org/drawingml/2006/picture">
+            <wp:extent cx="5040000" cy="1877273"/>
+            <wp:docPr id="3" name="Picture 3"/>
+            <wp:cNvGraphicFramePr>
+              <a:graphicFrameLocks noChangeAspect="1"/>
+            </wp:cNvGraphicFramePr>
+            <a:graphic>
+              <a:graphicData uri="http://schemas.openxmlformats.org/drawingml/2006/picture">
+                <pic:pic>
+                  <pic:nvPicPr>
+                    <pic:cNvPr id="0" name="orange_flow2_corr.png"/>
+                    <pic:cNvPicPr/>
+                  </pic:nvPicPr>
+                  <pic:blipFill>
+                    <a:blip r:embed="rId10"/>
+                    <a:stretch>
+                      <a:fillRect/>
+                    </a:stretch>
+                  </pic:blipFill>
+                  <pic:spPr>
+                    <a:xfrm>
+                      <a:off x="0" y="0"/>
+                      <a:ext cx="5040000" cy="1877273"/>
+                    </a:xfrm>
+                    <a:prstGeom prst="rect"/>
+                  </pic:spPr>
+                </pic:pic>
+              </a:graphicData>
+            </a:graphic>
+          </wp:inline>
+        </w:drawing>
+      </w:r>
+    </w:p>
+    <w:p>
+      <w:pPr>
+        <w:jc w:val="center"/>
+      </w:pPr>
+      <w:r>
+        <w:rPr>
+          <w:i/>
+          <w:color w:val="1F497D"/>
+          <w:sz w:val="18"/>
+        </w:rPr>
+        <w:t>Figura 7. Flujo 2 Orange/Python: (izq) mapa de correlaciones Block 2 (O*NET) + Block 3 (LLM exposure) — RTI r=+0.85, gpt_exposure r=-0.74, ltii/aioe complementarios; (der) distribucion de riesgo por formalidad — informalidad amplifica riesgo LLM real.</w:t>
       </w:r>
     </w:p>
     <w:p>
@@ -2491,7 +2573,7 @@
         <w:pStyle w:val="ListBullet"/>
       </w:pPr>
       <w:r>
-        <w:t>Comparacion de modelos: Random Forest vs Regresion Logistica en accuracy, F1, precision y recall.</w:t>
+        <w:t>Random Forest (200 arboles, max_depth=8): Accuracy=0.983 | CV-5=0.990.</w:t>
       </w:r>
     </w:p>
     <w:p>
@@ -2499,7 +2581,7 @@
         <w:pStyle w:val="ListBullet"/>
       </w:pPr>
       <w:r>
-        <w:t>ROC Analysis: curva AUC para clase Alto riesgo.</w:t>
+        <w:t>Regresion Logistica: Accuracy=0.988 | CV-5=0.990.</w:t>
       </w:r>
     </w:p>
     <w:p>
@@ -2507,15 +2589,64 @@
         <w:pStyle w:val="ListBullet"/>
       </w:pPr>
       <w:r>
-        <w:t>Confusion Matrix: errores concentrados entre categorias Medio y Alto (frontera borrosa).</w:t>
+        <w:t>AUC clase Alto: 0.999 — separacion casi perfecta entre Alto y el resto.</w:t>
       </w:r>
     </w:p>
     <w:p>
       <w:pPr>
-        <w:spacing w:after="120"/>
+        <w:pStyle w:val="ListBullet"/>
       </w:pPr>
       <w:r>
-        <w:t>[Insertar capturas: Test and Score, Confusion Matrix y ROC Analysis]</w:t>
+        <w:t>Confusion Matrix RF: errores concentrados en clase Alto (29 casos, 24% recall) — coherente con la baja prevalencia de esa clase (n=98, 4.9%).</w:t>
+      </w:r>
+    </w:p>
+    <w:p>
+      <w:r>
+        <w:drawing>
+          <wp:inline xmlns:a="http://schemas.openxmlformats.org/drawingml/2006/main" xmlns:pic="http://schemas.openxmlformats.org/drawingml/2006/picture">
+            <wp:extent cx="5040000" cy="1388072"/>
+            <wp:docPr id="4" name="Picture 4"/>
+            <wp:cNvGraphicFramePr>
+              <a:graphicFrameLocks noChangeAspect="1"/>
+            </wp:cNvGraphicFramePr>
+            <a:graphic>
+              <a:graphicData uri="http://schemas.openxmlformats.org/drawingml/2006/picture">
+                <pic:pic>
+                  <pic:nvPicPr>
+                    <pic:cNvPr id="0" name="orange_flow3_clf.png"/>
+                    <pic:cNvPicPr/>
+                  </pic:nvPicPr>
+                  <pic:blipFill>
+                    <a:blip r:embed="rId11"/>
+                    <a:stretch>
+                      <a:fillRect/>
+                    </a:stretch>
+                  </pic:blipFill>
+                  <pic:spPr>
+                    <a:xfrm>
+                      <a:off x="0" y="0"/>
+                      <a:ext cx="5040000" cy="1388072"/>
+                    </a:xfrm>
+                    <a:prstGeom prst="rect"/>
+                  </pic:spPr>
+                </pic:pic>
+              </a:graphicData>
+            </a:graphic>
+          </wp:inline>
+        </w:drawing>
+      </w:r>
+    </w:p>
+    <w:p>
+      <w:pPr>
+        <w:jc w:val="center"/>
+      </w:pPr>
+      <w:r>
+        <w:rPr>
+          <w:i/>
+          <w:color w:val="1F497D"/>
+          <w:sz w:val="18"/>
+        </w:rPr>
+        <w:t>Figura 8. Flujo 3 Orange/Python: (izq) accuracy RF vs LR en test y CV-5; (centro) matriz de confusion Random Forest — errores en clase Alto por baja prevalencia; (der) curvas ROC one-vs-rest — AUC Alto=0.999, Bajo=0.999, Medio=0.999.</w:t>
       </w:r>
     </w:p>
     <w:p>
@@ -3023,7 +3154,7 @@
         <w:drawing>
           <wp:inline xmlns:a="http://schemas.openxmlformats.org/drawingml/2006/main" xmlns:pic="http://schemas.openxmlformats.org/drawingml/2006/picture">
             <wp:extent cx="5040000" cy="1562971"/>
-            <wp:docPr id="2" name="Picture 2"/>
+            <wp:docPr id="5" name="Picture 5"/>
             <wp:cNvGraphicFramePr>
               <a:graphicFrameLocks noChangeAspect="1"/>
             </wp:cNvGraphicFramePr>
@@ -3035,7 +3166,7 @@
                     <pic:cNvPicPr/>
                   </pic:nvPicPr>
                   <pic:blipFill>
-                    <a:blip r:embed="rId9"/>
+                    <a:blip r:embed="rId12"/>
                     <a:stretch>
                       <a:fillRect/>
                     </a:stretch>
@@ -3072,7 +3203,7 @@
         <w:drawing>
           <wp:inline xmlns:a="http://schemas.openxmlformats.org/drawingml/2006/main" xmlns:pic="http://schemas.openxmlformats.org/drawingml/2006/picture">
             <wp:extent cx="5040000" cy="1792054"/>
-            <wp:docPr id="3" name="Picture 3"/>
+            <wp:docPr id="6" name="Picture 6"/>
             <wp:cNvGraphicFramePr>
               <a:graphicFrameLocks noChangeAspect="1"/>
             </wp:cNvGraphicFramePr>
@@ -3081,153 +3212,6 @@
                 <pic:pic>
                   <pic:nvPicPr>
                     <pic:cNvPr id="0" name="regresion_lineal_resultados.png"/>
-                    <pic:cNvPicPr/>
-                  </pic:nvPicPr>
-                  <pic:blipFill>
-                    <a:blip r:embed="rId10"/>
-                    <a:stretch>
-                      <a:fillRect/>
-                    </a:stretch>
-                  </pic:blipFill>
-                  <pic:spPr>
-                    <a:xfrm>
-                      <a:off x="0" y="0"/>
-                      <a:ext cx="5040000" cy="1792054"/>
-                    </a:xfrm>
-                    <a:prstGeom prst="rect"/>
-                  </pic:spPr>
-                </pic:pic>
-              </a:graphicData>
-            </a:graphic>
-          </wp:inline>
-        </w:drawing>
-      </w:r>
-    </w:p>
-    <w:p>
-      <w:pPr>
-        <w:jc w:val="center"/>
-      </w:pPr>
-      <w:r>
-        <w:rPr>
-          <w:i/>
-          <w:color w:val="1F497D"/>
-          <w:sz w:val="18"/>
-        </w:rPr>
-        <w:t>Figura 2. Coeficientes estandarizados M1 (baseline) y predicciones vs reales. R²=0.6261 con perfil sociolaboral ENOE.</w:t>
-      </w:r>
-    </w:p>
-    <w:p>
-      <w:r>
-        <w:drawing>
-          <wp:inline xmlns:a="http://schemas.openxmlformats.org/drawingml/2006/main" xmlns:pic="http://schemas.openxmlformats.org/drawingml/2006/picture">
-            <wp:extent cx="5040000" cy="2210195"/>
-            <wp:docPr id="4" name="Picture 4"/>
-            <wp:cNvGraphicFramePr>
-              <a:graphicFrameLocks noChangeAspect="1"/>
-            </wp:cNvGraphicFramePr>
-            <a:graphic>
-              <a:graphicData uri="http://schemas.openxmlformats.org/drawingml/2006/picture">
-                <pic:pic>
-                  <pic:nvPicPr>
-                    <pic:cNvPr id="0" name="coeficientes_block3.png"/>
-                    <pic:cNvPicPr/>
-                  </pic:nvPicPr>
-                  <pic:blipFill>
-                    <a:blip r:embed="rId11"/>
-                    <a:stretch>
-                      <a:fillRect/>
-                    </a:stretch>
-                  </pic:blipFill>
-                  <pic:spPr>
-                    <a:xfrm>
-                      <a:off x="0" y="0"/>
-                      <a:ext cx="5040000" cy="2210195"/>
-                    </a:xfrm>
-                    <a:prstGeom prst="rect"/>
-                  </pic:spPr>
-                </pic:pic>
-              </a:graphicData>
-            </a:graphic>
-          </wp:inline>
-        </w:drawing>
-      </w:r>
-    </w:p>
-    <w:p>
-      <w:pPr>
-        <w:jc w:val="center"/>
-      </w:pPr>
-      <w:r>
-        <w:rPr>
-          <w:i/>
-          <w:color w:val="1F497D"/>
-          <w:sz w:val="18"/>
-        </w:rPr>
-        <w:t>Figura 3. Coeficientes Block 3 en M3 (estandarizados). ltii y aioe tienen mayor peso — la intensidad de tareas lenguaje es el predictor LLM mas fuerte dado Block 2.</w:t>
-      </w:r>
-    </w:p>
-    <w:p>
-      <w:r>
-        <w:drawing>
-          <wp:inline xmlns:a="http://schemas.openxmlformats.org/drawingml/2006/main" xmlns:pic="http://schemas.openxmlformats.org/drawingml/2006/picture">
-            <wp:extent cx="5040000" cy="2488047"/>
-            <wp:docPr id="5" name="Picture 5"/>
-            <wp:cNvGraphicFramePr>
-              <a:graphicFrameLocks noChangeAspect="1"/>
-            </wp:cNvGraphicFramePr>
-            <a:graphic>
-              <a:graphicData uri="http://schemas.openxmlformats.org/drawingml/2006/picture">
-                <pic:pic>
-                  <pic:nvPicPr>
-                    <pic:cNvPr id="0" name="curva_aprendizaje.png"/>
-                    <pic:cNvPicPr/>
-                  </pic:nvPicPr>
-                  <pic:blipFill>
-                    <a:blip r:embed="rId12"/>
-                    <a:stretch>
-                      <a:fillRect/>
-                    </a:stretch>
-                  </pic:blipFill>
-                  <pic:spPr>
-                    <a:xfrm>
-                      <a:off x="0" y="0"/>
-                      <a:ext cx="5040000" cy="2488047"/>
-                    </a:xfrm>
-                    <a:prstGeom prst="rect"/>
-                  </pic:spPr>
-                </pic:pic>
-              </a:graphicData>
-            </a:graphic>
-          </wp:inline>
-        </w:drawing>
-      </w:r>
-    </w:p>
-    <w:p>
-      <w:pPr>
-        <w:jc w:val="center"/>
-      </w:pPr>
-      <w:r>
-        <w:rPr>
-          <w:i/>
-          <w:color w:val="1F497D"/>
-          <w:sz w:val="18"/>
-        </w:rPr>
-        <w:t>Figura 4. Curva de aprendizaje M1 con CV 5-fold — sin overfitting.</w:t>
-      </w:r>
-    </w:p>
-    <w:p>
-      <w:r>
-        <w:drawing>
-          <wp:inline xmlns:a="http://schemas.openxmlformats.org/drawingml/2006/main" xmlns:pic="http://schemas.openxmlformats.org/drawingml/2006/picture">
-            <wp:extent cx="5040000" cy="1792054"/>
-            <wp:docPr id="6" name="Picture 6"/>
-            <wp:cNvGraphicFramePr>
-              <a:graphicFrameLocks noChangeAspect="1"/>
-            </wp:cNvGraphicFramePr>
-            <a:graphic>
-              <a:graphicData uri="http://schemas.openxmlformats.org/drawingml/2006/picture">
-                <pic:pic>
-                  <pic:nvPicPr>
-                    <pic:cNvPr id="0" name="llm_gap_h1.png"/>
                     <pic:cNvPicPr/>
                   </pic:nvPicPr>
                   <pic:blipFill>
@@ -3260,6 +3244,153 @@
           <w:color w:val="1F497D"/>
           <w:sz w:val="18"/>
         </w:rPr>
+        <w:t>Figura 2. Coeficientes estandarizados M1 (baseline) y predicciones vs reales. R²=0.6261 con perfil sociolaboral ENOE.</w:t>
+      </w:r>
+    </w:p>
+    <w:p>
+      <w:r>
+        <w:drawing>
+          <wp:inline xmlns:a="http://schemas.openxmlformats.org/drawingml/2006/main" xmlns:pic="http://schemas.openxmlformats.org/drawingml/2006/picture">
+            <wp:extent cx="5040000" cy="2210195"/>
+            <wp:docPr id="7" name="Picture 7"/>
+            <wp:cNvGraphicFramePr>
+              <a:graphicFrameLocks noChangeAspect="1"/>
+            </wp:cNvGraphicFramePr>
+            <a:graphic>
+              <a:graphicData uri="http://schemas.openxmlformats.org/drawingml/2006/picture">
+                <pic:pic>
+                  <pic:nvPicPr>
+                    <pic:cNvPr id="0" name="coeficientes_block3.png"/>
+                    <pic:cNvPicPr/>
+                  </pic:nvPicPr>
+                  <pic:blipFill>
+                    <a:blip r:embed="rId14"/>
+                    <a:stretch>
+                      <a:fillRect/>
+                    </a:stretch>
+                  </pic:blipFill>
+                  <pic:spPr>
+                    <a:xfrm>
+                      <a:off x="0" y="0"/>
+                      <a:ext cx="5040000" cy="2210195"/>
+                    </a:xfrm>
+                    <a:prstGeom prst="rect"/>
+                  </pic:spPr>
+                </pic:pic>
+              </a:graphicData>
+            </a:graphic>
+          </wp:inline>
+        </w:drawing>
+      </w:r>
+    </w:p>
+    <w:p>
+      <w:pPr>
+        <w:jc w:val="center"/>
+      </w:pPr>
+      <w:r>
+        <w:rPr>
+          <w:i/>
+          <w:color w:val="1F497D"/>
+          <w:sz w:val="18"/>
+        </w:rPr>
+        <w:t>Figura 3. Coeficientes Block 3 en M3 (estandarizados). ltii y aioe tienen mayor peso — la intensidad de tareas lenguaje es el predictor LLM mas fuerte dado Block 2.</w:t>
+      </w:r>
+    </w:p>
+    <w:p>
+      <w:r>
+        <w:drawing>
+          <wp:inline xmlns:a="http://schemas.openxmlformats.org/drawingml/2006/main" xmlns:pic="http://schemas.openxmlformats.org/drawingml/2006/picture">
+            <wp:extent cx="5040000" cy="2488047"/>
+            <wp:docPr id="8" name="Picture 8"/>
+            <wp:cNvGraphicFramePr>
+              <a:graphicFrameLocks noChangeAspect="1"/>
+            </wp:cNvGraphicFramePr>
+            <a:graphic>
+              <a:graphicData uri="http://schemas.openxmlformats.org/drawingml/2006/picture">
+                <pic:pic>
+                  <pic:nvPicPr>
+                    <pic:cNvPr id="0" name="curva_aprendizaje.png"/>
+                    <pic:cNvPicPr/>
+                  </pic:nvPicPr>
+                  <pic:blipFill>
+                    <a:blip r:embed="rId15"/>
+                    <a:stretch>
+                      <a:fillRect/>
+                    </a:stretch>
+                  </pic:blipFill>
+                  <pic:spPr>
+                    <a:xfrm>
+                      <a:off x="0" y="0"/>
+                      <a:ext cx="5040000" cy="2488047"/>
+                    </a:xfrm>
+                    <a:prstGeom prst="rect"/>
+                  </pic:spPr>
+                </pic:pic>
+              </a:graphicData>
+            </a:graphic>
+          </wp:inline>
+        </w:drawing>
+      </w:r>
+    </w:p>
+    <w:p>
+      <w:pPr>
+        <w:jc w:val="center"/>
+      </w:pPr>
+      <w:r>
+        <w:rPr>
+          <w:i/>
+          <w:color w:val="1F497D"/>
+          <w:sz w:val="18"/>
+        </w:rPr>
+        <w:t>Figura 4. Curva de aprendizaje M1 con CV 5-fold — sin overfitting.</w:t>
+      </w:r>
+    </w:p>
+    <w:p>
+      <w:r>
+        <w:drawing>
+          <wp:inline xmlns:a="http://schemas.openxmlformats.org/drawingml/2006/main" xmlns:pic="http://schemas.openxmlformats.org/drawingml/2006/picture">
+            <wp:extent cx="5040000" cy="1792054"/>
+            <wp:docPr id="9" name="Picture 9"/>
+            <wp:cNvGraphicFramePr>
+              <a:graphicFrameLocks noChangeAspect="1"/>
+            </wp:cNvGraphicFramePr>
+            <a:graphic>
+              <a:graphicData uri="http://schemas.openxmlformats.org/drawingml/2006/picture">
+                <pic:pic>
+                  <pic:nvPicPr>
+                    <pic:cNvPr id="0" name="llm_gap_h1.png"/>
+                    <pic:cNvPicPr/>
+                  </pic:nvPicPr>
+                  <pic:blipFill>
+                    <a:blip r:embed="rId16"/>
+                    <a:stretch>
+                      <a:fillRect/>
+                    </a:stretch>
+                  </pic:blipFill>
+                  <pic:spPr>
+                    <a:xfrm>
+                      <a:off x="0" y="0"/>
+                      <a:ext cx="5040000" cy="1792054"/>
+                    </a:xfrm>
+                    <a:prstGeom prst="rect"/>
+                  </pic:spPr>
+                </pic:pic>
+              </a:graphicData>
+            </a:graphic>
+          </wp:inline>
+        </w:drawing>
+      </w:r>
+    </w:p>
+    <w:p>
+      <w:pPr>
+        <w:jc w:val="center"/>
+      </w:pPr>
+      <w:r>
+        <w:rPr>
+          <w:i/>
+          <w:color w:val="1F497D"/>
+          <w:sz w:val="18"/>
+        </w:rPr>
         <w:t>Figura 5. LLM Gap por sector: gpt_exposure vs automation_risk Frey-Osborne. Servicios gap=+0.216, Salud gap=+0.388. Manufactura gap=-0.341 — trabajadores manuales protegidos de LLMs (H1).</w:t>
       </w:r>
     </w:p>
@@ -3298,7 +3429,7 @@
         <w:drawing>
           <wp:inline xmlns:a="http://schemas.openxmlformats.org/drawingml/2006/main" xmlns:pic="http://schemas.openxmlformats.org/drawingml/2006/picture">
             <wp:extent cx="5040000" cy="1797228"/>
-            <wp:docPr id="7" name="Picture 7"/>
+            <wp:docPr id="10" name="Picture 10"/>
             <wp:cNvGraphicFramePr>
               <a:graphicFrameLocks noChangeAspect="1"/>
             </wp:cNvGraphicFramePr>
@@ -3310,7 +3441,7 @@
                     <pic:cNvPicPr/>
                   </pic:nvPicPr>
                   <pic:blipFill>
-                    <a:blip r:embed="rId14"/>
+                    <a:blip r:embed="rId17"/>
                     <a:stretch>
                       <a:fillRect/>
                     </a:stretch>
@@ -3377,7 +3508,7 @@
         <w:drawing>
           <wp:inline xmlns:a="http://schemas.openxmlformats.org/drawingml/2006/main" xmlns:pic="http://schemas.openxmlformats.org/drawingml/2006/picture">
             <wp:extent cx="5040000" cy="2488047"/>
-            <wp:docPr id="8" name="Picture 8"/>
+            <wp:docPr id="11" name="Picture 11"/>
             <wp:cNvGraphicFramePr>
               <a:graphicFrameLocks noChangeAspect="1"/>
             </wp:cNvGraphicFramePr>
@@ -3389,7 +3520,7 @@
                     <pic:cNvPicPr/>
                   </pic:nvPicPr>
                   <pic:blipFill>
-                    <a:blip r:embed="rId15"/>
+                    <a:blip r:embed="rId18"/>
                     <a:stretch>
                       <a:fillRect/>
                     </a:stretch>
@@ -3730,7 +3861,7 @@
         <w:drawing>
           <wp:inline xmlns:a="http://schemas.openxmlformats.org/drawingml/2006/main" xmlns:pic="http://schemas.openxmlformats.org/drawingml/2006/picture">
             <wp:extent cx="5040000" cy="1789635"/>
-            <wp:docPr id="9" name="Picture 9"/>
+            <wp:docPr id="12" name="Picture 12"/>
             <wp:cNvGraphicFramePr>
               <a:graphicFrameLocks noChangeAspect="1"/>
             </wp:cNvGraphicFramePr>
@@ -3742,7 +3873,7 @@
                     <pic:cNvPicPr/>
                   </pic:nvPicPr>
                   <pic:blipFill>
-                    <a:blip r:embed="rId16"/>
+                    <a:blip r:embed="rId19"/>
                     <a:stretch>
                       <a:fillRect/>
                     </a:stretch>
@@ -3771,7 +3902,300 @@
           <w:color w:val="1F497D"/>
           <w:sz w:val="18"/>
         </w:rPr>
-        <w:t>Figura 5. Proyeccion PCA de los 3 clusters LLM-aware. La inclusion de Block 3 en los features redistribuye la separacion: el Cluster Medio se acerca al Alto en el eje de exposicion LLM (H1 evidence).</w:t>
+        <w:t>Figura 5. Proyeccion PCA de los 3 clusters (Block 2 solamente). Tres grupos claramente diferenciados por nivel de rutinizacion y demanda cognitiva.</w:t>
+      </w:r>
+    </w:p>
+    <w:p>
+      <w:pPr>
+        <w:pStyle w:val="Heading2"/>
+        <w:spacing w:before="240" w:after="80"/>
+      </w:pPr>
+      <w:r>
+        <w:rPr>
+          <w:b/>
+          <w:color w:val="D48C00"/>
+          <w:sz w:val="24"/>
+        </w:rPr>
+        <w:t>5.5 K-Means LLM-aware — Evidencia Computacional de H1</w:t>
+      </w:r>
+    </w:p>
+    <w:p>
+      <w:pPr>
+        <w:spacing w:after="120"/>
+      </w:pPr>
+      <w:r>
+        <w:t>Para testear H1 computacionalmente, se ejecuto un segundo K-Means enriquecido con tres variables de exposicion LLM de Block 3: gpt_exposure_score (Eloundou et al., 2024), moravec_index (Arora et al., 2025) e iceberg_score (MIT, 2025). Se comparo la asignacion de clusters resultante con el K-Means original (solo Block 2) usando el Adjusted Rand Index (ARI) y una matriz de reasignacion.</w:t>
+      </w:r>
+    </w:p>
+    <w:p>
+      <w:pPr>
+        <w:spacing w:after="120"/>
+      </w:pPr>
+      <w:r>
+        <w:t>ARI = 0.575: existe una diferencia moderada pero significativa entre los dos clusterings. Los clusters no son identicos — agregar la dimension LLM redistribuye a 281 de los 2,000 trabajadores (14.1%).</w:t>
+      </w:r>
+    </w:p>
+    <w:tbl>
+      <w:tblPr>
+        <w:tblStyle w:val="TableGrid"/>
+        <w:tblW w:type="auto" w:w="0"/>
+        <w:tblLook w:firstColumn="1" w:firstRow="1" w:lastColumn="0" w:lastRow="0" w:noHBand="0" w:noVBand="1" w:val="04A0"/>
+      </w:tblPr>
+      <w:tblGrid>
+        <w:gridCol w:w="2520"/>
+        <w:gridCol w:w="2520"/>
+        <w:gridCol w:w="2520"/>
+        <w:gridCol w:w="2520"/>
+      </w:tblGrid>
+      <w:tr>
+        <w:tc>
+          <w:tcPr>
+            <w:tcW w:type="dxa" w:w="2520"/>
+          </w:tcPr>
+          <w:p>
+            <w:r>
+              <w:rPr>
+                <w:b/>
+                <w:color w:val="1F497D"/>
+              </w:rPr>
+              <w:t>Movimiento</w:t>
+            </w:r>
+          </w:p>
+        </w:tc>
+        <w:tc>
+          <w:tcPr>
+            <w:tcW w:type="dxa" w:w="2520"/>
+          </w:tcPr>
+          <w:p>
+            <w:r>
+              <w:rPr>
+                <w:b/>
+                <w:color w:val="1F497D"/>
+              </w:rPr>
+              <w:t>N Trabajadores</w:t>
+            </w:r>
+          </w:p>
+        </w:tc>
+        <w:tc>
+          <w:tcPr>
+            <w:tcW w:type="dxa" w:w="2520"/>
+          </w:tcPr>
+          <w:p>
+            <w:r>
+              <w:rPr>
+                <w:b/>
+                <w:color w:val="1F497D"/>
+              </w:rPr>
+              <w:t>% del cluster origen</w:t>
+            </w:r>
+          </w:p>
+        </w:tc>
+        <w:tc>
+          <w:tcPr>
+            <w:tcW w:type="dxa" w:w="2520"/>
+          </w:tcPr>
+          <w:p>
+            <w:r>
+              <w:rPr>
+                <w:b/>
+                <w:color w:val="1F497D"/>
+              </w:rPr>
+              <w:t>Interpretacion</w:t>
+            </w:r>
+          </w:p>
+        </w:tc>
+      </w:tr>
+      <w:tr>
+        <w:tc>
+          <w:tcPr>
+            <w:tcW w:type="dxa" w:w="2520"/>
+          </w:tcPr>
+          <w:p>
+            <w:r>
+              <w:t>Alto → Medio (con Block 3)</w:t>
+            </w:r>
+          </w:p>
+        </w:tc>
+        <w:tc>
+          <w:tcPr>
+            <w:tcW w:type="dxa" w:w="2520"/>
+          </w:tcPr>
+          <w:p>
+            <w:r>
+              <w:t>241</w:t>
+            </w:r>
+          </w:p>
+        </w:tc>
+        <w:tc>
+          <w:tcPr>
+            <w:tcW w:type="dxa" w:w="2520"/>
+          </w:tcPr>
+          <w:p>
+            <w:r>
+              <w:t>46.3% del Cluster Alto original</w:t>
+            </w:r>
+          </w:p>
+        </w:tc>
+        <w:tc>
+          <w:tcPr>
+            <w:tcW w:type="dxa" w:w="2520"/>
+          </w:tcPr>
+          <w:p>
+            <w:r>
+              <w:t>Trabajadores de alto RTI pero BAJA exposicion LLM (agr./construccion)</w:t>
+            </w:r>
+          </w:p>
+        </w:tc>
+      </w:tr>
+      <w:tr>
+        <w:tc>
+          <w:tcPr>
+            <w:tcW w:type="dxa" w:w="2520"/>
+          </w:tcPr>
+          <w:p>
+            <w:r>
+              <w:t>Medio → Alto (con Block 3)</w:t>
+            </w:r>
+          </w:p>
+        </w:tc>
+        <w:tc>
+          <w:tcPr>
+            <w:tcW w:type="dxa" w:w="2520"/>
+          </w:tcPr>
+          <w:p>
+            <w:r>
+              <w:t>40</w:t>
+            </w:r>
+          </w:p>
+        </w:tc>
+        <w:tc>
+          <w:tcPr>
+            <w:tcW w:type="dxa" w:w="2520"/>
+          </w:tcPr>
+          <w:p>
+            <w:r>
+              <w:t>3.2% del Cluster Medio original</w:t>
+            </w:r>
+          </w:p>
+        </w:tc>
+        <w:tc>
+          <w:tcPr>
+            <w:tcW w:type="dxa" w:w="2520"/>
+          </w:tcPr>
+          <w:p>
+            <w:r>
+              <w:t>Trabajadores admin/servicios con ALTA exposicion LLM — evidencia H1</w:t>
+            </w:r>
+          </w:p>
+        </w:tc>
+      </w:tr>
+      <w:tr>
+        <w:tc>
+          <w:tcPr>
+            <w:tcW w:type="dxa" w:w="2520"/>
+          </w:tcPr>
+          <w:p>
+            <w:r>
+              <w:t>Bajo  → Alto (con Block 3)</w:t>
+            </w:r>
+          </w:p>
+        </w:tc>
+        <w:tc>
+          <w:tcPr>
+            <w:tcW w:type="dxa" w:w="2520"/>
+          </w:tcPr>
+          <w:p>
+            <w:r>
+              <w:t>4</w:t>
+            </w:r>
+          </w:p>
+        </w:tc>
+        <w:tc>
+          <w:tcPr>
+            <w:tcW w:type="dxa" w:w="2520"/>
+          </w:tcPr>
+          <w:p>
+            <w:r>
+              <w:t>1.9% del Cluster Bajo original</w:t>
+            </w:r>
+          </w:p>
+        </w:tc>
+        <w:tc>
+          <w:tcPr>
+            <w:tcW w:type="dxa" w:w="2520"/>
+          </w:tcPr>
+          <w:p>
+            <w:r>
+              <w:t>Casos marginales con perfil tecnico y alta exposicion LLM</w:t>
+            </w:r>
+          </w:p>
+        </w:tc>
+      </w:tr>
+    </w:tbl>
+    <w:p/>
+    <w:p>
+      <w:pPr>
+        <w:spacing w:after="120"/>
+      </w:pPr>
+      <w:r>
+        <w:t>El movimiento dominante es Alto → Medio (241 trabajadores): ocupaciones con RTI alto segun Frey-Osborne pero con baja exposicion a LLMs (agricultura, construccion, manufactura manual) resultan "menos criticas" cuando se incorpora la dimension LLM. Esto confirma la Paradoja de Moravec: las tareas fisicamente complejas son dificiles para los LLMs, aunque sean rutinarias para Frey-Osborne.</w:t>
+      </w:r>
+    </w:p>
+    <w:p>
+      <w:pPr>
+        <w:spacing w:after="120"/>
+      </w:pPr>
+      <w:r>
+        <w:t>El movimiento Medio → Alto (40 trabajadores, 3.2%) representa la evidencia computacional directa de H1: trabajadores administrativos y de servicios que Frey-Osborne clasificaba como Riesgo Medio reclasifican como Alto cuando se incluye su alta exposicion a LLMs (gpt_exposure_score ~0.66, iceberg ~0.62). Aunque el porcentaje parece modesto, es consistente con la naturaleza de K-Means: la mayoria del Cluster Medio permanece en Medio porque su perfil O*NET no cambia — lo que cambia es la direccion del riesgo, no el nivel absoluto.</w:t>
+      </w:r>
+    </w:p>
+    <w:p>
+      <w:r>
+        <w:drawing>
+          <wp:inline xmlns:a="http://schemas.openxmlformats.org/drawingml/2006/main" xmlns:pic="http://schemas.openxmlformats.org/drawingml/2006/picture">
+            <wp:extent cx="5040000" cy="1388072"/>
+            <wp:docPr id="13" name="Picture 13"/>
+            <wp:cNvGraphicFramePr>
+              <a:graphicFrameLocks noChangeAspect="1"/>
+            </wp:cNvGraphicFramePr>
+            <a:graphic>
+              <a:graphicData uri="http://schemas.openxmlformats.org/drawingml/2006/picture">
+                <pic:pic>
+                  <pic:nvPicPr>
+                    <pic:cNvPr id="0" name="kmeans_llm_shift.png"/>
+                    <pic:cNvPicPr/>
+                  </pic:nvPicPr>
+                  <pic:blipFill>
+                    <a:blip r:embed="rId20"/>
+                    <a:stretch>
+                      <a:fillRect/>
+                    </a:stretch>
+                  </pic:blipFill>
+                  <pic:spPr>
+                    <a:xfrm>
+                      <a:off x="0" y="0"/>
+                      <a:ext cx="5040000" cy="1388072"/>
+                    </a:xfrm>
+                    <a:prstGeom prst="rect"/>
+                  </pic:spPr>
+                </pic:pic>
+              </a:graphicData>
+            </a:graphic>
+          </wp:inline>
+        </w:drawing>
+      </w:r>
+    </w:p>
+    <w:p>
+      <w:pPr>
+        <w:jc w:val="center"/>
+      </w:pPr>
+      <w:r>
+        <w:rPr>
+          <w:i/>
+          <w:color w:val="1F497D"/>
+          <w:sz w:val="18"/>
+        </w:rPr>
+        <w:t>Figura 9. K-Means LLM-aware vs Original (H1 computacional). (izq) clusters originales sin Block 3; (centro) clusters LLM-aware con gpt_exposure + moravec + iceberg; (der) matriz de reasignacion: 241 trabajadores Alto-&gt;Medio (bajo RTI/LLM = agr./construccion) y 40 trabajadores Medio-&gt;Alto (alta exposicion LLM = admin/servicios, evidencia H1).</w:t>
       </w:r>
     </w:p>
     <w:p>
@@ -4075,7 +4499,7 @@
           </w:tcPr>
           <w:p>
             <w:r>
-              <w:t>Random Forest clasifica Alto/Medio/Bajo; AUC clase Alto</w:t>
+              <w:t>RF Accuracy=0.983; AUC Alto=0.999; LR Accuracy=0.988</w:t>
             </w:r>
           </w:p>
         </w:tc>
@@ -4235,7 +4659,7 @@
           </w:tcPr>
           <w:p>
             <w:r>
-              <w:t>Cluster Medio migra hacia Alto al incluir ltii/gpt_exposure</w:t>
+              <w:t>40 trab. Medio→Alto (H1); 241 Alto→Medio (agr./constr. baja expos. LLM); ARI=0.575</w:t>
             </w:r>
           </w:p>
         </w:tc>
@@ -4368,7 +4792,7 @@
         <w:pStyle w:val="ListBullet"/>
       </w:pPr>
       <w:r>
-        <w:t>K-Means LLM-aware (Block2+Block3): cluster shift visible — Cluster Medio migra hacia perfil de mayor riesgo LLM al incorporar ltii y gpt_exposure en los features.</w:t>
+        <w:t>K-Means LLM-aware (Block2 + gpt_exposure + moravec + iceberg): ARI=0.575 vs original. 40 trabajadores del Cluster Medio reclasifican a Alto (H1 computacional). 241 del Cluster Alto reclasifican a Medio (agr./construccion: alto RTI pero baja expos. LLM — Paradoja de Moravec).</w:t>
       </w:r>
     </w:p>
     <w:p>
@@ -4376,7 +4800,7 @@
         <w:pStyle w:val="ListBullet"/>
       </w:pPr>
       <w:r>
-        <w:t>1,633 trabajadores urbanos (81.7%) con digital_access=1 enfrentan riesgo de desplazamiento LLM; 367 rurales (18.3%) enfrentan el bottleneck del digital divide (ILO/World Bank WP121, 2024).</w:t>
+        <w:t>1,624 trabajadores (81.2%) con digital_access=1 enfrentan riesgo de desplazamiento LLM; 376 (18.8%) rurales/informales enfrentan el bottleneck del digital divide (ILO/World Bank WP121, 2024).</w:t>
       </w:r>
     </w:p>
     <w:p>

--- a/2do-semestre/programacion-ii/proyectos/ProyectoFinal/08_reporte_final.docx
+++ b/2do-semestre/programacion-ii/proyectos/ProyectoFinal/08_reporte_final.docx
@@ -2656,6 +2656,487 @@
     </w:p>
     <w:p>
       <w:pPr>
+        <w:pStyle w:val="Heading2"/>
+        <w:spacing w:before="240" w:after="80"/>
+      </w:pPr>
+      <w:r>
+        <w:rPr>
+          <w:b/>
+          <w:color w:val="D48C00"/>
+          <w:sz w:val="24"/>
+        </w:rPr>
+        <w:t>4.4 Regresion Jerarquica Completa M1 → M4</w:t>
+      </w:r>
+    </w:p>
+    <w:p>
+      <w:pPr>
+        <w:spacing w:after="120"/>
+      </w:pPr>
+      <w:r>
+        <w:t>Ademas de los flujos exploratorios, se ejecuto la regresion jerarquica formal con los 4 bloques de variables para cuantificar la contribucion independiente de cada dimension del riesgo.</w:t>
+      </w:r>
+    </w:p>
+    <w:tbl>
+      <w:tblPr>
+        <w:tblStyle w:val="TableGrid"/>
+        <w:tblW w:type="auto" w:w="0"/>
+        <w:tblLook w:firstColumn="1" w:firstRow="1" w:lastColumn="0" w:lastRow="0" w:noHBand="0" w:noVBand="1" w:val="04A0"/>
+      </w:tblPr>
+      <w:tblGrid>
+        <w:gridCol w:w="1440"/>
+        <w:gridCol w:w="1440"/>
+        <w:gridCol w:w="1440"/>
+        <w:gridCol w:w="1440"/>
+        <w:gridCol w:w="1440"/>
+        <w:gridCol w:w="1440"/>
+        <w:gridCol w:w="1440"/>
+      </w:tblGrid>
+      <w:tr>
+        <w:tc>
+          <w:tcPr>
+            <w:tcW w:type="dxa" w:w="1440"/>
+          </w:tcPr>
+          <w:p>
+            <w:r>
+              <w:rPr>
+                <w:b/>
+                <w:color w:val="1F497D"/>
+              </w:rPr>
+              <w:t>Modelo</w:t>
+            </w:r>
+          </w:p>
+        </w:tc>
+        <w:tc>
+          <w:tcPr>
+            <w:tcW w:type="dxa" w:w="1440"/>
+          </w:tcPr>
+          <w:p>
+            <w:r>
+              <w:rPr>
+                <w:b/>
+                <w:color w:val="1F497D"/>
+              </w:rPr>
+              <w:t>Bloques</w:t>
+            </w:r>
+          </w:p>
+        </w:tc>
+        <w:tc>
+          <w:tcPr>
+            <w:tcW w:type="dxa" w:w="1440"/>
+          </w:tcPr>
+          <w:p>
+            <w:r>
+              <w:rPr>
+                <w:b/>
+                <w:color w:val="1F497D"/>
+              </w:rPr>
+              <w:t>R²</w:t>
+            </w:r>
+          </w:p>
+        </w:tc>
+        <w:tc>
+          <w:tcPr>
+            <w:tcW w:type="dxa" w:w="1440"/>
+          </w:tcPr>
+          <w:p>
+            <w:r>
+              <w:rPr>
+                <w:b/>
+                <w:color w:val="1F497D"/>
+              </w:rPr>
+              <w:t>RMSE</w:t>
+            </w:r>
+          </w:p>
+        </w:tc>
+        <w:tc>
+          <w:tcPr>
+            <w:tcW w:type="dxa" w:w="1440"/>
+          </w:tcPr>
+          <w:p>
+            <w:r>
+              <w:rPr>
+                <w:b/>
+                <w:color w:val="1F497D"/>
+              </w:rPr>
+              <w:t>Delta R²</w:t>
+            </w:r>
+          </w:p>
+        </w:tc>
+        <w:tc>
+          <w:tcPr>
+            <w:tcW w:type="dxa" w:w="1440"/>
+          </w:tcPr>
+          <w:p>
+            <w:r>
+              <w:rPr>
+                <w:b/>
+                <w:color w:val="1F497D"/>
+              </w:rPr>
+              <w:t>F-test</w:t>
+            </w:r>
+          </w:p>
+        </w:tc>
+        <w:tc>
+          <w:tcPr>
+            <w:tcW w:type="dxa" w:w="1440"/>
+          </w:tcPr>
+          <w:p>
+            <w:r>
+              <w:rPr>
+                <w:b/>
+                <w:color w:val="1F497D"/>
+              </w:rPr>
+              <w:t>Significancia</w:t>
+            </w:r>
+          </w:p>
+        </w:tc>
+      </w:tr>
+      <w:tr>
+        <w:tc>
+          <w:tcPr>
+            <w:tcW w:type="dxa" w:w="1440"/>
+          </w:tcPr>
+          <w:p>
+            <w:r>
+              <w:t>M1</w:t>
+            </w:r>
+          </w:p>
+        </w:tc>
+        <w:tc>
+          <w:tcPr>
+            <w:tcW w:type="dxa" w:w="1440"/>
+          </w:tcPr>
+          <w:p>
+            <w:r>
+              <w:t>Block 1 (ENOE)</w:t>
+            </w:r>
+          </w:p>
+        </w:tc>
+        <w:tc>
+          <w:tcPr>
+            <w:tcW w:type="dxa" w:w="1440"/>
+          </w:tcPr>
+          <w:p>
+            <w:r>
+              <w:t>0.6266</w:t>
+            </w:r>
+          </w:p>
+        </w:tc>
+        <w:tc>
+          <w:tcPr>
+            <w:tcW w:type="dxa" w:w="1440"/>
+          </w:tcPr>
+          <w:p>
+            <w:r>
+              <w:t>0.0907</w:t>
+            </w:r>
+          </w:p>
+        </w:tc>
+        <w:tc>
+          <w:tcPr>
+            <w:tcW w:type="dxa" w:w="1440"/>
+          </w:tcPr>
+          <w:p>
+            <w:r>
+              <w:t>baseline</w:t>
+            </w:r>
+          </w:p>
+        </w:tc>
+        <w:tc>
+          <w:tcPr>
+            <w:tcW w:type="dxa" w:w="1440"/>
+          </w:tcPr>
+          <w:p>
+            <w:r>
+              <w:t>—</w:t>
+            </w:r>
+          </w:p>
+        </w:tc>
+        <w:tc>
+          <w:tcPr>
+            <w:tcW w:type="dxa" w:w="1440"/>
+          </w:tcPr>
+          <w:p>
+            <w:r>
+              <w:t>Baseline</w:t>
+            </w:r>
+          </w:p>
+        </w:tc>
+      </w:tr>
+      <w:tr>
+        <w:tc>
+          <w:tcPr>
+            <w:tcW w:type="dxa" w:w="1440"/>
+          </w:tcPr>
+          <w:p>
+            <w:r>
+              <w:t>M2</w:t>
+            </w:r>
+          </w:p>
+        </w:tc>
+        <w:tc>
+          <w:tcPr>
+            <w:tcW w:type="dxa" w:w="1440"/>
+          </w:tcPr>
+          <w:p>
+            <w:r>
+              <w:t>Block 1+2 (O*NET)</w:t>
+            </w:r>
+          </w:p>
+        </w:tc>
+        <w:tc>
+          <w:tcPr>
+            <w:tcW w:type="dxa" w:w="1440"/>
+          </w:tcPr>
+          <w:p>
+            <w:r>
+              <w:t>0.9959</w:t>
+            </w:r>
+          </w:p>
+        </w:tc>
+        <w:tc>
+          <w:tcPr>
+            <w:tcW w:type="dxa" w:w="1440"/>
+          </w:tcPr>
+          <w:p>
+            <w:r>
+              <w:t>0.0095</w:t>
+            </w:r>
+          </w:p>
+        </w:tc>
+        <w:tc>
+          <w:tcPr>
+            <w:tcW w:type="dxa" w:w="1440"/>
+          </w:tcPr>
+          <w:p>
+            <w:r>
+              <w:t>+0.3693</w:t>
+            </w:r>
+          </w:p>
+        </w:tc>
+        <w:tc>
+          <w:tcPr>
+            <w:tcW w:type="dxa" w:w="1440"/>
+          </w:tcPr>
+          <w:p>
+            <w:r>
+              <w:t>F=13,214 ***</w:t>
+            </w:r>
+          </w:p>
+        </w:tc>
+        <w:tc>
+          <w:tcPr>
+            <w:tcW w:type="dxa" w:w="1440"/>
+          </w:tcPr>
+          <w:p>
+            <w:r>
+              <w:t>Leakage documentado</w:t>
+            </w:r>
+          </w:p>
+        </w:tc>
+      </w:tr>
+      <w:tr>
+        <w:tc>
+          <w:tcPr>
+            <w:tcW w:type="dxa" w:w="1440"/>
+          </w:tcPr>
+          <w:p>
+            <w:r>
+              <w:t>M3</w:t>
+            </w:r>
+          </w:p>
+        </w:tc>
+        <w:tc>
+          <w:tcPr>
+            <w:tcW w:type="dxa" w:w="1440"/>
+          </w:tcPr>
+          <w:p>
+            <w:r>
+              <w:t>Block 1+2+3 (LLM)</w:t>
+            </w:r>
+          </w:p>
+        </w:tc>
+        <w:tc>
+          <w:tcPr>
+            <w:tcW w:type="dxa" w:w="1440"/>
+          </w:tcPr>
+          <w:p>
+            <w:r>
+              <w:t>0.9972</w:t>
+            </w:r>
+          </w:p>
+        </w:tc>
+        <w:tc>
+          <w:tcPr>
+            <w:tcW w:type="dxa" w:w="1440"/>
+          </w:tcPr>
+          <w:p>
+            <w:r>
+              <w:t>0.0079</w:t>
+            </w:r>
+          </w:p>
+        </w:tc>
+        <w:tc>
+          <w:tcPr>
+            <w:tcW w:type="dxa" w:w="1440"/>
+          </w:tcPr>
+          <w:p>
+            <w:r>
+              <w:t>+0.0012</w:t>
+            </w:r>
+          </w:p>
+        </w:tc>
+        <w:tc>
+          <w:tcPr>
+            <w:tcW w:type="dxa" w:w="1440"/>
+          </w:tcPr>
+          <w:p>
+            <w:r>
+              <w:t>F=50.95 ***</w:t>
+            </w:r>
+          </w:p>
+        </w:tc>
+        <w:tc>
+          <w:tcPr>
+            <w:tcW w:type="dxa" w:w="1440"/>
+          </w:tcPr>
+          <w:p>
+            <w:r>
+              <w:t>H1 confirmada</w:t>
+            </w:r>
+          </w:p>
+        </w:tc>
+      </w:tr>
+      <w:tr>
+        <w:tc>
+          <w:tcPr>
+            <w:tcW w:type="dxa" w:w="1440"/>
+          </w:tcPr>
+          <w:p>
+            <w:r>
+              <w:t>M4</w:t>
+            </w:r>
+          </w:p>
+        </w:tc>
+        <w:tc>
+          <w:tcPr>
+            <w:tcW w:type="dxa" w:w="1440"/>
+          </w:tcPr>
+          <w:p>
+            <w:r>
+              <w:t>Block 1+2+3+4 (IRA)</w:t>
+            </w:r>
+          </w:p>
+        </w:tc>
+        <w:tc>
+          <w:tcPr>
+            <w:tcW w:type="dxa" w:w="1440"/>
+          </w:tcPr>
+          <w:p>
+            <w:r>
+              <w:t>0.9971</w:t>
+            </w:r>
+          </w:p>
+        </w:tc>
+        <w:tc>
+          <w:tcPr>
+            <w:tcW w:type="dxa" w:w="1440"/>
+          </w:tcPr>
+          <w:p>
+            <w:r>
+              <w:t>0.0080</w:t>
+            </w:r>
+          </w:p>
+        </w:tc>
+        <w:tc>
+          <w:tcPr>
+            <w:tcW w:type="dxa" w:w="1440"/>
+          </w:tcPr>
+          <w:p>
+            <w:r>
+              <w:t>-0.0001</w:t>
+            </w:r>
+          </w:p>
+        </w:tc>
+        <w:tc>
+          <w:tcPr>
+            <w:tcW w:type="dxa" w:w="1440"/>
+          </w:tcPr>
+          <w:p>
+            <w:r>
+              <w:t>ns</w:t>
+            </w:r>
+          </w:p>
+        </w:tc>
+        <w:tc>
+          <w:tcPr>
+            <w:tcW w:type="dxa" w:w="1440"/>
+          </w:tcPr>
+          <w:p>
+            <w:r>
+              <w:t>H2: IRA redundante</w:t>
+            </w:r>
+          </w:p>
+        </w:tc>
+      </w:tr>
+    </w:tbl>
+    <w:p/>
+    <w:p>
+      <w:r>
+        <w:drawing>
+          <wp:inline xmlns:a="http://schemas.openxmlformats.org/drawingml/2006/main" xmlns:pic="http://schemas.openxmlformats.org/drawingml/2006/picture">
+            <wp:extent cx="5040000" cy="1563333"/>
+            <wp:docPr id="5" name="Picture 5"/>
+            <wp:cNvGraphicFramePr>
+              <a:graphicFrameLocks noChangeAspect="1"/>
+            </wp:cNvGraphicFramePr>
+            <a:graphic>
+              <a:graphicData uri="http://schemas.openxmlformats.org/drawingml/2006/picture">
+                <pic:pic>
+                  <pic:nvPicPr>
+                    <pic:cNvPr id="0" name="comparacion_m1m4_completa.png"/>
+                    <pic:cNvPicPr/>
+                  </pic:nvPicPr>
+                  <pic:blipFill>
+                    <a:blip r:embed="rId12"/>
+                    <a:stretch>
+                      <a:fillRect/>
+                    </a:stretch>
+                  </pic:blipFill>
+                  <pic:spPr>
+                    <a:xfrm>
+                      <a:off x="0" y="0"/>
+                      <a:ext cx="5040000" cy="1563333"/>
+                    </a:xfrm>
+                    <a:prstGeom prst="rect"/>
+                  </pic:spPr>
+                </pic:pic>
+              </a:graphicData>
+            </a:graphic>
+          </wp:inline>
+        </w:drawing>
+      </w:r>
+    </w:p>
+    <w:p>
+      <w:pPr>
+        <w:jc w:val="center"/>
+      </w:pPr>
+      <w:r>
+        <w:rPr>
+          <w:i/>
+          <w:color w:val="1F497D"/>
+          <w:sz w:val="18"/>
+        </w:rPr>
+        <w:t>Figura 10. Regresion jerarquica M1→M4: R² por modelo (izq), ganancia incremental por bloque (centro) y predicciones vs reales M3 (der). Block 3 agrega F=50.95*** sobre Block 2 — H1 confirmada.</w:t>
+      </w:r>
+    </w:p>
+    <w:p>
+      <w:r>
+        <w:br w:type="page"/>
+      </w:r>
+    </w:p>
+    <w:p>
+      <w:pPr>
         <w:pStyle w:val="Heading1"/>
         <w:spacing w:before="240" w:after="80"/>
       </w:pPr>
@@ -3154,7 +3635,7 @@
         <w:drawing>
           <wp:inline xmlns:a="http://schemas.openxmlformats.org/drawingml/2006/main" xmlns:pic="http://schemas.openxmlformats.org/drawingml/2006/picture">
             <wp:extent cx="5040000" cy="1562971"/>
-            <wp:docPr id="5" name="Picture 5"/>
+            <wp:docPr id="6" name="Picture 6"/>
             <wp:cNvGraphicFramePr>
               <a:graphicFrameLocks noChangeAspect="1"/>
             </wp:cNvGraphicFramePr>
@@ -3166,7 +3647,7 @@
                     <pic:cNvPicPr/>
                   </pic:nvPicPr>
                   <pic:blipFill>
-                    <a:blip r:embed="rId12"/>
+                    <a:blip r:embed="rId13"/>
                     <a:stretch>
                       <a:fillRect/>
                     </a:stretch>
@@ -3203,7 +3684,7 @@
         <w:drawing>
           <wp:inline xmlns:a="http://schemas.openxmlformats.org/drawingml/2006/main" xmlns:pic="http://schemas.openxmlformats.org/drawingml/2006/picture">
             <wp:extent cx="5040000" cy="1792054"/>
-            <wp:docPr id="6" name="Picture 6"/>
+            <wp:docPr id="7" name="Picture 7"/>
             <wp:cNvGraphicFramePr>
               <a:graphicFrameLocks noChangeAspect="1"/>
             </wp:cNvGraphicFramePr>
@@ -3215,7 +3696,7 @@
                     <pic:cNvPicPr/>
                   </pic:nvPicPr>
                   <pic:blipFill>
-                    <a:blip r:embed="rId13"/>
+                    <a:blip r:embed="rId14"/>
                     <a:stretch>
                       <a:fillRect/>
                     </a:stretch>
@@ -3252,7 +3733,7 @@
         <w:drawing>
           <wp:inline xmlns:a="http://schemas.openxmlformats.org/drawingml/2006/main" xmlns:pic="http://schemas.openxmlformats.org/drawingml/2006/picture">
             <wp:extent cx="5040000" cy="2210195"/>
-            <wp:docPr id="7" name="Picture 7"/>
+            <wp:docPr id="8" name="Picture 8"/>
             <wp:cNvGraphicFramePr>
               <a:graphicFrameLocks noChangeAspect="1"/>
             </wp:cNvGraphicFramePr>
@@ -3264,7 +3745,7 @@
                     <pic:cNvPicPr/>
                   </pic:nvPicPr>
                   <pic:blipFill>
-                    <a:blip r:embed="rId14"/>
+                    <a:blip r:embed="rId15"/>
                     <a:stretch>
                       <a:fillRect/>
                     </a:stretch>
@@ -3301,7 +3782,7 @@
         <w:drawing>
           <wp:inline xmlns:a="http://schemas.openxmlformats.org/drawingml/2006/main" xmlns:pic="http://schemas.openxmlformats.org/drawingml/2006/picture">
             <wp:extent cx="5040000" cy="2488047"/>
-            <wp:docPr id="8" name="Picture 8"/>
+            <wp:docPr id="9" name="Picture 9"/>
             <wp:cNvGraphicFramePr>
               <a:graphicFrameLocks noChangeAspect="1"/>
             </wp:cNvGraphicFramePr>
@@ -3313,7 +3794,7 @@
                     <pic:cNvPicPr/>
                   </pic:nvPicPr>
                   <pic:blipFill>
-                    <a:blip r:embed="rId15"/>
+                    <a:blip r:embed="rId16"/>
                     <a:stretch>
                       <a:fillRect/>
                     </a:stretch>
@@ -3350,7 +3831,7 @@
         <w:drawing>
           <wp:inline xmlns:a="http://schemas.openxmlformats.org/drawingml/2006/main" xmlns:pic="http://schemas.openxmlformats.org/drawingml/2006/picture">
             <wp:extent cx="5040000" cy="1792054"/>
-            <wp:docPr id="9" name="Picture 9"/>
+            <wp:docPr id="10" name="Picture 10"/>
             <wp:cNvGraphicFramePr>
               <a:graphicFrameLocks noChangeAspect="1"/>
             </wp:cNvGraphicFramePr>
@@ -3362,7 +3843,7 @@
                     <pic:cNvPicPr/>
                   </pic:nvPicPr>
                   <pic:blipFill>
-                    <a:blip r:embed="rId16"/>
+                    <a:blip r:embed="rId17"/>
                     <a:stretch>
                       <a:fillRect/>
                     </a:stretch>
@@ -3429,7 +3910,7 @@
         <w:drawing>
           <wp:inline xmlns:a="http://schemas.openxmlformats.org/drawingml/2006/main" xmlns:pic="http://schemas.openxmlformats.org/drawingml/2006/picture">
             <wp:extent cx="5040000" cy="1797228"/>
-            <wp:docPr id="10" name="Picture 10"/>
+            <wp:docPr id="11" name="Picture 11"/>
             <wp:cNvGraphicFramePr>
               <a:graphicFrameLocks noChangeAspect="1"/>
             </wp:cNvGraphicFramePr>
@@ -3441,7 +3922,7 @@
                     <pic:cNvPicPr/>
                   </pic:nvPicPr>
                   <pic:blipFill>
-                    <a:blip r:embed="rId17"/>
+                    <a:blip r:embed="rId18"/>
                     <a:stretch>
                       <a:fillRect/>
                     </a:stretch>
@@ -3508,7 +3989,7 @@
         <w:drawing>
           <wp:inline xmlns:a="http://schemas.openxmlformats.org/drawingml/2006/main" xmlns:pic="http://schemas.openxmlformats.org/drawingml/2006/picture">
             <wp:extent cx="5040000" cy="2488047"/>
-            <wp:docPr id="11" name="Picture 11"/>
+            <wp:docPr id="12" name="Picture 12"/>
             <wp:cNvGraphicFramePr>
               <a:graphicFrameLocks noChangeAspect="1"/>
             </wp:cNvGraphicFramePr>
@@ -3520,7 +4001,7 @@
                     <pic:cNvPicPr/>
                   </pic:nvPicPr>
                   <pic:blipFill>
-                    <a:blip r:embed="rId18"/>
+                    <a:blip r:embed="rId19"/>
                     <a:stretch>
                       <a:fillRect/>
                     </a:stretch>
@@ -3861,7 +4342,7 @@
         <w:drawing>
           <wp:inline xmlns:a="http://schemas.openxmlformats.org/drawingml/2006/main" xmlns:pic="http://schemas.openxmlformats.org/drawingml/2006/picture">
             <wp:extent cx="5040000" cy="1789635"/>
-            <wp:docPr id="12" name="Picture 12"/>
+            <wp:docPr id="13" name="Picture 13"/>
             <wp:cNvGraphicFramePr>
               <a:graphicFrameLocks noChangeAspect="1"/>
             </wp:cNvGraphicFramePr>
@@ -3873,7 +4354,7 @@
                     <pic:cNvPicPr/>
                   </pic:nvPicPr>
                   <pic:blipFill>
-                    <a:blip r:embed="rId19"/>
+                    <a:blip r:embed="rId20"/>
                     <a:stretch>
                       <a:fillRect/>
                     </a:stretch>
@@ -4153,8 +4634,155 @@
       <w:r>
         <w:drawing>
           <wp:inline xmlns:a="http://schemas.openxmlformats.org/drawingml/2006/main" xmlns:pic="http://schemas.openxmlformats.org/drawingml/2006/picture">
+            <wp:extent cx="5040000" cy="1875152"/>
+            <wp:docPr id="14" name="Picture 14"/>
+            <wp:cNvGraphicFramePr>
+              <a:graphicFrameLocks noChangeAspect="1"/>
+            </wp:cNvGraphicFramePr>
+            <a:graphic>
+              <a:graphicData uri="http://schemas.openxmlformats.org/drawingml/2006/picture">
+                <pic:pic>
+                  <pic:nvPicPr>
+                    <pic:cNvPr id="0" name="permutation_importance.png"/>
+                    <pic:cNvPicPr/>
+                  </pic:nvPicPr>
+                  <pic:blipFill>
+                    <a:blip r:embed="rId21"/>
+                    <a:stretch>
+                      <a:fillRect/>
+                    </a:stretch>
+                  </pic:blipFill>
+                  <pic:spPr>
+                    <a:xfrm>
+                      <a:off x="0" y="0"/>
+                      <a:ext cx="5040000" cy="1875152"/>
+                    </a:xfrm>
+                    <a:prstGeom prst="rect"/>
+                  </pic:spPr>
+                </pic:pic>
+              </a:graphicData>
+            </a:graphic>
+          </wp:inline>
+        </w:drawing>
+      </w:r>
+    </w:p>
+    <w:p>
+      <w:pPr>
+        <w:jc w:val="center"/>
+      </w:pPr>
+      <w:r>
+        <w:rPr>
+          <w:i/>
+          <w:color w:val="1F497D"/>
+          <w:sz w:val="18"/>
+        </w:rPr>
+        <w:t>Figura 11. Permutation Importance — M1 vs M3. En M3, rti y cognitive_demand dominan (base del target). gpt_exposure y moravec_index tienen importancia adicional independiente — evidencia de que Block 3 captura una dimension de riesgo distinta.</w:t>
+      </w:r>
+    </w:p>
+    <w:p>
+      <w:r>
+        <w:drawing>
+          <wp:inline xmlns:a="http://schemas.openxmlformats.org/drawingml/2006/main" xmlns:pic="http://schemas.openxmlformats.org/drawingml/2006/picture">
+            <wp:extent cx="5040000" cy="4293666"/>
+            <wp:docPr id="15" name="Picture 15"/>
+            <wp:cNvGraphicFramePr>
+              <a:graphicFrameLocks noChangeAspect="1"/>
+            </wp:cNvGraphicFramePr>
+            <a:graphic>
+              <a:graphicData uri="http://schemas.openxmlformats.org/drawingml/2006/picture">
+                <pic:pic>
+                  <pic:nvPicPr>
+                    <pic:cNvPr id="0" name="cluster_radar.png"/>
+                    <pic:cNvPicPr/>
+                  </pic:nvPicPr>
+                  <pic:blipFill>
+                    <a:blip r:embed="rId22"/>
+                    <a:stretch>
+                      <a:fillRect/>
+                    </a:stretch>
+                  </pic:blipFill>
+                  <pic:spPr>
+                    <a:xfrm>
+                      <a:off x="0" y="0"/>
+                      <a:ext cx="5040000" cy="4293666"/>
+                    </a:xfrm>
+                    <a:prstGeom prst="rect"/>
+                  </pic:spPr>
+                </pic:pic>
+              </a:graphicData>
+            </a:graphic>
+          </wp:inline>
+        </w:drawing>
+      </w:r>
+    </w:p>
+    <w:p>
+      <w:pPr>
+        <w:jc w:val="center"/>
+      </w:pPr>
+      <w:r>
+        <w:rPr>
+          <w:i/>
+          <w:color w:val="1F497D"/>
+          <w:sz w:val="18"/>
+        </w:rPr>
+        <w:t>Figura 12. Radar chart de los 3 clusters. Riesgo Alto: RTI alto, GPT exposure bajo (manufactura/agricultura — Paradoja Moravec). Riesgo Medio: GPT exposure alto, cognitivo medio (admin/servicios — zona H1). Riesgo Bajo: cognitivo alto, educacion alta (profesionistas — complementariedad IA).</w:t>
+      </w:r>
+    </w:p>
+    <w:p>
+      <w:r>
+        <w:drawing>
+          <wp:inline xmlns:a="http://schemas.openxmlformats.org/drawingml/2006/main" xmlns:pic="http://schemas.openxmlformats.org/drawingml/2006/picture">
+            <wp:extent cx="5040000" cy="2857447"/>
+            <wp:docPr id="16" name="Picture 16"/>
+            <wp:cNvGraphicFramePr>
+              <a:graphicFrameLocks noChangeAspect="1"/>
+            </wp:cNvGraphicFramePr>
+            <a:graphic>
+              <a:graphicData uri="http://schemas.openxmlformats.org/drawingml/2006/picture">
+                <pic:pic>
+                  <pic:nvPicPr>
+                    <pic:cNvPr id="0" name="sector_cluster_heatmap.png"/>
+                    <pic:cNvPicPr/>
+                  </pic:nvPicPr>
+                  <pic:blipFill>
+                    <a:blip r:embed="rId23"/>
+                    <a:stretch>
+                      <a:fillRect/>
+                    </a:stretch>
+                  </pic:blipFill>
+                  <pic:spPr>
+                    <a:xfrm>
+                      <a:off x="0" y="0"/>
+                      <a:ext cx="5040000" cy="2857447"/>
+                    </a:xfrm>
+                    <a:prstGeom prst="rect"/>
+                  </pic:spPr>
+                </pic:pic>
+              </a:graphicData>
+            </a:graphic>
+          </wp:inline>
+        </w:drawing>
+      </w:r>
+    </w:p>
+    <w:p>
+      <w:pPr>
+        <w:jc w:val="center"/>
+      </w:pPr>
+      <w:r>
+        <w:rPr>
+          <w:i/>
+          <w:color w:val="1F497D"/>
+          <w:sz w:val="18"/>
+        </w:rPr>
+        <w:t>Figura 13. Distribucion de clusters por sector (%). Agricultura y Manufactura concentran en Riesgo Alto. Servicios y Comercio en Riesgo Medio (alta exposicion LLM). Salud y Educacion en Riesgo Bajo.</w:t>
+      </w:r>
+    </w:p>
+    <w:p>
+      <w:r>
+        <w:drawing>
+          <wp:inline xmlns:a="http://schemas.openxmlformats.org/drawingml/2006/main" xmlns:pic="http://schemas.openxmlformats.org/drawingml/2006/picture">
             <wp:extent cx="5040000" cy="1388072"/>
-            <wp:docPr id="13" name="Picture 13"/>
+            <wp:docPr id="17" name="Picture 17"/>
             <wp:cNvGraphicFramePr>
               <a:graphicFrameLocks noChangeAspect="1"/>
             </wp:cNvGraphicFramePr>
@@ -4166,7 +4794,7 @@
                     <pic:cNvPicPr/>
                   </pic:nvPicPr>
                   <pic:blipFill>
-                    <a:blip r:embed="rId20"/>
+                    <a:blip r:embed="rId24"/>
                     <a:stretch>
                       <a:fillRect/>
                     </a:stretch>

--- a/2do-semestre/programacion-ii/proyectos/ProyectoFinal/08_reporte_final.docx
+++ b/2do-semestre/programacion-ii/proyectos/ProyectoFinal/08_reporte_final.docx
@@ -4824,6 +4824,1018 @@
           <w:sz w:val="18"/>
         </w:rPr>
         <w:t>Figura 9. K-Means LLM-aware vs Original (H1 computacional). (izq) clusters originales sin Block 3; (centro) clusters LLM-aware con gpt_exposure + moravec + iceberg; (der) matriz de reasignacion: 241 trabajadores Alto-&gt;Medio (bajo RTI/LLM = agr./construccion) y 40 trabajadores Medio-&gt;Alto (alta exposicion LLM = admin/servicios, evidencia H1).</w:t>
+      </w:r>
+    </w:p>
+    <w:p>
+      <w:r>
+        <w:br w:type="page"/>
+      </w:r>
+    </w:p>
+    <w:p>
+      <w:pPr>
+        <w:pStyle w:val="Heading2"/>
+        <w:spacing w:before="240" w:after="80"/>
+      </w:pPr>
+      <w:r>
+        <w:rPr>
+          <w:b/>
+          <w:color w:val="D48C00"/>
+          <w:sz w:val="24"/>
+        </w:rPr>
+        <w:t>5.6 Mineria de Datos: Arbol de Decision y Reglas de Asociacion</w:t>
+      </w:r>
+    </w:p>
+    <w:p>
+      <w:pPr>
+        <w:pStyle w:val="Heading2"/>
+        <w:spacing w:before="240" w:after="80"/>
+      </w:pPr>
+      <w:r>
+        <w:rPr>
+          <w:b/>
+          <w:color w:val="D48C00"/>
+          <w:sz w:val="24"/>
+        </w:rPr>
+        <w:t>5.6.1 Arbol de Decision (CART)</w:t>
+      </w:r>
+    </w:p>
+    <w:p>
+      <w:pPr>
+        <w:spacing w:after="120"/>
+      </w:pPr>
+      <w:r>
+        <w:t>Se entreno un arbol de decision CART con profundidad maxima 6 y pesos balanceados por clase para compensar la baja prevalencia de la clase Alto (4.9%). El arbol produce reglas interpretables directamente aplicables en politica publica.</w:t>
+      </w:r>
+    </w:p>
+    <w:tbl>
+      <w:tblPr>
+        <w:tblStyle w:val="TableGrid"/>
+        <w:tblW w:type="auto" w:w="0"/>
+        <w:tblLook w:firstColumn="1" w:firstRow="1" w:lastColumn="0" w:lastRow="0" w:noHBand="0" w:noVBand="1" w:val="04A0"/>
+      </w:tblPr>
+      <w:tblGrid>
+        <w:gridCol w:w="2016"/>
+        <w:gridCol w:w="2016"/>
+        <w:gridCol w:w="2016"/>
+        <w:gridCol w:w="2016"/>
+        <w:gridCol w:w="2016"/>
+      </w:tblGrid>
+      <w:tr>
+        <w:tc>
+          <w:tcPr>
+            <w:tcW w:type="dxa" w:w="2016"/>
+          </w:tcPr>
+          <w:p>
+            <w:r>
+              <w:rPr>
+                <w:b/>
+                <w:color w:val="1F497D"/>
+              </w:rPr>
+              <w:t>Clasificador</w:t>
+            </w:r>
+          </w:p>
+        </w:tc>
+        <w:tc>
+          <w:tcPr>
+            <w:tcW w:type="dxa" w:w="2016"/>
+          </w:tcPr>
+          <w:p>
+            <w:r>
+              <w:rPr>
+                <w:b/>
+                <w:color w:val="1F497D"/>
+              </w:rPr>
+              <w:t>Accuracy</w:t>
+            </w:r>
+          </w:p>
+        </w:tc>
+        <w:tc>
+          <w:tcPr>
+            <w:tcW w:type="dxa" w:w="2016"/>
+          </w:tcPr>
+          <w:p>
+            <w:r>
+              <w:rPr>
+                <w:b/>
+                <w:color w:val="1F497D"/>
+              </w:rPr>
+              <w:t>F1 ponderado</w:t>
+            </w:r>
+          </w:p>
+        </w:tc>
+        <w:tc>
+          <w:tcPr>
+            <w:tcW w:type="dxa" w:w="2016"/>
+          </w:tcPr>
+          <w:p>
+            <w:r>
+              <w:rPr>
+                <w:b/>
+                <w:color w:val="1F497D"/>
+              </w:rPr>
+              <w:t>CV-5 Accuracy</w:t>
+            </w:r>
+          </w:p>
+        </w:tc>
+        <w:tc>
+          <w:tcPr>
+            <w:tcW w:type="dxa" w:w="2016"/>
+          </w:tcPr>
+          <w:p>
+            <w:r>
+              <w:rPr>
+                <w:b/>
+                <w:color w:val="1F497D"/>
+              </w:rPr>
+              <w:t>AUC Alto</w:t>
+            </w:r>
+          </w:p>
+        </w:tc>
+      </w:tr>
+      <w:tr>
+        <w:tc>
+          <w:tcPr>
+            <w:tcW w:type="dxa" w:w="2016"/>
+          </w:tcPr>
+          <w:p>
+            <w:r>
+              <w:t>Arbol CART (depth=6)</w:t>
+            </w:r>
+          </w:p>
+        </w:tc>
+        <w:tc>
+          <w:tcPr>
+            <w:tcW w:type="dxa" w:w="2016"/>
+          </w:tcPr>
+          <w:p>
+            <w:r>
+              <w:t>0.970</w:t>
+            </w:r>
+          </w:p>
+        </w:tc>
+        <w:tc>
+          <w:tcPr>
+            <w:tcW w:type="dxa" w:w="2016"/>
+          </w:tcPr>
+          <w:p>
+            <w:r>
+              <w:t>0.972</w:t>
+            </w:r>
+          </w:p>
+        </w:tc>
+        <w:tc>
+          <w:tcPr>
+            <w:tcW w:type="dxa" w:w="2016"/>
+          </w:tcPr>
+          <w:p>
+            <w:r>
+              <w:t>0.955</w:t>
+            </w:r>
+          </w:p>
+        </w:tc>
+        <w:tc>
+          <w:tcPr>
+            <w:tcW w:type="dxa" w:w="2016"/>
+          </w:tcPr>
+          <w:p>
+            <w:r>
+              <w:t>0.997</w:t>
+            </w:r>
+          </w:p>
+        </w:tc>
+      </w:tr>
+      <w:tr>
+        <w:tc>
+          <w:tcPr>
+            <w:tcW w:type="dxa" w:w="2016"/>
+          </w:tcPr>
+          <w:p>
+            <w:r>
+              <w:t>Random Forest</w:t>
+            </w:r>
+          </w:p>
+        </w:tc>
+        <w:tc>
+          <w:tcPr>
+            <w:tcW w:type="dxa" w:w="2016"/>
+          </w:tcPr>
+          <w:p>
+            <w:r>
+              <w:t>0.990</w:t>
+            </w:r>
+          </w:p>
+        </w:tc>
+        <w:tc>
+          <w:tcPr>
+            <w:tcW w:type="dxa" w:w="2016"/>
+          </w:tcPr>
+          <w:p>
+            <w:r>
+              <w:t>0.990</w:t>
+            </w:r>
+          </w:p>
+        </w:tc>
+        <w:tc>
+          <w:tcPr>
+            <w:tcW w:type="dxa" w:w="2016"/>
+          </w:tcPr>
+          <w:p>
+            <w:r>
+              <w:t>0.990</w:t>
+            </w:r>
+          </w:p>
+        </w:tc>
+        <w:tc>
+          <w:tcPr>
+            <w:tcW w:type="dxa" w:w="2016"/>
+          </w:tcPr>
+          <w:p>
+            <w:r>
+              <w:t>1.000</w:t>
+            </w:r>
+          </w:p>
+        </w:tc>
+      </w:tr>
+      <w:tr>
+        <w:tc>
+          <w:tcPr>
+            <w:tcW w:type="dxa" w:w="2016"/>
+          </w:tcPr>
+          <w:p>
+            <w:r>
+              <w:t>Gradient Boosting</w:t>
+            </w:r>
+          </w:p>
+        </w:tc>
+        <w:tc>
+          <w:tcPr>
+            <w:tcW w:type="dxa" w:w="2016"/>
+          </w:tcPr>
+          <w:p>
+            <w:r>
+              <w:t>0.992</w:t>
+            </w:r>
+          </w:p>
+        </w:tc>
+        <w:tc>
+          <w:tcPr>
+            <w:tcW w:type="dxa" w:w="2016"/>
+          </w:tcPr>
+          <w:p>
+            <w:r>
+              <w:t>0.992</w:t>
+            </w:r>
+          </w:p>
+        </w:tc>
+        <w:tc>
+          <w:tcPr>
+            <w:tcW w:type="dxa" w:w="2016"/>
+          </w:tcPr>
+          <w:p>
+            <w:r>
+              <w:t>0.988</w:t>
+            </w:r>
+          </w:p>
+        </w:tc>
+        <w:tc>
+          <w:tcPr>
+            <w:tcW w:type="dxa" w:w="2016"/>
+          </w:tcPr>
+          <w:p>
+            <w:r>
+              <w:t>1.000</w:t>
+            </w:r>
+          </w:p>
+        </w:tc>
+      </w:tr>
+      <w:tr>
+        <w:tc>
+          <w:tcPr>
+            <w:tcW w:type="dxa" w:w="2016"/>
+          </w:tcPr>
+          <w:p>
+            <w:r>
+              <w:t>Regresion Logistica</w:t>
+            </w:r>
+          </w:p>
+        </w:tc>
+        <w:tc>
+          <w:tcPr>
+            <w:tcW w:type="dxa" w:w="2016"/>
+          </w:tcPr>
+          <w:p>
+            <w:r>
+              <w:t>0.990</w:t>
+            </w:r>
+          </w:p>
+        </w:tc>
+        <w:tc>
+          <w:tcPr>
+            <w:tcW w:type="dxa" w:w="2016"/>
+          </w:tcPr>
+          <w:p>
+            <w:r>
+              <w:t>0.990</w:t>
+            </w:r>
+          </w:p>
+        </w:tc>
+        <w:tc>
+          <w:tcPr>
+            <w:tcW w:type="dxa" w:w="2016"/>
+          </w:tcPr>
+          <w:p>
+            <w:r>
+              <w:t>0.984</w:t>
+            </w:r>
+          </w:p>
+        </w:tc>
+        <w:tc>
+          <w:tcPr>
+            <w:tcW w:type="dxa" w:w="2016"/>
+          </w:tcPr>
+          <w:p>
+            <w:r>
+              <w:t>1.000</w:t>
+            </w:r>
+          </w:p>
+        </w:tc>
+      </w:tr>
+      <w:tr>
+        <w:tc>
+          <w:tcPr>
+            <w:tcW w:type="dxa" w:w="2016"/>
+          </w:tcPr>
+          <w:p>
+            <w:r>
+              <w:t>Naive Bayes</w:t>
+            </w:r>
+          </w:p>
+        </w:tc>
+        <w:tc>
+          <w:tcPr>
+            <w:tcW w:type="dxa" w:w="2016"/>
+          </w:tcPr>
+          <w:p>
+            <w:r>
+              <w:t>0.468</w:t>
+            </w:r>
+          </w:p>
+        </w:tc>
+        <w:tc>
+          <w:tcPr>
+            <w:tcW w:type="dxa" w:w="2016"/>
+          </w:tcPr>
+          <w:p>
+            <w:r>
+              <w:t>0.464</w:t>
+            </w:r>
+          </w:p>
+        </w:tc>
+        <w:tc>
+          <w:tcPr>
+            <w:tcW w:type="dxa" w:w="2016"/>
+          </w:tcPr>
+          <w:p>
+            <w:r>
+              <w:t>0.457</w:t>
+            </w:r>
+          </w:p>
+        </w:tc>
+        <w:tc>
+          <w:tcPr>
+            <w:tcW w:type="dxa" w:w="2016"/>
+          </w:tcPr>
+          <w:p>
+            <w:r>
+              <w:t>0.989</w:t>
+            </w:r>
+          </w:p>
+        </w:tc>
+      </w:tr>
+    </w:tbl>
+    <w:p/>
+    <w:p>
+      <w:pPr>
+        <w:spacing w:after="120"/>
+      </w:pPr>
+      <w:r>
+        <w:t>Gradient Boosting obtiene el mejor F1 (0.992). Naive Bayes falla (0.46) porque asume independencia entre variables, supuesto claramente violado: RTI y cognitive_demand estan correlacionadas con automation_risk por construccion. El Arbol CART con accuracy=0.97 ofrece la mejor interpretabilidad a costa de una pequena ganancia de los metodos ensemble.</w:t>
+      </w:r>
+    </w:p>
+    <w:p>
+      <w:r>
+        <w:drawing>
+          <wp:inline xmlns:a="http://schemas.openxmlformats.org/drawingml/2006/main" xmlns:pic="http://schemas.openxmlformats.org/drawingml/2006/picture">
+            <wp:extent cx="5040000" cy="2247383"/>
+            <wp:docPr id="18" name="Picture 18"/>
+            <wp:cNvGraphicFramePr>
+              <a:graphicFrameLocks noChangeAspect="1"/>
+            </wp:cNvGraphicFramePr>
+            <a:graphic>
+              <a:graphicData uri="http://schemas.openxmlformats.org/drawingml/2006/picture">
+                <pic:pic>
+                  <pic:nvPicPr>
+                    <pic:cNvPr id="0" name="arbol_decision.png"/>
+                    <pic:cNvPicPr/>
+                  </pic:nvPicPr>
+                  <pic:blipFill>
+                    <a:blip r:embed="rId25"/>
+                    <a:stretch>
+                      <a:fillRect/>
+                    </a:stretch>
+                  </pic:blipFill>
+                  <pic:spPr>
+                    <a:xfrm>
+                      <a:off x="0" y="0"/>
+                      <a:ext cx="5040000" cy="2247383"/>
+                    </a:xfrm>
+                    <a:prstGeom prst="rect"/>
+                  </pic:spPr>
+                </pic:pic>
+              </a:graphicData>
+            </a:graphic>
+          </wp:inline>
+        </w:drawing>
+      </w:r>
+    </w:p>
+    <w:p>
+      <w:pPr>
+        <w:jc w:val="center"/>
+      </w:pPr>
+      <w:r>
+        <w:rPr>
+          <w:i/>
+          <w:color w:val="1F497D"/>
+          <w:sz w:val="18"/>
+        </w:rPr>
+        <w:t>Figura 14. Arbol de Decision CART (depth=4). Regla principal: RTI alto (&gt;1.54 std) + cognitive demand bajo = Riesgo Alto. RTI bajo + educacion alta + interaccion social alta = Riesgo Bajo.</w:t>
+      </w:r>
+    </w:p>
+    <w:p>
+      <w:pPr>
+        <w:spacing w:after="120"/>
+      </w:pPr>
+      <w:r>
+        <w:t>Reglas principales extraidas del arbol:</w:t>
+      </w:r>
+    </w:p>
+    <w:p>
+      <w:pPr>
+        <w:pStyle w:val="ListBullet"/>
+      </w:pPr>
+      <w:r>
+        <w:t>Si RTI &gt; 1.54 (alta rutinizacion) y cognitivo_demand bajo: → Riesgo Alto.</w:t>
+      </w:r>
+    </w:p>
+    <w:p>
+      <w:pPr>
+        <w:pStyle w:val="ListBullet"/>
+      </w:pPr>
+      <w:r>
+        <w:t>Si RTI &lt;= 1.54 y educacion baja (sin prepa) y RTI &gt; -1.03: → Riesgo Medio.</w:t>
+      </w:r>
+    </w:p>
+    <w:p>
+      <w:pPr>
+        <w:pStyle w:val="ListBullet"/>
+      </w:pPr>
+      <w:r>
+        <w:t>Si RTI &lt;= 1.54 y educacion alta y interaccion_social alta: → Riesgo Bajo.</w:t>
+      </w:r>
+    </w:p>
+    <w:p>
+      <w:pPr>
+        <w:pStyle w:val="ListBullet"/>
+      </w:pPr>
+      <w:r>
+        <w:t>RTI es la variable mas importante (Gini importance=0.66), seguida por educacion (0.23).</w:t>
+      </w:r>
+    </w:p>
+    <w:p>
+      <w:r>
+        <w:drawing>
+          <wp:inline xmlns:a="http://schemas.openxmlformats.org/drawingml/2006/main" xmlns:pic="http://schemas.openxmlformats.org/drawingml/2006/picture">
+            <wp:extent cx="5040000" cy="2751855"/>
+            <wp:docPr id="19" name="Picture 19"/>
+            <wp:cNvGraphicFramePr>
+              <a:graphicFrameLocks noChangeAspect="1"/>
+            </wp:cNvGraphicFramePr>
+            <a:graphic>
+              <a:graphicData uri="http://schemas.openxmlformats.org/drawingml/2006/picture">
+                <pic:pic>
+                  <pic:nvPicPr>
+                    <pic:cNvPr id="0" name="arbol_importancia.png"/>
+                    <pic:cNvPicPr/>
+                  </pic:nvPicPr>
+                  <pic:blipFill>
+                    <a:blip r:embed="rId26"/>
+                    <a:stretch>
+                      <a:fillRect/>
+                    </a:stretch>
+                  </pic:blipFill>
+                  <pic:spPr>
+                    <a:xfrm>
+                      <a:off x="0" y="0"/>
+                      <a:ext cx="5040000" cy="2751855"/>
+                    </a:xfrm>
+                    <a:prstGeom prst="rect"/>
+                  </pic:spPr>
+                </pic:pic>
+              </a:graphicData>
+            </a:graphic>
+          </wp:inline>
+        </w:drawing>
+      </w:r>
+    </w:p>
+    <w:p>
+      <w:pPr>
+        <w:jc w:val="center"/>
+      </w:pPr>
+      <w:r>
+        <w:rPr>
+          <w:i/>
+          <w:color w:val="1F497D"/>
+          <w:sz w:val="18"/>
+        </w:rPr>
+        <w:t>Figura 15. Importancia de variables en CART (reduccion de impureza Gini). RTI domina (0.66), seguido por educacion (0.23), interaccion social (0.04) e IRA (0.04).</w:t>
+      </w:r>
+    </w:p>
+    <w:p>
+      <w:pPr>
+        <w:pStyle w:val="Heading2"/>
+        <w:spacing w:before="240" w:after="80"/>
+      </w:pPr>
+      <w:r>
+        <w:rPr>
+          <w:b/>
+          <w:color w:val="D48C00"/>
+          <w:sz w:val="24"/>
+        </w:rPr>
+        <w:t>5.6.2 Reglas de Asociacion</w:t>
+      </w:r>
+    </w:p>
+    <w:p>
+      <w:pPr>
+        <w:spacing w:after="120"/>
+      </w:pPr>
+      <w:r>
+        <w:t>Se aplicó un algoritmo Apriori sobre variables discretizadas (sector, formalidad, nivel educativo, ingreso, edad, LLM exposure y riesgo). Se reportan reglas con soporte &gt;= 0.02, confianza &gt;= 0.40 y lift &gt;= 1.2.</w:t>
+      </w:r>
+    </w:p>
+    <w:tbl>
+      <w:tblPr>
+        <w:tblStyle w:val="TableGrid"/>
+        <w:tblW w:type="auto" w:w="0"/>
+        <w:tblLook w:firstColumn="1" w:firstRow="1" w:lastColumn="0" w:lastRow="0" w:noHBand="0" w:noVBand="1" w:val="04A0"/>
+      </w:tblPr>
+      <w:tblGrid>
+        <w:gridCol w:w="1680"/>
+        <w:gridCol w:w="1680"/>
+        <w:gridCol w:w="1680"/>
+        <w:gridCol w:w="1680"/>
+        <w:gridCol w:w="1680"/>
+        <w:gridCol w:w="1680"/>
+      </w:tblGrid>
+      <w:tr>
+        <w:tc>
+          <w:tcPr>
+            <w:tcW w:type="dxa" w:w="1680"/>
+          </w:tcPr>
+          <w:p>
+            <w:r>
+              <w:rPr>
+                <w:b/>
+                <w:color w:val="1F497D"/>
+              </w:rPr>
+              <w:t>Antecedente</w:t>
+            </w:r>
+          </w:p>
+        </w:tc>
+        <w:tc>
+          <w:tcPr>
+            <w:tcW w:type="dxa" w:w="1680"/>
+          </w:tcPr>
+          <w:p>
+            <w:r>
+              <w:rPr>
+                <w:b/>
+                <w:color w:val="1F497D"/>
+              </w:rPr>
+              <w:t>Consecuente</w:t>
+            </w:r>
+          </w:p>
+        </w:tc>
+        <w:tc>
+          <w:tcPr>
+            <w:tcW w:type="dxa" w:w="1680"/>
+          </w:tcPr>
+          <w:p>
+            <w:r>
+              <w:rPr>
+                <w:b/>
+                <w:color w:val="1F497D"/>
+              </w:rPr>
+              <w:t>Soporte</w:t>
+            </w:r>
+          </w:p>
+        </w:tc>
+        <w:tc>
+          <w:tcPr>
+            <w:tcW w:type="dxa" w:w="1680"/>
+          </w:tcPr>
+          <w:p>
+            <w:r>
+              <w:rPr>
+                <w:b/>
+                <w:color w:val="1F497D"/>
+              </w:rPr>
+              <w:t>Confianza</w:t>
+            </w:r>
+          </w:p>
+        </w:tc>
+        <w:tc>
+          <w:tcPr>
+            <w:tcW w:type="dxa" w:w="1680"/>
+          </w:tcPr>
+          <w:p>
+            <w:r>
+              <w:rPr>
+                <w:b/>
+                <w:color w:val="1F497D"/>
+              </w:rPr>
+              <w:t>Lift</w:t>
+            </w:r>
+          </w:p>
+        </w:tc>
+        <w:tc>
+          <w:tcPr>
+            <w:tcW w:type="dxa" w:w="1680"/>
+          </w:tcPr>
+          <w:p>
+            <w:r>
+              <w:rPr>
+                <w:b/>
+                <w:color w:val="1F497D"/>
+              </w:rPr>
+              <w:t>N</w:t>
+            </w:r>
+          </w:p>
+        </w:tc>
+      </w:tr>
+      <w:tr>
+        <w:tc>
+          <w:tcPr>
+            <w:tcW w:type="dxa" w:w="1680"/>
+          </w:tcPr>
+          <w:p>
+            <w:r>
+              <w:t>sector = Agricultura</w:t>
+            </w:r>
+          </w:p>
+        </w:tc>
+        <w:tc>
+          <w:tcPr>
+            <w:tcW w:type="dxa" w:w="1680"/>
+          </w:tcPr>
+          <w:p>
+            <w:r>
+              <w:t>riesgo = Alto</w:t>
+            </w:r>
+          </w:p>
+        </w:tc>
+        <w:tc>
+          <w:tcPr>
+            <w:tcW w:type="dxa" w:w="1680"/>
+          </w:tcPr>
+          <w:p>
+            <w:r>
+              <w:t>0.026</w:t>
+            </w:r>
+          </w:p>
+        </w:tc>
+        <w:tc>
+          <w:tcPr>
+            <w:tcW w:type="dxa" w:w="1680"/>
+          </w:tcPr>
+          <w:p>
+            <w:r>
+              <w:t>0.879</w:t>
+            </w:r>
+          </w:p>
+        </w:tc>
+        <w:tc>
+          <w:tcPr>
+            <w:tcW w:type="dxa" w:w="1680"/>
+          </w:tcPr>
+          <w:p>
+            <w:r>
+              <w:t>17.945</w:t>
+            </w:r>
+          </w:p>
+        </w:tc>
+        <w:tc>
+          <w:tcPr>
+            <w:tcW w:type="dxa" w:w="1680"/>
+          </w:tcPr>
+          <w:p>
+            <w:r>
+              <w:t>51</w:t>
+            </w:r>
+          </w:p>
+        </w:tc>
+      </w:tr>
+      <w:tr>
+        <w:tc>
+          <w:tcPr>
+            <w:tcW w:type="dxa" w:w="1680"/>
+          </w:tcPr>
+          <w:p>
+            <w:r>
+              <w:t>edu_cat = Superior</w:t>
+            </w:r>
+          </w:p>
+        </w:tc>
+        <w:tc>
+          <w:tcPr>
+            <w:tcW w:type="dxa" w:w="1680"/>
+          </w:tcPr>
+          <w:p>
+            <w:r>
+              <w:t>riesgo = Bajo</w:t>
+            </w:r>
+          </w:p>
+        </w:tc>
+        <w:tc>
+          <w:tcPr>
+            <w:tcW w:type="dxa" w:w="1680"/>
+          </w:tcPr>
+          <w:p>
+            <w:r>
+              <w:t>0.146</w:t>
+            </w:r>
+          </w:p>
+        </w:tc>
+        <w:tc>
+          <w:tcPr>
+            <w:tcW w:type="dxa" w:w="1680"/>
+          </w:tcPr>
+          <w:p>
+            <w:r>
+              <w:t>0.764</w:t>
+            </w:r>
+          </w:p>
+        </w:tc>
+        <w:tc>
+          <w:tcPr>
+            <w:tcW w:type="dxa" w:w="1680"/>
+          </w:tcPr>
+          <w:p>
+            <w:r>
+              <w:t>3.735</w:t>
+            </w:r>
+          </w:p>
+        </w:tc>
+        <w:tc>
+          <w:tcPr>
+            <w:tcW w:type="dxa" w:w="1680"/>
+          </w:tcPr>
+          <w:p>
+            <w:r>
+              <w:t>291</w:t>
+            </w:r>
+          </w:p>
+        </w:tc>
+      </w:tr>
+      <w:tr>
+        <w:tc>
+          <w:tcPr>
+            <w:tcW w:type="dxa" w:w="1680"/>
+          </w:tcPr>
+          <w:p>
+            <w:r>
+              <w:t>sector = Educacion</w:t>
+            </w:r>
+          </w:p>
+        </w:tc>
+        <w:tc>
+          <w:tcPr>
+            <w:tcW w:type="dxa" w:w="1680"/>
+          </w:tcPr>
+          <w:p>
+            <w:r>
+              <w:t>riesgo = Bajo</w:t>
+            </w:r>
+          </w:p>
+        </w:tc>
+        <w:tc>
+          <w:tcPr>
+            <w:tcW w:type="dxa" w:w="1680"/>
+          </w:tcPr>
+          <w:p>
+            <w:r>
+              <w:t>0.027</w:t>
+            </w:r>
+          </w:p>
+        </w:tc>
+        <w:tc>
+          <w:tcPr>
+            <w:tcW w:type="dxa" w:w="1680"/>
+          </w:tcPr>
+          <w:p>
+            <w:r>
+              <w:t>0.495</w:t>
+            </w:r>
+          </w:p>
+        </w:tc>
+        <w:tc>
+          <w:tcPr>
+            <w:tcW w:type="dxa" w:w="1680"/>
+          </w:tcPr>
+          <w:p>
+            <w:r>
+              <w:t>2.423</w:t>
+            </w:r>
+          </w:p>
+        </w:tc>
+        <w:tc>
+          <w:tcPr>
+            <w:tcW w:type="dxa" w:w="1680"/>
+          </w:tcPr>
+          <w:p>
+            <w:r>
+              <w:t>54</w:t>
+            </w:r>
+          </w:p>
+        </w:tc>
+      </w:tr>
+      <w:tr>
+        <w:tc>
+          <w:tcPr>
+            <w:tcW w:type="dxa" w:w="1680"/>
+          </w:tcPr>
+          <w:p>
+            <w:r>
+              <w:t>edu_cat = Sin Secundaria</w:t>
+            </w:r>
+          </w:p>
+        </w:tc>
+        <w:tc>
+          <w:tcPr>
+            <w:tcW w:type="dxa" w:w="1680"/>
+          </w:tcPr>
+          <w:p>
+            <w:r>
+              <w:t>riesgo = Medio</w:t>
+            </w:r>
+          </w:p>
+        </w:tc>
+        <w:tc>
+          <w:tcPr>
+            <w:tcW w:type="dxa" w:w="1680"/>
+          </w:tcPr>
+          <w:p>
+            <w:r>
+              <w:t>0.335</w:t>
+            </w:r>
+          </w:p>
+        </w:tc>
+        <w:tc>
+          <w:tcPr>
+            <w:tcW w:type="dxa" w:w="1680"/>
+          </w:tcPr>
+          <w:p>
+            <w:r>
+              <w:t>0.917</w:t>
+            </w:r>
+          </w:p>
+        </w:tc>
+        <w:tc>
+          <w:tcPr>
+            <w:tcW w:type="dxa" w:w="1680"/>
+          </w:tcPr>
+          <w:p>
+            <w:r>
+              <w:t>1.228</w:t>
+            </w:r>
+          </w:p>
+        </w:tc>
+        <w:tc>
+          <w:tcPr>
+            <w:tcW w:type="dxa" w:w="1680"/>
+          </w:tcPr>
+          <w:p>
+            <w:r>
+              <w:t>670</w:t>
+            </w:r>
+          </w:p>
+        </w:tc>
+      </w:tr>
+    </w:tbl>
+    <w:p/>
+    <w:p>
+      <w:pPr>
+        <w:spacing w:after="120"/>
+      </w:pPr>
+      <w:r>
+        <w:t>La regla mas fuerte (lift=17.9): los trabajadores del sector primario tienen 17.9 veces mas probabilidad de caer en Riesgo Alto que el promedio. Esto es consistente con el alto RTI de tareas agricolas manuales (Frey-Osborne). La segunda regla (lift=3.7) confirma que la educacion superior es el factor protector mas robusto: 76.4% de los trabajadores con licenciatura o posgrado pertenecen al Cluster Riesgo Bajo.</w:t>
+      </w:r>
+    </w:p>
+    <w:p>
+      <w:r>
+        <w:drawing>
+          <wp:inline xmlns:a="http://schemas.openxmlformats.org/drawingml/2006/main" xmlns:pic="http://schemas.openxmlformats.org/drawingml/2006/picture">
+            <wp:extent cx="5040000" cy="2001509"/>
+            <wp:docPr id="20" name="Picture 20"/>
+            <wp:cNvGraphicFramePr>
+              <a:graphicFrameLocks noChangeAspect="1"/>
+            </wp:cNvGraphicFramePr>
+            <a:graphic>
+              <a:graphicData uri="http://schemas.openxmlformats.org/drawingml/2006/picture">
+                <pic:pic>
+                  <pic:nvPicPr>
+                    <pic:cNvPr id="0" name="reglas_asociacion.png"/>
+                    <pic:cNvPicPr/>
+                  </pic:nvPicPr>
+                  <pic:blipFill>
+                    <a:blip r:embed="rId27"/>
+                    <a:stretch>
+                      <a:fillRect/>
+                    </a:stretch>
+                  </pic:blipFill>
+                  <pic:spPr>
+                    <a:xfrm>
+                      <a:off x="0" y="0"/>
+                      <a:ext cx="5040000" cy="2001509"/>
+                    </a:xfrm>
+                    <a:prstGeom prst="rect"/>
+                  </pic:spPr>
+                </pic:pic>
+              </a:graphicData>
+            </a:graphic>
+          </wp:inline>
+        </w:drawing>
+      </w:r>
+    </w:p>
+    <w:p>
+      <w:pPr>
+        <w:jc w:val="center"/>
+      </w:pPr>
+      <w:r>
+        <w:rPr>
+          <w:i/>
+          <w:color w:val="1F497D"/>
+          <w:sz w:val="18"/>
+        </w:rPr>
+        <w:t>Figura 16. Reglas de asociacion: scatter soporte vs confianza (izq) y top reglas por lift (der). La regla Agricultura → Alto tiene lift=17.9, la mas fuerte del dataset.</w:t>
+      </w:r>
+    </w:p>
+    <w:p>
+      <w:r>
+        <w:drawing>
+          <wp:inline xmlns:a="http://schemas.openxmlformats.org/drawingml/2006/main" xmlns:pic="http://schemas.openxmlformats.org/drawingml/2006/picture">
+            <wp:extent cx="5040000" cy="1825979"/>
+            <wp:docPr id="21" name="Picture 21"/>
+            <wp:cNvGraphicFramePr>
+              <a:graphicFrameLocks noChangeAspect="1"/>
+            </wp:cNvGraphicFramePr>
+            <a:graphic>
+              <a:graphicData uri="http://schemas.openxmlformats.org/drawingml/2006/picture">
+                <pic:pic>
+                  <pic:nvPicPr>
+                    <pic:cNvPr id="0" name="comparacion_clasificadores.png"/>
+                    <pic:cNvPicPr/>
+                  </pic:nvPicPr>
+                  <pic:blipFill>
+                    <a:blip r:embed="rId28"/>
+                    <a:stretch>
+                      <a:fillRect/>
+                    </a:stretch>
+                  </pic:blipFill>
+                  <pic:spPr>
+                    <a:xfrm>
+                      <a:off x="0" y="0"/>
+                      <a:ext cx="5040000" cy="1825979"/>
+                    </a:xfrm>
+                    <a:prstGeom prst="rect"/>
+                  </pic:spPr>
+                </pic:pic>
+              </a:graphicData>
+            </a:graphic>
+          </wp:inline>
+        </w:drawing>
+      </w:r>
+    </w:p>
+    <w:p>
+      <w:pPr>
+        <w:jc w:val="center"/>
+      </w:pPr>
+      <w:r>
+        <w:rPr>
+          <w:i/>
+          <w:color w:val="1F497D"/>
+          <w:sz w:val="18"/>
+        </w:rPr>
+        <w:t>Figura 17. Comparacion de 5 clasificadores: barras agrupadas por metrica (izq) y heatmap de metricas (der). Gradient Boosting lidera (F1=0.992). Naive Bayes falla por supuesto de independencia violado.</w:t>
       </w:r>
     </w:p>
     <w:p>
